--- a/기획서.docx
+++ b/기획서.docx
@@ -89,7 +89,7 @@
       <w:pPr>
         <w:pStyle w:val="a4"/>
         <w:shd w:val="clear" w:color="auto" w:fill="E7F2ED"/>
-        <w:divId w:val="1135567897"/>
+        <w:divId w:val="133909136"/>
         <w:rPr>
           <w:rFonts w:ascii="맑은 고딕" w:eastAsia="맑은 고딕" w:hAnsi="맑은 고딕" w:hint="eastAsia"/>
           <w:color w:val="0B5C3F"/>
@@ -308,7 +308,7 @@
           <w:sz w:val="20"/>
           <w:szCs w:val="20"/>
         </w:rPr>
-        <w:pict w14:anchorId="0B355FF7">
+        <w:pict w14:anchorId="7BA0306C">
           <v:rect id="_x0000_i1025" style="width:0;height:1.5pt" o:hralign="center" o:hrstd="t" o:hr="t" fillcolor="#a0a0a0" stroked="f"/>
         </w:pict>
       </w:r>
@@ -1392,7 +1392,7 @@
           <w:sz w:val="20"/>
           <w:szCs w:val="20"/>
         </w:rPr>
-        <w:pict w14:anchorId="19AF466C">
+        <w:pict w14:anchorId="4B6E90E6">
           <v:rect id="_x0000_i1026" style="width:0;height:1.5pt" o:hralign="center" o:hrstd="t" o:hr="t" fillcolor="#a0a0a0" stroked="f"/>
         </w:pict>
       </w:r>
@@ -3637,7 +3637,7 @@
       <w:pPr>
         <w:pStyle w:val="a4"/>
         <w:shd w:val="clear" w:color="auto" w:fill="E7F2ED"/>
-        <w:divId w:val="793869050"/>
+        <w:divId w:val="42674977"/>
         <w:rPr>
           <w:rFonts w:ascii="맑은 고딕" w:eastAsia="맑은 고딕" w:hAnsi="맑은 고딕" w:hint="eastAsia"/>
           <w:color w:val="0B5C3F"/>
@@ -5783,7 +5783,7 @@
           <w:sz w:val="20"/>
           <w:szCs w:val="20"/>
         </w:rPr>
-        <w:pict w14:anchorId="742D5FD8">
+        <w:pict w14:anchorId="6BB9B685">
           <v:rect id="_x0000_i1027" style="width:0;height:1.5pt" o:hralign="center" o:hrstd="t" o:hr="t" fillcolor="#a0a0a0" stroked="f"/>
         </w:pict>
       </w:r>
@@ -7888,7 +7888,7 @@
           <w:sz w:val="20"/>
           <w:szCs w:val="20"/>
         </w:rPr>
-        <w:pict w14:anchorId="0BC2CDAB">
+        <w:pict w14:anchorId="4E9C0CE5">
           <v:rect id="_x0000_i1028" style="width:0;height:1.5pt" o:hralign="center" o:hrstd="t" o:hr="t" fillcolor="#a0a0a0" stroked="f"/>
         </w:pict>
       </w:r>
@@ -10127,7 +10127,7 @@
           <w:sz w:val="20"/>
           <w:szCs w:val="20"/>
         </w:rPr>
-        <w:pict w14:anchorId="4B58D7B0">
+        <w:pict w14:anchorId="53A77B57">
           <v:rect id="_x0000_i1029" style="width:0;height:1.5pt" o:hralign="center" o:hrstd="t" o:hr="t" fillcolor="#a0a0a0" stroked="f"/>
         </w:pict>
       </w:r>
@@ -12051,7 +12051,7 @@
           <w:sz w:val="20"/>
           <w:szCs w:val="20"/>
         </w:rPr>
-        <w:pict w14:anchorId="2A57481E">
+        <w:pict w14:anchorId="5B33A3C0">
           <v:rect id="_x0000_i1030" style="width:0;height:1.5pt" o:hralign="center" o:hrstd="t" o:hr="t" fillcolor="#a0a0a0" stroked="f"/>
         </w:pict>
       </w:r>
@@ -13085,7 +13085,7 @@
           <w:sz w:val="20"/>
           <w:szCs w:val="20"/>
         </w:rPr>
-        <w:pict w14:anchorId="71765DD1">
+        <w:pict w14:anchorId="671DF336">
           <v:rect id="_x0000_i1031" style="width:0;height:1.5pt" o:hralign="center" o:hrstd="t" o:hr="t" fillcolor="#a0a0a0" stroked="f"/>
         </w:pict>
       </w:r>
@@ -14146,6 +14146,642 @@
           <w:szCs w:val="20"/>
         </w:rPr>
         <w:t>"</w:t>
+      </w:r>
+    </w:p>
+    <w:p>
+      <w:pPr>
+        <w:numPr>
+          <w:ilvl w:val="0"/>
+          <w:numId w:val="7"/>
+        </w:numPr>
+        <w:spacing w:before="100" w:beforeAutospacing="1" w:after="40"/>
+        <w:rPr>
+          <w:rFonts w:ascii="맑은 고딕" w:eastAsia="맑은 고딕" w:hAnsi="맑은 고딕" w:hint="eastAsia"/>
+          <w:color w:val="1B211D"/>
+          <w:sz w:val="20"/>
+          <w:szCs w:val="20"/>
+        </w:rPr>
+      </w:pPr>
+      <w:r>
+        <w:rPr>
+          <w:rStyle w:val="a3"/>
+          <w:rFonts w:ascii="맑은 고딕" w:eastAsia="맑은 고딕" w:hAnsi="맑은 고딕" w:hint="eastAsia"/>
+          <w:sz w:val="20"/>
+          <w:szCs w:val="20"/>
+        </w:rPr>
+        <w:t>꾹</w:t>
+      </w:r>
+      <w:r>
+        <w:rPr>
+          <w:rStyle w:val="a3"/>
+          <w:rFonts w:ascii="맑은 고딕" w:eastAsia="맑은 고딕" w:hAnsi="맑은 고딕" w:hint="eastAsia"/>
+          <w:sz w:val="20"/>
+          <w:szCs w:val="20"/>
+        </w:rPr>
+        <w:t xml:space="preserve"> </w:t>
+      </w:r>
+      <w:r>
+        <w:rPr>
+          <w:rStyle w:val="a3"/>
+          <w:rFonts w:ascii="맑은 고딕" w:eastAsia="맑은 고딕" w:hAnsi="맑은 고딕" w:hint="eastAsia"/>
+          <w:sz w:val="20"/>
+          <w:szCs w:val="20"/>
+        </w:rPr>
+        <w:t>눌러</w:t>
+      </w:r>
+      <w:r>
+        <w:rPr>
+          <w:rStyle w:val="a3"/>
+          <w:rFonts w:ascii="맑은 고딕" w:eastAsia="맑은 고딕" w:hAnsi="맑은 고딕" w:hint="eastAsia"/>
+          <w:sz w:val="20"/>
+          <w:szCs w:val="20"/>
+        </w:rPr>
+        <w:t xml:space="preserve"> </w:t>
+      </w:r>
+      <w:r>
+        <w:rPr>
+          <w:rStyle w:val="a3"/>
+          <w:rFonts w:ascii="맑은 고딕" w:eastAsia="맑은 고딕" w:hAnsi="맑은 고딕" w:hint="eastAsia"/>
+          <w:sz w:val="20"/>
+          <w:szCs w:val="20"/>
+        </w:rPr>
+        <w:t>찍기</w:t>
+      </w:r>
+      <w:r>
+        <w:rPr>
+          <w:rStyle w:val="a3"/>
+          <w:rFonts w:ascii="맑은 고딕" w:eastAsia="맑은 고딕" w:hAnsi="맑은 고딕" w:hint="eastAsia"/>
+          <w:sz w:val="20"/>
+          <w:szCs w:val="20"/>
+        </w:rPr>
+        <w:t xml:space="preserve"> </w:t>
+      </w:r>
+      <w:r>
+        <w:rPr>
+          <w:rStyle w:val="a3"/>
+          <w:rFonts w:ascii="맑은 고딕" w:eastAsia="맑은 고딕" w:hAnsi="맑은 고딕" w:hint="eastAsia"/>
+          <w:sz w:val="20"/>
+          <w:szCs w:val="20"/>
+        </w:rPr>
+        <w:t>인터랙션</w:t>
+      </w:r>
+      <w:r>
+        <w:rPr>
+          <w:rFonts w:ascii="맑은 고딕" w:eastAsia="맑은 고딕" w:hAnsi="맑은 고딕" w:hint="eastAsia"/>
+          <w:color w:val="1B211D"/>
+          <w:sz w:val="20"/>
+          <w:szCs w:val="20"/>
+        </w:rPr>
+        <w:t xml:space="preserve">: </w:t>
+      </w:r>
+      <w:r>
+        <w:rPr>
+          <w:rFonts w:ascii="맑은 고딕" w:eastAsia="맑은 고딕" w:hAnsi="맑은 고딕" w:hint="eastAsia"/>
+          <w:color w:val="1B211D"/>
+          <w:sz w:val="20"/>
+          <w:szCs w:val="20"/>
+        </w:rPr>
+        <w:t>뚜껑</w:t>
+      </w:r>
+      <w:r>
+        <w:rPr>
+          <w:rFonts w:ascii="맑은 고딕" w:eastAsia="맑은 고딕" w:hAnsi="맑은 고딕" w:hint="eastAsia"/>
+          <w:color w:val="1B211D"/>
+          <w:sz w:val="20"/>
+          <w:szCs w:val="20"/>
+        </w:rPr>
+        <w:t>(</w:t>
+      </w:r>
+      <w:r>
+        <w:rPr>
+          <w:rFonts w:ascii="맑은 고딕" w:eastAsia="맑은 고딕" w:hAnsi="맑은 고딕" w:hint="eastAsia"/>
+          <w:color w:val="1B211D"/>
+          <w:sz w:val="20"/>
+          <w:szCs w:val="20"/>
+        </w:rPr>
+        <w:t>또는</w:t>
+      </w:r>
+      <w:r>
+        <w:rPr>
+          <w:rFonts w:ascii="맑은 고딕" w:eastAsia="맑은 고딕" w:hAnsi="맑은 고딕" w:hint="eastAsia"/>
+          <w:color w:val="1B211D"/>
+          <w:sz w:val="20"/>
+          <w:szCs w:val="20"/>
+        </w:rPr>
+        <w:t xml:space="preserve"> </w:t>
+      </w:r>
+      <w:r>
+        <w:rPr>
+          <w:rFonts w:ascii="맑은 고딕" w:eastAsia="맑은 고딕" w:hAnsi="맑은 고딕" w:hint="eastAsia"/>
+          <w:color w:val="1B211D"/>
+          <w:sz w:val="20"/>
+          <w:szCs w:val="20"/>
+        </w:rPr>
+        <w:t>손끝</w:t>
+      </w:r>
+      <w:r>
+        <w:rPr>
+          <w:rFonts w:ascii="맑은 고딕" w:eastAsia="맑은 고딕" w:hAnsi="맑은 고딕" w:hint="eastAsia"/>
+          <w:color w:val="1B211D"/>
+          <w:sz w:val="20"/>
+          <w:szCs w:val="20"/>
+        </w:rPr>
+        <w:t>)</w:t>
+      </w:r>
+      <w:r>
+        <w:rPr>
+          <w:rFonts w:ascii="맑은 고딕" w:eastAsia="맑은 고딕" w:hAnsi="맑은 고딕" w:hint="eastAsia"/>
+          <w:color w:val="1B211D"/>
+          <w:sz w:val="20"/>
+          <w:szCs w:val="20"/>
+        </w:rPr>
+        <w:t>을</w:t>
+      </w:r>
+      <w:r>
+        <w:rPr>
+          <w:rFonts w:ascii="맑은 고딕" w:eastAsia="맑은 고딕" w:hAnsi="맑은 고딕" w:hint="eastAsia"/>
+          <w:color w:val="1B211D"/>
+          <w:sz w:val="20"/>
+          <w:szCs w:val="20"/>
+        </w:rPr>
+        <w:t xml:space="preserve"> </w:t>
+      </w:r>
+      <w:r>
+        <w:rPr>
+          <w:rFonts w:ascii="맑은 고딕" w:eastAsia="맑은 고딕" w:hAnsi="맑은 고딕" w:hint="eastAsia"/>
+          <w:color w:val="1B211D"/>
+          <w:sz w:val="20"/>
+          <w:szCs w:val="20"/>
+        </w:rPr>
+        <w:t>대고</w:t>
+      </w:r>
+      <w:r>
+        <w:rPr>
+          <w:rFonts w:ascii="맑은 고딕" w:eastAsia="맑은 고딕" w:hAnsi="맑은 고딕" w:hint="eastAsia"/>
+          <w:color w:val="1B211D"/>
+          <w:sz w:val="20"/>
+          <w:szCs w:val="20"/>
+        </w:rPr>
+        <w:t xml:space="preserve"> </w:t>
+      </w:r>
+      <w:r>
+        <w:rPr>
+          <w:rFonts w:ascii="맑은 고딕" w:eastAsia="맑은 고딕" w:hAnsi="맑은 고딕" w:hint="eastAsia"/>
+          <w:color w:val="1B211D"/>
+          <w:sz w:val="20"/>
+          <w:szCs w:val="20"/>
+        </w:rPr>
+        <w:t>누르는</w:t>
+      </w:r>
+      <w:r>
+        <w:rPr>
+          <w:rFonts w:ascii="맑은 고딕" w:eastAsia="맑은 고딕" w:hAnsi="맑은 고딕" w:hint="eastAsia"/>
+          <w:color w:val="1B211D"/>
+          <w:sz w:val="20"/>
+          <w:szCs w:val="20"/>
+        </w:rPr>
+        <w:t xml:space="preserve"> </w:t>
+      </w:r>
+      <w:r>
+        <w:rPr>
+          <w:rFonts w:ascii="맑은 고딕" w:eastAsia="맑은 고딕" w:hAnsi="맑은 고딕" w:hint="eastAsia"/>
+          <w:color w:val="1B211D"/>
+          <w:sz w:val="20"/>
+          <w:szCs w:val="20"/>
+        </w:rPr>
+        <w:t>동안</w:t>
+      </w:r>
+      <w:r>
+        <w:rPr>
+          <w:rFonts w:ascii="맑은 고딕" w:eastAsia="맑은 고딕" w:hAnsi="맑은 고딕" w:hint="eastAsia"/>
+          <w:color w:val="1B211D"/>
+          <w:sz w:val="20"/>
+          <w:szCs w:val="20"/>
+        </w:rPr>
+        <w:t xml:space="preserve"> </w:t>
+      </w:r>
+      <w:r>
+        <w:rPr>
+          <w:rFonts w:ascii="맑은 고딕" w:eastAsia="맑은 고딕" w:hAnsi="맑은 고딕" w:hint="eastAsia"/>
+          <w:color w:val="1B211D"/>
+          <w:sz w:val="20"/>
+          <w:szCs w:val="20"/>
+        </w:rPr>
+        <w:t>잉크</w:t>
+      </w:r>
+      <w:r>
+        <w:rPr>
+          <w:rFonts w:ascii="맑은 고딕" w:eastAsia="맑은 고딕" w:hAnsi="맑은 고딕" w:hint="eastAsia"/>
+          <w:color w:val="1B211D"/>
+          <w:sz w:val="20"/>
+          <w:szCs w:val="20"/>
+        </w:rPr>
+        <w:t xml:space="preserve"> </w:t>
+      </w:r>
+      <w:r>
+        <w:rPr>
+          <w:rFonts w:ascii="맑은 고딕" w:eastAsia="맑은 고딕" w:hAnsi="맑은 고딕" w:hint="eastAsia"/>
+          <w:color w:val="1B211D"/>
+          <w:sz w:val="20"/>
+          <w:szCs w:val="20"/>
+        </w:rPr>
+        <w:t>링이</w:t>
+      </w:r>
+      <w:r>
+        <w:rPr>
+          <w:rFonts w:ascii="맑은 고딕" w:eastAsia="맑은 고딕" w:hAnsi="맑은 고딕" w:hint="eastAsia"/>
+          <w:color w:val="1B211D"/>
+          <w:sz w:val="20"/>
+          <w:szCs w:val="20"/>
+        </w:rPr>
+        <w:t xml:space="preserve"> </w:t>
+      </w:r>
+      <w:r>
+        <w:rPr>
+          <w:rFonts w:ascii="맑은 고딕" w:eastAsia="맑은 고딕" w:hAnsi="맑은 고딕" w:hint="eastAsia"/>
+          <w:color w:val="1B211D"/>
+          <w:sz w:val="20"/>
+          <w:szCs w:val="20"/>
+        </w:rPr>
+        <w:t>차오르고</w:t>
+      </w:r>
+      <w:r>
+        <w:rPr>
+          <w:rFonts w:ascii="맑은 고딕" w:eastAsia="맑은 고딕" w:hAnsi="맑은 고딕" w:hint="eastAsia"/>
+          <w:color w:val="1B211D"/>
+          <w:sz w:val="20"/>
+          <w:szCs w:val="20"/>
+        </w:rPr>
+        <w:t>, 0.6</w:t>
+      </w:r>
+      <w:r>
+        <w:rPr>
+          <w:rFonts w:ascii="맑은 고딕" w:eastAsia="맑은 고딕" w:hAnsi="맑은 고딕" w:hint="eastAsia"/>
+          <w:color w:val="1B211D"/>
+          <w:sz w:val="20"/>
+          <w:szCs w:val="20"/>
+        </w:rPr>
+        <w:t>초를</w:t>
+      </w:r>
+      <w:r>
+        <w:rPr>
+          <w:rFonts w:ascii="맑은 고딕" w:eastAsia="맑은 고딕" w:hAnsi="맑은 고딕" w:hint="eastAsia"/>
+          <w:color w:val="1B211D"/>
+          <w:sz w:val="20"/>
+          <w:szCs w:val="20"/>
+        </w:rPr>
+        <w:t xml:space="preserve"> </w:t>
+      </w:r>
+      <w:r>
+        <w:rPr>
+          <w:rFonts w:ascii="맑은 고딕" w:eastAsia="맑은 고딕" w:hAnsi="맑은 고딕" w:hint="eastAsia"/>
+          <w:color w:val="1B211D"/>
+          <w:sz w:val="20"/>
+          <w:szCs w:val="20"/>
+        </w:rPr>
+        <w:t>채우면</w:t>
+      </w:r>
+      <w:r>
+        <w:rPr>
+          <w:rFonts w:ascii="맑은 고딕" w:eastAsia="맑은 고딕" w:hAnsi="맑은 고딕" w:hint="eastAsia"/>
+          <w:color w:val="1B211D"/>
+          <w:sz w:val="20"/>
+          <w:szCs w:val="20"/>
+        </w:rPr>
+        <w:t xml:space="preserve"> </w:t>
+      </w:r>
+      <w:r>
+        <w:rPr>
+          <w:rFonts w:ascii="맑은 고딕" w:eastAsia="맑은 고딕" w:hAnsi="맑은 고딕" w:hint="eastAsia"/>
+          <w:color w:val="1B211D"/>
+          <w:sz w:val="20"/>
+          <w:szCs w:val="20"/>
+        </w:rPr>
+        <w:t>도장이</w:t>
+      </w:r>
+      <w:r>
+        <w:rPr>
+          <w:rFonts w:ascii="맑은 고딕" w:eastAsia="맑은 고딕" w:hAnsi="맑은 고딕" w:hint="eastAsia"/>
+          <w:color w:val="1B211D"/>
+          <w:sz w:val="20"/>
+          <w:szCs w:val="20"/>
+        </w:rPr>
+        <w:t xml:space="preserve"> '</w:t>
+      </w:r>
+      <w:r>
+        <w:rPr>
+          <w:rFonts w:ascii="맑은 고딕" w:eastAsia="맑은 고딕" w:hAnsi="맑은 고딕" w:hint="eastAsia"/>
+          <w:color w:val="1B211D"/>
+          <w:sz w:val="20"/>
+          <w:szCs w:val="20"/>
+        </w:rPr>
+        <w:t>쾅</w:t>
+      </w:r>
+      <w:r>
+        <w:rPr>
+          <w:rFonts w:ascii="맑은 고딕" w:eastAsia="맑은 고딕" w:hAnsi="맑은 고딕" w:hint="eastAsia"/>
+          <w:color w:val="1B211D"/>
+          <w:sz w:val="20"/>
+          <w:szCs w:val="20"/>
+        </w:rPr>
+        <w:t xml:space="preserve">' </w:t>
+      </w:r>
+      <w:r>
+        <w:rPr>
+          <w:rFonts w:ascii="맑은 고딕" w:eastAsia="맑은 고딕" w:hAnsi="맑은 고딕" w:hint="eastAsia"/>
+          <w:color w:val="1B211D"/>
+          <w:sz w:val="20"/>
+          <w:szCs w:val="20"/>
+        </w:rPr>
+        <w:t>찍힌다</w:t>
+      </w:r>
+      <w:r>
+        <w:rPr>
+          <w:rFonts w:ascii="맑은 고딕" w:eastAsia="맑은 고딕" w:hAnsi="맑은 고딕" w:hint="eastAsia"/>
+          <w:color w:val="1B211D"/>
+          <w:sz w:val="20"/>
+          <w:szCs w:val="20"/>
+        </w:rPr>
+        <w:t>(+</w:t>
+      </w:r>
+      <w:r>
+        <w:rPr>
+          <w:rFonts w:ascii="맑은 고딕" w:eastAsia="맑은 고딕" w:hAnsi="맑은 고딕" w:hint="eastAsia"/>
+          <w:color w:val="1B211D"/>
+          <w:sz w:val="20"/>
+          <w:szCs w:val="20"/>
+        </w:rPr>
+        <w:t>햅틱</w:t>
+      </w:r>
+      <w:r>
+        <w:rPr>
+          <w:rFonts w:ascii="맑은 고딕" w:eastAsia="맑은 고딕" w:hAnsi="맑은 고딕" w:hint="eastAsia"/>
+          <w:color w:val="1B211D"/>
+          <w:sz w:val="20"/>
+          <w:szCs w:val="20"/>
+        </w:rPr>
+        <w:t xml:space="preserve">). </w:t>
+      </w:r>
+      <w:r>
+        <w:rPr>
+          <w:rFonts w:ascii="맑은 고딕" w:eastAsia="맑은 고딕" w:hAnsi="맑은 고딕" w:hint="eastAsia"/>
+          <w:color w:val="1B211D"/>
+          <w:sz w:val="20"/>
+          <w:szCs w:val="20"/>
+        </w:rPr>
+        <w:t>출석</w:t>
+      </w:r>
+      <w:r>
+        <w:rPr>
+          <w:rFonts w:ascii="맑은 고딕" w:eastAsia="맑은 고딕" w:hAnsi="맑은 고딕" w:hint="eastAsia"/>
+          <w:color w:val="1B211D"/>
+          <w:sz w:val="20"/>
+          <w:szCs w:val="20"/>
+        </w:rPr>
+        <w:t xml:space="preserve"> </w:t>
+      </w:r>
+      <w:r>
+        <w:rPr>
+          <w:rFonts w:ascii="맑은 고딕" w:eastAsia="맑은 고딕" w:hAnsi="맑은 고딕" w:hint="eastAsia"/>
+          <w:color w:val="1B211D"/>
+          <w:sz w:val="20"/>
+          <w:szCs w:val="20"/>
+        </w:rPr>
+        <w:t>도장을</w:t>
+      </w:r>
+      <w:r>
+        <w:rPr>
+          <w:rFonts w:ascii="맑은 고딕" w:eastAsia="맑은 고딕" w:hAnsi="맑은 고딕" w:hint="eastAsia"/>
+          <w:color w:val="1B211D"/>
+          <w:sz w:val="20"/>
+          <w:szCs w:val="20"/>
+        </w:rPr>
+        <w:t xml:space="preserve"> </w:t>
+      </w:r>
+      <w:r>
+        <w:rPr>
+          <w:rFonts w:ascii="맑은 고딕" w:eastAsia="맑은 고딕" w:hAnsi="맑은 고딕" w:hint="eastAsia"/>
+          <w:color w:val="1B211D"/>
+          <w:sz w:val="20"/>
+          <w:szCs w:val="20"/>
+        </w:rPr>
+        <w:t>찍는</w:t>
+      </w:r>
+      <w:r>
+        <w:rPr>
+          <w:rFonts w:ascii="맑은 고딕" w:eastAsia="맑은 고딕" w:hAnsi="맑은 고딕" w:hint="eastAsia"/>
+          <w:color w:val="1B211D"/>
+          <w:sz w:val="20"/>
+          <w:szCs w:val="20"/>
+        </w:rPr>
+        <w:t xml:space="preserve"> </w:t>
+      </w:r>
+      <w:r>
+        <w:rPr>
+          <w:rFonts w:ascii="맑은 고딕" w:eastAsia="맑은 고딕" w:hAnsi="맑은 고딕" w:hint="eastAsia"/>
+          <w:color w:val="1B211D"/>
+          <w:sz w:val="20"/>
+          <w:szCs w:val="20"/>
+        </w:rPr>
+        <w:t>압력감을</w:t>
+      </w:r>
+      <w:r>
+        <w:rPr>
+          <w:rFonts w:ascii="맑은 고딕" w:eastAsia="맑은 고딕" w:hAnsi="맑은 고딕" w:hint="eastAsia"/>
+          <w:color w:val="1B211D"/>
+          <w:sz w:val="20"/>
+          <w:szCs w:val="20"/>
+        </w:rPr>
+        <w:t xml:space="preserve"> </w:t>
+      </w:r>
+      <w:r>
+        <w:rPr>
+          <w:rFonts w:ascii="맑은 고딕" w:eastAsia="맑은 고딕" w:hAnsi="맑은 고딕" w:hint="eastAsia"/>
+          <w:color w:val="1B211D"/>
+          <w:sz w:val="20"/>
+          <w:szCs w:val="20"/>
+        </w:rPr>
+        <w:t>디지털로</w:t>
+      </w:r>
+      <w:r>
+        <w:rPr>
+          <w:rFonts w:ascii="맑은 고딕" w:eastAsia="맑은 고딕" w:hAnsi="맑은 고딕" w:hint="eastAsia"/>
+          <w:color w:val="1B211D"/>
+          <w:sz w:val="20"/>
+          <w:szCs w:val="20"/>
+        </w:rPr>
+        <w:t xml:space="preserve"> </w:t>
+      </w:r>
+      <w:r>
+        <w:rPr>
+          <w:rFonts w:ascii="맑은 고딕" w:eastAsia="맑은 고딕" w:hAnsi="맑은 고딕" w:hint="eastAsia"/>
+          <w:color w:val="1B211D"/>
+          <w:sz w:val="20"/>
+          <w:szCs w:val="20"/>
+        </w:rPr>
+        <w:t>재현한</w:t>
+      </w:r>
+      <w:r>
+        <w:rPr>
+          <w:rFonts w:ascii="맑은 고딕" w:eastAsia="맑은 고딕" w:hAnsi="맑은 고딕" w:hint="eastAsia"/>
+          <w:color w:val="1B211D"/>
+          <w:sz w:val="20"/>
+          <w:szCs w:val="20"/>
+        </w:rPr>
+        <w:t xml:space="preserve"> </w:t>
+      </w:r>
+      <w:r>
+        <w:rPr>
+          <w:rFonts w:ascii="맑은 고딕" w:eastAsia="맑은 고딕" w:hAnsi="맑은 고딕" w:hint="eastAsia"/>
+          <w:color w:val="1B211D"/>
+          <w:sz w:val="20"/>
+          <w:szCs w:val="20"/>
+        </w:rPr>
+        <w:t>시그니처</w:t>
+      </w:r>
+      <w:r>
+        <w:rPr>
+          <w:rFonts w:ascii="맑은 고딕" w:eastAsia="맑은 고딕" w:hAnsi="맑은 고딕" w:hint="eastAsia"/>
+          <w:color w:val="1B211D"/>
+          <w:sz w:val="20"/>
+          <w:szCs w:val="20"/>
+        </w:rPr>
+        <w:t xml:space="preserve"> </w:t>
+      </w:r>
+      <w:r>
+        <w:rPr>
+          <w:rFonts w:ascii="맑은 고딕" w:eastAsia="맑은 고딕" w:hAnsi="맑은 고딕" w:hint="eastAsia"/>
+          <w:color w:val="1B211D"/>
+          <w:sz w:val="20"/>
+          <w:szCs w:val="20"/>
+        </w:rPr>
+        <w:t>인터랙션</w:t>
+      </w:r>
+      <w:r>
+        <w:rPr>
+          <w:rFonts w:ascii="맑은 고딕" w:eastAsia="맑은 고딕" w:hAnsi="맑은 고딕" w:hint="eastAsia"/>
+          <w:color w:val="1B211D"/>
+          <w:sz w:val="20"/>
+          <w:szCs w:val="20"/>
+        </w:rPr>
+        <w:t xml:space="preserve">. </w:t>
+      </w:r>
+      <w:r>
+        <w:rPr>
+          <w:rFonts w:ascii="맑은 고딕" w:eastAsia="맑은 고딕" w:hAnsi="맑은 고딕" w:hint="eastAsia"/>
+          <w:color w:val="1B211D"/>
+          <w:sz w:val="20"/>
+          <w:szCs w:val="20"/>
+        </w:rPr>
+        <w:t>짧은</w:t>
+      </w:r>
+      <w:r>
+        <w:rPr>
+          <w:rFonts w:ascii="맑은 고딕" w:eastAsia="맑은 고딕" w:hAnsi="맑은 고딕" w:hint="eastAsia"/>
+          <w:color w:val="1B211D"/>
+          <w:sz w:val="20"/>
+          <w:szCs w:val="20"/>
+        </w:rPr>
+        <w:t xml:space="preserve"> </w:t>
+      </w:r>
+      <w:r>
+        <w:rPr>
+          <w:rFonts w:ascii="맑은 고딕" w:eastAsia="맑은 고딕" w:hAnsi="맑은 고딕" w:hint="eastAsia"/>
+          <w:color w:val="1B211D"/>
+          <w:sz w:val="20"/>
+          <w:szCs w:val="20"/>
+        </w:rPr>
+        <w:t>탭으로도</w:t>
+      </w:r>
+      <w:r>
+        <w:rPr>
+          <w:rFonts w:ascii="맑은 고딕" w:eastAsia="맑은 고딕" w:hAnsi="맑은 고딕" w:hint="eastAsia"/>
+          <w:color w:val="1B211D"/>
+          <w:sz w:val="20"/>
+          <w:szCs w:val="20"/>
+        </w:rPr>
+        <w:t xml:space="preserve"> </w:t>
+      </w:r>
+      <w:r>
+        <w:rPr>
+          <w:rFonts w:ascii="맑은 고딕" w:eastAsia="맑은 고딕" w:hAnsi="맑은 고딕" w:hint="eastAsia"/>
+          <w:color w:val="1B211D"/>
+          <w:sz w:val="20"/>
+          <w:szCs w:val="20"/>
+        </w:rPr>
+        <w:t>동일하게</w:t>
+      </w:r>
+      <w:r>
+        <w:rPr>
+          <w:rFonts w:ascii="맑은 고딕" w:eastAsia="맑은 고딕" w:hAnsi="맑은 고딕" w:hint="eastAsia"/>
+          <w:color w:val="1B211D"/>
+          <w:sz w:val="20"/>
+          <w:szCs w:val="20"/>
+        </w:rPr>
+        <w:t xml:space="preserve"> </w:t>
+      </w:r>
+      <w:r>
+        <w:rPr>
+          <w:rFonts w:ascii="맑은 고딕" w:eastAsia="맑은 고딕" w:hAnsi="맑은 고딕" w:hint="eastAsia"/>
+          <w:color w:val="1B211D"/>
+          <w:sz w:val="20"/>
+          <w:szCs w:val="20"/>
+        </w:rPr>
+        <w:t>입장되므로</w:t>
+      </w:r>
+      <w:r>
+        <w:rPr>
+          <w:rFonts w:ascii="맑은 고딕" w:eastAsia="맑은 고딕" w:hAnsi="맑은 고딕" w:hint="eastAsia"/>
+          <w:color w:val="1B211D"/>
+          <w:sz w:val="20"/>
+          <w:szCs w:val="20"/>
+        </w:rPr>
+        <w:t xml:space="preserve"> </w:t>
+      </w:r>
+      <w:r>
+        <w:rPr>
+          <w:rFonts w:ascii="맑은 고딕" w:eastAsia="맑은 고딕" w:hAnsi="맑은 고딕" w:hint="eastAsia"/>
+          <w:color w:val="1B211D"/>
+          <w:sz w:val="20"/>
+          <w:szCs w:val="20"/>
+        </w:rPr>
+        <w:t>접근성·시연</w:t>
+      </w:r>
+      <w:r>
+        <w:rPr>
+          <w:rFonts w:ascii="맑은 고딕" w:eastAsia="맑은 고딕" w:hAnsi="맑은 고딕" w:hint="eastAsia"/>
+          <w:color w:val="1B211D"/>
+          <w:sz w:val="20"/>
+          <w:szCs w:val="20"/>
+        </w:rPr>
+        <w:t xml:space="preserve"> </w:t>
+      </w:r>
+      <w:r>
+        <w:rPr>
+          <w:rFonts w:ascii="맑은 고딕" w:eastAsia="맑은 고딕" w:hAnsi="맑은 고딕" w:hint="eastAsia"/>
+          <w:color w:val="1B211D"/>
+          <w:sz w:val="20"/>
+          <w:szCs w:val="20"/>
+        </w:rPr>
+        <w:t>마찰</w:t>
+      </w:r>
+      <w:r>
+        <w:rPr>
+          <w:rFonts w:ascii="맑은 고딕" w:eastAsia="맑은 고딕" w:hAnsi="맑은 고딕" w:hint="eastAsia"/>
+          <w:color w:val="1B211D"/>
+          <w:sz w:val="20"/>
+          <w:szCs w:val="20"/>
+        </w:rPr>
+        <w:t xml:space="preserve"> </w:t>
+      </w:r>
+      <w:r>
+        <w:rPr>
+          <w:rFonts w:ascii="맑은 고딕" w:eastAsia="맑은 고딕" w:hAnsi="맑은 고딕" w:hint="eastAsia"/>
+          <w:color w:val="1B211D"/>
+          <w:sz w:val="20"/>
+          <w:szCs w:val="20"/>
+        </w:rPr>
+        <w:t>없음</w:t>
       </w:r>
     </w:p>
     <w:p>
@@ -23550,7 +24186,7 @@
           <w:sz w:val="20"/>
           <w:szCs w:val="20"/>
         </w:rPr>
-        <w:pict w14:anchorId="64FA2099">
+        <w:pict w14:anchorId="03083F21">
           <v:rect id="_x0000_i1032" style="width:0;height:1.5pt" o:hralign="center" o:hrstd="t" o:hr="t" fillcolor="#a0a0a0" stroked="f"/>
         </w:pict>
       </w:r>
@@ -26832,7 +27468,7 @@
           <w:sz w:val="20"/>
           <w:szCs w:val="20"/>
         </w:rPr>
-        <w:pict w14:anchorId="6AC16938">
+        <w:pict w14:anchorId="6E6A86AA">
           <v:rect id="_x0000_i1033" style="width:0;height:1.5pt" o:hralign="center" o:hrstd="t" o:hr="t" fillcolor="#a0a0a0" stroked="f"/>
         </w:pict>
       </w:r>
@@ -29138,7 +29774,7 @@
           <w:sz w:val="20"/>
           <w:szCs w:val="20"/>
         </w:rPr>
-        <w:pict w14:anchorId="18EE68CE">
+        <w:pict w14:anchorId="07BD1203">
           <v:rect id="_x0000_i1034" style="width:0;height:1.5pt" o:hralign="center" o:hrstd="t" o:hr="t" fillcolor="#a0a0a0" stroked="f"/>
         </w:pict>
       </w:r>
@@ -30818,7 +31454,7 @@
           <w:sz w:val="20"/>
           <w:szCs w:val="20"/>
         </w:rPr>
-        <w:pict w14:anchorId="0D376A0D">
+        <w:pict w14:anchorId="7B68B702">
           <v:rect id="_x0000_i1035" style="width:0;height:1.5pt" o:hralign="center" o:hrstd="t" o:hr="t" fillcolor="#a0a0a0" stroked="f"/>
         </w:pict>
       </w:r>
@@ -32838,7 +33474,7 @@
           <w:sz w:val="20"/>
           <w:szCs w:val="20"/>
         </w:rPr>
-        <w:pict w14:anchorId="21EC2594">
+        <w:pict w14:anchorId="7B41B139">
           <v:rect id="_x0000_i1036" style="width:0;height:1.5pt" o:hralign="center" o:hrstd="t" o:hr="t" fillcolor="#a0a0a0" stroked="f"/>
         </w:pict>
       </w:r>
@@ -33706,9 +34342,9 @@
 <file path=word/numbering.xml><?xml version="1.0" encoding="utf-8"?>
 <w:numbering xmlns:wpc="http://schemas.microsoft.com/office/word/2010/wordprocessingCanvas" xmlns:cx="http://schemas.microsoft.com/office/drawing/2014/chartex" xmlns:cx1="http://schemas.microsoft.com/office/drawing/2015/9/8/chartex" xmlns:cx2="http://schemas.microsoft.com/office/drawing/2015/10/21/chartex" xmlns:cx3="http://schemas.microsoft.com/office/drawing/2016/5/9/chartex" xmlns:cx4="http://schemas.microsoft.com/office/drawing/2016/5/10/chartex" xmlns:cx5="http://schemas.microsoft.com/office/drawing/2016/5/11/chartex" xmlns:cx6="http://schemas.microsoft.com/office/drawing/2016/5/12/chartex" xmlns:cx7="http://schemas.microsoft.com/office/drawing/2016/5/13/chartex" xmlns:cx8="http://schemas.microsoft.com/office/drawing/2016/5/14/chartex" xmlns:mc="http://schemas.openxmlformats.org/markup-compatibility/2006" xmlns:aink="http://schemas.microsoft.com/office/drawing/2016/ink" xmlns:am3d="http://schemas.microsoft.com/office/drawing/2017/model3d" xmlns:o="urn:schemas-microsoft-com:office:office" xmlns:oel="http://schemas.microsoft.com/office/2019/extlst" xmlns:r="http://schemas.openxmlformats.org/officeDocument/2006/relationships" xmlns:m="http://schemas.openxmlformats.org/officeDocument/2006/math" xmlns:v="urn:schemas-microsoft-com:vml" xmlns:wp14="http://schemas.microsoft.com/office/word/2010/wordprocessingDrawing" xmlns:wp="http://schemas.openxmlformats.org/drawingml/2006/wordprocessingDrawing" xmlns:w10="urn:schemas-microsoft-com:office:word" xmlns:w="http://schemas.openxmlformats.org/wordprocessingml/2006/main" xmlns:w14="http://schemas.microsoft.com/office/word/2010/wordml" xmlns:w15="http://schemas.microsoft.com/office/word/2012/wordml" xmlns:w16cex="http://schemas.microsoft.com/office/word/2018/wordml/cex" xmlns:w16cid="http://schemas.microsoft.com/office/word/2016/wordml/cid" xmlns:w16="http://schemas.microsoft.com/office/word/2018/wordml" xmlns:w16sdtdh="http://schemas.microsoft.com/office/word/2020/wordml/sdtdatahash" xmlns:w16se="http://schemas.microsoft.com/office/word/2015/wordml/symex" xmlns:wpg="http://schemas.microsoft.com/office/word/2010/wordprocessingGroup" xmlns:wpi="http://schemas.microsoft.com/office/word/2010/wordprocessingInk" xmlns:wne="http://schemas.microsoft.com/office/word/2006/wordml" xmlns:wps="http://schemas.microsoft.com/office/word/2010/wordprocessingShape" mc:Ignorable="w14 w15 w16se w16cid w16 w16cex w16sdtdh wp14">
   <w:abstractNum w:abstractNumId="0" w15:restartNumberingAfterBreak="0">
-    <w:nsid w:val="00D77966"/>
+    <w:nsid w:val="05E1277F"/>
     <w:multiLevelType w:val="multilevel"/>
-    <w:tmpl w:val="2BE2F422"/>
+    <w:tmpl w:val="EED893BC"/>
     <w:lvl w:ilvl="0">
       <w:start w:val="1"/>
       <w:numFmt w:val="bullet"/>
@@ -33855,9 +34491,9 @@
     </w:lvl>
   </w:abstractNum>
   <w:abstractNum w:abstractNumId="1" w15:restartNumberingAfterBreak="0">
-    <w:nsid w:val="07142C34"/>
+    <w:nsid w:val="0D216CF0"/>
     <w:multiLevelType w:val="multilevel"/>
-    <w:tmpl w:val="1CAE96B8"/>
+    <w:tmpl w:val="1FDA6CE0"/>
     <w:lvl w:ilvl="0">
       <w:start w:val="1"/>
       <w:numFmt w:val="bullet"/>
@@ -34004,9 +34640,9 @@
     </w:lvl>
   </w:abstractNum>
   <w:abstractNum w:abstractNumId="2" w15:restartNumberingAfterBreak="0">
-    <w:nsid w:val="10722050"/>
+    <w:nsid w:val="116926F8"/>
     <w:multiLevelType w:val="multilevel"/>
-    <w:tmpl w:val="C7883796"/>
+    <w:tmpl w:val="79B8FB5E"/>
     <w:lvl w:ilvl="0">
       <w:start w:val="1"/>
       <w:numFmt w:val="bullet"/>
@@ -34023,7 +34659,7 @@
         <w:sz w:val="20"/>
       </w:rPr>
     </w:lvl>
-    <w:lvl w:ilvl="1">
+    <w:lvl w:ilvl="1" w:tentative="1">
       <w:start w:val="1"/>
       <w:numFmt w:val="bullet"/>
       <w:lvlText w:val="o"/>
@@ -34153,9 +34789,9 @@
     </w:lvl>
   </w:abstractNum>
   <w:abstractNum w:abstractNumId="3" w15:restartNumberingAfterBreak="0">
-    <w:nsid w:val="11DE1986"/>
+    <w:nsid w:val="15C43F99"/>
     <w:multiLevelType w:val="multilevel"/>
-    <w:tmpl w:val="DE668F5C"/>
+    <w:tmpl w:val="1CC4F250"/>
     <w:lvl w:ilvl="0">
       <w:start w:val="1"/>
       <w:numFmt w:val="bullet"/>
@@ -34302,9 +34938,9 @@
     </w:lvl>
   </w:abstractNum>
   <w:abstractNum w:abstractNumId="4" w15:restartNumberingAfterBreak="0">
-    <w:nsid w:val="18B50775"/>
+    <w:nsid w:val="1B2A6175"/>
     <w:multiLevelType w:val="multilevel"/>
-    <w:tmpl w:val="8F6C89B8"/>
+    <w:tmpl w:val="1582969E"/>
     <w:lvl w:ilvl="0">
       <w:start w:val="1"/>
       <w:numFmt w:val="bullet"/>
@@ -34451,9 +35087,9 @@
     </w:lvl>
   </w:abstractNum>
   <w:abstractNum w:abstractNumId="5" w15:restartNumberingAfterBreak="0">
-    <w:nsid w:val="1A154F2B"/>
+    <w:nsid w:val="1BF83379"/>
     <w:multiLevelType w:val="multilevel"/>
-    <w:tmpl w:val="E7180DD4"/>
+    <w:tmpl w:val="B1302418"/>
     <w:lvl w:ilvl="0">
       <w:start w:val="1"/>
       <w:numFmt w:val="bullet"/>
@@ -34600,9 +35236,9 @@
     </w:lvl>
   </w:abstractNum>
   <w:abstractNum w:abstractNumId="6" w15:restartNumberingAfterBreak="0">
-    <w:nsid w:val="297350CE"/>
+    <w:nsid w:val="2B5F1185"/>
     <w:multiLevelType w:val="multilevel"/>
-    <w:tmpl w:val="86A628D0"/>
+    <w:tmpl w:val="9F2E0FAE"/>
     <w:lvl w:ilvl="0">
       <w:start w:val="1"/>
       <w:numFmt w:val="bullet"/>
@@ -34619,7 +35255,7 @@
         <w:sz w:val="20"/>
       </w:rPr>
     </w:lvl>
-    <w:lvl w:ilvl="1" w:tentative="1">
+    <w:lvl w:ilvl="1">
       <w:start w:val="1"/>
       <w:numFmt w:val="bullet"/>
       <w:lvlText w:val="o"/>
@@ -34749,9 +35385,9 @@
     </w:lvl>
   </w:abstractNum>
   <w:abstractNum w:abstractNumId="7" w15:restartNumberingAfterBreak="0">
-    <w:nsid w:val="301541A9"/>
+    <w:nsid w:val="2E3568E6"/>
     <w:multiLevelType w:val="multilevel"/>
-    <w:tmpl w:val="600C2A9C"/>
+    <w:tmpl w:val="118ED6EE"/>
     <w:lvl w:ilvl="0">
       <w:start w:val="1"/>
       <w:numFmt w:val="bullet"/>
@@ -34898,9 +35534,9 @@
     </w:lvl>
   </w:abstractNum>
   <w:abstractNum w:abstractNumId="8" w15:restartNumberingAfterBreak="0">
-    <w:nsid w:val="3B8C226C"/>
+    <w:nsid w:val="32FE72EE"/>
     <w:multiLevelType w:val="multilevel"/>
-    <w:tmpl w:val="A0E88268"/>
+    <w:tmpl w:val="BCEC30EC"/>
     <w:lvl w:ilvl="0">
       <w:start w:val="1"/>
       <w:numFmt w:val="bullet"/>
@@ -35047,13 +35683,13 @@
     </w:lvl>
   </w:abstractNum>
   <w:abstractNum w:abstractNumId="9" w15:restartNumberingAfterBreak="0">
-    <w:nsid w:val="3D1918B1"/>
+    <w:nsid w:val="352873C5"/>
     <w:multiLevelType w:val="multilevel"/>
-    <w:tmpl w:val="F9605B10"/>
+    <w:tmpl w:val="33329334"/>
     <w:lvl w:ilvl="0">
       <w:start w:val="1"/>
-      <w:numFmt w:val="decimal"/>
-      <w:lvlText w:val="%1."/>
+      <w:numFmt w:val="bullet"/>
+      <w:lvlText w:val=""/>
       <w:lvlJc w:val="left"/>
       <w:pPr>
         <w:tabs>
@@ -35061,11 +35697,15 @@
         </w:tabs>
         <w:ind w:left="720" w:hanging="360"/>
       </w:pPr>
+      <w:rPr>
+        <w:rFonts w:ascii="Symbol" w:hAnsi="Symbol" w:hint="default"/>
+        <w:sz w:val="20"/>
+      </w:rPr>
     </w:lvl>
     <w:lvl w:ilvl="1" w:tentative="1">
       <w:start w:val="1"/>
-      <w:numFmt w:val="decimal"/>
-      <w:lvlText w:val="%2."/>
+      <w:numFmt w:val="bullet"/>
+      <w:lvlText w:val="o"/>
       <w:lvlJc w:val="left"/>
       <w:pPr>
         <w:tabs>
@@ -35073,11 +35713,15 @@
         </w:tabs>
         <w:ind w:left="1440" w:hanging="360"/>
       </w:pPr>
+      <w:rPr>
+        <w:rFonts w:ascii="Courier New" w:hAnsi="Courier New" w:hint="default"/>
+        <w:sz w:val="20"/>
+      </w:rPr>
     </w:lvl>
     <w:lvl w:ilvl="2" w:tentative="1">
       <w:start w:val="1"/>
-      <w:numFmt w:val="decimal"/>
-      <w:lvlText w:val="%3."/>
+      <w:numFmt w:val="bullet"/>
+      <w:lvlText w:val=""/>
       <w:lvlJc w:val="left"/>
       <w:pPr>
         <w:tabs>
@@ -35085,11 +35729,15 @@
         </w:tabs>
         <w:ind w:left="2160" w:hanging="360"/>
       </w:pPr>
+      <w:rPr>
+        <w:rFonts w:ascii="Wingdings" w:hAnsi="Wingdings" w:hint="default"/>
+        <w:sz w:val="20"/>
+      </w:rPr>
     </w:lvl>
     <w:lvl w:ilvl="3" w:tentative="1">
       <w:start w:val="1"/>
-      <w:numFmt w:val="decimal"/>
-      <w:lvlText w:val="%4."/>
+      <w:numFmt w:val="bullet"/>
+      <w:lvlText w:val=""/>
       <w:lvlJc w:val="left"/>
       <w:pPr>
         <w:tabs>
@@ -35097,11 +35745,15 @@
         </w:tabs>
         <w:ind w:left="2880" w:hanging="360"/>
       </w:pPr>
+      <w:rPr>
+        <w:rFonts w:ascii="Wingdings" w:hAnsi="Wingdings" w:hint="default"/>
+        <w:sz w:val="20"/>
+      </w:rPr>
     </w:lvl>
     <w:lvl w:ilvl="4" w:tentative="1">
       <w:start w:val="1"/>
-      <w:numFmt w:val="decimal"/>
-      <w:lvlText w:val="%5."/>
+      <w:numFmt w:val="bullet"/>
+      <w:lvlText w:val=""/>
       <w:lvlJc w:val="left"/>
       <w:pPr>
         <w:tabs>
@@ -35109,11 +35761,15 @@
         </w:tabs>
         <w:ind w:left="3600" w:hanging="360"/>
       </w:pPr>
+      <w:rPr>
+        <w:rFonts w:ascii="Wingdings" w:hAnsi="Wingdings" w:hint="default"/>
+        <w:sz w:val="20"/>
+      </w:rPr>
     </w:lvl>
     <w:lvl w:ilvl="5" w:tentative="1">
       <w:start w:val="1"/>
-      <w:numFmt w:val="decimal"/>
-      <w:lvlText w:val="%6."/>
+      <w:numFmt w:val="bullet"/>
+      <w:lvlText w:val=""/>
       <w:lvlJc w:val="left"/>
       <w:pPr>
         <w:tabs>
@@ -35121,11 +35777,15 @@
         </w:tabs>
         <w:ind w:left="4320" w:hanging="360"/>
       </w:pPr>
+      <w:rPr>
+        <w:rFonts w:ascii="Wingdings" w:hAnsi="Wingdings" w:hint="default"/>
+        <w:sz w:val="20"/>
+      </w:rPr>
     </w:lvl>
     <w:lvl w:ilvl="6" w:tentative="1">
       <w:start w:val="1"/>
-      <w:numFmt w:val="decimal"/>
-      <w:lvlText w:val="%7."/>
+      <w:numFmt w:val="bullet"/>
+      <w:lvlText w:val=""/>
       <w:lvlJc w:val="left"/>
       <w:pPr>
         <w:tabs>
@@ -35133,11 +35793,15 @@
         </w:tabs>
         <w:ind w:left="5040" w:hanging="360"/>
       </w:pPr>
+      <w:rPr>
+        <w:rFonts w:ascii="Wingdings" w:hAnsi="Wingdings" w:hint="default"/>
+        <w:sz w:val="20"/>
+      </w:rPr>
     </w:lvl>
     <w:lvl w:ilvl="7" w:tentative="1">
       <w:start w:val="1"/>
-      <w:numFmt w:val="decimal"/>
-      <w:lvlText w:val="%8."/>
+      <w:numFmt w:val="bullet"/>
+      <w:lvlText w:val=""/>
       <w:lvlJc w:val="left"/>
       <w:pPr>
         <w:tabs>
@@ -35145,11 +35809,15 @@
         </w:tabs>
         <w:ind w:left="5760" w:hanging="360"/>
       </w:pPr>
+      <w:rPr>
+        <w:rFonts w:ascii="Wingdings" w:hAnsi="Wingdings" w:hint="default"/>
+        <w:sz w:val="20"/>
+      </w:rPr>
     </w:lvl>
     <w:lvl w:ilvl="8" w:tentative="1">
       <w:start w:val="1"/>
-      <w:numFmt w:val="decimal"/>
-      <w:lvlText w:val="%9."/>
+      <w:numFmt w:val="bullet"/>
+      <w:lvlText w:val=""/>
       <w:lvlJc w:val="left"/>
       <w:pPr>
         <w:tabs>
@@ -35157,12 +35825,16 @@
         </w:tabs>
         <w:ind w:left="6480" w:hanging="360"/>
       </w:pPr>
+      <w:rPr>
+        <w:rFonts w:ascii="Wingdings" w:hAnsi="Wingdings" w:hint="default"/>
+        <w:sz w:val="20"/>
+      </w:rPr>
     </w:lvl>
   </w:abstractNum>
   <w:abstractNum w:abstractNumId="10" w15:restartNumberingAfterBreak="0">
-    <w:nsid w:val="3EED39CE"/>
+    <w:nsid w:val="365B09E0"/>
     <w:multiLevelType w:val="multilevel"/>
-    <w:tmpl w:val="B580A81A"/>
+    <w:tmpl w:val="E9C252F0"/>
     <w:lvl w:ilvl="0">
       <w:start w:val="1"/>
       <w:numFmt w:val="bullet"/>
@@ -35309,9 +35981,9 @@
     </w:lvl>
   </w:abstractNum>
   <w:abstractNum w:abstractNumId="11" w15:restartNumberingAfterBreak="0">
-    <w:nsid w:val="40652C42"/>
+    <w:nsid w:val="3A051A1D"/>
     <w:multiLevelType w:val="multilevel"/>
-    <w:tmpl w:val="5C50D1D0"/>
+    <w:tmpl w:val="1D8A7B22"/>
     <w:lvl w:ilvl="0">
       <w:start w:val="1"/>
       <w:numFmt w:val="bullet"/>
@@ -35458,13 +36130,13 @@
     </w:lvl>
   </w:abstractNum>
   <w:abstractNum w:abstractNumId="12" w15:restartNumberingAfterBreak="0">
-    <w:nsid w:val="454C43AF"/>
+    <w:nsid w:val="40624351"/>
     <w:multiLevelType w:val="multilevel"/>
-    <w:tmpl w:val="B6C2AC48"/>
+    <w:tmpl w:val="717C1A5C"/>
     <w:lvl w:ilvl="0">
       <w:start w:val="1"/>
-      <w:numFmt w:val="bullet"/>
-      <w:lvlText w:val=""/>
+      <w:numFmt w:val="decimal"/>
+      <w:lvlText w:val="%1."/>
       <w:lvlJc w:val="left"/>
       <w:pPr>
         <w:tabs>
@@ -35472,15 +36144,11 @@
         </w:tabs>
         <w:ind w:left="720" w:hanging="360"/>
       </w:pPr>
-      <w:rPr>
-        <w:rFonts w:ascii="Symbol" w:hAnsi="Symbol" w:hint="default"/>
-        <w:sz w:val="20"/>
-      </w:rPr>
     </w:lvl>
     <w:lvl w:ilvl="1" w:tentative="1">
       <w:start w:val="1"/>
-      <w:numFmt w:val="bullet"/>
-      <w:lvlText w:val="o"/>
+      <w:numFmt w:val="decimal"/>
+      <w:lvlText w:val="%2."/>
       <w:lvlJc w:val="left"/>
       <w:pPr>
         <w:tabs>
@@ -35488,15 +36156,11 @@
         </w:tabs>
         <w:ind w:left="1440" w:hanging="360"/>
       </w:pPr>
-      <w:rPr>
-        <w:rFonts w:ascii="Courier New" w:hAnsi="Courier New" w:hint="default"/>
-        <w:sz w:val="20"/>
-      </w:rPr>
     </w:lvl>
     <w:lvl w:ilvl="2" w:tentative="1">
       <w:start w:val="1"/>
-      <w:numFmt w:val="bullet"/>
-      <w:lvlText w:val=""/>
+      <w:numFmt w:val="decimal"/>
+      <w:lvlText w:val="%3."/>
       <w:lvlJc w:val="left"/>
       <w:pPr>
         <w:tabs>
@@ -35504,15 +36168,11 @@
         </w:tabs>
         <w:ind w:left="2160" w:hanging="360"/>
       </w:pPr>
-      <w:rPr>
-        <w:rFonts w:ascii="Wingdings" w:hAnsi="Wingdings" w:hint="default"/>
-        <w:sz w:val="20"/>
-      </w:rPr>
     </w:lvl>
     <w:lvl w:ilvl="3" w:tentative="1">
       <w:start w:val="1"/>
-      <w:numFmt w:val="bullet"/>
-      <w:lvlText w:val=""/>
+      <w:numFmt w:val="decimal"/>
+      <w:lvlText w:val="%4."/>
       <w:lvlJc w:val="left"/>
       <w:pPr>
         <w:tabs>
@@ -35520,15 +36180,11 @@
         </w:tabs>
         <w:ind w:left="2880" w:hanging="360"/>
       </w:pPr>
-      <w:rPr>
-        <w:rFonts w:ascii="Wingdings" w:hAnsi="Wingdings" w:hint="default"/>
-        <w:sz w:val="20"/>
-      </w:rPr>
     </w:lvl>
     <w:lvl w:ilvl="4" w:tentative="1">
       <w:start w:val="1"/>
-      <w:numFmt w:val="bullet"/>
-      <w:lvlText w:val=""/>
+      <w:numFmt w:val="decimal"/>
+      <w:lvlText w:val="%5."/>
       <w:lvlJc w:val="left"/>
       <w:pPr>
         <w:tabs>
@@ -35536,15 +36192,11 @@
         </w:tabs>
         <w:ind w:left="3600" w:hanging="360"/>
       </w:pPr>
-      <w:rPr>
-        <w:rFonts w:ascii="Wingdings" w:hAnsi="Wingdings" w:hint="default"/>
-        <w:sz w:val="20"/>
-      </w:rPr>
     </w:lvl>
     <w:lvl w:ilvl="5" w:tentative="1">
       <w:start w:val="1"/>
-      <w:numFmt w:val="bullet"/>
-      <w:lvlText w:val=""/>
+      <w:numFmt w:val="decimal"/>
+      <w:lvlText w:val="%6."/>
       <w:lvlJc w:val="left"/>
       <w:pPr>
         <w:tabs>
@@ -35552,15 +36204,11 @@
         </w:tabs>
         <w:ind w:left="4320" w:hanging="360"/>
       </w:pPr>
-      <w:rPr>
-        <w:rFonts w:ascii="Wingdings" w:hAnsi="Wingdings" w:hint="default"/>
-        <w:sz w:val="20"/>
-      </w:rPr>
     </w:lvl>
     <w:lvl w:ilvl="6" w:tentative="1">
       <w:start w:val="1"/>
-      <w:numFmt w:val="bullet"/>
-      <w:lvlText w:val=""/>
+      <w:numFmt w:val="decimal"/>
+      <w:lvlText w:val="%7."/>
       <w:lvlJc w:val="left"/>
       <w:pPr>
         <w:tabs>
@@ -35568,15 +36216,11 @@
         </w:tabs>
         <w:ind w:left="5040" w:hanging="360"/>
       </w:pPr>
-      <w:rPr>
-        <w:rFonts w:ascii="Wingdings" w:hAnsi="Wingdings" w:hint="default"/>
-        <w:sz w:val="20"/>
-      </w:rPr>
     </w:lvl>
     <w:lvl w:ilvl="7" w:tentative="1">
       <w:start w:val="1"/>
-      <w:numFmt w:val="bullet"/>
-      <w:lvlText w:val=""/>
+      <w:numFmt w:val="decimal"/>
+      <w:lvlText w:val="%8."/>
       <w:lvlJc w:val="left"/>
       <w:pPr>
         <w:tabs>
@@ -35584,15 +36228,11 @@
         </w:tabs>
         <w:ind w:left="5760" w:hanging="360"/>
       </w:pPr>
-      <w:rPr>
-        <w:rFonts w:ascii="Wingdings" w:hAnsi="Wingdings" w:hint="default"/>
-        <w:sz w:val="20"/>
-      </w:rPr>
     </w:lvl>
     <w:lvl w:ilvl="8" w:tentative="1">
       <w:start w:val="1"/>
-      <w:numFmt w:val="bullet"/>
-      <w:lvlText w:val=""/>
+      <w:numFmt w:val="decimal"/>
+      <w:lvlText w:val="%9."/>
       <w:lvlJc w:val="left"/>
       <w:pPr>
         <w:tabs>
@@ -35600,16 +36240,12 @@
         </w:tabs>
         <w:ind w:left="6480" w:hanging="360"/>
       </w:pPr>
-      <w:rPr>
-        <w:rFonts w:ascii="Wingdings" w:hAnsi="Wingdings" w:hint="default"/>
-        <w:sz w:val="20"/>
-      </w:rPr>
     </w:lvl>
   </w:abstractNum>
   <w:abstractNum w:abstractNumId="13" w15:restartNumberingAfterBreak="0">
-    <w:nsid w:val="49087A08"/>
+    <w:nsid w:val="431F4EE8"/>
     <w:multiLevelType w:val="multilevel"/>
-    <w:tmpl w:val="A3883748"/>
+    <w:tmpl w:val="A456096A"/>
     <w:lvl w:ilvl="0">
       <w:start w:val="1"/>
       <w:numFmt w:val="bullet"/>
@@ -35756,9 +36392,9 @@
     </w:lvl>
   </w:abstractNum>
   <w:abstractNum w:abstractNumId="14" w15:restartNumberingAfterBreak="0">
-    <w:nsid w:val="5D4620B9"/>
+    <w:nsid w:val="445541C7"/>
     <w:multiLevelType w:val="multilevel"/>
-    <w:tmpl w:val="0E8EBB6A"/>
+    <w:tmpl w:val="4D9CB520"/>
     <w:lvl w:ilvl="0">
       <w:start w:val="1"/>
       <w:numFmt w:val="bullet"/>
@@ -35905,13 +36541,13 @@
     </w:lvl>
   </w:abstractNum>
   <w:abstractNum w:abstractNumId="15" w15:restartNumberingAfterBreak="0">
-    <w:nsid w:val="61832F8A"/>
+    <w:nsid w:val="4CE4008B"/>
     <w:multiLevelType w:val="multilevel"/>
-    <w:tmpl w:val="F542A7D2"/>
+    <w:tmpl w:val="DFF07F5A"/>
     <w:lvl w:ilvl="0">
       <w:start w:val="1"/>
-      <w:numFmt w:val="bullet"/>
-      <w:lvlText w:val=""/>
+      <w:numFmt w:val="decimal"/>
+      <w:lvlText w:val="%1."/>
       <w:lvlJc w:val="left"/>
       <w:pPr>
         <w:tabs>
@@ -35919,15 +36555,11 @@
         </w:tabs>
         <w:ind w:left="720" w:hanging="360"/>
       </w:pPr>
-      <w:rPr>
-        <w:rFonts w:ascii="Symbol" w:hAnsi="Symbol" w:hint="default"/>
-        <w:sz w:val="20"/>
-      </w:rPr>
     </w:lvl>
     <w:lvl w:ilvl="1" w:tentative="1">
       <w:start w:val="1"/>
-      <w:numFmt w:val="bullet"/>
-      <w:lvlText w:val="o"/>
+      <w:numFmt w:val="decimal"/>
+      <w:lvlText w:val="%2."/>
       <w:lvlJc w:val="left"/>
       <w:pPr>
         <w:tabs>
@@ -35935,15 +36567,11 @@
         </w:tabs>
         <w:ind w:left="1440" w:hanging="360"/>
       </w:pPr>
-      <w:rPr>
-        <w:rFonts w:ascii="Courier New" w:hAnsi="Courier New" w:hint="default"/>
-        <w:sz w:val="20"/>
-      </w:rPr>
     </w:lvl>
     <w:lvl w:ilvl="2" w:tentative="1">
       <w:start w:val="1"/>
-      <w:numFmt w:val="bullet"/>
-      <w:lvlText w:val=""/>
+      <w:numFmt w:val="decimal"/>
+      <w:lvlText w:val="%3."/>
       <w:lvlJc w:val="left"/>
       <w:pPr>
         <w:tabs>
@@ -35951,15 +36579,11 @@
         </w:tabs>
         <w:ind w:left="2160" w:hanging="360"/>
       </w:pPr>
-      <w:rPr>
-        <w:rFonts w:ascii="Wingdings" w:hAnsi="Wingdings" w:hint="default"/>
-        <w:sz w:val="20"/>
-      </w:rPr>
     </w:lvl>
     <w:lvl w:ilvl="3" w:tentative="1">
       <w:start w:val="1"/>
-      <w:numFmt w:val="bullet"/>
-      <w:lvlText w:val=""/>
+      <w:numFmt w:val="decimal"/>
+      <w:lvlText w:val="%4."/>
       <w:lvlJc w:val="left"/>
       <w:pPr>
         <w:tabs>
@@ -35967,15 +36591,11 @@
         </w:tabs>
         <w:ind w:left="2880" w:hanging="360"/>
       </w:pPr>
-      <w:rPr>
-        <w:rFonts w:ascii="Wingdings" w:hAnsi="Wingdings" w:hint="default"/>
-        <w:sz w:val="20"/>
-      </w:rPr>
     </w:lvl>
     <w:lvl w:ilvl="4" w:tentative="1">
       <w:start w:val="1"/>
-      <w:numFmt w:val="bullet"/>
-      <w:lvlText w:val=""/>
+      <w:numFmt w:val="decimal"/>
+      <w:lvlText w:val="%5."/>
       <w:lvlJc w:val="left"/>
       <w:pPr>
         <w:tabs>
@@ -35983,15 +36603,11 @@
         </w:tabs>
         <w:ind w:left="3600" w:hanging="360"/>
       </w:pPr>
-      <w:rPr>
-        <w:rFonts w:ascii="Wingdings" w:hAnsi="Wingdings" w:hint="default"/>
-        <w:sz w:val="20"/>
-      </w:rPr>
     </w:lvl>
     <w:lvl w:ilvl="5" w:tentative="1">
       <w:start w:val="1"/>
-      <w:numFmt w:val="bullet"/>
-      <w:lvlText w:val=""/>
+      <w:numFmt w:val="decimal"/>
+      <w:lvlText w:val="%6."/>
       <w:lvlJc w:val="left"/>
       <w:pPr>
         <w:tabs>
@@ -35999,15 +36615,11 @@
         </w:tabs>
         <w:ind w:left="4320" w:hanging="360"/>
       </w:pPr>
-      <w:rPr>
-        <w:rFonts w:ascii="Wingdings" w:hAnsi="Wingdings" w:hint="default"/>
-        <w:sz w:val="20"/>
-      </w:rPr>
     </w:lvl>
     <w:lvl w:ilvl="6" w:tentative="1">
       <w:start w:val="1"/>
-      <w:numFmt w:val="bullet"/>
-      <w:lvlText w:val=""/>
+      <w:numFmt w:val="decimal"/>
+      <w:lvlText w:val="%7."/>
       <w:lvlJc w:val="left"/>
       <w:pPr>
         <w:tabs>
@@ -36015,15 +36627,11 @@
         </w:tabs>
         <w:ind w:left="5040" w:hanging="360"/>
       </w:pPr>
-      <w:rPr>
-        <w:rFonts w:ascii="Wingdings" w:hAnsi="Wingdings" w:hint="default"/>
-        <w:sz w:val="20"/>
-      </w:rPr>
     </w:lvl>
     <w:lvl w:ilvl="7" w:tentative="1">
       <w:start w:val="1"/>
-      <w:numFmt w:val="bullet"/>
-      <w:lvlText w:val=""/>
+      <w:numFmt w:val="decimal"/>
+      <w:lvlText w:val="%8."/>
       <w:lvlJc w:val="left"/>
       <w:pPr>
         <w:tabs>
@@ -36031,15 +36639,11 @@
         </w:tabs>
         <w:ind w:left="5760" w:hanging="360"/>
       </w:pPr>
-      <w:rPr>
-        <w:rFonts w:ascii="Wingdings" w:hAnsi="Wingdings" w:hint="default"/>
-        <w:sz w:val="20"/>
-      </w:rPr>
     </w:lvl>
     <w:lvl w:ilvl="8" w:tentative="1">
       <w:start w:val="1"/>
-      <w:numFmt w:val="bullet"/>
-      <w:lvlText w:val=""/>
+      <w:numFmt w:val="decimal"/>
+      <w:lvlText w:val="%9."/>
       <w:lvlJc w:val="left"/>
       <w:pPr>
         <w:tabs>
@@ -36047,16 +36651,12 @@
         </w:tabs>
         <w:ind w:left="6480" w:hanging="360"/>
       </w:pPr>
-      <w:rPr>
-        <w:rFonts w:ascii="Wingdings" w:hAnsi="Wingdings" w:hint="default"/>
-        <w:sz w:val="20"/>
-      </w:rPr>
     </w:lvl>
   </w:abstractNum>
   <w:abstractNum w:abstractNumId="16" w15:restartNumberingAfterBreak="0">
-    <w:nsid w:val="65472459"/>
+    <w:nsid w:val="508C49C5"/>
     <w:multiLevelType w:val="multilevel"/>
-    <w:tmpl w:val="29E6A0CE"/>
+    <w:tmpl w:val="A3CEB424"/>
     <w:lvl w:ilvl="0">
       <w:start w:val="1"/>
       <w:numFmt w:val="bullet"/>
@@ -36203,9 +36803,9 @@
     </w:lvl>
   </w:abstractNum>
   <w:abstractNum w:abstractNumId="17" w15:restartNumberingAfterBreak="0">
-    <w:nsid w:val="6C036F53"/>
+    <w:nsid w:val="605D240C"/>
     <w:multiLevelType w:val="multilevel"/>
-    <w:tmpl w:val="1794D6DA"/>
+    <w:tmpl w:val="0FEC3674"/>
     <w:lvl w:ilvl="0">
       <w:start w:val="1"/>
       <w:numFmt w:val="bullet"/>
@@ -36352,122 +36952,9 @@
     </w:lvl>
   </w:abstractNum>
   <w:abstractNum w:abstractNumId="18" w15:restartNumberingAfterBreak="0">
-    <w:nsid w:val="6C622AC9"/>
+    <w:nsid w:val="6D813CF3"/>
     <w:multiLevelType w:val="multilevel"/>
-    <w:tmpl w:val="27F06822"/>
-    <w:lvl w:ilvl="0">
-      <w:start w:val="1"/>
-      <w:numFmt w:val="decimal"/>
-      <w:lvlText w:val="%1."/>
-      <w:lvlJc w:val="left"/>
-      <w:pPr>
-        <w:tabs>
-          <w:tab w:val="num" w:pos="720"/>
-        </w:tabs>
-        <w:ind w:left="720" w:hanging="360"/>
-      </w:pPr>
-    </w:lvl>
-    <w:lvl w:ilvl="1" w:tentative="1">
-      <w:start w:val="1"/>
-      <w:numFmt w:val="decimal"/>
-      <w:lvlText w:val="%2."/>
-      <w:lvlJc w:val="left"/>
-      <w:pPr>
-        <w:tabs>
-          <w:tab w:val="num" w:pos="1440"/>
-        </w:tabs>
-        <w:ind w:left="1440" w:hanging="360"/>
-      </w:pPr>
-    </w:lvl>
-    <w:lvl w:ilvl="2" w:tentative="1">
-      <w:start w:val="1"/>
-      <w:numFmt w:val="decimal"/>
-      <w:lvlText w:val="%3."/>
-      <w:lvlJc w:val="left"/>
-      <w:pPr>
-        <w:tabs>
-          <w:tab w:val="num" w:pos="2160"/>
-        </w:tabs>
-        <w:ind w:left="2160" w:hanging="360"/>
-      </w:pPr>
-    </w:lvl>
-    <w:lvl w:ilvl="3" w:tentative="1">
-      <w:start w:val="1"/>
-      <w:numFmt w:val="decimal"/>
-      <w:lvlText w:val="%4."/>
-      <w:lvlJc w:val="left"/>
-      <w:pPr>
-        <w:tabs>
-          <w:tab w:val="num" w:pos="2880"/>
-        </w:tabs>
-        <w:ind w:left="2880" w:hanging="360"/>
-      </w:pPr>
-    </w:lvl>
-    <w:lvl w:ilvl="4" w:tentative="1">
-      <w:start w:val="1"/>
-      <w:numFmt w:val="decimal"/>
-      <w:lvlText w:val="%5."/>
-      <w:lvlJc w:val="left"/>
-      <w:pPr>
-        <w:tabs>
-          <w:tab w:val="num" w:pos="3600"/>
-        </w:tabs>
-        <w:ind w:left="3600" w:hanging="360"/>
-      </w:pPr>
-    </w:lvl>
-    <w:lvl w:ilvl="5" w:tentative="1">
-      <w:start w:val="1"/>
-      <w:numFmt w:val="decimal"/>
-      <w:lvlText w:val="%6."/>
-      <w:lvlJc w:val="left"/>
-      <w:pPr>
-        <w:tabs>
-          <w:tab w:val="num" w:pos="4320"/>
-        </w:tabs>
-        <w:ind w:left="4320" w:hanging="360"/>
-      </w:pPr>
-    </w:lvl>
-    <w:lvl w:ilvl="6" w:tentative="1">
-      <w:start w:val="1"/>
-      <w:numFmt w:val="decimal"/>
-      <w:lvlText w:val="%7."/>
-      <w:lvlJc w:val="left"/>
-      <w:pPr>
-        <w:tabs>
-          <w:tab w:val="num" w:pos="5040"/>
-        </w:tabs>
-        <w:ind w:left="5040" w:hanging="360"/>
-      </w:pPr>
-    </w:lvl>
-    <w:lvl w:ilvl="7" w:tentative="1">
-      <w:start w:val="1"/>
-      <w:numFmt w:val="decimal"/>
-      <w:lvlText w:val="%8."/>
-      <w:lvlJc w:val="left"/>
-      <w:pPr>
-        <w:tabs>
-          <w:tab w:val="num" w:pos="5760"/>
-        </w:tabs>
-        <w:ind w:left="5760" w:hanging="360"/>
-      </w:pPr>
-    </w:lvl>
-    <w:lvl w:ilvl="8" w:tentative="1">
-      <w:start w:val="1"/>
-      <w:numFmt w:val="decimal"/>
-      <w:lvlText w:val="%9."/>
-      <w:lvlJc w:val="left"/>
-      <w:pPr>
-        <w:tabs>
-          <w:tab w:val="num" w:pos="6480"/>
-        </w:tabs>
-        <w:ind w:left="6480" w:hanging="360"/>
-      </w:pPr>
-    </w:lvl>
-  </w:abstractNum>
-  <w:abstractNum w:abstractNumId="19" w15:restartNumberingAfterBreak="0">
-    <w:nsid w:val="6E667F8C"/>
-    <w:multiLevelType w:val="multilevel"/>
-    <w:tmpl w:val="CCB49A6A"/>
+    <w:tmpl w:val="E326E94A"/>
     <w:lvl w:ilvl="0">
       <w:start w:val="1"/>
       <w:numFmt w:val="bullet"/>
@@ -36613,65 +37100,214 @@
       </w:rPr>
     </w:lvl>
   </w:abstractNum>
-  <w:num w:numId="1" w16cid:durableId="2089379684">
+  <w:abstractNum w:abstractNumId="19" w15:restartNumberingAfterBreak="0">
+    <w:nsid w:val="7E18214C"/>
+    <w:multiLevelType w:val="multilevel"/>
+    <w:tmpl w:val="4018357E"/>
+    <w:lvl w:ilvl="0">
+      <w:start w:val="1"/>
+      <w:numFmt w:val="bullet"/>
+      <w:lvlText w:val=""/>
+      <w:lvlJc w:val="left"/>
+      <w:pPr>
+        <w:tabs>
+          <w:tab w:val="num" w:pos="720"/>
+        </w:tabs>
+        <w:ind w:left="720" w:hanging="360"/>
+      </w:pPr>
+      <w:rPr>
+        <w:rFonts w:ascii="Symbol" w:hAnsi="Symbol" w:hint="default"/>
+        <w:sz w:val="20"/>
+      </w:rPr>
+    </w:lvl>
+    <w:lvl w:ilvl="1" w:tentative="1">
+      <w:start w:val="1"/>
+      <w:numFmt w:val="bullet"/>
+      <w:lvlText w:val="o"/>
+      <w:lvlJc w:val="left"/>
+      <w:pPr>
+        <w:tabs>
+          <w:tab w:val="num" w:pos="1440"/>
+        </w:tabs>
+        <w:ind w:left="1440" w:hanging="360"/>
+      </w:pPr>
+      <w:rPr>
+        <w:rFonts w:ascii="Courier New" w:hAnsi="Courier New" w:hint="default"/>
+        <w:sz w:val="20"/>
+      </w:rPr>
+    </w:lvl>
+    <w:lvl w:ilvl="2" w:tentative="1">
+      <w:start w:val="1"/>
+      <w:numFmt w:val="bullet"/>
+      <w:lvlText w:val=""/>
+      <w:lvlJc w:val="left"/>
+      <w:pPr>
+        <w:tabs>
+          <w:tab w:val="num" w:pos="2160"/>
+        </w:tabs>
+        <w:ind w:left="2160" w:hanging="360"/>
+      </w:pPr>
+      <w:rPr>
+        <w:rFonts w:ascii="Wingdings" w:hAnsi="Wingdings" w:hint="default"/>
+        <w:sz w:val="20"/>
+      </w:rPr>
+    </w:lvl>
+    <w:lvl w:ilvl="3" w:tentative="1">
+      <w:start w:val="1"/>
+      <w:numFmt w:val="bullet"/>
+      <w:lvlText w:val=""/>
+      <w:lvlJc w:val="left"/>
+      <w:pPr>
+        <w:tabs>
+          <w:tab w:val="num" w:pos="2880"/>
+        </w:tabs>
+        <w:ind w:left="2880" w:hanging="360"/>
+      </w:pPr>
+      <w:rPr>
+        <w:rFonts w:ascii="Wingdings" w:hAnsi="Wingdings" w:hint="default"/>
+        <w:sz w:val="20"/>
+      </w:rPr>
+    </w:lvl>
+    <w:lvl w:ilvl="4" w:tentative="1">
+      <w:start w:val="1"/>
+      <w:numFmt w:val="bullet"/>
+      <w:lvlText w:val=""/>
+      <w:lvlJc w:val="left"/>
+      <w:pPr>
+        <w:tabs>
+          <w:tab w:val="num" w:pos="3600"/>
+        </w:tabs>
+        <w:ind w:left="3600" w:hanging="360"/>
+      </w:pPr>
+      <w:rPr>
+        <w:rFonts w:ascii="Wingdings" w:hAnsi="Wingdings" w:hint="default"/>
+        <w:sz w:val="20"/>
+      </w:rPr>
+    </w:lvl>
+    <w:lvl w:ilvl="5" w:tentative="1">
+      <w:start w:val="1"/>
+      <w:numFmt w:val="bullet"/>
+      <w:lvlText w:val=""/>
+      <w:lvlJc w:val="left"/>
+      <w:pPr>
+        <w:tabs>
+          <w:tab w:val="num" w:pos="4320"/>
+        </w:tabs>
+        <w:ind w:left="4320" w:hanging="360"/>
+      </w:pPr>
+      <w:rPr>
+        <w:rFonts w:ascii="Wingdings" w:hAnsi="Wingdings" w:hint="default"/>
+        <w:sz w:val="20"/>
+      </w:rPr>
+    </w:lvl>
+    <w:lvl w:ilvl="6" w:tentative="1">
+      <w:start w:val="1"/>
+      <w:numFmt w:val="bullet"/>
+      <w:lvlText w:val=""/>
+      <w:lvlJc w:val="left"/>
+      <w:pPr>
+        <w:tabs>
+          <w:tab w:val="num" w:pos="5040"/>
+        </w:tabs>
+        <w:ind w:left="5040" w:hanging="360"/>
+      </w:pPr>
+      <w:rPr>
+        <w:rFonts w:ascii="Wingdings" w:hAnsi="Wingdings" w:hint="default"/>
+        <w:sz w:val="20"/>
+      </w:rPr>
+    </w:lvl>
+    <w:lvl w:ilvl="7" w:tentative="1">
+      <w:start w:val="1"/>
+      <w:numFmt w:val="bullet"/>
+      <w:lvlText w:val=""/>
+      <w:lvlJc w:val="left"/>
+      <w:pPr>
+        <w:tabs>
+          <w:tab w:val="num" w:pos="5760"/>
+        </w:tabs>
+        <w:ind w:left="5760" w:hanging="360"/>
+      </w:pPr>
+      <w:rPr>
+        <w:rFonts w:ascii="Wingdings" w:hAnsi="Wingdings" w:hint="default"/>
+        <w:sz w:val="20"/>
+      </w:rPr>
+    </w:lvl>
+    <w:lvl w:ilvl="8" w:tentative="1">
+      <w:start w:val="1"/>
+      <w:numFmt w:val="bullet"/>
+      <w:lvlText w:val=""/>
+      <w:lvlJc w:val="left"/>
+      <w:pPr>
+        <w:tabs>
+          <w:tab w:val="num" w:pos="6480"/>
+        </w:tabs>
+        <w:ind w:left="6480" w:hanging="360"/>
+      </w:pPr>
+      <w:rPr>
+        <w:rFonts w:ascii="Wingdings" w:hAnsi="Wingdings" w:hint="default"/>
+        <w:sz w:val="20"/>
+      </w:rPr>
+    </w:lvl>
+  </w:abstractNum>
+  <w:num w:numId="1" w16cid:durableId="1487281665">
+    <w:abstractNumId w:val="3"/>
+  </w:num>
+  <w:num w:numId="2" w16cid:durableId="862011512">
+    <w:abstractNumId w:val="13"/>
+  </w:num>
+  <w:num w:numId="3" w16cid:durableId="708728151">
+    <w:abstractNumId w:val="8"/>
+  </w:num>
+  <w:num w:numId="4" w16cid:durableId="536696613">
+    <w:abstractNumId w:val="0"/>
+  </w:num>
+  <w:num w:numId="5" w16cid:durableId="387843434">
+    <w:abstractNumId w:val="5"/>
+  </w:num>
+  <w:num w:numId="6" w16cid:durableId="1126659376">
+    <w:abstractNumId w:val="17"/>
+  </w:num>
+  <w:num w:numId="7" w16cid:durableId="53282583">
+    <w:abstractNumId w:val="7"/>
+  </w:num>
+  <w:num w:numId="8" w16cid:durableId="1854299097">
+    <w:abstractNumId w:val="6"/>
+  </w:num>
+  <w:num w:numId="9" w16cid:durableId="1110586713">
+    <w:abstractNumId w:val="18"/>
+  </w:num>
+  <w:num w:numId="10" w16cid:durableId="684211375">
+    <w:abstractNumId w:val="1"/>
+  </w:num>
+  <w:num w:numId="11" w16cid:durableId="2145534654">
+    <w:abstractNumId w:val="14"/>
+  </w:num>
+  <w:num w:numId="12" w16cid:durableId="765344611">
+    <w:abstractNumId w:val="10"/>
+  </w:num>
+  <w:num w:numId="13" w16cid:durableId="1887908625">
+    <w:abstractNumId w:val="2"/>
+  </w:num>
+  <w:num w:numId="14" w16cid:durableId="739517970">
+    <w:abstractNumId w:val="16"/>
+  </w:num>
+  <w:num w:numId="15" w16cid:durableId="545918082">
+    <w:abstractNumId w:val="11"/>
+  </w:num>
+  <w:num w:numId="16" w16cid:durableId="1451129558">
+    <w:abstractNumId w:val="19"/>
+  </w:num>
+  <w:num w:numId="17" w16cid:durableId="1612472330">
+    <w:abstractNumId w:val="9"/>
+  </w:num>
+  <w:num w:numId="18" w16cid:durableId="1057471">
+    <w:abstractNumId w:val="15"/>
+  </w:num>
+  <w:num w:numId="19" w16cid:durableId="1652245105">
     <w:abstractNumId w:val="12"/>
   </w:num>
-  <w:num w:numId="2" w16cid:durableId="166287320">
-    <w:abstractNumId w:val="7"/>
-  </w:num>
-  <w:num w:numId="3" w16cid:durableId="1607731971">
-    <w:abstractNumId w:val="1"/>
-  </w:num>
-  <w:num w:numId="4" w16cid:durableId="1092160512">
-    <w:abstractNumId w:val="14"/>
-  </w:num>
-  <w:num w:numId="5" w16cid:durableId="1916471428">
-    <w:abstractNumId w:val="5"/>
-  </w:num>
-  <w:num w:numId="6" w16cid:durableId="947585188">
-    <w:abstractNumId w:val="19"/>
-  </w:num>
-  <w:num w:numId="7" w16cid:durableId="1973904819">
+  <w:num w:numId="20" w16cid:durableId="1235697990">
     <w:abstractNumId w:val="4"/>
-  </w:num>
-  <w:num w:numId="8" w16cid:durableId="765199136">
-    <w:abstractNumId w:val="10"/>
-  </w:num>
-  <w:num w:numId="9" w16cid:durableId="788545324">
-    <w:abstractNumId w:val="0"/>
-  </w:num>
-  <w:num w:numId="10" w16cid:durableId="1332835321">
-    <w:abstractNumId w:val="11"/>
-  </w:num>
-  <w:num w:numId="11" w16cid:durableId="288124368">
-    <w:abstractNumId w:val="17"/>
-  </w:num>
-  <w:num w:numId="12" w16cid:durableId="1971129131">
-    <w:abstractNumId w:val="2"/>
-  </w:num>
-  <w:num w:numId="13" w16cid:durableId="821774066">
-    <w:abstractNumId w:val="3"/>
-  </w:num>
-  <w:num w:numId="14" w16cid:durableId="896624574">
-    <w:abstractNumId w:val="16"/>
-  </w:num>
-  <w:num w:numId="15" w16cid:durableId="817503359">
-    <w:abstractNumId w:val="8"/>
-  </w:num>
-  <w:num w:numId="16" w16cid:durableId="1418601861">
-    <w:abstractNumId w:val="15"/>
-  </w:num>
-  <w:num w:numId="17" w16cid:durableId="17969686">
-    <w:abstractNumId w:val="6"/>
-  </w:num>
-  <w:num w:numId="18" w16cid:durableId="2012946403">
-    <w:abstractNumId w:val="9"/>
-  </w:num>
-  <w:num w:numId="19" w16cid:durableId="585459460">
-    <w:abstractNumId w:val="18"/>
-  </w:num>
-  <w:num w:numId="20" w16cid:durableId="179007115">
-    <w:abstractNumId w:val="13"/>
   </w:num>
 </w:numbering>
 </file>
@@ -37331,7 +37967,7 @@
     <w:link w:val="Char"/>
     <w:uiPriority w:val="99"/>
     <w:unhideWhenUsed/>
-    <w:rsid w:val="003640CE"/>
+    <w:rsid w:val="00DA2D17"/>
     <w:pPr>
       <w:tabs>
         <w:tab w:val="center" w:pos="4513"/>
@@ -37345,7 +37981,7 @@
     <w:basedOn w:val="a0"/>
     <w:link w:val="a8"/>
     <w:uiPriority w:val="99"/>
-    <w:rsid w:val="003640CE"/>
+    <w:rsid w:val="00DA2D17"/>
     <w:rPr>
       <w:rFonts w:ascii="굴림" w:eastAsia="굴림" w:hAnsi="굴림" w:cs="굴림"/>
       <w:sz w:val="24"/>
@@ -37358,7 +37994,7 @@
     <w:link w:val="Char0"/>
     <w:uiPriority w:val="99"/>
     <w:unhideWhenUsed/>
-    <w:rsid w:val="003640CE"/>
+    <w:rsid w:val="00DA2D17"/>
     <w:pPr>
       <w:tabs>
         <w:tab w:val="center" w:pos="4513"/>
@@ -37372,7 +38008,7 @@
     <w:basedOn w:val="a0"/>
     <w:link w:val="a9"/>
     <w:uiPriority w:val="99"/>
-    <w:rsid w:val="003640CE"/>
+    <w:rsid w:val="00DA2D17"/>
     <w:rPr>
       <w:rFonts w:ascii="굴림" w:eastAsia="굴림" w:hAnsi="굴림" w:cs="굴림"/>
       <w:sz w:val="24"/>

--- a/기획서.docx
+++ b/기획서.docx
@@ -89,7 +89,7 @@
       <w:pPr>
         <w:pStyle w:val="a4"/>
         <w:shd w:val="clear" w:color="auto" w:fill="E7F2ED"/>
-        <w:divId w:val="133909136"/>
+        <w:divId w:val="155415667"/>
         <w:rPr>
           <w:rFonts w:ascii="맑은 고딕" w:eastAsia="맑은 고딕" w:hAnsi="맑은 고딕" w:hint="eastAsia"/>
           <w:color w:val="0B5C3F"/>
@@ -277,7 +277,7 @@
         </w:rPr>
         <w:t xml:space="preserve">: </w:t>
       </w:r>
-      <w:hyperlink r:id="rId7" w:history="1">
+      <w:hyperlink r:id="rId5" w:history="1">
         <w:r>
           <w:rPr>
             <w:rStyle w:val="a5"/>
@@ -308,7 +308,7 @@
           <w:sz w:val="20"/>
           <w:szCs w:val="20"/>
         </w:rPr>
-        <w:pict w14:anchorId="7BA0306C">
+        <w:pict w14:anchorId="3CF20DE5">
           <v:rect id="_x0000_i1025" style="width:0;height:1.5pt" o:hralign="center" o:hrstd="t" o:hr="t" fillcolor="#a0a0a0" stroked="f"/>
         </w:pict>
       </w:r>
@@ -1392,7 +1392,7 @@
           <w:sz w:val="20"/>
           <w:szCs w:val="20"/>
         </w:rPr>
-        <w:pict w14:anchorId="4B6E90E6">
+        <w:pict w14:anchorId="2D0BE66E">
           <v:rect id="_x0000_i1026" style="width:0;height:1.5pt" o:hralign="center" o:hrstd="t" o:hr="t" fillcolor="#a0a0a0" stroked="f"/>
         </w:pict>
       </w:r>
@@ -3637,7 +3637,7 @@
       <w:pPr>
         <w:pStyle w:val="a4"/>
         <w:shd w:val="clear" w:color="auto" w:fill="E7F2ED"/>
-        <w:divId w:val="42674977"/>
+        <w:divId w:val="25453114"/>
         <w:rPr>
           <w:rFonts w:ascii="맑은 고딕" w:eastAsia="맑은 고딕" w:hAnsi="맑은 고딕" w:hint="eastAsia"/>
           <w:color w:val="0B5C3F"/>
@@ -5783,7 +5783,7 @@
           <w:sz w:val="20"/>
           <w:szCs w:val="20"/>
         </w:rPr>
-        <w:pict w14:anchorId="6BB9B685">
+        <w:pict w14:anchorId="3C93D471">
           <v:rect id="_x0000_i1027" style="width:0;height:1.5pt" o:hralign="center" o:hrstd="t" o:hr="t" fillcolor="#a0a0a0" stroked="f"/>
         </w:pict>
       </w:r>
@@ -7888,7 +7888,7 @@
           <w:sz w:val="20"/>
           <w:szCs w:val="20"/>
         </w:rPr>
-        <w:pict w14:anchorId="4E9C0CE5">
+        <w:pict w14:anchorId="0E49BBA9">
           <v:rect id="_x0000_i1028" style="width:0;height:1.5pt" o:hralign="center" o:hrstd="t" o:hr="t" fillcolor="#a0a0a0" stroked="f"/>
         </w:pict>
       </w:r>
@@ -10127,7 +10127,7 @@
           <w:sz w:val="20"/>
           <w:szCs w:val="20"/>
         </w:rPr>
-        <w:pict w14:anchorId="53A77B57">
+        <w:pict w14:anchorId="3DB0F63F">
           <v:rect id="_x0000_i1029" style="width:0;height:1.5pt" o:hralign="center" o:hrstd="t" o:hr="t" fillcolor="#a0a0a0" stroked="f"/>
         </w:pict>
       </w:r>
@@ -12051,7 +12051,7 @@
           <w:sz w:val="20"/>
           <w:szCs w:val="20"/>
         </w:rPr>
-        <w:pict w14:anchorId="5B33A3C0">
+        <w:pict w14:anchorId="48E39D09">
           <v:rect id="_x0000_i1030" style="width:0;height:1.5pt" o:hralign="center" o:hrstd="t" o:hr="t" fillcolor="#a0a0a0" stroked="f"/>
         </w:pict>
       </w:r>
@@ -13085,7 +13085,7 @@
           <w:sz w:val="20"/>
           <w:szCs w:val="20"/>
         </w:rPr>
-        <w:pict w14:anchorId="671DF336">
+        <w:pict w14:anchorId="5F0C4D6A">
           <v:rect id="_x0000_i1031" style="width:0;height:1.5pt" o:hralign="center" o:hrstd="t" o:hr="t" fillcolor="#a0a0a0" stroked="f"/>
         </w:pict>
       </w:r>
@@ -20760,6 +20760,54 @@
         </w:rPr>
         <w:t>바꾸다</w:t>
       </w:r>
+      <w:r>
+        <w:rPr>
+          <w:rFonts w:ascii="맑은 고딕" w:eastAsia="맑은 고딕" w:hAnsi="맑은 고딕" w:hint="eastAsia"/>
+        </w:rPr>
+        <w:t xml:space="preserve">, </w:t>
+      </w:r>
+      <w:r>
+        <w:rPr>
+          <w:rFonts w:ascii="맑은 고딕" w:eastAsia="맑은 고딕" w:hAnsi="맑은 고딕" w:hint="eastAsia"/>
+        </w:rPr>
+        <w:t>뚜껑이</w:t>
+      </w:r>
+      <w:r>
+        <w:rPr>
+          <w:rFonts w:ascii="맑은 고딕" w:eastAsia="맑은 고딕" w:hAnsi="맑은 고딕" w:hint="eastAsia"/>
+        </w:rPr>
+        <w:t xml:space="preserve"> </w:t>
+      </w:r>
+      <w:r>
+        <w:rPr>
+          <w:rFonts w:ascii="맑은 고딕" w:eastAsia="맑은 고딕" w:hAnsi="맑은 고딕" w:hint="eastAsia"/>
+        </w:rPr>
+        <w:t>모여</w:t>
+      </w:r>
+      <w:r>
+        <w:rPr>
+          <w:rFonts w:ascii="맑은 고딕" w:eastAsia="맑은 고딕" w:hAnsi="맑은 고딕" w:hint="eastAsia"/>
+        </w:rPr>
+        <w:t xml:space="preserve"> </w:t>
+      </w:r>
+      <w:r>
+        <w:rPr>
+          <w:rFonts w:ascii="맑은 고딕" w:eastAsia="맑은 고딕" w:hAnsi="맑은 고딕" w:hint="eastAsia"/>
+        </w:rPr>
+        <w:t>작품이</w:t>
+      </w:r>
+      <w:r>
+        <w:rPr>
+          <w:rFonts w:ascii="맑은 고딕" w:eastAsia="맑은 고딕" w:hAnsi="맑은 고딕" w:hint="eastAsia"/>
+        </w:rPr>
+        <w:t xml:space="preserve"> </w:t>
+      </w:r>
+      <w:r>
+        <w:rPr>
+          <w:rFonts w:ascii="맑은 고딕" w:eastAsia="맑은 고딕" w:hAnsi="맑은 고딕" w:hint="eastAsia"/>
+        </w:rPr>
+        <w:t>되다</w:t>
+      </w:r>
     </w:p>
     <w:p>
       <w:pPr>
@@ -21207,6 +21255,1170 @@
     </w:p>
     <w:p>
       <w:pPr>
+        <w:numPr>
+          <w:ilvl w:val="0"/>
+          <w:numId w:val="11"/>
+        </w:numPr>
+        <w:spacing w:before="100" w:beforeAutospacing="1" w:after="40"/>
+        <w:rPr>
+          <w:rFonts w:ascii="맑은 고딕" w:eastAsia="맑은 고딕" w:hAnsi="맑은 고딕" w:hint="eastAsia"/>
+          <w:color w:val="1B211D"/>
+          <w:sz w:val="20"/>
+          <w:szCs w:val="20"/>
+        </w:rPr>
+      </w:pPr>
+      <w:r>
+        <w:rPr>
+          <w:rStyle w:val="a3"/>
+          <w:rFonts w:ascii="맑은 고딕" w:eastAsia="맑은 고딕" w:hAnsi="맑은 고딕" w:hint="eastAsia"/>
+          <w:sz w:val="20"/>
+          <w:szCs w:val="20"/>
+        </w:rPr>
+        <w:t>뚜껑</w:t>
+      </w:r>
+      <w:r>
+        <w:rPr>
+          <w:rStyle w:val="a3"/>
+          <w:rFonts w:ascii="맑은 고딕" w:eastAsia="맑은 고딕" w:hAnsi="맑은 고딕" w:hint="eastAsia"/>
+          <w:sz w:val="20"/>
+          <w:szCs w:val="20"/>
+        </w:rPr>
+        <w:t xml:space="preserve"> </w:t>
+      </w:r>
+      <w:r>
+        <w:rPr>
+          <w:rStyle w:val="a3"/>
+          <w:rFonts w:ascii="맑은 고딕" w:eastAsia="맑은 고딕" w:hAnsi="맑은 고딕" w:hint="eastAsia"/>
+          <w:sz w:val="20"/>
+          <w:szCs w:val="20"/>
+        </w:rPr>
+        <w:t>모자이크</w:t>
+      </w:r>
+      <w:r>
+        <w:rPr>
+          <w:rFonts w:ascii="맑은 고딕" w:eastAsia="맑은 고딕" w:hAnsi="맑은 고딕" w:hint="eastAsia"/>
+          <w:color w:val="1B211D"/>
+          <w:sz w:val="20"/>
+          <w:szCs w:val="20"/>
+        </w:rPr>
+        <w:t xml:space="preserve">: </w:t>
+      </w:r>
+      <w:r>
+        <w:rPr>
+          <w:rFonts w:ascii="맑은 고딕" w:eastAsia="맑은 고딕" w:hAnsi="맑은 고딕" w:hint="eastAsia"/>
+          <w:color w:val="1B211D"/>
+          <w:sz w:val="20"/>
+          <w:szCs w:val="20"/>
+        </w:rPr>
+        <w:t>잔을</w:t>
+      </w:r>
+      <w:r>
+        <w:rPr>
+          <w:rFonts w:ascii="맑은 고딕" w:eastAsia="맑은 고딕" w:hAnsi="맑은 고딕" w:hint="eastAsia"/>
+          <w:color w:val="1B211D"/>
+          <w:sz w:val="20"/>
+          <w:szCs w:val="20"/>
+        </w:rPr>
+        <w:t xml:space="preserve"> </w:t>
+      </w:r>
+      <w:r>
+        <w:rPr>
+          <w:rFonts w:ascii="맑은 고딕" w:eastAsia="맑은 고딕" w:hAnsi="맑은 고딕" w:hint="eastAsia"/>
+          <w:color w:val="1B211D"/>
+          <w:sz w:val="20"/>
+          <w:szCs w:val="20"/>
+        </w:rPr>
+        <w:t>들</w:t>
+      </w:r>
+      <w:r>
+        <w:rPr>
+          <w:rFonts w:ascii="맑은 고딕" w:eastAsia="맑은 고딕" w:hAnsi="맑은 고딕" w:hint="eastAsia"/>
+          <w:color w:val="1B211D"/>
+          <w:sz w:val="20"/>
+          <w:szCs w:val="20"/>
+        </w:rPr>
+        <w:t xml:space="preserve"> </w:t>
+      </w:r>
+      <w:r>
+        <w:rPr>
+          <w:rFonts w:ascii="맑은 고딕" w:eastAsia="맑은 고딕" w:hAnsi="맑은 고딕" w:hint="eastAsia"/>
+          <w:color w:val="1B211D"/>
+          <w:sz w:val="20"/>
+          <w:szCs w:val="20"/>
+        </w:rPr>
+        <w:t>때마다</w:t>
+      </w:r>
+      <w:r>
+        <w:rPr>
+          <w:rFonts w:ascii="맑은 고딕" w:eastAsia="맑은 고딕" w:hAnsi="맑은 고딕" w:hint="eastAsia"/>
+          <w:color w:val="1B211D"/>
+          <w:sz w:val="20"/>
+          <w:szCs w:val="20"/>
+        </w:rPr>
+        <w:t xml:space="preserve"> </w:t>
+      </w:r>
+      <w:r>
+        <w:rPr>
+          <w:rFonts w:ascii="맑은 고딕" w:eastAsia="맑은 고딕" w:hAnsi="맑은 고딕" w:hint="eastAsia"/>
+          <w:color w:val="1B211D"/>
+          <w:sz w:val="20"/>
+          <w:szCs w:val="20"/>
+        </w:rPr>
+        <w:t>병뚜껑이</w:t>
+      </w:r>
+      <w:r>
+        <w:rPr>
+          <w:rFonts w:ascii="맑은 고딕" w:eastAsia="맑은 고딕" w:hAnsi="맑은 고딕" w:hint="eastAsia"/>
+          <w:color w:val="1B211D"/>
+          <w:sz w:val="20"/>
+          <w:szCs w:val="20"/>
+        </w:rPr>
+        <w:t xml:space="preserve"> </w:t>
+      </w:r>
+      <w:r>
+        <w:rPr>
+          <w:rFonts w:ascii="맑은 고딕" w:eastAsia="맑은 고딕" w:hAnsi="맑은 고딕" w:hint="eastAsia"/>
+          <w:color w:val="1B211D"/>
+          <w:sz w:val="20"/>
+          <w:szCs w:val="20"/>
+        </w:rPr>
+        <w:t>하나씩</w:t>
+      </w:r>
+      <w:r>
+        <w:rPr>
+          <w:rFonts w:ascii="맑은 고딕" w:eastAsia="맑은 고딕" w:hAnsi="맑은 고딕" w:hint="eastAsia"/>
+          <w:color w:val="1B211D"/>
+          <w:sz w:val="20"/>
+          <w:szCs w:val="20"/>
+        </w:rPr>
+        <w:t xml:space="preserve"> </w:t>
+      </w:r>
+      <w:r>
+        <w:rPr>
+          <w:rFonts w:ascii="맑은 고딕" w:eastAsia="맑은 고딕" w:hAnsi="맑은 고딕" w:hint="eastAsia"/>
+          <w:color w:val="1B211D"/>
+          <w:sz w:val="20"/>
+          <w:szCs w:val="20"/>
+        </w:rPr>
+        <w:t>쌓인다</w:t>
+      </w:r>
+      <w:r>
+        <w:rPr>
+          <w:rFonts w:ascii="맑은 고딕" w:eastAsia="맑은 고딕" w:hAnsi="맑은 고딕" w:hint="eastAsia"/>
+          <w:color w:val="1B211D"/>
+          <w:sz w:val="20"/>
+          <w:szCs w:val="20"/>
+        </w:rPr>
+        <w:t xml:space="preserve">. </w:t>
+      </w:r>
+      <w:r>
+        <w:rPr>
+          <w:rFonts w:ascii="맑은 고딕" w:eastAsia="맑은 고딕" w:hAnsi="맑은 고딕" w:hint="eastAsia"/>
+          <w:color w:val="1B211D"/>
+          <w:sz w:val="20"/>
+          <w:szCs w:val="20"/>
+        </w:rPr>
+        <w:t>사연마다</w:t>
+      </w:r>
+      <w:r>
+        <w:rPr>
+          <w:rFonts w:ascii="맑은 고딕" w:eastAsia="맑은 고딕" w:hAnsi="맑은 고딕" w:hint="eastAsia"/>
+          <w:color w:val="1B211D"/>
+          <w:sz w:val="20"/>
+          <w:szCs w:val="20"/>
+        </w:rPr>
+        <w:t xml:space="preserve"> </w:t>
+      </w:r>
+      <w:r>
+        <w:rPr>
+          <w:rFonts w:ascii="맑은 고딕" w:eastAsia="맑은 고딕" w:hAnsi="맑은 고딕" w:hint="eastAsia"/>
+          <w:color w:val="1B211D"/>
+          <w:sz w:val="20"/>
+          <w:szCs w:val="20"/>
+        </w:rPr>
+        <w:t>뚜껑들이</w:t>
+      </w:r>
+      <w:r>
+        <w:rPr>
+          <w:rFonts w:ascii="맑은 고딕" w:eastAsia="맑은 고딕" w:hAnsi="맑은 고딕" w:hint="eastAsia"/>
+          <w:color w:val="1B211D"/>
+          <w:sz w:val="20"/>
+          <w:szCs w:val="20"/>
+        </w:rPr>
+        <w:t xml:space="preserve"> </w:t>
+      </w:r>
+      <w:r>
+        <w:rPr>
+          <w:rStyle w:val="a3"/>
+          <w:rFonts w:ascii="맑은 고딕" w:eastAsia="맑은 고딕" w:hAnsi="맑은 고딕" w:hint="eastAsia"/>
+          <w:sz w:val="20"/>
+          <w:szCs w:val="20"/>
+        </w:rPr>
+        <w:t>소주잔</w:t>
+      </w:r>
+      <w:r>
+        <w:rPr>
+          <w:rStyle w:val="a3"/>
+          <w:rFonts w:ascii="맑은 고딕" w:eastAsia="맑은 고딕" w:hAnsi="맑은 고딕" w:hint="eastAsia"/>
+          <w:sz w:val="20"/>
+          <w:szCs w:val="20"/>
+        </w:rPr>
+        <w:t xml:space="preserve"> </w:t>
+      </w:r>
+      <w:r>
+        <w:rPr>
+          <w:rStyle w:val="a3"/>
+          <w:rFonts w:ascii="맑은 고딕" w:eastAsia="맑은 고딕" w:hAnsi="맑은 고딕" w:hint="eastAsia"/>
+          <w:sz w:val="20"/>
+          <w:szCs w:val="20"/>
+        </w:rPr>
+        <w:t>실루엣</w:t>
+      </w:r>
+      <w:r>
+        <w:rPr>
+          <w:rFonts w:ascii="맑은 고딕" w:eastAsia="맑은 고딕" w:hAnsi="맑은 고딕" w:hint="eastAsia"/>
+          <w:color w:val="1B211D"/>
+          <w:sz w:val="20"/>
+          <w:szCs w:val="20"/>
+        </w:rPr>
+        <w:t>을</w:t>
+      </w:r>
+      <w:r>
+        <w:rPr>
+          <w:rFonts w:ascii="맑은 고딕" w:eastAsia="맑은 고딕" w:hAnsi="맑은 고딕" w:hint="eastAsia"/>
+          <w:color w:val="1B211D"/>
+          <w:sz w:val="20"/>
+          <w:szCs w:val="20"/>
+        </w:rPr>
+        <w:t xml:space="preserve"> </w:t>
+      </w:r>
+      <w:r>
+        <w:rPr>
+          <w:rFonts w:ascii="맑은 고딕" w:eastAsia="맑은 고딕" w:hAnsi="맑은 고딕" w:hint="eastAsia"/>
+          <w:color w:val="1B211D"/>
+          <w:sz w:val="20"/>
+          <w:szCs w:val="20"/>
+        </w:rPr>
+        <w:t>아래부터</w:t>
+      </w:r>
+      <w:r>
+        <w:rPr>
+          <w:rFonts w:ascii="맑은 고딕" w:eastAsia="맑은 고딕" w:hAnsi="맑은 고딕" w:hint="eastAsia"/>
+          <w:color w:val="1B211D"/>
+          <w:sz w:val="20"/>
+          <w:szCs w:val="20"/>
+        </w:rPr>
+        <w:t xml:space="preserve"> </w:t>
+      </w:r>
+      <w:r>
+        <w:rPr>
+          <w:rFonts w:ascii="맑은 고딕" w:eastAsia="맑은 고딕" w:hAnsi="맑은 고딕" w:hint="eastAsia"/>
+          <w:color w:val="1B211D"/>
+          <w:sz w:val="20"/>
+          <w:szCs w:val="20"/>
+        </w:rPr>
+        <w:t>채우고</w:t>
+      </w:r>
+      <w:r>
+        <w:rPr>
+          <w:rFonts w:ascii="맑은 고딕" w:eastAsia="맑은 고딕" w:hAnsi="맑은 고딕" w:hint="eastAsia"/>
+          <w:color w:val="1B211D"/>
+          <w:sz w:val="20"/>
+          <w:szCs w:val="20"/>
+        </w:rPr>
+        <w:t xml:space="preserve">, </w:t>
+      </w:r>
+      <w:r>
+        <w:rPr>
+          <w:rFonts w:ascii="맑은 고딕" w:eastAsia="맑은 고딕" w:hAnsi="맑은 고딕" w:hint="eastAsia"/>
+          <w:color w:val="1B211D"/>
+          <w:sz w:val="20"/>
+          <w:szCs w:val="20"/>
+        </w:rPr>
+        <w:t>잔이</w:t>
+      </w:r>
+      <w:r>
+        <w:rPr>
+          <w:rFonts w:ascii="맑은 고딕" w:eastAsia="맑은 고딕" w:hAnsi="맑은 고딕" w:hint="eastAsia"/>
+          <w:color w:val="1B211D"/>
+          <w:sz w:val="20"/>
+          <w:szCs w:val="20"/>
+        </w:rPr>
+        <w:t xml:space="preserve"> </w:t>
+      </w:r>
+      <w:r>
+        <w:rPr>
+          <w:rFonts w:ascii="맑은 고딕" w:eastAsia="맑은 고딕" w:hAnsi="맑은 고딕" w:hint="eastAsia"/>
+          <w:color w:val="1B211D"/>
+          <w:sz w:val="20"/>
+          <w:szCs w:val="20"/>
+        </w:rPr>
+        <w:t>가득</w:t>
+      </w:r>
+      <w:r>
+        <w:rPr>
+          <w:rFonts w:ascii="맑은 고딕" w:eastAsia="맑은 고딕" w:hAnsi="맑은 고딕" w:hint="eastAsia"/>
+          <w:color w:val="1B211D"/>
+          <w:sz w:val="20"/>
+          <w:szCs w:val="20"/>
+        </w:rPr>
+        <w:t xml:space="preserve"> </w:t>
+      </w:r>
+      <w:r>
+        <w:rPr>
+          <w:rFonts w:ascii="맑은 고딕" w:eastAsia="맑은 고딕" w:hAnsi="맑은 고딕" w:hint="eastAsia"/>
+          <w:color w:val="1B211D"/>
+          <w:sz w:val="20"/>
+          <w:szCs w:val="20"/>
+        </w:rPr>
+        <w:t>차면</w:t>
+      </w:r>
+      <w:r>
+        <w:rPr>
+          <w:rFonts w:ascii="맑은 고딕" w:eastAsia="맑은 고딕" w:hAnsi="맑은 고딕" w:hint="eastAsia"/>
+          <w:color w:val="1B211D"/>
+          <w:sz w:val="20"/>
+          <w:szCs w:val="20"/>
+        </w:rPr>
+        <w:t>(3,000</w:t>
+      </w:r>
+      <w:r>
+        <w:rPr>
+          <w:rFonts w:ascii="맑은 고딕" w:eastAsia="맑은 고딕" w:hAnsi="맑은 고딕" w:hint="eastAsia"/>
+          <w:color w:val="1B211D"/>
+          <w:sz w:val="20"/>
+          <w:szCs w:val="20"/>
+        </w:rPr>
+        <w:t>잔</w:t>
+      </w:r>
+      <w:r>
+        <w:rPr>
+          <w:rFonts w:ascii="맑은 고딕" w:eastAsia="맑은 고딕" w:hAnsi="맑은 고딕" w:hint="eastAsia"/>
+          <w:color w:val="1B211D"/>
+          <w:sz w:val="20"/>
+          <w:szCs w:val="20"/>
+        </w:rPr>
+        <w:t xml:space="preserve">) </w:t>
+      </w:r>
+      <w:r>
+        <w:rPr>
+          <w:rFonts w:ascii="맑은 고딕" w:eastAsia="맑은 고딕" w:hAnsi="맑은 고딕" w:hint="eastAsia"/>
+          <w:color w:val="1B211D"/>
+          <w:sz w:val="20"/>
+          <w:szCs w:val="20"/>
+        </w:rPr>
+        <w:t>라벨</w:t>
+      </w:r>
+      <w:r>
+        <w:rPr>
+          <w:rFonts w:ascii="맑은 고딕" w:eastAsia="맑은 고딕" w:hAnsi="맑은 고딕" w:hint="eastAsia"/>
+          <w:color w:val="1B211D"/>
+          <w:sz w:val="20"/>
+          <w:szCs w:val="20"/>
+        </w:rPr>
+        <w:t xml:space="preserve"> </w:t>
+      </w:r>
+      <w:r>
+        <w:rPr>
+          <w:rFonts w:ascii="맑은 고딕" w:eastAsia="맑은 고딕" w:hAnsi="맑은 고딕" w:hint="eastAsia"/>
+          <w:color w:val="1B211D"/>
+          <w:sz w:val="20"/>
+          <w:szCs w:val="20"/>
+        </w:rPr>
+        <w:t>인쇄</w:t>
+      </w:r>
+      <w:r>
+        <w:rPr>
+          <w:rFonts w:ascii="맑은 고딕" w:eastAsia="맑은 고딕" w:hAnsi="맑은 고딕" w:hint="eastAsia"/>
+          <w:color w:val="1B211D"/>
+          <w:sz w:val="20"/>
+          <w:szCs w:val="20"/>
+        </w:rPr>
+        <w:t xml:space="preserve"> </w:t>
+      </w:r>
+      <w:r>
+        <w:rPr>
+          <w:rFonts w:ascii="맑은 고딕" w:eastAsia="맑은 고딕" w:hAnsi="맑은 고딕" w:hint="eastAsia"/>
+          <w:color w:val="1B211D"/>
+          <w:sz w:val="20"/>
+          <w:szCs w:val="20"/>
+        </w:rPr>
+        <w:t>후보가</w:t>
+      </w:r>
+      <w:r>
+        <w:rPr>
+          <w:rFonts w:ascii="맑은 고딕" w:eastAsia="맑은 고딕" w:hAnsi="맑은 고딕" w:hint="eastAsia"/>
+          <w:color w:val="1B211D"/>
+          <w:sz w:val="20"/>
+          <w:szCs w:val="20"/>
+        </w:rPr>
+        <w:t xml:space="preserve"> </w:t>
+      </w:r>
+      <w:r>
+        <w:rPr>
+          <w:rFonts w:ascii="맑은 고딕" w:eastAsia="맑은 고딕" w:hAnsi="맑은 고딕" w:hint="eastAsia"/>
+          <w:color w:val="1B211D"/>
+          <w:sz w:val="20"/>
+          <w:szCs w:val="20"/>
+        </w:rPr>
+        <w:t>된다</w:t>
+      </w:r>
+      <w:r>
+        <w:rPr>
+          <w:rFonts w:ascii="맑은 고딕" w:eastAsia="맑은 고딕" w:hAnsi="맑은 고딕" w:hint="eastAsia"/>
+          <w:color w:val="1B211D"/>
+          <w:sz w:val="20"/>
+          <w:szCs w:val="20"/>
+        </w:rPr>
+        <w:t xml:space="preserve">. </w:t>
+      </w:r>
+      <w:r>
+        <w:rPr>
+          <w:rFonts w:ascii="맑은 고딕" w:eastAsia="맑은 고딕" w:hAnsi="맑은 고딕" w:hint="eastAsia"/>
+          <w:color w:val="1B211D"/>
+          <w:sz w:val="20"/>
+          <w:szCs w:val="20"/>
+        </w:rPr>
+        <w:t>내가</w:t>
+      </w:r>
+      <w:r>
+        <w:rPr>
+          <w:rFonts w:ascii="맑은 고딕" w:eastAsia="맑은 고딕" w:hAnsi="맑은 고딕" w:hint="eastAsia"/>
+          <w:color w:val="1B211D"/>
+          <w:sz w:val="20"/>
+          <w:szCs w:val="20"/>
+        </w:rPr>
+        <w:t xml:space="preserve"> </w:t>
+      </w:r>
+      <w:r>
+        <w:rPr>
+          <w:rFonts w:ascii="맑은 고딕" w:eastAsia="맑은 고딕" w:hAnsi="맑은 고딕" w:hint="eastAsia"/>
+          <w:color w:val="1B211D"/>
+          <w:sz w:val="20"/>
+          <w:szCs w:val="20"/>
+        </w:rPr>
+        <w:t>든</w:t>
+      </w:r>
+      <w:r>
+        <w:rPr>
+          <w:rFonts w:ascii="맑은 고딕" w:eastAsia="맑은 고딕" w:hAnsi="맑은 고딕" w:hint="eastAsia"/>
+          <w:color w:val="1B211D"/>
+          <w:sz w:val="20"/>
+          <w:szCs w:val="20"/>
+        </w:rPr>
+        <w:t xml:space="preserve"> </w:t>
+      </w:r>
+      <w:r>
+        <w:rPr>
+          <w:rFonts w:ascii="맑은 고딕" w:eastAsia="맑은 고딕" w:hAnsi="맑은 고딕" w:hint="eastAsia"/>
+          <w:color w:val="1B211D"/>
+          <w:sz w:val="20"/>
+          <w:szCs w:val="20"/>
+        </w:rPr>
+        <w:t>잔의</w:t>
+      </w:r>
+      <w:r>
+        <w:rPr>
+          <w:rFonts w:ascii="맑은 고딕" w:eastAsia="맑은 고딕" w:hAnsi="맑은 고딕" w:hint="eastAsia"/>
+          <w:color w:val="1B211D"/>
+          <w:sz w:val="20"/>
+          <w:szCs w:val="20"/>
+        </w:rPr>
+        <w:t xml:space="preserve"> </w:t>
+      </w:r>
+      <w:r>
+        <w:rPr>
+          <w:rFonts w:ascii="맑은 고딕" w:eastAsia="맑은 고딕" w:hAnsi="맑은 고딕" w:hint="eastAsia"/>
+          <w:color w:val="1B211D"/>
+          <w:sz w:val="20"/>
+          <w:szCs w:val="20"/>
+        </w:rPr>
+        <w:t>뚜껑은</w:t>
+      </w:r>
+      <w:r>
+        <w:rPr>
+          <w:rFonts w:ascii="맑은 고딕" w:eastAsia="맑은 고딕" w:hAnsi="맑은 고딕" w:hint="eastAsia"/>
+          <w:color w:val="1B211D"/>
+          <w:sz w:val="20"/>
+          <w:szCs w:val="20"/>
+        </w:rPr>
+        <w:t xml:space="preserve"> </w:t>
+      </w:r>
+      <w:r>
+        <w:rPr>
+          <w:rFonts w:ascii="맑은 고딕" w:eastAsia="맑은 고딕" w:hAnsi="맑은 고딕" w:hint="eastAsia"/>
+          <w:color w:val="1B211D"/>
+          <w:sz w:val="20"/>
+          <w:szCs w:val="20"/>
+        </w:rPr>
+        <w:t>앰버색으로</w:t>
+      </w:r>
+      <w:r>
+        <w:rPr>
+          <w:rFonts w:ascii="맑은 고딕" w:eastAsia="맑은 고딕" w:hAnsi="맑은 고딕" w:hint="eastAsia"/>
+          <w:color w:val="1B211D"/>
+          <w:sz w:val="20"/>
+          <w:szCs w:val="20"/>
+        </w:rPr>
+        <w:t xml:space="preserve"> </w:t>
+      </w:r>
+      <w:r>
+        <w:rPr>
+          <w:rFonts w:ascii="맑은 고딕" w:eastAsia="맑은 고딕" w:hAnsi="맑은 고딕" w:hint="eastAsia"/>
+          <w:color w:val="1B211D"/>
+          <w:sz w:val="20"/>
+          <w:szCs w:val="20"/>
+        </w:rPr>
+        <w:t>박힌다</w:t>
+      </w:r>
+      <w:r>
+        <w:rPr>
+          <w:rFonts w:ascii="맑은 고딕" w:eastAsia="맑은 고딕" w:hAnsi="맑은 고딕" w:hint="eastAsia"/>
+          <w:color w:val="1B211D"/>
+          <w:sz w:val="20"/>
+          <w:szCs w:val="20"/>
+        </w:rPr>
+        <w:t xml:space="preserve"> </w:t>
+      </w:r>
+      <w:r>
+        <w:rPr>
+          <w:rFonts w:ascii="맑은 고딕" w:eastAsia="맑은 고딕" w:hAnsi="맑은 고딕" w:hint="eastAsia"/>
+          <w:color w:val="1B211D"/>
+          <w:sz w:val="20"/>
+          <w:szCs w:val="20"/>
+        </w:rPr>
+        <w:t>—</w:t>
+      </w:r>
+      <w:r>
+        <w:rPr>
+          <w:rFonts w:ascii="맑은 고딕" w:eastAsia="맑은 고딕" w:hAnsi="맑은 고딕" w:hint="eastAsia"/>
+          <w:color w:val="1B211D"/>
+          <w:sz w:val="20"/>
+          <w:szCs w:val="20"/>
+        </w:rPr>
+        <w:t xml:space="preserve"> </w:t>
+      </w:r>
+      <w:r>
+        <w:rPr>
+          <w:rFonts w:ascii="맑은 고딕" w:eastAsia="맑은 고딕" w:hAnsi="맑은 고딕" w:hint="eastAsia"/>
+          <w:color w:val="1B211D"/>
+          <w:sz w:val="20"/>
+          <w:szCs w:val="20"/>
+        </w:rPr>
+        <w:t>숫자가</w:t>
+      </w:r>
+      <w:r>
+        <w:rPr>
+          <w:rFonts w:ascii="맑은 고딕" w:eastAsia="맑은 고딕" w:hAnsi="맑은 고딕" w:hint="eastAsia"/>
+          <w:color w:val="1B211D"/>
+          <w:sz w:val="20"/>
+          <w:szCs w:val="20"/>
+        </w:rPr>
+        <w:t xml:space="preserve"> </w:t>
+      </w:r>
+      <w:r>
+        <w:rPr>
+          <w:rFonts w:ascii="맑은 고딕" w:eastAsia="맑은 고딕" w:hAnsi="맑은 고딕" w:hint="eastAsia"/>
+          <w:color w:val="1B211D"/>
+          <w:sz w:val="20"/>
+          <w:szCs w:val="20"/>
+        </w:rPr>
+        <w:t>아니라</w:t>
+      </w:r>
+      <w:r>
+        <w:rPr>
+          <w:rFonts w:ascii="맑은 고딕" w:eastAsia="맑은 고딕" w:hAnsi="맑은 고딕" w:hint="eastAsia"/>
+          <w:color w:val="1B211D"/>
+          <w:sz w:val="20"/>
+          <w:szCs w:val="20"/>
+        </w:rPr>
+        <w:t xml:space="preserve"> </w:t>
+      </w:r>
+      <w:r>
+        <w:rPr>
+          <w:rFonts w:ascii="맑은 고딕" w:eastAsia="맑은 고딕" w:hAnsi="맑은 고딕" w:hint="eastAsia"/>
+          <w:color w:val="1B211D"/>
+          <w:sz w:val="20"/>
+          <w:szCs w:val="20"/>
+        </w:rPr>
+        <w:t>형태로</w:t>
+      </w:r>
+      <w:r>
+        <w:rPr>
+          <w:rFonts w:ascii="맑은 고딕" w:eastAsia="맑은 고딕" w:hAnsi="맑은 고딕" w:hint="eastAsia"/>
+          <w:color w:val="1B211D"/>
+          <w:sz w:val="20"/>
+          <w:szCs w:val="20"/>
+        </w:rPr>
+        <w:t xml:space="preserve"> </w:t>
+      </w:r>
+      <w:r>
+        <w:rPr>
+          <w:rFonts w:ascii="맑은 고딕" w:eastAsia="맑은 고딕" w:hAnsi="맑은 고딕" w:hint="eastAsia"/>
+          <w:color w:val="1B211D"/>
+          <w:sz w:val="20"/>
+          <w:szCs w:val="20"/>
+        </w:rPr>
+        <w:t>쌓이는</w:t>
+      </w:r>
+      <w:r>
+        <w:rPr>
+          <w:rFonts w:ascii="맑은 고딕" w:eastAsia="맑은 고딕" w:hAnsi="맑은 고딕" w:hint="eastAsia"/>
+          <w:color w:val="1B211D"/>
+          <w:sz w:val="20"/>
+          <w:szCs w:val="20"/>
+        </w:rPr>
+        <w:t xml:space="preserve"> </w:t>
+      </w:r>
+      <w:r>
+        <w:rPr>
+          <w:rFonts w:ascii="맑은 고딕" w:eastAsia="맑은 고딕" w:hAnsi="맑은 고딕" w:hint="eastAsia"/>
+          <w:color w:val="1B211D"/>
+          <w:sz w:val="20"/>
+          <w:szCs w:val="20"/>
+        </w:rPr>
+        <w:t>공감</w:t>
+      </w:r>
+    </w:p>
+    <w:p>
+      <w:pPr>
+        <w:numPr>
+          <w:ilvl w:val="0"/>
+          <w:numId w:val="11"/>
+        </w:numPr>
+        <w:spacing w:before="100" w:beforeAutospacing="1" w:after="40"/>
+        <w:rPr>
+          <w:rFonts w:ascii="맑은 고딕" w:eastAsia="맑은 고딕" w:hAnsi="맑은 고딕" w:hint="eastAsia"/>
+          <w:color w:val="1B211D"/>
+          <w:sz w:val="20"/>
+          <w:szCs w:val="20"/>
+        </w:rPr>
+      </w:pPr>
+      <w:r>
+        <w:rPr>
+          <w:rStyle w:val="a3"/>
+          <w:rFonts w:ascii="맑은 고딕" w:eastAsia="맑은 고딕" w:hAnsi="맑은 고딕" w:hint="eastAsia"/>
+          <w:sz w:val="20"/>
+          <w:szCs w:val="20"/>
+        </w:rPr>
+        <w:t>개교</w:t>
+      </w:r>
+      <w:r>
+        <w:rPr>
+          <w:rStyle w:val="a3"/>
+          <w:rFonts w:ascii="맑은 고딕" w:eastAsia="맑은 고딕" w:hAnsi="맑은 고딕" w:hint="eastAsia"/>
+          <w:sz w:val="20"/>
+          <w:szCs w:val="20"/>
+        </w:rPr>
+        <w:t xml:space="preserve"> </w:t>
+      </w:r>
+      <w:r>
+        <w:rPr>
+          <w:rStyle w:val="a3"/>
+          <w:rFonts w:ascii="맑은 고딕" w:eastAsia="맑은 고딕" w:hAnsi="맑은 고딕" w:hint="eastAsia"/>
+          <w:sz w:val="20"/>
+          <w:szCs w:val="20"/>
+        </w:rPr>
+        <w:t>벽화</w:t>
+      </w:r>
+      <w:r>
+        <w:rPr>
+          <w:rFonts w:ascii="맑은 고딕" w:eastAsia="맑은 고딕" w:hAnsi="맑은 고딕" w:hint="eastAsia"/>
+          <w:color w:val="1B211D"/>
+          <w:sz w:val="20"/>
+          <w:szCs w:val="20"/>
+        </w:rPr>
+        <w:t xml:space="preserve">: </w:t>
+      </w:r>
+      <w:r>
+        <w:rPr>
+          <w:rFonts w:ascii="맑은 고딕" w:eastAsia="맑은 고딕" w:hAnsi="맑은 고딕" w:hint="eastAsia"/>
+          <w:color w:val="1B211D"/>
+          <w:sz w:val="20"/>
+          <w:szCs w:val="20"/>
+        </w:rPr>
+        <w:t>고백실</w:t>
+      </w:r>
+      <w:r>
+        <w:rPr>
+          <w:rFonts w:ascii="맑은 고딕" w:eastAsia="맑은 고딕" w:hAnsi="맑은 고딕" w:hint="eastAsia"/>
+          <w:color w:val="1B211D"/>
+          <w:sz w:val="20"/>
+          <w:szCs w:val="20"/>
+        </w:rPr>
+        <w:t xml:space="preserve"> </w:t>
+      </w:r>
+      <w:r>
+        <w:rPr>
+          <w:rFonts w:ascii="맑은 고딕" w:eastAsia="맑은 고딕" w:hAnsi="맑은 고딕" w:hint="eastAsia"/>
+          <w:color w:val="1B211D"/>
+          <w:sz w:val="20"/>
+          <w:szCs w:val="20"/>
+        </w:rPr>
+        <w:t>상단에서</w:t>
+      </w:r>
+      <w:r>
+        <w:rPr>
+          <w:rFonts w:ascii="맑은 고딕" w:eastAsia="맑은 고딕" w:hAnsi="맑은 고딕" w:hint="eastAsia"/>
+          <w:color w:val="1B211D"/>
+          <w:sz w:val="20"/>
+          <w:szCs w:val="20"/>
+        </w:rPr>
+        <w:t xml:space="preserve"> </w:t>
+      </w:r>
+      <w:r>
+        <w:rPr>
+          <w:rFonts w:ascii="맑은 고딕" w:eastAsia="맑은 고딕" w:hAnsi="맑은 고딕" w:hint="eastAsia"/>
+          <w:color w:val="1B211D"/>
+          <w:sz w:val="20"/>
+          <w:szCs w:val="20"/>
+        </w:rPr>
+        <w:t>모두의</w:t>
+      </w:r>
+      <w:r>
+        <w:rPr>
+          <w:rFonts w:ascii="맑은 고딕" w:eastAsia="맑은 고딕" w:hAnsi="맑은 고딕" w:hint="eastAsia"/>
+          <w:color w:val="1B211D"/>
+          <w:sz w:val="20"/>
+          <w:szCs w:val="20"/>
+        </w:rPr>
+        <w:t xml:space="preserve"> </w:t>
+      </w:r>
+      <w:r>
+        <w:rPr>
+          <w:rFonts w:ascii="맑은 고딕" w:eastAsia="맑은 고딕" w:hAnsi="맑은 고딕" w:hint="eastAsia"/>
+          <w:color w:val="1B211D"/>
+          <w:sz w:val="20"/>
+          <w:szCs w:val="20"/>
+        </w:rPr>
+        <w:t>뚜껑이</w:t>
+      </w:r>
+      <w:r>
+        <w:rPr>
+          <w:rFonts w:ascii="맑은 고딕" w:eastAsia="맑은 고딕" w:hAnsi="맑은 고딕" w:hint="eastAsia"/>
+          <w:color w:val="1B211D"/>
+          <w:sz w:val="20"/>
+          <w:szCs w:val="20"/>
+        </w:rPr>
+        <w:t xml:space="preserve"> </w:t>
+      </w:r>
+      <w:r>
+        <w:rPr>
+          <w:rStyle w:val="a3"/>
+          <w:rFonts w:ascii="맑은 고딕" w:eastAsia="맑은 고딕" w:hAnsi="맑은 고딕" w:hint="eastAsia"/>
+          <w:sz w:val="20"/>
+          <w:szCs w:val="20"/>
+        </w:rPr>
+        <w:t>병</w:t>
+      </w:r>
+      <w:r>
+        <w:rPr>
+          <w:rStyle w:val="a3"/>
+          <w:rFonts w:ascii="맑은 고딕" w:eastAsia="맑은 고딕" w:hAnsi="맑은 고딕" w:hint="eastAsia"/>
+          <w:sz w:val="20"/>
+          <w:szCs w:val="20"/>
+        </w:rPr>
+        <w:t xml:space="preserve"> </w:t>
+      </w:r>
+      <w:r>
+        <w:rPr>
+          <w:rStyle w:val="a3"/>
+          <w:rFonts w:ascii="맑은 고딕" w:eastAsia="맑은 고딕" w:hAnsi="맑은 고딕" w:hint="eastAsia"/>
+          <w:sz w:val="20"/>
+          <w:szCs w:val="20"/>
+        </w:rPr>
+        <w:t>하나의</w:t>
+      </w:r>
+      <w:r>
+        <w:rPr>
+          <w:rStyle w:val="a3"/>
+          <w:rFonts w:ascii="맑은 고딕" w:eastAsia="맑은 고딕" w:hAnsi="맑은 고딕" w:hint="eastAsia"/>
+          <w:sz w:val="20"/>
+          <w:szCs w:val="20"/>
+        </w:rPr>
+        <w:t xml:space="preserve"> </w:t>
+      </w:r>
+      <w:r>
+        <w:rPr>
+          <w:rStyle w:val="a3"/>
+          <w:rFonts w:ascii="맑은 고딕" w:eastAsia="맑은 고딕" w:hAnsi="맑은 고딕" w:hint="eastAsia"/>
+          <w:sz w:val="20"/>
+          <w:szCs w:val="20"/>
+        </w:rPr>
+        <w:t>실루엣</w:t>
+      </w:r>
+      <w:r>
+        <w:rPr>
+          <w:rFonts w:ascii="맑은 고딕" w:eastAsia="맑은 고딕" w:hAnsi="맑은 고딕" w:hint="eastAsia"/>
+          <w:color w:val="1B211D"/>
+          <w:sz w:val="20"/>
+          <w:szCs w:val="20"/>
+        </w:rPr>
+        <w:t>을</w:t>
+      </w:r>
+      <w:r>
+        <w:rPr>
+          <w:rFonts w:ascii="맑은 고딕" w:eastAsia="맑은 고딕" w:hAnsi="맑은 고딕" w:hint="eastAsia"/>
+          <w:color w:val="1B211D"/>
+          <w:sz w:val="20"/>
+          <w:szCs w:val="20"/>
+        </w:rPr>
+        <w:t xml:space="preserve"> </w:t>
+      </w:r>
+      <w:r>
+        <w:rPr>
+          <w:rFonts w:ascii="맑은 고딕" w:eastAsia="맑은 고딕" w:hAnsi="맑은 고딕" w:hint="eastAsia"/>
+          <w:color w:val="1B211D"/>
+          <w:sz w:val="20"/>
+          <w:szCs w:val="20"/>
+        </w:rPr>
+        <w:t>채워간다</w:t>
+      </w:r>
+      <w:r>
+        <w:rPr>
+          <w:rFonts w:ascii="맑은 고딕" w:eastAsia="맑은 고딕" w:hAnsi="맑은 고딕" w:hint="eastAsia"/>
+          <w:color w:val="1B211D"/>
+          <w:sz w:val="20"/>
+          <w:szCs w:val="20"/>
+        </w:rPr>
+        <w:t xml:space="preserve">. </w:t>
+      </w:r>
+      <w:r>
+        <w:rPr>
+          <w:rFonts w:ascii="맑은 고딕" w:eastAsia="맑은 고딕" w:hAnsi="맑은 고딕" w:hint="eastAsia"/>
+          <w:color w:val="1B211D"/>
+          <w:sz w:val="20"/>
+          <w:szCs w:val="20"/>
+        </w:rPr>
+        <w:t>병이</w:t>
+      </w:r>
+      <w:r>
+        <w:rPr>
+          <w:rFonts w:ascii="맑은 고딕" w:eastAsia="맑은 고딕" w:hAnsi="맑은 고딕" w:hint="eastAsia"/>
+          <w:color w:val="1B211D"/>
+          <w:sz w:val="20"/>
+          <w:szCs w:val="20"/>
+        </w:rPr>
+        <w:t xml:space="preserve"> </w:t>
+      </w:r>
+      <w:r>
+        <w:rPr>
+          <w:rFonts w:ascii="맑은 고딕" w:eastAsia="맑은 고딕" w:hAnsi="맑은 고딕" w:hint="eastAsia"/>
+          <w:color w:val="1B211D"/>
+          <w:sz w:val="20"/>
+          <w:szCs w:val="20"/>
+        </w:rPr>
+        <w:t>가득</w:t>
+      </w:r>
+      <w:r>
+        <w:rPr>
+          <w:rFonts w:ascii="맑은 고딕" w:eastAsia="맑은 고딕" w:hAnsi="맑은 고딕" w:hint="eastAsia"/>
+          <w:color w:val="1B211D"/>
+          <w:sz w:val="20"/>
+          <w:szCs w:val="20"/>
+        </w:rPr>
+        <w:t xml:space="preserve"> </w:t>
+      </w:r>
+      <w:r>
+        <w:rPr>
+          <w:rFonts w:ascii="맑은 고딕" w:eastAsia="맑은 고딕" w:hAnsi="맑은 고딕" w:hint="eastAsia"/>
+          <w:color w:val="1B211D"/>
+          <w:sz w:val="20"/>
+          <w:szCs w:val="20"/>
+        </w:rPr>
+        <w:t>차면</w:t>
+      </w:r>
+      <w:r>
+        <w:rPr>
+          <w:rFonts w:ascii="맑은 고딕" w:eastAsia="맑은 고딕" w:hAnsi="맑은 고딕" w:hint="eastAsia"/>
+          <w:color w:val="1B211D"/>
+          <w:sz w:val="20"/>
+          <w:szCs w:val="20"/>
+        </w:rPr>
+        <w:t>(</w:t>
+      </w:r>
+      <w:r>
+        <w:rPr>
+          <w:rFonts w:ascii="맑은 고딕" w:eastAsia="맑은 고딕" w:hAnsi="맑은 고딕" w:hint="eastAsia"/>
+          <w:color w:val="1B211D"/>
+          <w:sz w:val="20"/>
+          <w:szCs w:val="20"/>
+        </w:rPr>
+        <w:t>주간</w:t>
+      </w:r>
+      <w:r>
+        <w:rPr>
+          <w:rFonts w:ascii="맑은 고딕" w:eastAsia="맑은 고딕" w:hAnsi="맑은 고딕" w:hint="eastAsia"/>
+          <w:color w:val="1B211D"/>
+          <w:sz w:val="20"/>
+          <w:szCs w:val="20"/>
+        </w:rPr>
+        <w:t xml:space="preserve"> 2</w:t>
+      </w:r>
+      <w:r>
+        <w:rPr>
+          <w:rFonts w:ascii="맑은 고딕" w:eastAsia="맑은 고딕" w:hAnsi="맑은 고딕" w:hint="eastAsia"/>
+          <w:color w:val="1B211D"/>
+          <w:sz w:val="20"/>
+          <w:szCs w:val="20"/>
+        </w:rPr>
+        <w:t>만</w:t>
+      </w:r>
+      <w:r>
+        <w:rPr>
+          <w:rFonts w:ascii="맑은 고딕" w:eastAsia="맑은 고딕" w:hAnsi="맑은 고딕" w:hint="eastAsia"/>
+          <w:color w:val="1B211D"/>
+          <w:sz w:val="20"/>
+          <w:szCs w:val="20"/>
+        </w:rPr>
+        <w:t xml:space="preserve"> </w:t>
+      </w:r>
+      <w:r>
+        <w:rPr>
+          <w:rFonts w:ascii="맑은 고딕" w:eastAsia="맑은 고딕" w:hAnsi="맑은 고딕" w:hint="eastAsia"/>
+          <w:color w:val="1B211D"/>
+          <w:sz w:val="20"/>
+          <w:szCs w:val="20"/>
+        </w:rPr>
+        <w:t>잔</w:t>
+      </w:r>
+      <w:r>
+        <w:rPr>
+          <w:rFonts w:ascii="맑은 고딕" w:eastAsia="맑은 고딕" w:hAnsi="맑은 고딕" w:hint="eastAsia"/>
+          <w:color w:val="1B211D"/>
+          <w:sz w:val="20"/>
+          <w:szCs w:val="20"/>
+        </w:rPr>
+        <w:t xml:space="preserve">) </w:t>
+      </w:r>
+      <w:r>
+        <w:rPr>
+          <w:rFonts w:ascii="맑은 고딕" w:eastAsia="맑은 고딕" w:hAnsi="맑은 고딕" w:hint="eastAsia"/>
+          <w:color w:val="1B211D"/>
+          <w:sz w:val="20"/>
+          <w:szCs w:val="20"/>
+        </w:rPr>
+        <w:t>이번</w:t>
+      </w:r>
+      <w:r>
+        <w:rPr>
+          <w:rFonts w:ascii="맑은 고딕" w:eastAsia="맑은 고딕" w:hAnsi="맑은 고딕" w:hint="eastAsia"/>
+          <w:color w:val="1B211D"/>
+          <w:sz w:val="20"/>
+          <w:szCs w:val="20"/>
+        </w:rPr>
+        <w:t xml:space="preserve"> </w:t>
+      </w:r>
+      <w:r>
+        <w:rPr>
+          <w:rFonts w:ascii="맑은 고딕" w:eastAsia="맑은 고딕" w:hAnsi="맑은 고딕" w:hint="eastAsia"/>
+          <w:color w:val="1B211D"/>
+          <w:sz w:val="20"/>
+          <w:szCs w:val="20"/>
+        </w:rPr>
+        <w:t>주</w:t>
+      </w:r>
+      <w:r>
+        <w:rPr>
+          <w:rFonts w:ascii="맑은 고딕" w:eastAsia="맑은 고딕" w:hAnsi="맑은 고딕" w:hint="eastAsia"/>
+          <w:color w:val="1B211D"/>
+          <w:sz w:val="20"/>
+          <w:szCs w:val="20"/>
+        </w:rPr>
+        <w:t xml:space="preserve"> </w:t>
+      </w:r>
+      <w:r>
+        <w:rPr>
+          <w:rFonts w:ascii="맑은 고딕" w:eastAsia="맑은 고딕" w:hAnsi="맑은 고딕" w:hint="eastAsia"/>
+          <w:color w:val="1B211D"/>
+          <w:sz w:val="20"/>
+          <w:szCs w:val="20"/>
+        </w:rPr>
+        <w:t>라벨이</w:t>
+      </w:r>
+      <w:r>
+        <w:rPr>
+          <w:rFonts w:ascii="맑은 고딕" w:eastAsia="맑은 고딕" w:hAnsi="맑은 고딕" w:hint="eastAsia"/>
+          <w:color w:val="1B211D"/>
+          <w:sz w:val="20"/>
+          <w:szCs w:val="20"/>
+        </w:rPr>
+        <w:t xml:space="preserve"> </w:t>
+      </w:r>
+      <w:r>
+        <w:rPr>
+          <w:rFonts w:ascii="맑은 고딕" w:eastAsia="맑은 고딕" w:hAnsi="맑은 고딕" w:hint="eastAsia"/>
+          <w:color w:val="1B211D"/>
+          <w:sz w:val="20"/>
+          <w:szCs w:val="20"/>
+        </w:rPr>
+        <w:t>인쇄소로</w:t>
+      </w:r>
+      <w:r>
+        <w:rPr>
+          <w:rFonts w:ascii="맑은 고딕" w:eastAsia="맑은 고딕" w:hAnsi="맑은 고딕" w:hint="eastAsia"/>
+          <w:color w:val="1B211D"/>
+          <w:sz w:val="20"/>
+          <w:szCs w:val="20"/>
+        </w:rPr>
+        <w:t xml:space="preserve"> </w:t>
+      </w:r>
+      <w:r>
+        <w:rPr>
+          <w:rFonts w:ascii="맑은 고딕" w:eastAsia="맑은 고딕" w:hAnsi="맑은 고딕" w:hint="eastAsia"/>
+          <w:color w:val="1B211D"/>
+          <w:sz w:val="20"/>
+          <w:szCs w:val="20"/>
+        </w:rPr>
+        <w:t>간다</w:t>
+      </w:r>
+      <w:r>
+        <w:rPr>
+          <w:rFonts w:ascii="맑은 고딕" w:eastAsia="맑은 고딕" w:hAnsi="맑은 고딕" w:hint="eastAsia"/>
+          <w:color w:val="1B211D"/>
+          <w:sz w:val="20"/>
+          <w:szCs w:val="20"/>
+        </w:rPr>
+        <w:t xml:space="preserve"> </w:t>
+      </w:r>
+      <w:r>
+        <w:rPr>
+          <w:rFonts w:ascii="맑은 고딕" w:eastAsia="맑은 고딕" w:hAnsi="맑은 고딕" w:hint="eastAsia"/>
+          <w:color w:val="1B211D"/>
+          <w:sz w:val="20"/>
+          <w:szCs w:val="20"/>
+        </w:rPr>
+        <w:t>—</w:t>
+      </w:r>
+      <w:r>
+        <w:rPr>
+          <w:rFonts w:ascii="맑은 고딕" w:eastAsia="맑은 고딕" w:hAnsi="맑은 고딕" w:hint="eastAsia"/>
+          <w:color w:val="1B211D"/>
+          <w:sz w:val="20"/>
+          <w:szCs w:val="20"/>
+        </w:rPr>
+        <w:t xml:space="preserve"> </w:t>
+      </w:r>
+      <w:r>
+        <w:rPr>
+          <w:rFonts w:ascii="맑은 고딕" w:eastAsia="맑은 고딕" w:hAnsi="맑은 고딕" w:hint="eastAsia"/>
+          <w:color w:val="1B211D"/>
+          <w:sz w:val="20"/>
+          <w:szCs w:val="20"/>
+        </w:rPr>
+        <w:t>참여</w:t>
+      </w:r>
+      <w:r>
+        <w:rPr>
+          <w:rFonts w:ascii="맑은 고딕" w:eastAsia="맑은 고딕" w:hAnsi="맑은 고딕" w:hint="eastAsia"/>
+          <w:color w:val="1B211D"/>
+          <w:sz w:val="20"/>
+          <w:szCs w:val="20"/>
+        </w:rPr>
+        <w:t xml:space="preserve"> </w:t>
+      </w:r>
+      <w:r>
+        <w:rPr>
+          <w:rFonts w:ascii="맑은 고딕" w:eastAsia="맑은 고딕" w:hAnsi="맑은 고딕" w:hint="eastAsia"/>
+          <w:color w:val="1B211D"/>
+          <w:sz w:val="20"/>
+          <w:szCs w:val="20"/>
+        </w:rPr>
+        <w:t>총량이</w:t>
+      </w:r>
+      <w:r>
+        <w:rPr>
+          <w:rFonts w:ascii="맑은 고딕" w:eastAsia="맑은 고딕" w:hAnsi="맑은 고딕" w:hint="eastAsia"/>
+          <w:color w:val="1B211D"/>
+          <w:sz w:val="20"/>
+          <w:szCs w:val="20"/>
+        </w:rPr>
+        <w:t xml:space="preserve"> </w:t>
+      </w:r>
+      <w:r>
+        <w:rPr>
+          <w:rFonts w:ascii="맑은 고딕" w:eastAsia="맑은 고딕" w:hAnsi="맑은 고딕" w:hint="eastAsia"/>
+          <w:color w:val="1B211D"/>
+          <w:sz w:val="20"/>
+          <w:szCs w:val="20"/>
+        </w:rPr>
+        <w:t>눈앞에서</w:t>
+      </w:r>
+      <w:r>
+        <w:rPr>
+          <w:rFonts w:ascii="맑은 고딕" w:eastAsia="맑은 고딕" w:hAnsi="맑은 고딕" w:hint="eastAsia"/>
+          <w:color w:val="1B211D"/>
+          <w:sz w:val="20"/>
+          <w:szCs w:val="20"/>
+        </w:rPr>
+        <w:t xml:space="preserve"> </w:t>
+      </w:r>
+      <w:r>
+        <w:rPr>
+          <w:rFonts w:ascii="맑은 고딕" w:eastAsia="맑은 고딕" w:hAnsi="맑은 고딕" w:hint="eastAsia"/>
+          <w:color w:val="1B211D"/>
+          <w:sz w:val="20"/>
+          <w:szCs w:val="20"/>
+        </w:rPr>
+        <w:t>제품이</w:t>
+      </w:r>
+      <w:r>
+        <w:rPr>
+          <w:rFonts w:ascii="맑은 고딕" w:eastAsia="맑은 고딕" w:hAnsi="맑은 고딕" w:hint="eastAsia"/>
+          <w:color w:val="1B211D"/>
+          <w:sz w:val="20"/>
+          <w:szCs w:val="20"/>
+        </w:rPr>
+        <w:t xml:space="preserve"> </w:t>
+      </w:r>
+      <w:r>
+        <w:rPr>
+          <w:rFonts w:ascii="맑은 고딕" w:eastAsia="맑은 고딕" w:hAnsi="맑은 고딕" w:hint="eastAsia"/>
+          <w:color w:val="1B211D"/>
+          <w:sz w:val="20"/>
+          <w:szCs w:val="20"/>
+        </w:rPr>
+        <w:t>되어가는</w:t>
+      </w:r>
+      <w:r>
+        <w:rPr>
+          <w:rFonts w:ascii="맑은 고딕" w:eastAsia="맑은 고딕" w:hAnsi="맑은 고딕" w:hint="eastAsia"/>
+          <w:color w:val="1B211D"/>
+          <w:sz w:val="20"/>
+          <w:szCs w:val="20"/>
+        </w:rPr>
+        <w:t xml:space="preserve"> </w:t>
+      </w:r>
+      <w:r>
+        <w:rPr>
+          <w:rFonts w:ascii="맑은 고딕" w:eastAsia="맑은 고딕" w:hAnsi="맑은 고딕" w:hint="eastAsia"/>
+          <w:color w:val="1B211D"/>
+          <w:sz w:val="20"/>
+          <w:szCs w:val="20"/>
+        </w:rPr>
+        <w:t>집단</w:t>
+      </w:r>
+      <w:r>
+        <w:rPr>
+          <w:rFonts w:ascii="맑은 고딕" w:eastAsia="맑은 고딕" w:hAnsi="맑은 고딕" w:hint="eastAsia"/>
+          <w:color w:val="1B211D"/>
+          <w:sz w:val="20"/>
+          <w:szCs w:val="20"/>
+        </w:rPr>
+        <w:t xml:space="preserve"> </w:t>
+      </w:r>
+      <w:r>
+        <w:rPr>
+          <w:rFonts w:ascii="맑은 고딕" w:eastAsia="맑은 고딕" w:hAnsi="맑은 고딕" w:hint="eastAsia"/>
+          <w:color w:val="1B211D"/>
+          <w:sz w:val="20"/>
+          <w:szCs w:val="20"/>
+        </w:rPr>
+        <w:t>작품</w:t>
+      </w:r>
+    </w:p>
+    <w:p>
+      <w:pPr>
         <w:pStyle w:val="3"/>
         <w:rPr>
           <w:rFonts w:ascii="맑은 고딕" w:eastAsia="맑은 고딕" w:hAnsi="맑은 고딕" w:hint="eastAsia"/>
@@ -21381,7 +22593,97 @@
           <w:sz w:val="20"/>
           <w:szCs w:val="20"/>
         </w:rPr>
-        <w:t xml:space="preserve"> </w:t>
+        <w:t>(</w:t>
+      </w:r>
+      <w:r>
+        <w:rPr>
+          <w:rFonts w:ascii="맑은 고딕" w:eastAsia="맑은 고딕" w:hAnsi="맑은 고딕" w:hint="eastAsia"/>
+          <w:color w:val="1B211D"/>
+          <w:sz w:val="20"/>
+          <w:szCs w:val="20"/>
+        </w:rPr>
+        <w:t>뚜껑</w:t>
+      </w:r>
+      <w:r>
+        <w:rPr>
+          <w:rFonts w:ascii="맑은 고딕" w:eastAsia="맑은 고딕" w:hAnsi="맑은 고딕" w:hint="eastAsia"/>
+          <w:color w:val="1B211D"/>
+          <w:sz w:val="20"/>
+          <w:szCs w:val="20"/>
+        </w:rPr>
+        <w:t xml:space="preserve"> </w:t>
+      </w:r>
+      <w:r>
+        <w:rPr>
+          <w:rFonts w:ascii="맑은 고딕" w:eastAsia="맑은 고딕" w:hAnsi="맑은 고딕" w:hint="eastAsia"/>
+          <w:color w:val="1B211D"/>
+          <w:sz w:val="20"/>
+          <w:szCs w:val="20"/>
+        </w:rPr>
+        <w:t>모자이크의</w:t>
+      </w:r>
+      <w:r>
+        <w:rPr>
+          <w:rFonts w:ascii="맑은 고딕" w:eastAsia="맑은 고딕" w:hAnsi="맑은 고딕" w:hint="eastAsia"/>
+          <w:color w:val="1B211D"/>
+          <w:sz w:val="20"/>
+          <w:szCs w:val="20"/>
+        </w:rPr>
+        <w:t xml:space="preserve"> </w:t>
+      </w:r>
+      <w:r>
+        <w:rPr>
+          <w:rFonts w:ascii="맑은 고딕" w:eastAsia="맑은 고딕" w:hAnsi="맑은 고딕" w:hint="eastAsia"/>
+          <w:color w:val="1B211D"/>
+          <w:sz w:val="20"/>
+          <w:szCs w:val="20"/>
+        </w:rPr>
+        <w:t>잔이</w:t>
+      </w:r>
+      <w:r>
+        <w:rPr>
+          <w:rFonts w:ascii="맑은 고딕" w:eastAsia="맑은 고딕" w:hAnsi="맑은 고딕" w:hint="eastAsia"/>
+          <w:color w:val="1B211D"/>
+          <w:sz w:val="20"/>
+          <w:szCs w:val="20"/>
+        </w:rPr>
+        <w:t xml:space="preserve"> </w:t>
+      </w:r>
+      <w:r>
+        <w:rPr>
+          <w:rFonts w:ascii="맑은 고딕" w:eastAsia="맑은 고딕" w:hAnsi="맑은 고딕" w:hint="eastAsia"/>
+          <w:color w:val="1B211D"/>
+          <w:sz w:val="20"/>
+          <w:szCs w:val="20"/>
+        </w:rPr>
+        <w:t>가득</w:t>
+      </w:r>
+      <w:r>
+        <w:rPr>
+          <w:rFonts w:ascii="맑은 고딕" w:eastAsia="맑은 고딕" w:hAnsi="맑은 고딕" w:hint="eastAsia"/>
+          <w:color w:val="1B211D"/>
+          <w:sz w:val="20"/>
+          <w:szCs w:val="20"/>
+        </w:rPr>
+        <w:t xml:space="preserve"> </w:t>
+      </w:r>
+      <w:r>
+        <w:rPr>
+          <w:rFonts w:ascii="맑은 고딕" w:eastAsia="맑은 고딕" w:hAnsi="맑은 고딕" w:hint="eastAsia"/>
+          <w:color w:val="1B211D"/>
+          <w:sz w:val="20"/>
+          <w:szCs w:val="20"/>
+        </w:rPr>
+        <w:t>찬</w:t>
+      </w:r>
+      <w:r>
+        <w:rPr>
+          <w:rFonts w:ascii="맑은 고딕" w:eastAsia="맑은 고딕" w:hAnsi="맑은 고딕" w:hint="eastAsia"/>
+          <w:color w:val="1B211D"/>
+          <w:sz w:val="20"/>
+          <w:szCs w:val="20"/>
+        </w:rPr>
+        <w:t xml:space="preserve">) </w:t>
       </w:r>
       <w:r>
         <w:rPr>
@@ -21535,96 +22837,6 @@
           <w:szCs w:val="20"/>
         </w:rPr>
         <w:t>획득</w:t>
-      </w:r>
-      <w:r>
-        <w:rPr>
-          <w:rFonts w:ascii="맑은 고딕" w:eastAsia="맑은 고딕" w:hAnsi="맑은 고딕" w:hint="eastAsia"/>
-          <w:color w:val="1B211D"/>
-          <w:sz w:val="20"/>
-          <w:szCs w:val="20"/>
-        </w:rPr>
-        <w:t xml:space="preserve">, </w:t>
-      </w:r>
-      <w:r>
-        <w:rPr>
-          <w:rFonts w:ascii="맑은 고딕" w:eastAsia="맑은 고딕" w:hAnsi="맑은 고딕" w:hint="eastAsia"/>
-          <w:color w:val="1B211D"/>
-          <w:sz w:val="20"/>
-          <w:szCs w:val="20"/>
-        </w:rPr>
-        <w:t>탭하면</w:t>
-      </w:r>
-      <w:r>
-        <w:rPr>
-          <w:rFonts w:ascii="맑은 고딕" w:eastAsia="맑은 고딕" w:hAnsi="맑은 고딕" w:hint="eastAsia"/>
-          <w:color w:val="1B211D"/>
-          <w:sz w:val="20"/>
-          <w:szCs w:val="20"/>
-        </w:rPr>
-        <w:t xml:space="preserve"> </w:t>
-      </w:r>
-      <w:r>
-        <w:rPr>
-          <w:rFonts w:ascii="맑은 고딕" w:eastAsia="맑은 고딕" w:hAnsi="맑은 고딕" w:hint="eastAsia"/>
-          <w:color w:val="1B211D"/>
-          <w:sz w:val="20"/>
-          <w:szCs w:val="20"/>
-        </w:rPr>
-        <w:t>병</w:t>
-      </w:r>
-      <w:r>
-        <w:rPr>
-          <w:rFonts w:ascii="맑은 고딕" w:eastAsia="맑은 고딕" w:hAnsi="맑은 고딕" w:hint="eastAsia"/>
-          <w:color w:val="1B211D"/>
-          <w:sz w:val="20"/>
-          <w:szCs w:val="20"/>
-        </w:rPr>
-        <w:t xml:space="preserve"> </w:t>
-      </w:r>
-      <w:r>
-        <w:rPr>
-          <w:rFonts w:ascii="맑은 고딕" w:eastAsia="맑은 고딕" w:hAnsi="맑은 고딕" w:hint="eastAsia"/>
-          <w:color w:val="1B211D"/>
-          <w:sz w:val="20"/>
-          <w:szCs w:val="20"/>
-        </w:rPr>
-        <w:t>라벨</w:t>
-      </w:r>
-      <w:r>
-        <w:rPr>
-          <w:rFonts w:ascii="맑은 고딕" w:eastAsia="맑은 고딕" w:hAnsi="맑은 고딕" w:hint="eastAsia"/>
-          <w:color w:val="1B211D"/>
-          <w:sz w:val="20"/>
-          <w:szCs w:val="20"/>
-        </w:rPr>
-        <w:t xml:space="preserve"> </w:t>
-      </w:r>
-      <w:r>
-        <w:rPr>
-          <w:rFonts w:ascii="맑은 고딕" w:eastAsia="맑은 고딕" w:hAnsi="맑은 고딕" w:hint="eastAsia"/>
-          <w:color w:val="1B211D"/>
-          <w:sz w:val="20"/>
-          <w:szCs w:val="20"/>
-        </w:rPr>
-        <w:t>시안</w:t>
-      </w:r>
-      <w:r>
-        <w:rPr>
-          <w:rFonts w:ascii="맑은 고딕" w:eastAsia="맑은 고딕" w:hAnsi="맑은 고딕" w:hint="eastAsia"/>
-          <w:color w:val="1B211D"/>
-          <w:sz w:val="20"/>
-          <w:szCs w:val="20"/>
-        </w:rPr>
-        <w:t xml:space="preserve"> </w:t>
-      </w:r>
-      <w:r>
-        <w:rPr>
-          <w:rFonts w:ascii="맑은 고딕" w:eastAsia="맑은 고딕" w:hAnsi="맑은 고딕" w:hint="eastAsia"/>
-          <w:color w:val="1B211D"/>
-          <w:sz w:val="20"/>
-          <w:szCs w:val="20"/>
-        </w:rPr>
-        <w:t>미리보기</w:t>
       </w:r>
     </w:p>
     <w:p>
@@ -24186,7 +25398,7 @@
           <w:sz w:val="20"/>
           <w:szCs w:val="20"/>
         </w:rPr>
-        <w:pict w14:anchorId="03083F21">
+        <w:pict w14:anchorId="7602D1F7">
           <v:rect id="_x0000_i1032" style="width:0;height:1.5pt" o:hralign="center" o:hrstd="t" o:hr="t" fillcolor="#a0a0a0" stroked="f"/>
         </w:pict>
       </w:r>
@@ -27468,7 +28680,7 @@
           <w:sz w:val="20"/>
           <w:szCs w:val="20"/>
         </w:rPr>
-        <w:pict w14:anchorId="6E6A86AA">
+        <w:pict w14:anchorId="653DF799">
           <v:rect id="_x0000_i1033" style="width:0;height:1.5pt" o:hralign="center" o:hrstd="t" o:hr="t" fillcolor="#a0a0a0" stroked="f"/>
         </w:pict>
       </w:r>
@@ -29774,7 +30986,7 @@
           <w:sz w:val="20"/>
           <w:szCs w:val="20"/>
         </w:rPr>
-        <w:pict w14:anchorId="07BD1203">
+        <w:pict w14:anchorId="1550A6FD">
           <v:rect id="_x0000_i1034" style="width:0;height:1.5pt" o:hralign="center" o:hrstd="t" o:hr="t" fillcolor="#a0a0a0" stroked="f"/>
         </w:pict>
       </w:r>
@@ -31454,7 +32666,7 @@
           <w:sz w:val="20"/>
           <w:szCs w:val="20"/>
         </w:rPr>
-        <w:pict w14:anchorId="7B68B702">
+        <w:pict w14:anchorId="5222FBCB">
           <v:rect id="_x0000_i1035" style="width:0;height:1.5pt" o:hralign="center" o:hrstd="t" o:hr="t" fillcolor="#a0a0a0" stroked="f"/>
         </w:pict>
       </w:r>
@@ -31552,7 +32764,7 @@
         </w:rPr>
         <w:t xml:space="preserve">URL: </w:t>
       </w:r>
-      <w:hyperlink r:id="rId8" w:history="1">
+      <w:hyperlink r:id="rId6" w:history="1">
         <w:r>
           <w:rPr>
             <w:rStyle w:val="a5"/>
@@ -32758,6 +33970,114 @@
         </w:rPr>
         <w:t>잔</w:t>
       </w:r>
+      <w:r>
+        <w:rPr>
+          <w:rFonts w:ascii="맑은 고딕" w:eastAsia="맑은 고딕" w:hAnsi="맑은 고딕" w:hint="eastAsia"/>
+          <w:color w:val="1B211D"/>
+          <w:sz w:val="20"/>
+          <w:szCs w:val="20"/>
+        </w:rPr>
+        <w:t xml:space="preserve">, </w:t>
+      </w:r>
+      <w:r>
+        <w:rPr>
+          <w:rFonts w:ascii="맑은 고딕" w:eastAsia="맑은 고딕" w:hAnsi="맑은 고딕" w:hint="eastAsia"/>
+          <w:color w:val="1B211D"/>
+          <w:sz w:val="20"/>
+          <w:szCs w:val="20"/>
+        </w:rPr>
+        <w:t>내</w:t>
+      </w:r>
+      <w:r>
+        <w:rPr>
+          <w:rFonts w:ascii="맑은 고딕" w:eastAsia="맑은 고딕" w:hAnsi="맑은 고딕" w:hint="eastAsia"/>
+          <w:color w:val="1B211D"/>
+          <w:sz w:val="20"/>
+          <w:szCs w:val="20"/>
+        </w:rPr>
+        <w:t xml:space="preserve"> </w:t>
+      </w:r>
+      <w:r>
+        <w:rPr>
+          <w:rFonts w:ascii="맑은 고딕" w:eastAsia="맑은 고딕" w:hAnsi="맑은 고딕" w:hint="eastAsia"/>
+          <w:color w:val="1B211D"/>
+          <w:sz w:val="20"/>
+          <w:szCs w:val="20"/>
+        </w:rPr>
+        <w:t>뚜껑이</w:t>
+      </w:r>
+      <w:r>
+        <w:rPr>
+          <w:rFonts w:ascii="맑은 고딕" w:eastAsia="맑은 고딕" w:hAnsi="맑은 고딕" w:hint="eastAsia"/>
+          <w:color w:val="1B211D"/>
+          <w:sz w:val="20"/>
+          <w:szCs w:val="20"/>
+        </w:rPr>
+        <w:t xml:space="preserve"> </w:t>
+      </w:r>
+      <w:r>
+        <w:rPr>
+          <w:rFonts w:ascii="맑은 고딕" w:eastAsia="맑은 고딕" w:hAnsi="맑은 고딕" w:hint="eastAsia"/>
+          <w:color w:val="1B211D"/>
+          <w:sz w:val="20"/>
+          <w:szCs w:val="20"/>
+        </w:rPr>
+        <w:t>잔</w:t>
+      </w:r>
+      <w:r>
+        <w:rPr>
+          <w:rFonts w:ascii="맑은 고딕" w:eastAsia="맑은 고딕" w:hAnsi="맑은 고딕" w:hint="eastAsia"/>
+          <w:color w:val="1B211D"/>
+          <w:sz w:val="20"/>
+          <w:szCs w:val="20"/>
+        </w:rPr>
+        <w:t xml:space="preserve"> </w:t>
+      </w:r>
+      <w:r>
+        <w:rPr>
+          <w:rFonts w:ascii="맑은 고딕" w:eastAsia="맑은 고딕" w:hAnsi="맑은 고딕" w:hint="eastAsia"/>
+          <w:color w:val="1B211D"/>
+          <w:sz w:val="20"/>
+          <w:szCs w:val="20"/>
+        </w:rPr>
+        <w:t>모자이크에</w:t>
+      </w:r>
+      <w:r>
+        <w:rPr>
+          <w:rFonts w:ascii="맑은 고딕" w:eastAsia="맑은 고딕" w:hAnsi="맑은 고딕" w:hint="eastAsia"/>
+          <w:color w:val="1B211D"/>
+          <w:sz w:val="20"/>
+          <w:szCs w:val="20"/>
+        </w:rPr>
+        <w:t xml:space="preserve"> </w:t>
+      </w:r>
+      <w:r>
+        <w:rPr>
+          <w:rFonts w:ascii="맑은 고딕" w:eastAsia="맑은 고딕" w:hAnsi="맑은 고딕" w:hint="eastAsia"/>
+          <w:color w:val="1B211D"/>
+          <w:sz w:val="20"/>
+          <w:szCs w:val="20"/>
+        </w:rPr>
+        <w:t>앰버색으로</w:t>
+      </w:r>
+      <w:r>
+        <w:rPr>
+          <w:rFonts w:ascii="맑은 고딕" w:eastAsia="맑은 고딕" w:hAnsi="맑은 고딕" w:hint="eastAsia"/>
+          <w:color w:val="1B211D"/>
+          <w:sz w:val="20"/>
+          <w:szCs w:val="20"/>
+        </w:rPr>
+        <w:t xml:space="preserve"> </w:t>
+      </w:r>
+      <w:r>
+        <w:rPr>
+          <w:rFonts w:ascii="맑은 고딕" w:eastAsia="맑은 고딕" w:hAnsi="맑은 고딕" w:hint="eastAsia"/>
+          <w:color w:val="1B211D"/>
+          <w:sz w:val="20"/>
+          <w:szCs w:val="20"/>
+        </w:rPr>
+        <w:t>박힘</w:t>
+      </w:r>
     </w:p>
     <w:p>
       <w:pPr>
@@ -32780,124 +34100,70 @@
           <w:sz w:val="20"/>
           <w:szCs w:val="20"/>
         </w:rPr>
-        <w:t>(0:50) '</w:t>
-      </w:r>
-      <w:r>
-        <w:rPr>
-          <w:rFonts w:ascii="맑은 고딕" w:eastAsia="맑은 고딕" w:hAnsi="맑은 고딕" w:hint="eastAsia"/>
-          <w:color w:val="1B211D"/>
-          <w:sz w:val="20"/>
-          <w:szCs w:val="20"/>
-        </w:rPr>
-        <w:t>이번</w:t>
-      </w:r>
-      <w:r>
-        <w:rPr>
-          <w:rFonts w:ascii="맑은 고딕" w:eastAsia="맑은 고딕" w:hAnsi="맑은 고딕" w:hint="eastAsia"/>
-          <w:color w:val="1B211D"/>
-          <w:sz w:val="20"/>
-          <w:szCs w:val="20"/>
-        </w:rPr>
-        <w:t xml:space="preserve"> </w:t>
-      </w:r>
-      <w:r>
-        <w:rPr>
-          <w:rFonts w:ascii="맑은 고딕" w:eastAsia="맑은 고딕" w:hAnsi="맑은 고딕" w:hint="eastAsia"/>
-          <w:color w:val="1B211D"/>
-          <w:sz w:val="20"/>
-          <w:szCs w:val="20"/>
-        </w:rPr>
-        <w:t>주</w:t>
-      </w:r>
-      <w:r>
-        <w:rPr>
-          <w:rFonts w:ascii="맑은 고딕" w:eastAsia="맑은 고딕" w:hAnsi="맑은 고딕" w:hint="eastAsia"/>
-          <w:color w:val="1B211D"/>
-          <w:sz w:val="20"/>
-          <w:szCs w:val="20"/>
-        </w:rPr>
-        <w:t xml:space="preserve"> </w:t>
-      </w:r>
-      <w:r>
-        <w:rPr>
-          <w:rFonts w:ascii="맑은 고딕" w:eastAsia="맑은 고딕" w:hAnsi="맑은 고딕" w:hint="eastAsia"/>
-          <w:color w:val="1B211D"/>
-          <w:sz w:val="20"/>
-          <w:szCs w:val="20"/>
-        </w:rPr>
-        <w:t>라벨</w:t>
-      </w:r>
-      <w:r>
-        <w:rPr>
-          <w:rFonts w:ascii="맑은 고딕" w:eastAsia="맑은 고딕" w:hAnsi="맑은 고딕" w:hint="eastAsia"/>
-          <w:color w:val="1B211D"/>
-          <w:sz w:val="20"/>
-          <w:szCs w:val="20"/>
-        </w:rPr>
-        <w:t xml:space="preserve"> </w:t>
-      </w:r>
-      <w:r>
-        <w:rPr>
-          <w:rFonts w:ascii="맑은 고딕" w:eastAsia="맑은 고딕" w:hAnsi="맑은 고딕" w:hint="eastAsia"/>
-          <w:color w:val="1B211D"/>
-          <w:sz w:val="20"/>
-          <w:szCs w:val="20"/>
-        </w:rPr>
-        <w:t>인쇄</w:t>
-      </w:r>
-      <w:r>
-        <w:rPr>
-          <w:rFonts w:ascii="맑은 고딕" w:eastAsia="맑은 고딕" w:hAnsi="맑은 고딕" w:hint="eastAsia"/>
-          <w:color w:val="1B211D"/>
-          <w:sz w:val="20"/>
-          <w:szCs w:val="20"/>
-        </w:rPr>
-        <w:t xml:space="preserve"> </w:t>
-      </w:r>
-      <w:r>
-        <w:rPr>
-          <w:rFonts w:ascii="맑은 고딕" w:eastAsia="맑은 고딕" w:hAnsi="맑은 고딕" w:hint="eastAsia"/>
-          <w:color w:val="1B211D"/>
-          <w:sz w:val="20"/>
-          <w:szCs w:val="20"/>
-        </w:rPr>
-        <w:t>후보</w:t>
-      </w:r>
-      <w:r>
-        <w:rPr>
-          <w:rFonts w:ascii="맑은 고딕" w:eastAsia="맑은 고딕" w:hAnsi="맑은 고딕" w:hint="eastAsia"/>
-          <w:color w:val="1B211D"/>
-          <w:sz w:val="20"/>
-          <w:szCs w:val="20"/>
-        </w:rPr>
-        <w:t xml:space="preserve">' </w:t>
-      </w:r>
-      <w:r>
-        <w:rPr>
-          <w:rFonts w:ascii="맑은 고딕" w:eastAsia="맑은 고딕" w:hAnsi="맑은 고딕" w:hint="eastAsia"/>
-          <w:color w:val="1B211D"/>
-          <w:sz w:val="20"/>
-          <w:szCs w:val="20"/>
-        </w:rPr>
-        <w:t>뱃지</w:t>
-      </w:r>
-      <w:r>
-        <w:rPr>
-          <w:rFonts w:ascii="맑은 고딕" w:eastAsia="맑은 고딕" w:hAnsi="맑은 고딕" w:hint="eastAsia"/>
-          <w:color w:val="1B211D"/>
-          <w:sz w:val="20"/>
-          <w:szCs w:val="20"/>
-        </w:rPr>
-        <w:t xml:space="preserve"> </w:t>
-      </w:r>
-      <w:r>
-        <w:rPr>
-          <w:rFonts w:ascii="맑은 고딕" w:eastAsia="맑은 고딕" w:hAnsi="맑은 고딕" w:hint="eastAsia"/>
-          <w:color w:val="1B211D"/>
-          <w:sz w:val="20"/>
-          <w:szCs w:val="20"/>
-        </w:rPr>
-        <w:t>탭</w:t>
+        <w:t xml:space="preserve">(0:50) </w:t>
+      </w:r>
+      <w:r>
+        <w:rPr>
+          <w:rFonts w:ascii="맑은 고딕" w:eastAsia="맑은 고딕" w:hAnsi="맑은 고딕" w:hint="eastAsia"/>
+          <w:color w:val="1B211D"/>
+          <w:sz w:val="20"/>
+          <w:szCs w:val="20"/>
+        </w:rPr>
+        <w:t>고백실</w:t>
+      </w:r>
+      <w:r>
+        <w:rPr>
+          <w:rFonts w:ascii="맑은 고딕" w:eastAsia="맑은 고딕" w:hAnsi="맑은 고딕" w:hint="eastAsia"/>
+          <w:color w:val="1B211D"/>
+          <w:sz w:val="20"/>
+          <w:szCs w:val="20"/>
+        </w:rPr>
+        <w:t xml:space="preserve"> </w:t>
+      </w:r>
+      <w:r>
+        <w:rPr>
+          <w:rFonts w:ascii="맑은 고딕" w:eastAsia="맑은 고딕" w:hAnsi="맑은 고딕" w:hint="eastAsia"/>
+          <w:color w:val="1B211D"/>
+          <w:sz w:val="20"/>
+          <w:szCs w:val="20"/>
+        </w:rPr>
+        <w:t>상단</w:t>
+      </w:r>
+      <w:r>
+        <w:rPr>
+          <w:rFonts w:ascii="맑은 고딕" w:eastAsia="맑은 고딕" w:hAnsi="맑은 고딕" w:hint="eastAsia"/>
+          <w:color w:val="1B211D"/>
+          <w:sz w:val="20"/>
+          <w:szCs w:val="20"/>
+        </w:rPr>
+        <w:t xml:space="preserve"> </w:t>
+      </w:r>
+      <w:r>
+        <w:rPr>
+          <w:rStyle w:val="a3"/>
+          <w:rFonts w:ascii="맑은 고딕" w:eastAsia="맑은 고딕" w:hAnsi="맑은 고딕" w:hint="eastAsia"/>
+          <w:sz w:val="20"/>
+          <w:szCs w:val="20"/>
+        </w:rPr>
+        <w:t>개교</w:t>
+      </w:r>
+      <w:r>
+        <w:rPr>
+          <w:rStyle w:val="a3"/>
+          <w:rFonts w:ascii="맑은 고딕" w:eastAsia="맑은 고딕" w:hAnsi="맑은 고딕" w:hint="eastAsia"/>
+          <w:sz w:val="20"/>
+          <w:szCs w:val="20"/>
+        </w:rPr>
+        <w:t xml:space="preserve"> </w:t>
+      </w:r>
+      <w:r>
+        <w:rPr>
+          <w:rStyle w:val="a3"/>
+          <w:rFonts w:ascii="맑은 고딕" w:eastAsia="맑은 고딕" w:hAnsi="맑은 고딕" w:hint="eastAsia"/>
+          <w:sz w:val="20"/>
+          <w:szCs w:val="20"/>
+        </w:rPr>
+        <w:t>벽화</w:t>
       </w:r>
       <w:r>
         <w:rPr>
@@ -32928,57 +34194,102 @@
       </w:r>
       <w:r>
         <w:rPr>
-          <w:rStyle w:val="a3"/>
-          <w:rFonts w:ascii="맑은 고딕" w:eastAsia="맑은 고딕" w:hAnsi="맑은 고딕" w:hint="eastAsia"/>
-          <w:sz w:val="20"/>
-          <w:szCs w:val="20"/>
-        </w:rPr>
-        <w:t>병</w:t>
-      </w:r>
-      <w:r>
-        <w:rPr>
-          <w:rStyle w:val="a3"/>
-          <w:rFonts w:ascii="맑은 고딕" w:eastAsia="맑은 고딕" w:hAnsi="맑은 고딕" w:hint="eastAsia"/>
-          <w:sz w:val="20"/>
-          <w:szCs w:val="20"/>
-        </w:rPr>
-        <w:t xml:space="preserve"> </w:t>
-      </w:r>
-      <w:r>
-        <w:rPr>
-          <w:rStyle w:val="a3"/>
-          <w:rFonts w:ascii="맑은 고딕" w:eastAsia="맑은 고딕" w:hAnsi="맑은 고딕" w:hint="eastAsia"/>
-          <w:sz w:val="20"/>
-          <w:szCs w:val="20"/>
-        </w:rPr>
-        <w:t>라벨</w:t>
-      </w:r>
-      <w:r>
-        <w:rPr>
-          <w:rStyle w:val="a3"/>
-          <w:rFonts w:ascii="맑은 고딕" w:eastAsia="맑은 고딕" w:hAnsi="맑은 고딕" w:hint="eastAsia"/>
-          <w:sz w:val="20"/>
-          <w:szCs w:val="20"/>
-        </w:rPr>
-        <w:t xml:space="preserve"> </w:t>
-      </w:r>
-      <w:r>
-        <w:rPr>
-          <w:rStyle w:val="a3"/>
-          <w:rFonts w:ascii="맑은 고딕" w:eastAsia="맑은 고딕" w:hAnsi="맑은 고딕" w:hint="eastAsia"/>
-          <w:sz w:val="20"/>
-          <w:szCs w:val="20"/>
-        </w:rPr>
-        <w:t>시안</w:t>
-      </w:r>
-      <w:r>
-        <w:rPr>
-          <w:rFonts w:ascii="맑은 고딕" w:eastAsia="맑은 고딕" w:hAnsi="맑은 고딕" w:hint="eastAsia"/>
-          <w:color w:val="1B211D"/>
-          <w:sz w:val="20"/>
-          <w:szCs w:val="20"/>
-        </w:rPr>
-        <w:t>으로</w:t>
+          <w:rFonts w:ascii="맑은 고딕" w:eastAsia="맑은 고딕" w:hAnsi="맑은 고딕" w:hint="eastAsia"/>
+          <w:color w:val="1B211D"/>
+          <w:sz w:val="20"/>
+          <w:szCs w:val="20"/>
+        </w:rPr>
+        <w:t>모두의</w:t>
+      </w:r>
+      <w:r>
+        <w:rPr>
+          <w:rFonts w:ascii="맑은 고딕" w:eastAsia="맑은 고딕" w:hAnsi="맑은 고딕" w:hint="eastAsia"/>
+          <w:color w:val="1B211D"/>
+          <w:sz w:val="20"/>
+          <w:szCs w:val="20"/>
+        </w:rPr>
+        <w:t xml:space="preserve"> </w:t>
+      </w:r>
+      <w:r>
+        <w:rPr>
+          <w:rFonts w:ascii="맑은 고딕" w:eastAsia="맑은 고딕" w:hAnsi="맑은 고딕" w:hint="eastAsia"/>
+          <w:color w:val="1B211D"/>
+          <w:sz w:val="20"/>
+          <w:szCs w:val="20"/>
+        </w:rPr>
+        <w:t>뚜껑이</w:t>
+      </w:r>
+      <w:r>
+        <w:rPr>
+          <w:rFonts w:ascii="맑은 고딕" w:eastAsia="맑은 고딕" w:hAnsi="맑은 고딕" w:hint="eastAsia"/>
+          <w:color w:val="1B211D"/>
+          <w:sz w:val="20"/>
+          <w:szCs w:val="20"/>
+        </w:rPr>
+        <w:t xml:space="preserve"> </w:t>
+      </w:r>
+      <w:r>
+        <w:rPr>
+          <w:rFonts w:ascii="맑은 고딕" w:eastAsia="맑은 고딕" w:hAnsi="맑은 고딕" w:hint="eastAsia"/>
+          <w:color w:val="1B211D"/>
+          <w:sz w:val="20"/>
+          <w:szCs w:val="20"/>
+        </w:rPr>
+        <w:t>병을</w:t>
+      </w:r>
+      <w:r>
+        <w:rPr>
+          <w:rFonts w:ascii="맑은 고딕" w:eastAsia="맑은 고딕" w:hAnsi="맑은 고딕" w:hint="eastAsia"/>
+          <w:color w:val="1B211D"/>
+          <w:sz w:val="20"/>
+          <w:szCs w:val="20"/>
+        </w:rPr>
+        <w:t xml:space="preserve"> </w:t>
+      </w:r>
+      <w:r>
+        <w:rPr>
+          <w:rFonts w:ascii="맑은 고딕" w:eastAsia="맑은 고딕" w:hAnsi="맑은 고딕" w:hint="eastAsia"/>
+          <w:color w:val="1B211D"/>
+          <w:sz w:val="20"/>
+          <w:szCs w:val="20"/>
+        </w:rPr>
+        <w:t>채워가는</w:t>
+      </w:r>
+      <w:r>
+        <w:rPr>
+          <w:rFonts w:ascii="맑은 고딕" w:eastAsia="맑은 고딕" w:hAnsi="맑은 고딕" w:hint="eastAsia"/>
+          <w:color w:val="1B211D"/>
+          <w:sz w:val="20"/>
+          <w:szCs w:val="20"/>
+        </w:rPr>
+        <w:t xml:space="preserve"> </w:t>
+      </w:r>
+      <w:r>
+        <w:rPr>
+          <w:rFonts w:ascii="맑은 고딕" w:eastAsia="맑은 고딕" w:hAnsi="맑은 고딕" w:hint="eastAsia"/>
+          <w:color w:val="1B211D"/>
+          <w:sz w:val="20"/>
+          <w:szCs w:val="20"/>
+        </w:rPr>
+        <w:t>집단</w:t>
+      </w:r>
+      <w:r>
+        <w:rPr>
+          <w:rFonts w:ascii="맑은 고딕" w:eastAsia="맑은 고딕" w:hAnsi="맑은 고딕" w:hint="eastAsia"/>
+          <w:color w:val="1B211D"/>
+          <w:sz w:val="20"/>
+          <w:szCs w:val="20"/>
+        </w:rPr>
+        <w:t xml:space="preserve"> </w:t>
+      </w:r>
+      <w:r>
+        <w:rPr>
+          <w:rFonts w:ascii="맑은 고딕" w:eastAsia="맑은 고딕" w:hAnsi="맑은 고딕" w:hint="eastAsia"/>
+          <w:color w:val="1B211D"/>
+          <w:sz w:val="20"/>
+          <w:szCs w:val="20"/>
+        </w:rPr>
+        <w:t>작품으로</w:t>
       </w:r>
       <w:r>
         <w:rPr>
@@ -33474,7 +34785,7 @@
           <w:sz w:val="20"/>
           <w:szCs w:val="20"/>
         </w:rPr>
-        <w:pict w14:anchorId="7B41B139">
+        <w:pict w14:anchorId="23228A51">
           <v:rect id="_x0000_i1036" style="width:0;height:1.5pt" o:hralign="center" o:hrstd="t" o:hr="t" fillcolor="#a0a0a0" stroked="f"/>
         </w:pict>
       </w:r>
@@ -34301,50 +35612,12 @@
 </w:document>
 </file>
 
-<file path=word/endnotes.xml><?xml version="1.0" encoding="utf-8"?>
-<w:endnotes xmlns:wpc="http://schemas.microsoft.com/office/word/2010/wordprocessingCanvas" xmlns:cx="http://schemas.microsoft.com/office/drawing/2014/chartex" xmlns:cx1="http://schemas.microsoft.com/office/drawing/2015/9/8/chartex" xmlns:cx2="http://schemas.microsoft.com/office/drawing/2015/10/21/chartex" xmlns:cx3="http://schemas.microsoft.com/office/drawing/2016/5/9/chartex" xmlns:cx4="http://schemas.microsoft.com/office/drawing/2016/5/10/chartex" xmlns:cx5="http://schemas.microsoft.com/office/drawing/2016/5/11/chartex" xmlns:cx6="http://schemas.microsoft.com/office/drawing/2016/5/12/chartex" xmlns:cx7="http://schemas.microsoft.com/office/drawing/2016/5/13/chartex" xmlns:cx8="http://schemas.microsoft.com/office/drawing/2016/5/14/chartex" xmlns:mc="http://schemas.openxmlformats.org/markup-compatibility/2006" xmlns:aink="http://schemas.microsoft.com/office/drawing/2016/ink" xmlns:am3d="http://schemas.microsoft.com/office/drawing/2017/model3d" xmlns:o="urn:schemas-microsoft-com:office:office" xmlns:oel="http://schemas.microsoft.com/office/2019/extlst" xmlns:r="http://schemas.openxmlformats.org/officeDocument/2006/relationships" xmlns:m="http://schemas.openxmlformats.org/officeDocument/2006/math" xmlns:v="urn:schemas-microsoft-com:vml" xmlns:wp14="http://schemas.microsoft.com/office/word/2010/wordprocessingDrawing" xmlns:wp="http://schemas.openxmlformats.org/drawingml/2006/wordprocessingDrawing" xmlns:w10="urn:schemas-microsoft-com:office:word" xmlns:w="http://schemas.openxmlformats.org/wordprocessingml/2006/main" xmlns:w14="http://schemas.microsoft.com/office/word/2010/wordml" xmlns:w15="http://schemas.microsoft.com/office/word/2012/wordml" xmlns:w16cex="http://schemas.microsoft.com/office/word/2018/wordml/cex" xmlns:w16cid="http://schemas.microsoft.com/office/word/2016/wordml/cid" xmlns:w16="http://schemas.microsoft.com/office/word/2018/wordml" xmlns:w16sdtdh="http://schemas.microsoft.com/office/word/2020/wordml/sdtdatahash" xmlns:w16se="http://schemas.microsoft.com/office/word/2015/wordml/symex" xmlns:wpg="http://schemas.microsoft.com/office/word/2010/wordprocessingGroup" xmlns:wpi="http://schemas.microsoft.com/office/word/2010/wordprocessingInk" xmlns:wne="http://schemas.microsoft.com/office/word/2006/wordml" xmlns:wps="http://schemas.microsoft.com/office/word/2010/wordprocessingShape" mc:Ignorable="w14 w15 w16se w16cid w16 w16cex w16sdtdh wp14">
-  <w:endnote w:type="separator" w:id="-1">
-    <w:p>
-      <w:r>
-        <w:separator/>
-      </w:r>
-    </w:p>
-  </w:endnote>
-  <w:endnote w:type="continuationSeparator" w:id="0">
-    <w:p>
-      <w:r>
-        <w:continuationSeparator/>
-      </w:r>
-    </w:p>
-  </w:endnote>
-</w:endnotes>
-</file>
-
-<file path=word/footnotes.xml><?xml version="1.0" encoding="utf-8"?>
-<w:footnotes xmlns:wpc="http://schemas.microsoft.com/office/word/2010/wordprocessingCanvas" xmlns:cx="http://schemas.microsoft.com/office/drawing/2014/chartex" xmlns:cx1="http://schemas.microsoft.com/office/drawing/2015/9/8/chartex" xmlns:cx2="http://schemas.microsoft.com/office/drawing/2015/10/21/chartex" xmlns:cx3="http://schemas.microsoft.com/office/drawing/2016/5/9/chartex" xmlns:cx4="http://schemas.microsoft.com/office/drawing/2016/5/10/chartex" xmlns:cx5="http://schemas.microsoft.com/office/drawing/2016/5/11/chartex" xmlns:cx6="http://schemas.microsoft.com/office/drawing/2016/5/12/chartex" xmlns:cx7="http://schemas.microsoft.com/office/drawing/2016/5/13/chartex" xmlns:cx8="http://schemas.microsoft.com/office/drawing/2016/5/14/chartex" xmlns:mc="http://schemas.openxmlformats.org/markup-compatibility/2006" xmlns:aink="http://schemas.microsoft.com/office/drawing/2016/ink" xmlns:am3d="http://schemas.microsoft.com/office/drawing/2017/model3d" xmlns:o="urn:schemas-microsoft-com:office:office" xmlns:oel="http://schemas.microsoft.com/office/2019/extlst" xmlns:r="http://schemas.openxmlformats.org/officeDocument/2006/relationships" xmlns:m="http://schemas.openxmlformats.org/officeDocument/2006/math" xmlns:v="urn:schemas-microsoft-com:vml" xmlns:wp14="http://schemas.microsoft.com/office/word/2010/wordprocessingDrawing" xmlns:wp="http://schemas.openxmlformats.org/drawingml/2006/wordprocessingDrawing" xmlns:w10="urn:schemas-microsoft-com:office:word" xmlns:w="http://schemas.openxmlformats.org/wordprocessingml/2006/main" xmlns:w14="http://schemas.microsoft.com/office/word/2010/wordml" xmlns:w15="http://schemas.microsoft.com/office/word/2012/wordml" xmlns:w16cex="http://schemas.microsoft.com/office/word/2018/wordml/cex" xmlns:w16cid="http://schemas.microsoft.com/office/word/2016/wordml/cid" xmlns:w16="http://schemas.microsoft.com/office/word/2018/wordml" xmlns:w16sdtdh="http://schemas.microsoft.com/office/word/2020/wordml/sdtdatahash" xmlns:w16se="http://schemas.microsoft.com/office/word/2015/wordml/symex" xmlns:wpg="http://schemas.microsoft.com/office/word/2010/wordprocessingGroup" xmlns:wpi="http://schemas.microsoft.com/office/word/2010/wordprocessingInk" xmlns:wne="http://schemas.microsoft.com/office/word/2006/wordml" xmlns:wps="http://schemas.microsoft.com/office/word/2010/wordprocessingShape" mc:Ignorable="w14 w15 w16se w16cid w16 w16cex w16sdtdh wp14">
-  <w:footnote w:type="separator" w:id="-1">
-    <w:p>
-      <w:r>
-        <w:separator/>
-      </w:r>
-    </w:p>
-  </w:footnote>
-  <w:footnote w:type="continuationSeparator" w:id="0">
-    <w:p>
-      <w:r>
-        <w:continuationSeparator/>
-      </w:r>
-    </w:p>
-  </w:footnote>
-</w:footnotes>
-</file>
-
 <file path=word/numbering.xml><?xml version="1.0" encoding="utf-8"?>
 <w:numbering xmlns:wpc="http://schemas.microsoft.com/office/word/2010/wordprocessingCanvas" xmlns:cx="http://schemas.microsoft.com/office/drawing/2014/chartex" xmlns:cx1="http://schemas.microsoft.com/office/drawing/2015/9/8/chartex" xmlns:cx2="http://schemas.microsoft.com/office/drawing/2015/10/21/chartex" xmlns:cx3="http://schemas.microsoft.com/office/drawing/2016/5/9/chartex" xmlns:cx4="http://schemas.microsoft.com/office/drawing/2016/5/10/chartex" xmlns:cx5="http://schemas.microsoft.com/office/drawing/2016/5/11/chartex" xmlns:cx6="http://schemas.microsoft.com/office/drawing/2016/5/12/chartex" xmlns:cx7="http://schemas.microsoft.com/office/drawing/2016/5/13/chartex" xmlns:cx8="http://schemas.microsoft.com/office/drawing/2016/5/14/chartex" xmlns:mc="http://schemas.openxmlformats.org/markup-compatibility/2006" xmlns:aink="http://schemas.microsoft.com/office/drawing/2016/ink" xmlns:am3d="http://schemas.microsoft.com/office/drawing/2017/model3d" xmlns:o="urn:schemas-microsoft-com:office:office" xmlns:oel="http://schemas.microsoft.com/office/2019/extlst" xmlns:r="http://schemas.openxmlformats.org/officeDocument/2006/relationships" xmlns:m="http://schemas.openxmlformats.org/officeDocument/2006/math" xmlns:v="urn:schemas-microsoft-com:vml" xmlns:wp14="http://schemas.microsoft.com/office/word/2010/wordprocessingDrawing" xmlns:wp="http://schemas.openxmlformats.org/drawingml/2006/wordprocessingDrawing" xmlns:w10="urn:schemas-microsoft-com:office:word" xmlns:w="http://schemas.openxmlformats.org/wordprocessingml/2006/main" xmlns:w14="http://schemas.microsoft.com/office/word/2010/wordml" xmlns:w15="http://schemas.microsoft.com/office/word/2012/wordml" xmlns:w16cex="http://schemas.microsoft.com/office/word/2018/wordml/cex" xmlns:w16cid="http://schemas.microsoft.com/office/word/2016/wordml/cid" xmlns:w16="http://schemas.microsoft.com/office/word/2018/wordml" xmlns:w16sdtdh="http://schemas.microsoft.com/office/word/2020/wordml/sdtdatahash" xmlns:w16se="http://schemas.microsoft.com/office/word/2015/wordml/symex" xmlns:wpg="http://schemas.microsoft.com/office/word/2010/wordprocessingGroup" xmlns:wpi="http://schemas.microsoft.com/office/word/2010/wordprocessingInk" xmlns:wne="http://schemas.microsoft.com/office/word/2006/wordml" xmlns:wps="http://schemas.microsoft.com/office/word/2010/wordprocessingShape" mc:Ignorable="w14 w15 w16se w16cid w16 w16cex w16sdtdh wp14">
   <w:abstractNum w:abstractNumId="0" w15:restartNumberingAfterBreak="0">
-    <w:nsid w:val="05E1277F"/>
+    <w:nsid w:val="003C33FA"/>
     <w:multiLevelType w:val="multilevel"/>
-    <w:tmpl w:val="EED893BC"/>
+    <w:tmpl w:val="598E2D30"/>
     <w:lvl w:ilvl="0">
       <w:start w:val="1"/>
       <w:numFmt w:val="bullet"/>
@@ -34491,9 +35764,9 @@
     </w:lvl>
   </w:abstractNum>
   <w:abstractNum w:abstractNumId="1" w15:restartNumberingAfterBreak="0">
-    <w:nsid w:val="0D216CF0"/>
+    <w:nsid w:val="059730FD"/>
     <w:multiLevelType w:val="multilevel"/>
-    <w:tmpl w:val="1FDA6CE0"/>
+    <w:tmpl w:val="2342E86A"/>
     <w:lvl w:ilvl="0">
       <w:start w:val="1"/>
       <w:numFmt w:val="bullet"/>
@@ -34640,9 +35913,9 @@
     </w:lvl>
   </w:abstractNum>
   <w:abstractNum w:abstractNumId="2" w15:restartNumberingAfterBreak="0">
-    <w:nsid w:val="116926F8"/>
+    <w:nsid w:val="0E421EDC"/>
     <w:multiLevelType w:val="multilevel"/>
-    <w:tmpl w:val="79B8FB5E"/>
+    <w:tmpl w:val="3EF6B07C"/>
     <w:lvl w:ilvl="0">
       <w:start w:val="1"/>
       <w:numFmt w:val="bullet"/>
@@ -34659,7 +35932,7 @@
         <w:sz w:val="20"/>
       </w:rPr>
     </w:lvl>
-    <w:lvl w:ilvl="1" w:tentative="1">
+    <w:lvl w:ilvl="1">
       <w:start w:val="1"/>
       <w:numFmt w:val="bullet"/>
       <w:lvlText w:val="o"/>
@@ -34789,9 +36062,9 @@
     </w:lvl>
   </w:abstractNum>
   <w:abstractNum w:abstractNumId="3" w15:restartNumberingAfterBreak="0">
-    <w:nsid w:val="15C43F99"/>
+    <w:nsid w:val="1690521D"/>
     <w:multiLevelType w:val="multilevel"/>
-    <w:tmpl w:val="1CC4F250"/>
+    <w:tmpl w:val="C5FABBD0"/>
     <w:lvl w:ilvl="0">
       <w:start w:val="1"/>
       <w:numFmt w:val="bullet"/>
@@ -34938,9 +36211,9 @@
     </w:lvl>
   </w:abstractNum>
   <w:abstractNum w:abstractNumId="4" w15:restartNumberingAfterBreak="0">
-    <w:nsid w:val="1B2A6175"/>
+    <w:nsid w:val="17913859"/>
     <w:multiLevelType w:val="multilevel"/>
-    <w:tmpl w:val="1582969E"/>
+    <w:tmpl w:val="C9DA42E0"/>
     <w:lvl w:ilvl="0">
       <w:start w:val="1"/>
       <w:numFmt w:val="bullet"/>
@@ -35087,9 +36360,9 @@
     </w:lvl>
   </w:abstractNum>
   <w:abstractNum w:abstractNumId="5" w15:restartNumberingAfterBreak="0">
-    <w:nsid w:val="1BF83379"/>
+    <w:nsid w:val="25601AD0"/>
     <w:multiLevelType w:val="multilevel"/>
-    <w:tmpl w:val="B1302418"/>
+    <w:tmpl w:val="B314985A"/>
     <w:lvl w:ilvl="0">
       <w:start w:val="1"/>
       <w:numFmt w:val="bullet"/>
@@ -35236,9 +36509,9 @@
     </w:lvl>
   </w:abstractNum>
   <w:abstractNum w:abstractNumId="6" w15:restartNumberingAfterBreak="0">
-    <w:nsid w:val="2B5F1185"/>
+    <w:nsid w:val="2E4247C2"/>
     <w:multiLevelType w:val="multilevel"/>
-    <w:tmpl w:val="9F2E0FAE"/>
+    <w:tmpl w:val="2E56F2C2"/>
     <w:lvl w:ilvl="0">
       <w:start w:val="1"/>
       <w:numFmt w:val="bullet"/>
@@ -35255,7 +36528,7 @@
         <w:sz w:val="20"/>
       </w:rPr>
     </w:lvl>
-    <w:lvl w:ilvl="1">
+    <w:lvl w:ilvl="1" w:tentative="1">
       <w:start w:val="1"/>
       <w:numFmt w:val="bullet"/>
       <w:lvlText w:val="o"/>
@@ -35385,9 +36658,9 @@
     </w:lvl>
   </w:abstractNum>
   <w:abstractNum w:abstractNumId="7" w15:restartNumberingAfterBreak="0">
-    <w:nsid w:val="2E3568E6"/>
+    <w:nsid w:val="33895C64"/>
     <w:multiLevelType w:val="multilevel"/>
-    <w:tmpl w:val="118ED6EE"/>
+    <w:tmpl w:val="72663C16"/>
     <w:lvl w:ilvl="0">
       <w:start w:val="1"/>
       <w:numFmt w:val="bullet"/>
@@ -35534,9 +36807,9 @@
     </w:lvl>
   </w:abstractNum>
   <w:abstractNum w:abstractNumId="8" w15:restartNumberingAfterBreak="0">
-    <w:nsid w:val="32FE72EE"/>
+    <w:nsid w:val="36A75776"/>
     <w:multiLevelType w:val="multilevel"/>
-    <w:tmpl w:val="BCEC30EC"/>
+    <w:tmpl w:val="0EEEFD00"/>
     <w:lvl w:ilvl="0">
       <w:start w:val="1"/>
       <w:numFmt w:val="bullet"/>
@@ -35683,9 +36956,158 @@
     </w:lvl>
   </w:abstractNum>
   <w:abstractNum w:abstractNumId="9" w15:restartNumberingAfterBreak="0">
-    <w:nsid w:val="352873C5"/>
+    <w:nsid w:val="4E170CF3"/>
     <w:multiLevelType w:val="multilevel"/>
-    <w:tmpl w:val="33329334"/>
+    <w:tmpl w:val="DAD0D592"/>
+    <w:lvl w:ilvl="0">
+      <w:start w:val="1"/>
+      <w:numFmt w:val="bullet"/>
+      <w:lvlText w:val=""/>
+      <w:lvlJc w:val="left"/>
+      <w:pPr>
+        <w:tabs>
+          <w:tab w:val="num" w:pos="720"/>
+        </w:tabs>
+        <w:ind w:left="720" w:hanging="360"/>
+      </w:pPr>
+      <w:rPr>
+        <w:rFonts w:ascii="Symbol" w:hAnsi="Symbol" w:hint="default"/>
+        <w:sz w:val="20"/>
+      </w:rPr>
+    </w:lvl>
+    <w:lvl w:ilvl="1">
+      <w:start w:val="1"/>
+      <w:numFmt w:val="bullet"/>
+      <w:lvlText w:val="o"/>
+      <w:lvlJc w:val="left"/>
+      <w:pPr>
+        <w:tabs>
+          <w:tab w:val="num" w:pos="1440"/>
+        </w:tabs>
+        <w:ind w:left="1440" w:hanging="360"/>
+      </w:pPr>
+      <w:rPr>
+        <w:rFonts w:ascii="Courier New" w:hAnsi="Courier New" w:hint="default"/>
+        <w:sz w:val="20"/>
+      </w:rPr>
+    </w:lvl>
+    <w:lvl w:ilvl="2" w:tentative="1">
+      <w:start w:val="1"/>
+      <w:numFmt w:val="bullet"/>
+      <w:lvlText w:val=""/>
+      <w:lvlJc w:val="left"/>
+      <w:pPr>
+        <w:tabs>
+          <w:tab w:val="num" w:pos="2160"/>
+        </w:tabs>
+        <w:ind w:left="2160" w:hanging="360"/>
+      </w:pPr>
+      <w:rPr>
+        <w:rFonts w:ascii="Wingdings" w:hAnsi="Wingdings" w:hint="default"/>
+        <w:sz w:val="20"/>
+      </w:rPr>
+    </w:lvl>
+    <w:lvl w:ilvl="3" w:tentative="1">
+      <w:start w:val="1"/>
+      <w:numFmt w:val="bullet"/>
+      <w:lvlText w:val=""/>
+      <w:lvlJc w:val="left"/>
+      <w:pPr>
+        <w:tabs>
+          <w:tab w:val="num" w:pos="2880"/>
+        </w:tabs>
+        <w:ind w:left="2880" w:hanging="360"/>
+      </w:pPr>
+      <w:rPr>
+        <w:rFonts w:ascii="Wingdings" w:hAnsi="Wingdings" w:hint="default"/>
+        <w:sz w:val="20"/>
+      </w:rPr>
+    </w:lvl>
+    <w:lvl w:ilvl="4" w:tentative="1">
+      <w:start w:val="1"/>
+      <w:numFmt w:val="bullet"/>
+      <w:lvlText w:val=""/>
+      <w:lvlJc w:val="left"/>
+      <w:pPr>
+        <w:tabs>
+          <w:tab w:val="num" w:pos="3600"/>
+        </w:tabs>
+        <w:ind w:left="3600" w:hanging="360"/>
+      </w:pPr>
+      <w:rPr>
+        <w:rFonts w:ascii="Wingdings" w:hAnsi="Wingdings" w:hint="default"/>
+        <w:sz w:val="20"/>
+      </w:rPr>
+    </w:lvl>
+    <w:lvl w:ilvl="5" w:tentative="1">
+      <w:start w:val="1"/>
+      <w:numFmt w:val="bullet"/>
+      <w:lvlText w:val=""/>
+      <w:lvlJc w:val="left"/>
+      <w:pPr>
+        <w:tabs>
+          <w:tab w:val="num" w:pos="4320"/>
+        </w:tabs>
+        <w:ind w:left="4320" w:hanging="360"/>
+      </w:pPr>
+      <w:rPr>
+        <w:rFonts w:ascii="Wingdings" w:hAnsi="Wingdings" w:hint="default"/>
+        <w:sz w:val="20"/>
+      </w:rPr>
+    </w:lvl>
+    <w:lvl w:ilvl="6" w:tentative="1">
+      <w:start w:val="1"/>
+      <w:numFmt w:val="bullet"/>
+      <w:lvlText w:val=""/>
+      <w:lvlJc w:val="left"/>
+      <w:pPr>
+        <w:tabs>
+          <w:tab w:val="num" w:pos="5040"/>
+        </w:tabs>
+        <w:ind w:left="5040" w:hanging="360"/>
+      </w:pPr>
+      <w:rPr>
+        <w:rFonts w:ascii="Wingdings" w:hAnsi="Wingdings" w:hint="default"/>
+        <w:sz w:val="20"/>
+      </w:rPr>
+    </w:lvl>
+    <w:lvl w:ilvl="7" w:tentative="1">
+      <w:start w:val="1"/>
+      <w:numFmt w:val="bullet"/>
+      <w:lvlText w:val=""/>
+      <w:lvlJc w:val="left"/>
+      <w:pPr>
+        <w:tabs>
+          <w:tab w:val="num" w:pos="5760"/>
+        </w:tabs>
+        <w:ind w:left="5760" w:hanging="360"/>
+      </w:pPr>
+      <w:rPr>
+        <w:rFonts w:ascii="Wingdings" w:hAnsi="Wingdings" w:hint="default"/>
+        <w:sz w:val="20"/>
+      </w:rPr>
+    </w:lvl>
+    <w:lvl w:ilvl="8" w:tentative="1">
+      <w:start w:val="1"/>
+      <w:numFmt w:val="bullet"/>
+      <w:lvlText w:val=""/>
+      <w:lvlJc w:val="left"/>
+      <w:pPr>
+        <w:tabs>
+          <w:tab w:val="num" w:pos="6480"/>
+        </w:tabs>
+        <w:ind w:left="6480" w:hanging="360"/>
+      </w:pPr>
+      <w:rPr>
+        <w:rFonts w:ascii="Wingdings" w:hAnsi="Wingdings" w:hint="default"/>
+        <w:sz w:val="20"/>
+      </w:rPr>
+    </w:lvl>
+  </w:abstractNum>
+  <w:abstractNum w:abstractNumId="10" w15:restartNumberingAfterBreak="0">
+    <w:nsid w:val="6109613F"/>
+    <w:multiLevelType w:val="multilevel"/>
+    <w:tmpl w:val="FE20DCA2"/>
     <w:lvl w:ilvl="0">
       <w:start w:val="1"/>
       <w:numFmt w:val="bullet"/>
@@ -35831,14 +37253,14 @@
       </w:rPr>
     </w:lvl>
   </w:abstractNum>
-  <w:abstractNum w:abstractNumId="10" w15:restartNumberingAfterBreak="0">
-    <w:nsid w:val="365B09E0"/>
+  <w:abstractNum w:abstractNumId="11" w15:restartNumberingAfterBreak="0">
+    <w:nsid w:val="689F61D3"/>
     <w:multiLevelType w:val="multilevel"/>
-    <w:tmpl w:val="E9C252F0"/>
+    <w:tmpl w:val="2856BC66"/>
     <w:lvl w:ilvl="0">
       <w:start w:val="1"/>
-      <w:numFmt w:val="bullet"/>
-      <w:lvlText w:val=""/>
+      <w:numFmt w:val="decimal"/>
+      <w:lvlText w:val="%1."/>
       <w:lvlJc w:val="left"/>
       <w:pPr>
         <w:tabs>
@@ -35846,15 +37268,11 @@
         </w:tabs>
         <w:ind w:left="720" w:hanging="360"/>
       </w:pPr>
-      <w:rPr>
-        <w:rFonts w:ascii="Symbol" w:hAnsi="Symbol" w:hint="default"/>
-        <w:sz w:val="20"/>
-      </w:rPr>
     </w:lvl>
-    <w:lvl w:ilvl="1">
+    <w:lvl w:ilvl="1" w:tentative="1">
       <w:start w:val="1"/>
-      <w:numFmt w:val="bullet"/>
-      <w:lvlText w:val="o"/>
+      <w:numFmt w:val="decimal"/>
+      <w:lvlText w:val="%2."/>
       <w:lvlJc w:val="left"/>
       <w:pPr>
         <w:tabs>
@@ -35862,15 +37280,11 @@
         </w:tabs>
         <w:ind w:left="1440" w:hanging="360"/>
       </w:pPr>
-      <w:rPr>
-        <w:rFonts w:ascii="Courier New" w:hAnsi="Courier New" w:hint="default"/>
-        <w:sz w:val="20"/>
-      </w:rPr>
     </w:lvl>
     <w:lvl w:ilvl="2" w:tentative="1">
       <w:start w:val="1"/>
-      <w:numFmt w:val="bullet"/>
-      <w:lvlText w:val=""/>
+      <w:numFmt w:val="decimal"/>
+      <w:lvlText w:val="%3."/>
       <w:lvlJc w:val="left"/>
       <w:pPr>
         <w:tabs>
@@ -35878,15 +37292,11 @@
         </w:tabs>
         <w:ind w:left="2160" w:hanging="360"/>
       </w:pPr>
-      <w:rPr>
-        <w:rFonts w:ascii="Wingdings" w:hAnsi="Wingdings" w:hint="default"/>
-        <w:sz w:val="20"/>
-      </w:rPr>
     </w:lvl>
     <w:lvl w:ilvl="3" w:tentative="1">
       <w:start w:val="1"/>
-      <w:numFmt w:val="bullet"/>
-      <w:lvlText w:val=""/>
+      <w:numFmt w:val="decimal"/>
+      <w:lvlText w:val="%4."/>
       <w:lvlJc w:val="left"/>
       <w:pPr>
         <w:tabs>
@@ -35894,15 +37304,11 @@
         </w:tabs>
         <w:ind w:left="2880" w:hanging="360"/>
       </w:pPr>
-      <w:rPr>
-        <w:rFonts w:ascii="Wingdings" w:hAnsi="Wingdings" w:hint="default"/>
-        <w:sz w:val="20"/>
-      </w:rPr>
     </w:lvl>
     <w:lvl w:ilvl="4" w:tentative="1">
       <w:start w:val="1"/>
-      <w:numFmt w:val="bullet"/>
-      <w:lvlText w:val=""/>
+      <w:numFmt w:val="decimal"/>
+      <w:lvlText w:val="%5."/>
       <w:lvlJc w:val="left"/>
       <w:pPr>
         <w:tabs>
@@ -35910,15 +37316,11 @@
         </w:tabs>
         <w:ind w:left="3600" w:hanging="360"/>
       </w:pPr>
-      <w:rPr>
-        <w:rFonts w:ascii="Wingdings" w:hAnsi="Wingdings" w:hint="default"/>
-        <w:sz w:val="20"/>
-      </w:rPr>
     </w:lvl>
     <w:lvl w:ilvl="5" w:tentative="1">
       <w:start w:val="1"/>
-      <w:numFmt w:val="bullet"/>
-      <w:lvlText w:val=""/>
+      <w:numFmt w:val="decimal"/>
+      <w:lvlText w:val="%6."/>
       <w:lvlJc w:val="left"/>
       <w:pPr>
         <w:tabs>
@@ -35926,15 +37328,11 @@
         </w:tabs>
         <w:ind w:left="4320" w:hanging="360"/>
       </w:pPr>
-      <w:rPr>
-        <w:rFonts w:ascii="Wingdings" w:hAnsi="Wingdings" w:hint="default"/>
-        <w:sz w:val="20"/>
-      </w:rPr>
     </w:lvl>
     <w:lvl w:ilvl="6" w:tentative="1">
       <w:start w:val="1"/>
-      <w:numFmt w:val="bullet"/>
-      <w:lvlText w:val=""/>
+      <w:numFmt w:val="decimal"/>
+      <w:lvlText w:val="%7."/>
       <w:lvlJc w:val="left"/>
       <w:pPr>
         <w:tabs>
@@ -35942,15 +37340,11 @@
         </w:tabs>
         <w:ind w:left="5040" w:hanging="360"/>
       </w:pPr>
-      <w:rPr>
-        <w:rFonts w:ascii="Wingdings" w:hAnsi="Wingdings" w:hint="default"/>
-        <w:sz w:val="20"/>
-      </w:rPr>
     </w:lvl>
     <w:lvl w:ilvl="7" w:tentative="1">
       <w:start w:val="1"/>
-      <w:numFmt w:val="bullet"/>
-      <w:lvlText w:val=""/>
+      <w:numFmt w:val="decimal"/>
+      <w:lvlText w:val="%8."/>
       <w:lvlJc w:val="left"/>
       <w:pPr>
         <w:tabs>
@@ -35958,15 +37352,11 @@
         </w:tabs>
         <w:ind w:left="5760" w:hanging="360"/>
       </w:pPr>
-      <w:rPr>
-        <w:rFonts w:ascii="Wingdings" w:hAnsi="Wingdings" w:hint="default"/>
-        <w:sz w:val="20"/>
-      </w:rPr>
     </w:lvl>
     <w:lvl w:ilvl="8" w:tentative="1">
       <w:start w:val="1"/>
-      <w:numFmt w:val="bullet"/>
-      <w:lvlText w:val=""/>
+      <w:numFmt w:val="decimal"/>
+      <w:lvlText w:val="%9."/>
       <w:lvlJc w:val="left"/>
       <w:pPr>
         <w:tabs>
@@ -35974,16 +37364,12 @@
         </w:tabs>
         <w:ind w:left="6480" w:hanging="360"/>
       </w:pPr>
-      <w:rPr>
-        <w:rFonts w:ascii="Wingdings" w:hAnsi="Wingdings" w:hint="default"/>
-        <w:sz w:val="20"/>
-      </w:rPr>
     </w:lvl>
   </w:abstractNum>
-  <w:abstractNum w:abstractNumId="11" w15:restartNumberingAfterBreak="0">
-    <w:nsid w:val="3A051A1D"/>
+  <w:abstractNum w:abstractNumId="12" w15:restartNumberingAfterBreak="0">
+    <w:nsid w:val="6B6A21C8"/>
     <w:multiLevelType w:val="multilevel"/>
-    <w:tmpl w:val="1D8A7B22"/>
+    <w:tmpl w:val="604846BC"/>
     <w:lvl w:ilvl="0">
       <w:start w:val="1"/>
       <w:numFmt w:val="bullet"/>
@@ -36129,123 +37515,10 @@
       </w:rPr>
     </w:lvl>
   </w:abstractNum>
-  <w:abstractNum w:abstractNumId="12" w15:restartNumberingAfterBreak="0">
-    <w:nsid w:val="40624351"/>
+  <w:abstractNum w:abstractNumId="13" w15:restartNumberingAfterBreak="0">
+    <w:nsid w:val="6F0B5159"/>
     <w:multiLevelType w:val="multilevel"/>
-    <w:tmpl w:val="717C1A5C"/>
-    <w:lvl w:ilvl="0">
-      <w:start w:val="1"/>
-      <w:numFmt w:val="decimal"/>
-      <w:lvlText w:val="%1."/>
-      <w:lvlJc w:val="left"/>
-      <w:pPr>
-        <w:tabs>
-          <w:tab w:val="num" w:pos="720"/>
-        </w:tabs>
-        <w:ind w:left="720" w:hanging="360"/>
-      </w:pPr>
-    </w:lvl>
-    <w:lvl w:ilvl="1" w:tentative="1">
-      <w:start w:val="1"/>
-      <w:numFmt w:val="decimal"/>
-      <w:lvlText w:val="%2."/>
-      <w:lvlJc w:val="left"/>
-      <w:pPr>
-        <w:tabs>
-          <w:tab w:val="num" w:pos="1440"/>
-        </w:tabs>
-        <w:ind w:left="1440" w:hanging="360"/>
-      </w:pPr>
-    </w:lvl>
-    <w:lvl w:ilvl="2" w:tentative="1">
-      <w:start w:val="1"/>
-      <w:numFmt w:val="decimal"/>
-      <w:lvlText w:val="%3."/>
-      <w:lvlJc w:val="left"/>
-      <w:pPr>
-        <w:tabs>
-          <w:tab w:val="num" w:pos="2160"/>
-        </w:tabs>
-        <w:ind w:left="2160" w:hanging="360"/>
-      </w:pPr>
-    </w:lvl>
-    <w:lvl w:ilvl="3" w:tentative="1">
-      <w:start w:val="1"/>
-      <w:numFmt w:val="decimal"/>
-      <w:lvlText w:val="%4."/>
-      <w:lvlJc w:val="left"/>
-      <w:pPr>
-        <w:tabs>
-          <w:tab w:val="num" w:pos="2880"/>
-        </w:tabs>
-        <w:ind w:left="2880" w:hanging="360"/>
-      </w:pPr>
-    </w:lvl>
-    <w:lvl w:ilvl="4" w:tentative="1">
-      <w:start w:val="1"/>
-      <w:numFmt w:val="decimal"/>
-      <w:lvlText w:val="%5."/>
-      <w:lvlJc w:val="left"/>
-      <w:pPr>
-        <w:tabs>
-          <w:tab w:val="num" w:pos="3600"/>
-        </w:tabs>
-        <w:ind w:left="3600" w:hanging="360"/>
-      </w:pPr>
-    </w:lvl>
-    <w:lvl w:ilvl="5" w:tentative="1">
-      <w:start w:val="1"/>
-      <w:numFmt w:val="decimal"/>
-      <w:lvlText w:val="%6."/>
-      <w:lvlJc w:val="left"/>
-      <w:pPr>
-        <w:tabs>
-          <w:tab w:val="num" w:pos="4320"/>
-        </w:tabs>
-        <w:ind w:left="4320" w:hanging="360"/>
-      </w:pPr>
-    </w:lvl>
-    <w:lvl w:ilvl="6" w:tentative="1">
-      <w:start w:val="1"/>
-      <w:numFmt w:val="decimal"/>
-      <w:lvlText w:val="%7."/>
-      <w:lvlJc w:val="left"/>
-      <w:pPr>
-        <w:tabs>
-          <w:tab w:val="num" w:pos="5040"/>
-        </w:tabs>
-        <w:ind w:left="5040" w:hanging="360"/>
-      </w:pPr>
-    </w:lvl>
-    <w:lvl w:ilvl="7" w:tentative="1">
-      <w:start w:val="1"/>
-      <w:numFmt w:val="decimal"/>
-      <w:lvlText w:val="%8."/>
-      <w:lvlJc w:val="left"/>
-      <w:pPr>
-        <w:tabs>
-          <w:tab w:val="num" w:pos="5760"/>
-        </w:tabs>
-        <w:ind w:left="5760" w:hanging="360"/>
-      </w:pPr>
-    </w:lvl>
-    <w:lvl w:ilvl="8" w:tentative="1">
-      <w:start w:val="1"/>
-      <w:numFmt w:val="decimal"/>
-      <w:lvlText w:val="%9."/>
-      <w:lvlJc w:val="left"/>
-      <w:pPr>
-        <w:tabs>
-          <w:tab w:val="num" w:pos="6480"/>
-        </w:tabs>
-        <w:ind w:left="6480" w:hanging="360"/>
-      </w:pPr>
-    </w:lvl>
-  </w:abstractNum>
-  <w:abstractNum w:abstractNumId="13" w15:restartNumberingAfterBreak="0">
-    <w:nsid w:val="431F4EE8"/>
-    <w:multiLevelType w:val="multilevel"/>
-    <w:tmpl w:val="A456096A"/>
+    <w:tmpl w:val="2188E532"/>
     <w:lvl w:ilvl="0">
       <w:start w:val="1"/>
       <w:numFmt w:val="bullet"/>
@@ -36392,9 +37665,9 @@
     </w:lvl>
   </w:abstractNum>
   <w:abstractNum w:abstractNumId="14" w15:restartNumberingAfterBreak="0">
-    <w:nsid w:val="445541C7"/>
+    <w:nsid w:val="6FDB79DB"/>
     <w:multiLevelType w:val="multilevel"/>
-    <w:tmpl w:val="4D9CB520"/>
+    <w:tmpl w:val="1FC2AF44"/>
     <w:lvl w:ilvl="0">
       <w:start w:val="1"/>
       <w:numFmt w:val="bullet"/>
@@ -36541,13 +37814,13 @@
     </w:lvl>
   </w:abstractNum>
   <w:abstractNum w:abstractNumId="15" w15:restartNumberingAfterBreak="0">
-    <w:nsid w:val="4CE4008B"/>
+    <w:nsid w:val="705118E6"/>
     <w:multiLevelType w:val="multilevel"/>
-    <w:tmpl w:val="DFF07F5A"/>
+    <w:tmpl w:val="CF3A838A"/>
     <w:lvl w:ilvl="0">
       <w:start w:val="1"/>
-      <w:numFmt w:val="decimal"/>
-      <w:lvlText w:val="%1."/>
+      <w:numFmt w:val="bullet"/>
+      <w:lvlText w:val=""/>
       <w:lvlJc w:val="left"/>
       <w:pPr>
         <w:tabs>
@@ -36555,11 +37828,15 @@
         </w:tabs>
         <w:ind w:left="720" w:hanging="360"/>
       </w:pPr>
+      <w:rPr>
+        <w:rFonts w:ascii="Symbol" w:hAnsi="Symbol" w:hint="default"/>
+        <w:sz w:val="20"/>
+      </w:rPr>
     </w:lvl>
     <w:lvl w:ilvl="1" w:tentative="1">
       <w:start w:val="1"/>
-      <w:numFmt w:val="decimal"/>
-      <w:lvlText w:val="%2."/>
+      <w:numFmt w:val="bullet"/>
+      <w:lvlText w:val="o"/>
       <w:lvlJc w:val="left"/>
       <w:pPr>
         <w:tabs>
@@ -36567,11 +37844,15 @@
         </w:tabs>
         <w:ind w:left="1440" w:hanging="360"/>
       </w:pPr>
+      <w:rPr>
+        <w:rFonts w:ascii="Courier New" w:hAnsi="Courier New" w:hint="default"/>
+        <w:sz w:val="20"/>
+      </w:rPr>
     </w:lvl>
     <w:lvl w:ilvl="2" w:tentative="1">
       <w:start w:val="1"/>
-      <w:numFmt w:val="decimal"/>
-      <w:lvlText w:val="%3."/>
+      <w:numFmt w:val="bullet"/>
+      <w:lvlText w:val=""/>
       <w:lvlJc w:val="left"/>
       <w:pPr>
         <w:tabs>
@@ -36579,11 +37860,15 @@
         </w:tabs>
         <w:ind w:left="2160" w:hanging="360"/>
       </w:pPr>
+      <w:rPr>
+        <w:rFonts w:ascii="Wingdings" w:hAnsi="Wingdings" w:hint="default"/>
+        <w:sz w:val="20"/>
+      </w:rPr>
     </w:lvl>
     <w:lvl w:ilvl="3" w:tentative="1">
       <w:start w:val="1"/>
-      <w:numFmt w:val="decimal"/>
-      <w:lvlText w:val="%4."/>
+      <w:numFmt w:val="bullet"/>
+      <w:lvlText w:val=""/>
       <w:lvlJc w:val="left"/>
       <w:pPr>
         <w:tabs>
@@ -36591,11 +37876,15 @@
         </w:tabs>
         <w:ind w:left="2880" w:hanging="360"/>
       </w:pPr>
+      <w:rPr>
+        <w:rFonts w:ascii="Wingdings" w:hAnsi="Wingdings" w:hint="default"/>
+        <w:sz w:val="20"/>
+      </w:rPr>
     </w:lvl>
     <w:lvl w:ilvl="4" w:tentative="1">
       <w:start w:val="1"/>
-      <w:numFmt w:val="decimal"/>
-      <w:lvlText w:val="%5."/>
+      <w:numFmt w:val="bullet"/>
+      <w:lvlText w:val=""/>
       <w:lvlJc w:val="left"/>
       <w:pPr>
         <w:tabs>
@@ -36603,11 +37892,15 @@
         </w:tabs>
         <w:ind w:left="3600" w:hanging="360"/>
       </w:pPr>
+      <w:rPr>
+        <w:rFonts w:ascii="Wingdings" w:hAnsi="Wingdings" w:hint="default"/>
+        <w:sz w:val="20"/>
+      </w:rPr>
     </w:lvl>
     <w:lvl w:ilvl="5" w:tentative="1">
       <w:start w:val="1"/>
-      <w:numFmt w:val="decimal"/>
-      <w:lvlText w:val="%6."/>
+      <w:numFmt w:val="bullet"/>
+      <w:lvlText w:val=""/>
       <w:lvlJc w:val="left"/>
       <w:pPr>
         <w:tabs>
@@ -36615,11 +37908,15 @@
         </w:tabs>
         <w:ind w:left="4320" w:hanging="360"/>
       </w:pPr>
+      <w:rPr>
+        <w:rFonts w:ascii="Wingdings" w:hAnsi="Wingdings" w:hint="default"/>
+        <w:sz w:val="20"/>
+      </w:rPr>
     </w:lvl>
     <w:lvl w:ilvl="6" w:tentative="1">
       <w:start w:val="1"/>
-      <w:numFmt w:val="decimal"/>
-      <w:lvlText w:val="%7."/>
+      <w:numFmt w:val="bullet"/>
+      <w:lvlText w:val=""/>
       <w:lvlJc w:val="left"/>
       <w:pPr>
         <w:tabs>
@@ -36627,11 +37924,15 @@
         </w:tabs>
         <w:ind w:left="5040" w:hanging="360"/>
       </w:pPr>
+      <w:rPr>
+        <w:rFonts w:ascii="Wingdings" w:hAnsi="Wingdings" w:hint="default"/>
+        <w:sz w:val="20"/>
+      </w:rPr>
     </w:lvl>
     <w:lvl w:ilvl="7" w:tentative="1">
       <w:start w:val="1"/>
-      <w:numFmt w:val="decimal"/>
-      <w:lvlText w:val="%8."/>
+      <w:numFmt w:val="bullet"/>
+      <w:lvlText w:val=""/>
       <w:lvlJc w:val="left"/>
       <w:pPr>
         <w:tabs>
@@ -36639,11 +37940,15 @@
         </w:tabs>
         <w:ind w:left="5760" w:hanging="360"/>
       </w:pPr>
+      <w:rPr>
+        <w:rFonts w:ascii="Wingdings" w:hAnsi="Wingdings" w:hint="default"/>
+        <w:sz w:val="20"/>
+      </w:rPr>
     </w:lvl>
     <w:lvl w:ilvl="8" w:tentative="1">
       <w:start w:val="1"/>
-      <w:numFmt w:val="decimal"/>
-      <w:lvlText w:val="%9."/>
+      <w:numFmt w:val="bullet"/>
+      <w:lvlText w:val=""/>
       <w:lvlJc w:val="left"/>
       <w:pPr>
         <w:tabs>
@@ -36651,12 +37956,16 @@
         </w:tabs>
         <w:ind w:left="6480" w:hanging="360"/>
       </w:pPr>
+      <w:rPr>
+        <w:rFonts w:ascii="Wingdings" w:hAnsi="Wingdings" w:hint="default"/>
+        <w:sz w:val="20"/>
+      </w:rPr>
     </w:lvl>
   </w:abstractNum>
   <w:abstractNum w:abstractNumId="16" w15:restartNumberingAfterBreak="0">
-    <w:nsid w:val="508C49C5"/>
+    <w:nsid w:val="721D0699"/>
     <w:multiLevelType w:val="multilevel"/>
-    <w:tmpl w:val="A3CEB424"/>
+    <w:tmpl w:val="BC46653E"/>
     <w:lvl w:ilvl="0">
       <w:start w:val="1"/>
       <w:numFmt w:val="bullet"/>
@@ -36803,9 +38112,9 @@
     </w:lvl>
   </w:abstractNum>
   <w:abstractNum w:abstractNumId="17" w15:restartNumberingAfterBreak="0">
-    <w:nsid w:val="605D240C"/>
+    <w:nsid w:val="74A77B88"/>
     <w:multiLevelType w:val="multilevel"/>
-    <w:tmpl w:val="0FEC3674"/>
+    <w:tmpl w:val="B5D08F5A"/>
     <w:lvl w:ilvl="0">
       <w:start w:val="1"/>
       <w:numFmt w:val="bullet"/>
@@ -36952,9 +38261,9 @@
     </w:lvl>
   </w:abstractNum>
   <w:abstractNum w:abstractNumId="18" w15:restartNumberingAfterBreak="0">
-    <w:nsid w:val="6D813CF3"/>
+    <w:nsid w:val="7B2B6158"/>
     <w:multiLevelType w:val="multilevel"/>
-    <w:tmpl w:val="E326E94A"/>
+    <w:tmpl w:val="55E4A51C"/>
     <w:lvl w:ilvl="0">
       <w:start w:val="1"/>
       <w:numFmt w:val="bullet"/>
@@ -37101,13 +38410,13 @@
     </w:lvl>
   </w:abstractNum>
   <w:abstractNum w:abstractNumId="19" w15:restartNumberingAfterBreak="0">
-    <w:nsid w:val="7E18214C"/>
+    <w:nsid w:val="7E8512EE"/>
     <w:multiLevelType w:val="multilevel"/>
-    <w:tmpl w:val="4018357E"/>
+    <w:tmpl w:val="E7CC1F76"/>
     <w:lvl w:ilvl="0">
       <w:start w:val="1"/>
-      <w:numFmt w:val="bullet"/>
-      <w:lvlText w:val=""/>
+      <w:numFmt w:val="decimal"/>
+      <w:lvlText w:val="%1."/>
       <w:lvlJc w:val="left"/>
       <w:pPr>
         <w:tabs>
@@ -37115,15 +38424,11 @@
         </w:tabs>
         <w:ind w:left="720" w:hanging="360"/>
       </w:pPr>
-      <w:rPr>
-        <w:rFonts w:ascii="Symbol" w:hAnsi="Symbol" w:hint="default"/>
-        <w:sz w:val="20"/>
-      </w:rPr>
     </w:lvl>
     <w:lvl w:ilvl="1" w:tentative="1">
       <w:start w:val="1"/>
-      <w:numFmt w:val="bullet"/>
-      <w:lvlText w:val="o"/>
+      <w:numFmt w:val="decimal"/>
+      <w:lvlText w:val="%2."/>
       <w:lvlJc w:val="left"/>
       <w:pPr>
         <w:tabs>
@@ -37131,15 +38436,11 @@
         </w:tabs>
         <w:ind w:left="1440" w:hanging="360"/>
       </w:pPr>
-      <w:rPr>
-        <w:rFonts w:ascii="Courier New" w:hAnsi="Courier New" w:hint="default"/>
-        <w:sz w:val="20"/>
-      </w:rPr>
     </w:lvl>
     <w:lvl w:ilvl="2" w:tentative="1">
       <w:start w:val="1"/>
-      <w:numFmt w:val="bullet"/>
-      <w:lvlText w:val=""/>
+      <w:numFmt w:val="decimal"/>
+      <w:lvlText w:val="%3."/>
       <w:lvlJc w:val="left"/>
       <w:pPr>
         <w:tabs>
@@ -37147,15 +38448,11 @@
         </w:tabs>
         <w:ind w:left="2160" w:hanging="360"/>
       </w:pPr>
-      <w:rPr>
-        <w:rFonts w:ascii="Wingdings" w:hAnsi="Wingdings" w:hint="default"/>
-        <w:sz w:val="20"/>
-      </w:rPr>
     </w:lvl>
     <w:lvl w:ilvl="3" w:tentative="1">
       <w:start w:val="1"/>
-      <w:numFmt w:val="bullet"/>
-      <w:lvlText w:val=""/>
+      <w:numFmt w:val="decimal"/>
+      <w:lvlText w:val="%4."/>
       <w:lvlJc w:val="left"/>
       <w:pPr>
         <w:tabs>
@@ -37163,15 +38460,11 @@
         </w:tabs>
         <w:ind w:left="2880" w:hanging="360"/>
       </w:pPr>
-      <w:rPr>
-        <w:rFonts w:ascii="Wingdings" w:hAnsi="Wingdings" w:hint="default"/>
-        <w:sz w:val="20"/>
-      </w:rPr>
     </w:lvl>
     <w:lvl w:ilvl="4" w:tentative="1">
       <w:start w:val="1"/>
-      <w:numFmt w:val="bullet"/>
-      <w:lvlText w:val=""/>
+      <w:numFmt w:val="decimal"/>
+      <w:lvlText w:val="%5."/>
       <w:lvlJc w:val="left"/>
       <w:pPr>
         <w:tabs>
@@ -37179,15 +38472,11 @@
         </w:tabs>
         <w:ind w:left="3600" w:hanging="360"/>
       </w:pPr>
-      <w:rPr>
-        <w:rFonts w:ascii="Wingdings" w:hAnsi="Wingdings" w:hint="default"/>
-        <w:sz w:val="20"/>
-      </w:rPr>
     </w:lvl>
     <w:lvl w:ilvl="5" w:tentative="1">
       <w:start w:val="1"/>
-      <w:numFmt w:val="bullet"/>
-      <w:lvlText w:val=""/>
+      <w:numFmt w:val="decimal"/>
+      <w:lvlText w:val="%6."/>
       <w:lvlJc w:val="left"/>
       <w:pPr>
         <w:tabs>
@@ -37195,15 +38484,11 @@
         </w:tabs>
         <w:ind w:left="4320" w:hanging="360"/>
       </w:pPr>
-      <w:rPr>
-        <w:rFonts w:ascii="Wingdings" w:hAnsi="Wingdings" w:hint="default"/>
-        <w:sz w:val="20"/>
-      </w:rPr>
     </w:lvl>
     <w:lvl w:ilvl="6" w:tentative="1">
       <w:start w:val="1"/>
-      <w:numFmt w:val="bullet"/>
-      <w:lvlText w:val=""/>
+      <w:numFmt w:val="decimal"/>
+      <w:lvlText w:val="%7."/>
       <w:lvlJc w:val="left"/>
       <w:pPr>
         <w:tabs>
@@ -37211,15 +38496,11 @@
         </w:tabs>
         <w:ind w:left="5040" w:hanging="360"/>
       </w:pPr>
-      <w:rPr>
-        <w:rFonts w:ascii="Wingdings" w:hAnsi="Wingdings" w:hint="default"/>
-        <w:sz w:val="20"/>
-      </w:rPr>
     </w:lvl>
     <w:lvl w:ilvl="7" w:tentative="1">
       <w:start w:val="1"/>
-      <w:numFmt w:val="bullet"/>
-      <w:lvlText w:val=""/>
+      <w:numFmt w:val="decimal"/>
+      <w:lvlText w:val="%8."/>
       <w:lvlJc w:val="left"/>
       <w:pPr>
         <w:tabs>
@@ -37227,15 +38508,11 @@
         </w:tabs>
         <w:ind w:left="5760" w:hanging="360"/>
       </w:pPr>
-      <w:rPr>
-        <w:rFonts w:ascii="Wingdings" w:hAnsi="Wingdings" w:hint="default"/>
-        <w:sz w:val="20"/>
-      </w:rPr>
     </w:lvl>
     <w:lvl w:ilvl="8" w:tentative="1">
       <w:start w:val="1"/>
-      <w:numFmt w:val="bullet"/>
-      <w:lvlText w:val=""/>
+      <w:numFmt w:val="decimal"/>
+      <w:lvlText w:val="%9."/>
       <w:lvlJc w:val="left"/>
       <w:pPr>
         <w:tabs>
@@ -37243,71 +38520,67 @@
         </w:tabs>
         <w:ind w:left="6480" w:hanging="360"/>
       </w:pPr>
-      <w:rPr>
-        <w:rFonts w:ascii="Wingdings" w:hAnsi="Wingdings" w:hint="default"/>
-        <w:sz w:val="20"/>
-      </w:rPr>
     </w:lvl>
   </w:abstractNum>
-  <w:num w:numId="1" w16cid:durableId="1487281665">
-    <w:abstractNumId w:val="3"/>
+  <w:num w:numId="1" w16cid:durableId="1861427596">
+    <w:abstractNumId w:val="1"/>
   </w:num>
-  <w:num w:numId="2" w16cid:durableId="862011512">
+  <w:num w:numId="2" w16cid:durableId="387845130">
+    <w:abstractNumId w:val="5"/>
+  </w:num>
+  <w:num w:numId="3" w16cid:durableId="387916993">
+    <w:abstractNumId w:val="12"/>
+  </w:num>
+  <w:num w:numId="4" w16cid:durableId="49695613">
+    <w:abstractNumId w:val="17"/>
+  </w:num>
+  <w:num w:numId="5" w16cid:durableId="685400810">
+    <w:abstractNumId w:val="14"/>
+  </w:num>
+  <w:num w:numId="6" w16cid:durableId="1719012528">
+    <w:abstractNumId w:val="18"/>
+  </w:num>
+  <w:num w:numId="7" w16cid:durableId="1236089115">
+    <w:abstractNumId w:val="8"/>
+  </w:num>
+  <w:num w:numId="8" w16cid:durableId="457378224">
+    <w:abstractNumId w:val="2"/>
+  </w:num>
+  <w:num w:numId="9" w16cid:durableId="1843738484">
+    <w:abstractNumId w:val="10"/>
+  </w:num>
+  <w:num w:numId="10" w16cid:durableId="1999845837">
+    <w:abstractNumId w:val="15"/>
+  </w:num>
+  <w:num w:numId="11" w16cid:durableId="1127316223">
+    <w:abstractNumId w:val="7"/>
+  </w:num>
+  <w:num w:numId="12" w16cid:durableId="2119566084">
+    <w:abstractNumId w:val="9"/>
+  </w:num>
+  <w:num w:numId="13" w16cid:durableId="792211209">
+    <w:abstractNumId w:val="16"/>
+  </w:num>
+  <w:num w:numId="14" w16cid:durableId="1459641690">
+    <w:abstractNumId w:val="6"/>
+  </w:num>
+  <w:num w:numId="15" w16cid:durableId="166530244">
+    <w:abstractNumId w:val="0"/>
+  </w:num>
+  <w:num w:numId="16" w16cid:durableId="522323451">
     <w:abstractNumId w:val="13"/>
   </w:num>
-  <w:num w:numId="3" w16cid:durableId="708728151">
-    <w:abstractNumId w:val="8"/>
+  <w:num w:numId="17" w16cid:durableId="1888226596">
+    <w:abstractNumId w:val="4"/>
   </w:num>
-  <w:num w:numId="4" w16cid:durableId="536696613">
-    <w:abstractNumId w:val="0"/>
-  </w:num>
-  <w:num w:numId="5" w16cid:durableId="387843434">
-    <w:abstractNumId w:val="5"/>
-  </w:num>
-  <w:num w:numId="6" w16cid:durableId="1126659376">
-    <w:abstractNumId w:val="17"/>
-  </w:num>
-  <w:num w:numId="7" w16cid:durableId="53282583">
-    <w:abstractNumId w:val="7"/>
-  </w:num>
-  <w:num w:numId="8" w16cid:durableId="1854299097">
-    <w:abstractNumId w:val="6"/>
-  </w:num>
-  <w:num w:numId="9" w16cid:durableId="1110586713">
-    <w:abstractNumId w:val="18"/>
-  </w:num>
-  <w:num w:numId="10" w16cid:durableId="684211375">
-    <w:abstractNumId w:val="1"/>
-  </w:num>
-  <w:num w:numId="11" w16cid:durableId="2145534654">
-    <w:abstractNumId w:val="14"/>
-  </w:num>
-  <w:num w:numId="12" w16cid:durableId="765344611">
-    <w:abstractNumId w:val="10"/>
-  </w:num>
-  <w:num w:numId="13" w16cid:durableId="1887908625">
-    <w:abstractNumId w:val="2"/>
-  </w:num>
-  <w:num w:numId="14" w16cid:durableId="739517970">
-    <w:abstractNumId w:val="16"/>
-  </w:num>
-  <w:num w:numId="15" w16cid:durableId="545918082">
+  <w:num w:numId="18" w16cid:durableId="487597678">
     <w:abstractNumId w:val="11"/>
   </w:num>
-  <w:num w:numId="16" w16cid:durableId="1451129558">
+  <w:num w:numId="19" w16cid:durableId="516315035">
     <w:abstractNumId w:val="19"/>
   </w:num>
-  <w:num w:numId="17" w16cid:durableId="1612472330">
-    <w:abstractNumId w:val="9"/>
-  </w:num>
-  <w:num w:numId="18" w16cid:durableId="1057471">
-    <w:abstractNumId w:val="15"/>
-  </w:num>
-  <w:num w:numId="19" w16cid:durableId="1652245105">
-    <w:abstractNumId w:val="12"/>
-  </w:num>
-  <w:num w:numId="20" w16cid:durableId="1235697990">
-    <w:abstractNumId w:val="4"/>
+  <w:num w:numId="20" w16cid:durableId="1561940022">
+    <w:abstractNumId w:val="3"/>
   </w:num>
 </w:numbering>
 </file>
@@ -37961,60 +39234,6 @@
       <w:iCs/>
     </w:rPr>
   </w:style>
-  <w:style w:type="paragraph" w:styleId="a8">
-    <w:name w:val="header"/>
-    <w:basedOn w:val="a"/>
-    <w:link w:val="Char"/>
-    <w:uiPriority w:val="99"/>
-    <w:unhideWhenUsed/>
-    <w:rsid w:val="00DA2D17"/>
-    <w:pPr>
-      <w:tabs>
-        <w:tab w:val="center" w:pos="4513"/>
-        <w:tab w:val="right" w:pos="9026"/>
-      </w:tabs>
-      <w:snapToGrid w:val="0"/>
-    </w:pPr>
-  </w:style>
-  <w:style w:type="character" w:customStyle="1" w:styleId="Char">
-    <w:name w:val="머리글 Char"/>
-    <w:basedOn w:val="a0"/>
-    <w:link w:val="a8"/>
-    <w:uiPriority w:val="99"/>
-    <w:rsid w:val="00DA2D17"/>
-    <w:rPr>
-      <w:rFonts w:ascii="굴림" w:eastAsia="굴림" w:hAnsi="굴림" w:cs="굴림"/>
-      <w:sz w:val="24"/>
-      <w:szCs w:val="24"/>
-    </w:rPr>
-  </w:style>
-  <w:style w:type="paragraph" w:styleId="a9">
-    <w:name w:val="footer"/>
-    <w:basedOn w:val="a"/>
-    <w:link w:val="Char0"/>
-    <w:uiPriority w:val="99"/>
-    <w:unhideWhenUsed/>
-    <w:rsid w:val="00DA2D17"/>
-    <w:pPr>
-      <w:tabs>
-        <w:tab w:val="center" w:pos="4513"/>
-        <w:tab w:val="right" w:pos="9026"/>
-      </w:tabs>
-      <w:snapToGrid w:val="0"/>
-    </w:pPr>
-  </w:style>
-  <w:style w:type="character" w:customStyle="1" w:styleId="Char0">
-    <w:name w:val="바닥글 Char"/>
-    <w:basedOn w:val="a0"/>
-    <w:link w:val="a9"/>
-    <w:uiPriority w:val="99"/>
-    <w:rsid w:val="00DA2D17"/>
-    <w:rPr>
-      <w:rFonts w:ascii="굴림" w:eastAsia="굴림" w:hAnsi="굴림" w:cs="굴림"/>
-      <w:sz w:val="24"/>
-      <w:szCs w:val="24"/>
-    </w:rPr>
-  </w:style>
 </w:styles>
 </file>
 

--- a/기획서.docx
+++ b/기획서.docx
@@ -89,7 +89,7 @@
       <w:pPr>
         <w:pStyle w:val="a4"/>
         <w:shd w:val="clear" w:color="auto" w:fill="E7F2ED"/>
-        <w:divId w:val="1214468499"/>
+        <w:divId w:val="1710260169"/>
         <w:rPr>
           <w:rFonts w:ascii="맑은 고딕" w:eastAsia="맑은 고딕" w:hAnsi="맑은 고딕" w:hint="eastAsia"/>
           <w:color w:val="0B5C3F"/>
@@ -308,7 +308,7 @@
           <w:sz w:val="20"/>
           <w:szCs w:val="20"/>
         </w:rPr>
-        <w:pict w14:anchorId="3822DFD9">
+        <w:pict w14:anchorId="0BB23297">
           <v:rect id="_x0000_i1025" style="width:0;height:1.5pt" o:hralign="center" o:hrstd="t" o:hr="t" fillcolor="#a0a0a0" stroked="f"/>
         </w:pict>
       </w:r>
@@ -1392,7 +1392,7 @@
           <w:sz w:val="20"/>
           <w:szCs w:val="20"/>
         </w:rPr>
-        <w:pict w14:anchorId="2CF2669E">
+        <w:pict w14:anchorId="4E4B8466">
           <v:rect id="_x0000_i1026" style="width:0;height:1.5pt" o:hralign="center" o:hrstd="t" o:hr="t" fillcolor="#a0a0a0" stroked="f"/>
         </w:pict>
       </w:r>
@@ -3637,7 +3637,7 @@
       <w:pPr>
         <w:pStyle w:val="a4"/>
         <w:shd w:val="clear" w:color="auto" w:fill="E7F2ED"/>
-        <w:divId w:val="101069229"/>
+        <w:divId w:val="845560115"/>
         <w:rPr>
           <w:rFonts w:ascii="맑은 고딕" w:eastAsia="맑은 고딕" w:hAnsi="맑은 고딕" w:hint="eastAsia"/>
           <w:color w:val="0B5C3F"/>
@@ -5783,7 +5783,7 @@
           <w:sz w:val="20"/>
           <w:szCs w:val="20"/>
         </w:rPr>
-        <w:pict w14:anchorId="6A578C9E">
+        <w:pict w14:anchorId="42232A13">
           <v:rect id="_x0000_i1027" style="width:0;height:1.5pt" o:hralign="center" o:hrstd="t" o:hr="t" fillcolor="#a0a0a0" stroked="f"/>
         </w:pict>
       </w:r>
@@ -7888,7 +7888,7 @@
           <w:sz w:val="20"/>
           <w:szCs w:val="20"/>
         </w:rPr>
-        <w:pict w14:anchorId="3BBA85B4">
+        <w:pict w14:anchorId="5A11FFC1">
           <v:rect id="_x0000_i1028" style="width:0;height:1.5pt" o:hralign="center" o:hrstd="t" o:hr="t" fillcolor="#a0a0a0" stroked="f"/>
         </w:pict>
       </w:r>
@@ -10127,7 +10127,7 @@
           <w:sz w:val="20"/>
           <w:szCs w:val="20"/>
         </w:rPr>
-        <w:pict w14:anchorId="7DA83157">
+        <w:pict w14:anchorId="7F8D7BAE">
           <v:rect id="_x0000_i1029" style="width:0;height:1.5pt" o:hralign="center" o:hrstd="t" o:hr="t" fillcolor="#a0a0a0" stroked="f"/>
         </w:pict>
       </w:r>
@@ -12051,7 +12051,7 @@
           <w:sz w:val="20"/>
           <w:szCs w:val="20"/>
         </w:rPr>
-        <w:pict w14:anchorId="3879C679">
+        <w:pict w14:anchorId="71CEC9FA">
           <v:rect id="_x0000_i1030" style="width:0;height:1.5pt" o:hralign="center" o:hrstd="t" o:hr="t" fillcolor="#a0a0a0" stroked="f"/>
         </w:pict>
       </w:r>
@@ -13085,7 +13085,7 @@
           <w:sz w:val="20"/>
           <w:szCs w:val="20"/>
         </w:rPr>
-        <w:pict w14:anchorId="32BFF124">
+        <w:pict w14:anchorId="2527811F">
           <v:rect id="_x0000_i1031" style="width:0;height:1.5pt" o:hralign="center" o:hrstd="t" o:hr="t" fillcolor="#a0a0a0" stroked="f"/>
         </w:pict>
       </w:r>
@@ -16319,31 +16319,19 @@
         <w:rPr>
           <w:rFonts w:ascii="맑은 고딕" w:eastAsia="맑은 고딕" w:hAnsi="맑은 고딕" w:hint="eastAsia"/>
         </w:rPr>
-        <w:t>수강신청</w:t>
-      </w:r>
-      <w:r>
-        <w:rPr>
-          <w:rFonts w:ascii="맑은 고딕" w:eastAsia="맑은 고딕" w:hAnsi="맑은 고딕" w:hint="eastAsia"/>
-        </w:rPr>
-        <w:t xml:space="preserve"> </w:t>
-      </w:r>
-      <w:r>
-        <w:rPr>
-          <w:rFonts w:ascii="맑은 고딕" w:eastAsia="맑은 고딕" w:hAnsi="맑은 고딕" w:hint="eastAsia"/>
-        </w:rPr>
-        <w:t>·</w:t>
-      </w:r>
-      <w:r>
-        <w:rPr>
-          <w:rFonts w:ascii="맑은 고딕" w:eastAsia="맑은 고딕" w:hAnsi="맑은 고딕" w:hint="eastAsia"/>
-        </w:rPr>
-        <w:t xml:space="preserve"> </w:t>
-      </w:r>
-      <w:r>
-        <w:rPr>
-          <w:rFonts w:ascii="맑은 고딕" w:eastAsia="맑은 고딕" w:hAnsi="맑은 고딕" w:hint="eastAsia"/>
-        </w:rPr>
-        <w:t>강의실</w:t>
+        <w:t>처음</w:t>
+      </w:r>
+      <w:r>
+        <w:rPr>
+          <w:rFonts w:ascii="맑은 고딕" w:eastAsia="맑은 고딕" w:hAnsi="맑은 고딕" w:hint="eastAsia"/>
+        </w:rPr>
+        <w:t xml:space="preserve"> </w:t>
+      </w:r>
+      <w:r>
+        <w:rPr>
+          <w:rFonts w:ascii="맑은 고딕" w:eastAsia="맑은 고딕" w:hAnsi="맑은 고딕" w:hint="eastAsia"/>
+        </w:rPr>
+        <w:t>안내서</w:t>
       </w:r>
       <w:r>
         <w:rPr>
@@ -16367,31 +16355,387 @@
         <w:rPr>
           <w:rFonts w:ascii="맑은 고딕" w:eastAsia="맑은 고딕" w:hAnsi="맑은 고딕" w:hint="eastAsia"/>
         </w:rPr>
-        <w:t>선배의</w:t>
-      </w:r>
-      <w:r>
-        <w:rPr>
-          <w:rFonts w:ascii="맑은 고딕" w:eastAsia="맑은 고딕" w:hAnsi="맑은 고딕" w:hint="eastAsia"/>
-        </w:rPr>
-        <w:t xml:space="preserve"> </w:t>
-      </w:r>
-      <w:r>
-        <w:rPr>
-          <w:rFonts w:ascii="맑은 고딕" w:eastAsia="맑은 고딕" w:hAnsi="맑은 고딕" w:hint="eastAsia"/>
+        <w:t>조언</w:t>
+      </w:r>
+      <w:r>
+        <w:rPr>
+          <w:rFonts w:ascii="맑은 고딕" w:eastAsia="맑은 고딕" w:hAnsi="맑은 고딕" w:hint="eastAsia"/>
+        </w:rPr>
+        <w:t xml:space="preserve"> </w:t>
+      </w:r>
+      <w:r>
+        <w:rPr>
+          <w:rFonts w:ascii="맑은 고딕" w:eastAsia="맑은 고딕" w:hAnsi="맑은 고딕" w:hint="eastAsia"/>
+        </w:rPr>
+        <w:t>게시판이</w:t>
+      </w:r>
+      <w:r>
+        <w:rPr>
+          <w:rFonts w:ascii="맑은 고딕" w:eastAsia="맑은 고딕" w:hAnsi="맑은 고딕" w:hint="eastAsia"/>
+        </w:rPr>
+        <w:t xml:space="preserve"> </w:t>
+      </w:r>
+      <w:r>
+        <w:rPr>
+          <w:rFonts w:ascii="맑은 고딕" w:eastAsia="맑은 고딕" w:hAnsi="맑은 고딕" w:hint="eastAsia"/>
+        </w:rPr>
+        <w:t>아니라</w:t>
+      </w:r>
+      <w:r>
+        <w:rPr>
+          <w:rFonts w:ascii="맑은 고딕" w:eastAsia="맑은 고딕" w:hAnsi="맑은 고딕" w:hint="eastAsia"/>
+        </w:rPr>
+        <w:t xml:space="preserve"> </w:t>
+      </w:r>
+      <w:r>
+        <w:rPr>
+          <w:rFonts w:ascii="맑은 고딕" w:eastAsia="맑은 고딕" w:hAnsi="맑은 고딕" w:hint="eastAsia"/>
+        </w:rPr>
+        <w:t>안내서</w:t>
+      </w:r>
+    </w:p>
+    <w:p>
+      <w:pPr>
+        <w:pStyle w:val="a4"/>
+        <w:rPr>
+          <w:rFonts w:ascii="맑은 고딕" w:eastAsia="맑은 고딕" w:hAnsi="맑은 고딕" w:hint="eastAsia"/>
+          <w:color w:val="1B211D"/>
+          <w:sz w:val="20"/>
+          <w:szCs w:val="20"/>
+        </w:rPr>
+      </w:pPr>
+      <w:r>
+        <w:rPr>
+          <w:rFonts w:ascii="맑은 고딕" w:eastAsia="맑은 고딕" w:hAnsi="맑은 고딕" w:hint="eastAsia"/>
+          <w:color w:val="1B211D"/>
+          <w:sz w:val="20"/>
+          <w:szCs w:val="20"/>
+        </w:rPr>
+        <w:t>훈수</w:t>
+      </w:r>
+      <w:r>
+        <w:rPr>
+          <w:rFonts w:ascii="맑은 고딕" w:eastAsia="맑은 고딕" w:hAnsi="맑은 고딕" w:hint="eastAsia"/>
+          <w:color w:val="1B211D"/>
+          <w:sz w:val="20"/>
+          <w:szCs w:val="20"/>
+        </w:rPr>
+        <w:t xml:space="preserve"> </w:t>
+      </w:r>
+      <w:r>
+        <w:rPr>
+          <w:rFonts w:ascii="맑은 고딕" w:eastAsia="맑은 고딕" w:hAnsi="맑은 고딕" w:hint="eastAsia"/>
+          <w:color w:val="1B211D"/>
+          <w:sz w:val="20"/>
+          <w:szCs w:val="20"/>
+        </w:rPr>
+        <w:t>두는</w:t>
+      </w:r>
+      <w:r>
+        <w:rPr>
+          <w:rFonts w:ascii="맑은 고딕" w:eastAsia="맑은 고딕" w:hAnsi="맑은 고딕" w:hint="eastAsia"/>
+          <w:color w:val="1B211D"/>
+          <w:sz w:val="20"/>
+          <w:szCs w:val="20"/>
+        </w:rPr>
+        <w:t xml:space="preserve"> </w:t>
+      </w:r>
+      <w:r>
+        <w:rPr>
+          <w:rFonts w:ascii="맑은 고딕" w:eastAsia="맑은 고딕" w:hAnsi="맑은 고딕" w:hint="eastAsia"/>
+          <w:color w:val="1B211D"/>
+          <w:sz w:val="20"/>
+          <w:szCs w:val="20"/>
+        </w:rPr>
+        <w:t>커뮤니티가</w:t>
+      </w:r>
+      <w:r>
+        <w:rPr>
+          <w:rFonts w:ascii="맑은 고딕" w:eastAsia="맑은 고딕" w:hAnsi="맑은 고딕" w:hint="eastAsia"/>
+          <w:color w:val="1B211D"/>
+          <w:sz w:val="20"/>
+          <w:szCs w:val="20"/>
+        </w:rPr>
+        <w:t xml:space="preserve"> </w:t>
+      </w:r>
+      <w:r>
+        <w:rPr>
+          <w:rFonts w:ascii="맑은 고딕" w:eastAsia="맑은 고딕" w:hAnsi="맑은 고딕" w:hint="eastAsia"/>
+          <w:color w:val="1B211D"/>
+          <w:sz w:val="20"/>
+          <w:szCs w:val="20"/>
+        </w:rPr>
+        <w:t>아니라</w:t>
+      </w:r>
+      <w:r>
+        <w:rPr>
+          <w:rFonts w:ascii="맑은 고딕" w:eastAsia="맑은 고딕" w:hAnsi="맑은 고딕" w:hint="eastAsia"/>
+          <w:color w:val="1B211D"/>
+          <w:sz w:val="20"/>
+          <w:szCs w:val="20"/>
+        </w:rPr>
+        <w:t xml:space="preserve">, </w:t>
+      </w:r>
+      <w:r>
+        <w:rPr>
+          <w:rStyle w:val="a3"/>
+          <w:rFonts w:ascii="맑은 고딕" w:eastAsia="맑은 고딕" w:hAnsi="맑은 고딕" w:hint="eastAsia"/>
+          <w:sz w:val="20"/>
+          <w:szCs w:val="20"/>
+        </w:rPr>
+        <w:t>먼저</w:t>
+      </w:r>
+      <w:r>
+        <w:rPr>
+          <w:rStyle w:val="a3"/>
+          <w:rFonts w:ascii="맑은 고딕" w:eastAsia="맑은 고딕" w:hAnsi="맑은 고딕" w:hint="eastAsia"/>
+          <w:sz w:val="20"/>
+          <w:szCs w:val="20"/>
+        </w:rPr>
+        <w:t xml:space="preserve"> </w:t>
+      </w:r>
+      <w:r>
+        <w:rPr>
+          <w:rStyle w:val="a3"/>
+          <w:rFonts w:ascii="맑은 고딕" w:eastAsia="맑은 고딕" w:hAnsi="맑은 고딕" w:hint="eastAsia"/>
+          <w:sz w:val="20"/>
+          <w:szCs w:val="20"/>
+        </w:rPr>
+        <w:t>겪은</w:t>
+      </w:r>
+      <w:r>
+        <w:rPr>
+          <w:rStyle w:val="a3"/>
+          <w:rFonts w:ascii="맑은 고딕" w:eastAsia="맑은 고딕" w:hAnsi="맑은 고딕" w:hint="eastAsia"/>
+          <w:sz w:val="20"/>
+          <w:szCs w:val="20"/>
+        </w:rPr>
+        <w:t xml:space="preserve"> </w:t>
+      </w:r>
+      <w:r>
+        <w:rPr>
+          <w:rStyle w:val="a3"/>
+          <w:rFonts w:ascii="맑은 고딕" w:eastAsia="맑은 고딕" w:hAnsi="맑은 고딕" w:hint="eastAsia"/>
+          <w:sz w:val="20"/>
+          <w:szCs w:val="20"/>
+        </w:rPr>
+        <w:t>사람들이</w:t>
+      </w:r>
+      <w:r>
+        <w:rPr>
+          <w:rStyle w:val="a3"/>
+          <w:rFonts w:ascii="맑은 고딕" w:eastAsia="맑은 고딕" w:hAnsi="맑은 고딕" w:hint="eastAsia"/>
+          <w:sz w:val="20"/>
+          <w:szCs w:val="20"/>
+        </w:rPr>
+        <w:t xml:space="preserve"> </w:t>
+      </w:r>
+      <w:r>
+        <w:rPr>
+          <w:rStyle w:val="a3"/>
+          <w:rFonts w:ascii="맑은 고딕" w:eastAsia="맑은 고딕" w:hAnsi="맑은 고딕" w:hint="eastAsia"/>
+          <w:sz w:val="20"/>
+          <w:szCs w:val="20"/>
+        </w:rPr>
+        <w:t>쓴</w:t>
+      </w:r>
+      <w:r>
+        <w:rPr>
+          <w:rStyle w:val="a3"/>
+          <w:rFonts w:ascii="맑은 고딕" w:eastAsia="맑은 고딕" w:hAnsi="맑은 고딕" w:hint="eastAsia"/>
+          <w:sz w:val="20"/>
+          <w:szCs w:val="20"/>
+        </w:rPr>
+        <w:t xml:space="preserve"> </w:t>
+      </w:r>
+      <w:r>
+        <w:rPr>
+          <w:rStyle w:val="a3"/>
+          <w:rFonts w:ascii="맑은 고딕" w:eastAsia="맑은 고딕" w:hAnsi="맑은 고딕" w:hint="eastAsia"/>
+          <w:sz w:val="20"/>
+          <w:szCs w:val="20"/>
+        </w:rPr>
+        <w:t>안내서</w:t>
+      </w:r>
+      <w:r>
+        <w:rPr>
+          <w:rFonts w:ascii="맑은 고딕" w:eastAsia="맑은 고딕" w:hAnsi="맑은 고딕" w:hint="eastAsia"/>
+          <w:color w:val="1B211D"/>
+          <w:sz w:val="20"/>
+          <w:szCs w:val="20"/>
+        </w:rPr>
+        <w:t>를</w:t>
+      </w:r>
+      <w:r>
+        <w:rPr>
+          <w:rFonts w:ascii="맑은 고딕" w:eastAsia="맑은 고딕" w:hAnsi="맑은 고딕" w:hint="eastAsia"/>
+          <w:color w:val="1B211D"/>
+          <w:sz w:val="20"/>
+          <w:szCs w:val="20"/>
+        </w:rPr>
+        <w:t xml:space="preserve"> </w:t>
+      </w:r>
+      <w:r>
+        <w:rPr>
+          <w:rFonts w:ascii="맑은 고딕" w:eastAsia="맑은 고딕" w:hAnsi="맑은 고딕" w:hint="eastAsia"/>
+          <w:color w:val="1B211D"/>
+          <w:sz w:val="20"/>
+          <w:szCs w:val="20"/>
+        </w:rPr>
+        <w:t>읽는</w:t>
+      </w:r>
+      <w:r>
+        <w:rPr>
+          <w:rFonts w:ascii="맑은 고딕" w:eastAsia="맑은 고딕" w:hAnsi="맑은 고딕" w:hint="eastAsia"/>
+          <w:color w:val="1B211D"/>
+          <w:sz w:val="20"/>
+          <w:szCs w:val="20"/>
+        </w:rPr>
+        <w:t xml:space="preserve"> </w:t>
+      </w:r>
+      <w:r>
+        <w:rPr>
+          <w:rFonts w:ascii="맑은 고딕" w:eastAsia="맑은 고딕" w:hAnsi="맑은 고딕" w:hint="eastAsia"/>
+          <w:color w:val="1B211D"/>
+          <w:sz w:val="20"/>
+          <w:szCs w:val="20"/>
+        </w:rPr>
+        <w:t>경험으로</w:t>
+      </w:r>
+      <w:r>
+        <w:rPr>
+          <w:rFonts w:ascii="맑은 고딕" w:eastAsia="맑은 고딕" w:hAnsi="맑은 고딕" w:hint="eastAsia"/>
+          <w:color w:val="1B211D"/>
+          <w:sz w:val="20"/>
+          <w:szCs w:val="20"/>
+        </w:rPr>
+        <w:t xml:space="preserve"> </w:t>
+      </w:r>
+      <w:r>
+        <w:rPr>
+          <w:rFonts w:ascii="맑은 고딕" w:eastAsia="맑은 고딕" w:hAnsi="맑은 고딕" w:hint="eastAsia"/>
+          <w:color w:val="1B211D"/>
+          <w:sz w:val="20"/>
+          <w:szCs w:val="20"/>
+        </w:rPr>
+        <w:t>설계한다</w:t>
+      </w:r>
+      <w:r>
+        <w:rPr>
+          <w:rFonts w:ascii="맑은 고딕" w:eastAsia="맑은 고딕" w:hAnsi="맑은 고딕" w:hint="eastAsia"/>
+          <w:color w:val="1B211D"/>
+          <w:sz w:val="20"/>
+          <w:szCs w:val="20"/>
+        </w:rPr>
+        <w:t xml:space="preserve">. </w:t>
+      </w:r>
+      <w:r>
+        <w:rPr>
+          <w:rFonts w:ascii="맑은 고딕" w:eastAsia="맑은 고딕" w:hAnsi="맑은 고딕" w:hint="eastAsia"/>
+          <w:color w:val="1B211D"/>
+          <w:sz w:val="20"/>
+          <w:szCs w:val="20"/>
+        </w:rPr>
+        <w:t>각</w:t>
+      </w:r>
+      <w:r>
+        <w:rPr>
+          <w:rFonts w:ascii="맑은 고딕" w:eastAsia="맑은 고딕" w:hAnsi="맑은 고딕" w:hint="eastAsia"/>
+          <w:color w:val="1B211D"/>
+          <w:sz w:val="20"/>
+          <w:szCs w:val="20"/>
+        </w:rPr>
+        <w:t xml:space="preserve"> '</w:t>
+      </w:r>
+      <w:r>
+        <w:rPr>
+          <w:rFonts w:ascii="맑은 고딕" w:eastAsia="맑은 고딕" w:hAnsi="맑은 고딕" w:hint="eastAsia"/>
+          <w:color w:val="1B211D"/>
+          <w:sz w:val="20"/>
+          <w:szCs w:val="20"/>
+        </w:rPr>
+        <w:t>처음</w:t>
+      </w:r>
+      <w:r>
+        <w:rPr>
+          <w:rFonts w:ascii="맑은 고딕" w:eastAsia="맑은 고딕" w:hAnsi="맑은 고딕" w:hint="eastAsia"/>
+          <w:color w:val="1B211D"/>
+          <w:sz w:val="20"/>
+          <w:szCs w:val="20"/>
+        </w:rPr>
+        <w:t>'</w:t>
+      </w:r>
+      <w:r>
+        <w:rPr>
+          <w:rFonts w:ascii="맑은 고딕" w:eastAsia="맑은 고딕" w:hAnsi="맑은 고딕" w:hint="eastAsia"/>
+          <w:color w:val="1B211D"/>
+          <w:sz w:val="20"/>
+          <w:szCs w:val="20"/>
+        </w:rPr>
+        <w:t>은</w:t>
+      </w:r>
+      <w:r>
+        <w:rPr>
+          <w:rFonts w:ascii="맑은 고딕" w:eastAsia="맑은 고딕" w:hAnsi="맑은 고딕" w:hint="eastAsia"/>
+          <w:color w:val="1B211D"/>
+          <w:sz w:val="20"/>
+          <w:szCs w:val="20"/>
+        </w:rPr>
+        <w:t xml:space="preserve"> </w:t>
+      </w:r>
+      <w:r>
+        <w:rPr>
+          <w:rFonts w:ascii="맑은 고딕" w:eastAsia="맑은 고딕" w:hAnsi="맑은 고딕" w:hint="eastAsia"/>
+          <w:color w:val="1B211D"/>
+          <w:sz w:val="20"/>
+          <w:szCs w:val="20"/>
+        </w:rPr>
+        <w:t>안내서의</w:t>
+      </w:r>
+      <w:r>
+        <w:rPr>
+          <w:rFonts w:ascii="맑은 고딕" w:eastAsia="맑은 고딕" w:hAnsi="맑은 고딕" w:hint="eastAsia"/>
+          <w:color w:val="1B211D"/>
+          <w:sz w:val="20"/>
+          <w:szCs w:val="20"/>
+        </w:rPr>
+        <w:t xml:space="preserve"> </w:t>
+      </w:r>
+      <w:r>
+        <w:rPr>
+          <w:rFonts w:ascii="맑은 고딕" w:eastAsia="맑은 고딕" w:hAnsi="맑은 고딕" w:hint="eastAsia"/>
+          <w:color w:val="1B211D"/>
+          <w:sz w:val="20"/>
+          <w:szCs w:val="20"/>
         </w:rPr>
         <w:t>한</w:t>
       </w:r>
       <w:r>
         <w:rPr>
           <w:rFonts w:ascii="맑은 고딕" w:eastAsia="맑은 고딕" w:hAnsi="맑은 고딕" w:hint="eastAsia"/>
-        </w:rPr>
-        <w:t xml:space="preserve"> </w:t>
-      </w:r>
-      <w:r>
-        <w:rPr>
-          <w:rFonts w:ascii="맑은 고딕" w:eastAsia="맑은 고딕" w:hAnsi="맑은 고딕" w:hint="eastAsia"/>
-        </w:rPr>
-        <w:t>줄</w:t>
+          <w:color w:val="1B211D"/>
+          <w:sz w:val="20"/>
+          <w:szCs w:val="20"/>
+        </w:rPr>
+        <w:t xml:space="preserve"> </w:t>
+      </w:r>
+      <w:r>
+        <w:rPr>
+          <w:rFonts w:ascii="맑은 고딕" w:eastAsia="맑은 고딕" w:hAnsi="맑은 고딕" w:hint="eastAsia"/>
+          <w:color w:val="1B211D"/>
+          <w:sz w:val="20"/>
+          <w:szCs w:val="20"/>
+        </w:rPr>
+        <w:t>챕터다</w:t>
+      </w:r>
+      <w:r>
+        <w:rPr>
+          <w:rFonts w:ascii="맑은 고딕" w:eastAsia="맑은 고딕" w:hAnsi="맑은 고딕" w:hint="eastAsia"/>
+          <w:color w:val="1B211D"/>
+          <w:sz w:val="20"/>
+          <w:szCs w:val="20"/>
+        </w:rPr>
+        <w:t>.</w:t>
       </w:r>
     </w:p>
     <w:p>
@@ -16664,21 +17008,147 @@
           <w:sz w:val="20"/>
           <w:szCs w:val="20"/>
         </w:rPr>
-        <w:t>강의실에는</w:t>
-      </w:r>
-      <w:r>
-        <w:rPr>
-          <w:rFonts w:ascii="맑은 고딕" w:eastAsia="맑은 고딕" w:hAnsi="맑은 고딕" w:hint="eastAsia"/>
-          <w:color w:val="1B211D"/>
-          <w:sz w:val="20"/>
-          <w:szCs w:val="20"/>
-        </w:rPr>
-        <w:t xml:space="preserve"> </w:t>
-      </w:r>
-      <w:r>
-        <w:rPr>
-          <w:rFonts w:ascii="맑은 고딕" w:eastAsia="맑은 고딕" w:hAnsi="맑은 고딕" w:hint="eastAsia"/>
-          <w:color w:val="1B211D"/>
+        <w:t>챕터</w:t>
+      </w:r>
+      <w:r>
+        <w:rPr>
+          <w:rFonts w:ascii="맑은 고딕" w:eastAsia="맑은 고딕" w:hAnsi="맑은 고딕" w:hint="eastAsia"/>
+          <w:color w:val="1B211D"/>
+          <w:sz w:val="20"/>
+          <w:szCs w:val="20"/>
+        </w:rPr>
+        <w:t xml:space="preserve"> </w:t>
+      </w:r>
+      <w:r>
+        <w:rPr>
+          <w:rFonts w:ascii="맑은 고딕" w:eastAsia="맑은 고딕" w:hAnsi="맑은 고딕" w:hint="eastAsia"/>
+          <w:color w:val="1B211D"/>
+          <w:sz w:val="20"/>
+          <w:szCs w:val="20"/>
+        </w:rPr>
+        <w:t>구조</w:t>
+      </w:r>
+      <w:r>
+        <w:rPr>
+          <w:rFonts w:ascii="맑은 고딕" w:eastAsia="맑은 고딕" w:hAnsi="맑은 고딕" w:hint="eastAsia"/>
+          <w:color w:val="1B211D"/>
+          <w:sz w:val="20"/>
+          <w:szCs w:val="20"/>
+        </w:rPr>
+        <w:t xml:space="preserve">: </w:t>
+      </w:r>
+      <w:r>
+        <w:rPr>
+          <w:rStyle w:val="a3"/>
+          <w:rFonts w:ascii="맑은 고딕" w:eastAsia="맑은 고딕" w:hAnsi="맑은 고딕" w:hint="eastAsia"/>
+          <w:sz w:val="20"/>
+          <w:szCs w:val="20"/>
+        </w:rPr>
+        <w:t>들어가며</w:t>
+      </w:r>
+      <w:r>
+        <w:rPr>
+          <w:rStyle w:val="a3"/>
+          <w:rFonts w:ascii="맑은 고딕" w:eastAsia="맑은 고딕" w:hAnsi="맑은 고딕" w:hint="eastAsia"/>
+          <w:sz w:val="20"/>
+          <w:szCs w:val="20"/>
+        </w:rPr>
+        <w:t>(</w:t>
+      </w:r>
+      <w:r>
+        <w:rPr>
+          <w:rStyle w:val="a3"/>
+          <w:rFonts w:ascii="맑은 고딕" w:eastAsia="맑은 고딕" w:hAnsi="맑은 고딕" w:hint="eastAsia"/>
+          <w:sz w:val="20"/>
+          <w:szCs w:val="20"/>
+        </w:rPr>
+        <w:t>위로</w:t>
+      </w:r>
+      <w:r>
+        <w:rPr>
+          <w:rStyle w:val="a3"/>
+          <w:rFonts w:ascii="맑은 고딕" w:eastAsia="맑은 고딕" w:hAnsi="맑은 고딕" w:hint="eastAsia"/>
+          <w:sz w:val="20"/>
+          <w:szCs w:val="20"/>
+        </w:rPr>
+        <w:t xml:space="preserve"> </w:t>
+      </w:r>
+      <w:r>
+        <w:rPr>
+          <w:rStyle w:val="a3"/>
+          <w:rFonts w:ascii="맑은 고딕" w:eastAsia="맑은 고딕" w:hAnsi="맑은 고딕" w:hint="eastAsia"/>
+          <w:sz w:val="20"/>
+          <w:szCs w:val="20"/>
+        </w:rPr>
+        <w:t>한</w:t>
+      </w:r>
+      <w:r>
+        <w:rPr>
+          <w:rStyle w:val="a3"/>
+          <w:rFonts w:ascii="맑은 고딕" w:eastAsia="맑은 고딕" w:hAnsi="맑은 고딕" w:hint="eastAsia"/>
+          <w:sz w:val="20"/>
+          <w:szCs w:val="20"/>
+        </w:rPr>
+        <w:t xml:space="preserve"> </w:t>
+      </w:r>
+      <w:r>
+        <w:rPr>
+          <w:rStyle w:val="a3"/>
+          <w:rFonts w:ascii="맑은 고딕" w:eastAsia="맑은 고딕" w:hAnsi="맑은 고딕" w:hint="eastAsia"/>
+          <w:sz w:val="20"/>
+          <w:szCs w:val="20"/>
+        </w:rPr>
+        <w:t>줄</w:t>
+      </w:r>
+      <w:r>
+        <w:rPr>
+          <w:rStyle w:val="a3"/>
+          <w:rFonts w:ascii="맑은 고딕" w:eastAsia="맑은 고딕" w:hAnsi="맑은 고딕" w:hint="eastAsia"/>
+          <w:sz w:val="20"/>
+          <w:szCs w:val="20"/>
+        </w:rPr>
+        <w:t xml:space="preserve">) </w:t>
+      </w:r>
+      <w:r>
+        <w:rPr>
+          <w:rStyle w:val="a3"/>
+          <w:rFonts w:ascii="맑은 고딕" w:eastAsia="맑은 고딕" w:hAnsi="맑은 고딕" w:hint="eastAsia"/>
+          <w:sz w:val="20"/>
+          <w:szCs w:val="20"/>
+        </w:rPr>
+        <w:t>→</w:t>
+      </w:r>
+      <w:r>
+        <w:rPr>
+          <w:rStyle w:val="a3"/>
+          <w:rFonts w:ascii="맑은 고딕" w:eastAsia="맑은 고딕" w:hAnsi="맑은 고딕" w:hint="eastAsia"/>
+          <w:sz w:val="20"/>
+          <w:szCs w:val="20"/>
+        </w:rPr>
+        <w:t xml:space="preserve"> </w:t>
+      </w:r>
+      <w:r>
+        <w:rPr>
+          <w:rStyle w:val="a3"/>
+          <w:rFonts w:ascii="맑은 고딕" w:eastAsia="맑은 고딕" w:hAnsi="맑은 고딕" w:hint="eastAsia"/>
+          <w:sz w:val="20"/>
+          <w:szCs w:val="20"/>
+        </w:rPr>
+        <w:t>안내</w:t>
+      </w:r>
+      <w:r>
+        <w:rPr>
+          <w:rStyle w:val="a3"/>
+          <w:rFonts w:ascii="맑은 고딕" w:eastAsia="맑은 고딕" w:hAnsi="맑은 고딕" w:hint="eastAsia"/>
+          <w:sz w:val="20"/>
+          <w:szCs w:val="20"/>
+        </w:rPr>
+        <w:t>(</w:t>
+      </w:r>
+      <w:r>
+        <w:rPr>
+          <w:rStyle w:val="a3"/>
+          <w:rFonts w:ascii="맑은 고딕" w:eastAsia="맑은 고딕" w:hAnsi="맑은 고딕" w:hint="eastAsia"/>
           <w:sz w:val="20"/>
           <w:szCs w:val="20"/>
         </w:rPr>
@@ -16686,17 +17156,17 @@
       </w:r>
       <w:r>
         <w:rPr>
-          <w:rFonts w:ascii="맑은 고딕" w:eastAsia="맑은 고딕" w:hAnsi="맑은 고딕" w:hint="eastAsia"/>
-          <w:color w:val="1B211D"/>
-          <w:sz w:val="20"/>
-          <w:szCs w:val="20"/>
-        </w:rPr>
-        <w:t xml:space="preserve"> </w:t>
-      </w:r>
-      <w:r>
-        <w:rPr>
-          <w:rFonts w:ascii="맑은 고딕" w:eastAsia="맑은 고딕" w:hAnsi="맑은 고딕" w:hint="eastAsia"/>
-          <w:color w:val="1B211D"/>
+          <w:rStyle w:val="a3"/>
+          <w:rFonts w:ascii="맑은 고딕" w:eastAsia="맑은 고딕" w:hAnsi="맑은 고딕" w:hint="eastAsia"/>
+          <w:sz w:val="20"/>
+          <w:szCs w:val="20"/>
+        </w:rPr>
+        <w:t xml:space="preserve"> </w:t>
+      </w:r>
+      <w:r>
+        <w:rPr>
+          <w:rStyle w:val="a3"/>
+          <w:rFonts w:ascii="맑은 고딕" w:eastAsia="맑은 고딕" w:hAnsi="맑은 고딕" w:hint="eastAsia"/>
           <w:sz w:val="20"/>
           <w:szCs w:val="20"/>
         </w:rPr>
@@ -16704,66 +17174,93 @@
       </w:r>
       <w:r>
         <w:rPr>
-          <w:rFonts w:ascii="맑은 고딕" w:eastAsia="맑은 고딕" w:hAnsi="맑은 고딕" w:hint="eastAsia"/>
-          <w:color w:val="1B211D"/>
-          <w:sz w:val="20"/>
-          <w:szCs w:val="20"/>
-        </w:rPr>
-        <w:t xml:space="preserve"> </w:t>
-      </w:r>
-      <w:r>
-        <w:rPr>
-          <w:rFonts w:ascii="맑은 고딕" w:eastAsia="맑은 고딕" w:hAnsi="맑은 고딕" w:hint="eastAsia"/>
-          <w:color w:val="1B211D"/>
-          <w:sz w:val="20"/>
-          <w:szCs w:val="20"/>
-        </w:rPr>
-        <w:t>줄이</w:t>
-      </w:r>
-      <w:r>
-        <w:rPr>
-          <w:rFonts w:ascii="맑은 고딕" w:eastAsia="맑은 고딕" w:hAnsi="맑은 고딕" w:hint="eastAsia"/>
-          <w:color w:val="1B211D"/>
-          <w:sz w:val="20"/>
-          <w:szCs w:val="20"/>
-        </w:rPr>
-        <w:t xml:space="preserve"> </w:t>
-      </w:r>
-      <w:r>
-        <w:rPr>
-          <w:rFonts w:ascii="맑은 고딕" w:eastAsia="맑은 고딕" w:hAnsi="맑은 고딕" w:hint="eastAsia"/>
-          <w:color w:val="1B211D"/>
-          <w:sz w:val="20"/>
-          <w:szCs w:val="20"/>
-        </w:rPr>
-        <w:t>쌓인다</w:t>
-      </w:r>
-      <w:r>
-        <w:rPr>
-          <w:rFonts w:ascii="맑은 고딕" w:eastAsia="맑은 고딕" w:hAnsi="맑은 고딕" w:hint="eastAsia"/>
-          <w:color w:val="1B211D"/>
-          <w:sz w:val="20"/>
-          <w:szCs w:val="20"/>
-        </w:rPr>
-        <w:t xml:space="preserve">. </w:t>
-      </w:r>
-      <w:r>
-        <w:rPr>
-          <w:rFonts w:ascii="맑은 고딕" w:eastAsia="맑은 고딕" w:hAnsi="맑은 고딕" w:hint="eastAsia"/>
-          <w:color w:val="1B211D"/>
-          <w:sz w:val="20"/>
-          <w:szCs w:val="20"/>
-        </w:rPr>
-        <w:t>예</w:t>
-      </w:r>
-      <w:r>
-        <w:rPr>
-          <w:rFonts w:ascii="맑은 고딕" w:eastAsia="맑은 고딕" w:hAnsi="맑은 고딕" w:hint="eastAsia"/>
-          <w:color w:val="1B211D"/>
-          <w:sz w:val="20"/>
-          <w:szCs w:val="20"/>
-        </w:rPr>
-        <w:t>)</w:t>
+          <w:rStyle w:val="a3"/>
+          <w:rFonts w:ascii="맑은 고딕" w:eastAsia="맑은 고딕" w:hAnsi="맑은 고딕" w:hint="eastAsia"/>
+          <w:sz w:val="20"/>
+          <w:szCs w:val="20"/>
+        </w:rPr>
+        <w:t xml:space="preserve"> </w:t>
+      </w:r>
+      <w:r>
+        <w:rPr>
+          <w:rStyle w:val="a3"/>
+          <w:rFonts w:ascii="맑은 고딕" w:eastAsia="맑은 고딕" w:hAnsi="맑은 고딕" w:hint="eastAsia"/>
+          <w:sz w:val="20"/>
+          <w:szCs w:val="20"/>
+        </w:rPr>
+        <w:t>줄들</w:t>
+      </w:r>
+      <w:r>
+        <w:rPr>
+          <w:rStyle w:val="a3"/>
+          <w:rFonts w:ascii="맑은 고딕" w:eastAsia="맑은 고딕" w:hAnsi="맑은 고딕" w:hint="eastAsia"/>
+          <w:sz w:val="20"/>
+          <w:szCs w:val="20"/>
+        </w:rPr>
+        <w:t xml:space="preserve">) </w:t>
+      </w:r>
+      <w:r>
+        <w:rPr>
+          <w:rStyle w:val="a3"/>
+          <w:rFonts w:ascii="맑은 고딕" w:eastAsia="맑은 고딕" w:hAnsi="맑은 고딕" w:hint="eastAsia"/>
+          <w:sz w:val="20"/>
+          <w:szCs w:val="20"/>
+        </w:rPr>
+        <w:t>→</w:t>
+      </w:r>
+      <w:r>
+        <w:rPr>
+          <w:rStyle w:val="a3"/>
+          <w:rFonts w:ascii="맑은 고딕" w:eastAsia="맑은 고딕" w:hAnsi="맑은 고딕" w:hint="eastAsia"/>
+          <w:sz w:val="20"/>
+          <w:szCs w:val="20"/>
+        </w:rPr>
+        <w:t xml:space="preserve"> </w:t>
+      </w:r>
+      <w:r>
+        <w:rPr>
+          <w:rStyle w:val="a3"/>
+          <w:rFonts w:ascii="맑은 고딕" w:eastAsia="맑은 고딕" w:hAnsi="맑은 고딕" w:hint="eastAsia"/>
+          <w:sz w:val="20"/>
+          <w:szCs w:val="20"/>
+        </w:rPr>
+        <w:t>한</w:t>
+      </w:r>
+      <w:r>
+        <w:rPr>
+          <w:rStyle w:val="a3"/>
+          <w:rFonts w:ascii="맑은 고딕" w:eastAsia="맑은 고딕" w:hAnsi="맑은 고딕" w:hint="eastAsia"/>
+          <w:sz w:val="20"/>
+          <w:szCs w:val="20"/>
+        </w:rPr>
+        <w:t xml:space="preserve"> </w:t>
+      </w:r>
+      <w:r>
+        <w:rPr>
+          <w:rStyle w:val="a3"/>
+          <w:rFonts w:ascii="맑은 고딕" w:eastAsia="맑은 고딕" w:hAnsi="맑은 고딕" w:hint="eastAsia"/>
+          <w:sz w:val="20"/>
+          <w:szCs w:val="20"/>
+        </w:rPr>
+        <w:t>줄</w:t>
+      </w:r>
+      <w:r>
+        <w:rPr>
+          <w:rStyle w:val="a3"/>
+          <w:rFonts w:ascii="맑은 고딕" w:eastAsia="맑은 고딕" w:hAnsi="맑은 고딕" w:hint="eastAsia"/>
+          <w:sz w:val="20"/>
+          <w:szCs w:val="20"/>
+        </w:rPr>
+        <w:t xml:space="preserve"> </w:t>
+      </w:r>
+      <w:r>
+        <w:rPr>
+          <w:rStyle w:val="a3"/>
+          <w:rFonts w:ascii="맑은 고딕" w:eastAsia="맑은 고딕" w:hAnsi="맑은 고딕" w:hint="eastAsia"/>
+          <w:sz w:val="20"/>
+          <w:szCs w:val="20"/>
+        </w:rPr>
+        <w:t>보태기</w:t>
       </w:r>
     </w:p>
     <w:p>
@@ -16787,34 +17284,43 @@
           <w:sz w:val="20"/>
           <w:szCs w:val="20"/>
         </w:rPr>
-        <w:t>9</w:t>
-      </w:r>
-      <w:r>
-        <w:rPr>
-          <w:rFonts w:ascii="맑은 고딕" w:eastAsia="맑은 고딕" w:hAnsi="맑은 고딕" w:hint="eastAsia"/>
-          <w:color w:val="1B211D"/>
-          <w:sz w:val="20"/>
-          <w:szCs w:val="20"/>
-        </w:rPr>
-        <w:t>년차</w:t>
-      </w:r>
-      <w:r>
-        <w:rPr>
-          <w:rFonts w:ascii="맑은 고딕" w:eastAsia="맑은 고딕" w:hAnsi="맑은 고딕" w:hint="eastAsia"/>
-          <w:color w:val="1B211D"/>
-          <w:sz w:val="20"/>
-          <w:szCs w:val="20"/>
-        </w:rPr>
-        <w:t xml:space="preserve"> </w:t>
-      </w:r>
-      <w:r>
-        <w:rPr>
-          <w:rFonts w:ascii="맑은 고딕" w:eastAsia="맑은 고딕" w:hAnsi="맑은 고딕" w:hint="eastAsia"/>
-          <w:color w:val="1B211D"/>
-          <w:sz w:val="20"/>
-          <w:szCs w:val="20"/>
-        </w:rPr>
-        <w:t>대리</w:t>
+        <w:t>들어가며</w:t>
+      </w:r>
+      <w:r>
+        <w:rPr>
+          <w:rFonts w:ascii="맑은 고딕" w:eastAsia="맑은 고딕" w:hAnsi="맑은 고딕" w:hint="eastAsia"/>
+          <w:color w:val="1B211D"/>
+          <w:sz w:val="20"/>
+          <w:szCs w:val="20"/>
+        </w:rPr>
+        <w:t xml:space="preserve"> </w:t>
+      </w:r>
+      <w:r>
+        <w:rPr>
+          <w:rFonts w:ascii="맑은 고딕" w:eastAsia="맑은 고딕" w:hAnsi="맑은 고딕" w:hint="eastAsia"/>
+          <w:color w:val="1B211D"/>
+          <w:sz w:val="20"/>
+          <w:szCs w:val="20"/>
+        </w:rPr>
+        <w:t>예</w:t>
+      </w:r>
+      <w:r>
+        <w:rPr>
+          <w:rFonts w:ascii="맑은 고딕" w:eastAsia="맑은 고딕" w:hAnsi="맑은 고딕" w:hint="eastAsia"/>
+          <w:color w:val="1B211D"/>
+          <w:sz w:val="20"/>
+          <w:szCs w:val="20"/>
+        </w:rPr>
+        <w:t xml:space="preserve">) </w:t>
+      </w:r>
+      <w:r>
+        <w:rPr>
+          <w:rFonts w:ascii="맑은 고딕" w:eastAsia="맑은 고딕" w:hAnsi="맑은 고딕" w:hint="eastAsia"/>
+          <w:color w:val="1B211D"/>
+          <w:sz w:val="20"/>
+          <w:szCs w:val="20"/>
+        </w:rPr>
+        <w:t>회식편</w:t>
       </w:r>
       <w:r>
         <w:rPr>
@@ -16832,115 +17338,43 @@
           <w:sz w:val="20"/>
           <w:szCs w:val="20"/>
         </w:rPr>
-        <w:t>잔</w:t>
-      </w:r>
-      <w:r>
-        <w:rPr>
-          <w:rFonts w:ascii="맑은 고딕" w:eastAsia="맑은 고딕" w:hAnsi="맑은 고딕" w:hint="eastAsia"/>
-          <w:color w:val="1B211D"/>
-          <w:sz w:val="20"/>
-          <w:szCs w:val="20"/>
-        </w:rPr>
-        <w:t xml:space="preserve"> </w:t>
-      </w:r>
-      <w:r>
-        <w:rPr>
-          <w:rFonts w:ascii="맑은 고딕" w:eastAsia="맑은 고딕" w:hAnsi="맑은 고딕" w:hint="eastAsia"/>
-          <w:color w:val="1B211D"/>
-          <w:sz w:val="20"/>
-          <w:szCs w:val="20"/>
-        </w:rPr>
-        <w:t>비우는</w:t>
-      </w:r>
-      <w:r>
-        <w:rPr>
-          <w:rFonts w:ascii="맑은 고딕" w:eastAsia="맑은 고딕" w:hAnsi="맑은 고딕" w:hint="eastAsia"/>
-          <w:color w:val="1B211D"/>
-          <w:sz w:val="20"/>
-          <w:szCs w:val="20"/>
-        </w:rPr>
-        <w:t xml:space="preserve"> </w:t>
-      </w:r>
-      <w:r>
-        <w:rPr>
-          <w:rFonts w:ascii="맑은 고딕" w:eastAsia="맑은 고딕" w:hAnsi="맑은 고딕" w:hint="eastAsia"/>
-          <w:color w:val="1B211D"/>
-          <w:sz w:val="20"/>
-          <w:szCs w:val="20"/>
-        </w:rPr>
-        <w:t>속도를</w:t>
-      </w:r>
-      <w:r>
-        <w:rPr>
-          <w:rFonts w:ascii="맑은 고딕" w:eastAsia="맑은 고딕" w:hAnsi="맑은 고딕" w:hint="eastAsia"/>
-          <w:color w:val="1B211D"/>
-          <w:sz w:val="20"/>
-          <w:szCs w:val="20"/>
-        </w:rPr>
-        <w:t xml:space="preserve"> </w:t>
-      </w:r>
-      <w:r>
-        <w:rPr>
-          <w:rFonts w:ascii="맑은 고딕" w:eastAsia="맑은 고딕" w:hAnsi="맑은 고딕" w:hint="eastAsia"/>
-          <w:color w:val="1B211D"/>
-          <w:sz w:val="20"/>
-          <w:szCs w:val="20"/>
-        </w:rPr>
-        <w:t>제일</w:t>
-      </w:r>
-      <w:r>
-        <w:rPr>
-          <w:rFonts w:ascii="맑은 고딕" w:eastAsia="맑은 고딕" w:hAnsi="맑은 고딕" w:hint="eastAsia"/>
-          <w:color w:val="1B211D"/>
-          <w:sz w:val="20"/>
-          <w:szCs w:val="20"/>
-        </w:rPr>
-        <w:t xml:space="preserve"> </w:t>
-      </w:r>
-      <w:r>
-        <w:rPr>
-          <w:rFonts w:ascii="맑은 고딕" w:eastAsia="맑은 고딕" w:hAnsi="맑은 고딕" w:hint="eastAsia"/>
-          <w:color w:val="1B211D"/>
-          <w:sz w:val="20"/>
-          <w:szCs w:val="20"/>
-        </w:rPr>
-        <w:t>높은</w:t>
-      </w:r>
-      <w:r>
-        <w:rPr>
-          <w:rFonts w:ascii="맑은 고딕" w:eastAsia="맑은 고딕" w:hAnsi="맑은 고딕" w:hint="eastAsia"/>
-          <w:color w:val="1B211D"/>
-          <w:sz w:val="20"/>
-          <w:szCs w:val="20"/>
-        </w:rPr>
-        <w:t xml:space="preserve"> </w:t>
-      </w:r>
-      <w:r>
-        <w:rPr>
-          <w:rFonts w:ascii="맑은 고딕" w:eastAsia="맑은 고딕" w:hAnsi="맑은 고딕" w:hint="eastAsia"/>
-          <w:color w:val="1B211D"/>
-          <w:sz w:val="20"/>
-          <w:szCs w:val="20"/>
-        </w:rPr>
-        <w:t>분</w:t>
-      </w:r>
-      <w:r>
-        <w:rPr>
-          <w:rFonts w:ascii="맑은 고딕" w:eastAsia="맑은 고딕" w:hAnsi="맑은 고딕" w:hint="eastAsia"/>
-          <w:color w:val="1B211D"/>
-          <w:sz w:val="20"/>
-          <w:szCs w:val="20"/>
-        </w:rPr>
-        <w:t xml:space="preserve"> </w:t>
-      </w:r>
-      <w:r>
-        <w:rPr>
-          <w:rFonts w:ascii="맑은 고딕" w:eastAsia="맑은 고딕" w:hAnsi="맑은 고딕" w:hint="eastAsia"/>
-          <w:color w:val="1B211D"/>
-          <w:sz w:val="20"/>
-          <w:szCs w:val="20"/>
-        </w:rPr>
-        <w:t>말고</w:t>
+        <w:t>회식이</w:t>
+      </w:r>
+      <w:r>
+        <w:rPr>
+          <w:rFonts w:ascii="맑은 고딕" w:eastAsia="맑은 고딕" w:hAnsi="맑은 고딕" w:hint="eastAsia"/>
+          <w:color w:val="1B211D"/>
+          <w:sz w:val="20"/>
+          <w:szCs w:val="20"/>
+        </w:rPr>
+        <w:t xml:space="preserve"> </w:t>
+      </w:r>
+      <w:r>
+        <w:rPr>
+          <w:rFonts w:ascii="맑은 고딕" w:eastAsia="맑은 고딕" w:hAnsi="맑은 고딕" w:hint="eastAsia"/>
+          <w:color w:val="1B211D"/>
+          <w:sz w:val="20"/>
+          <w:szCs w:val="20"/>
+        </w:rPr>
+        <w:t>무겁게</w:t>
+      </w:r>
+      <w:r>
+        <w:rPr>
+          <w:rFonts w:ascii="맑은 고딕" w:eastAsia="맑은 고딕" w:hAnsi="맑은 고딕" w:hint="eastAsia"/>
+          <w:color w:val="1B211D"/>
+          <w:sz w:val="20"/>
+          <w:szCs w:val="20"/>
+        </w:rPr>
+        <w:t xml:space="preserve"> </w:t>
+      </w:r>
+      <w:r>
+        <w:rPr>
+          <w:rFonts w:ascii="맑은 고딕" w:eastAsia="맑은 고딕" w:hAnsi="맑은 고딕" w:hint="eastAsia"/>
+          <w:color w:val="1B211D"/>
+          <w:sz w:val="20"/>
+          <w:szCs w:val="20"/>
+        </w:rPr>
+        <w:t>느껴진다면</w:t>
       </w:r>
       <w:r>
         <w:rPr>
@@ -16958,70 +17392,331 @@
           <w:sz w:val="20"/>
           <w:szCs w:val="20"/>
         </w:rPr>
-        <w:t>제일</w:t>
-      </w:r>
-      <w:r>
-        <w:rPr>
-          <w:rFonts w:ascii="맑은 고딕" w:eastAsia="맑은 고딕" w:hAnsi="맑은 고딕" w:hint="eastAsia"/>
-          <w:color w:val="1B211D"/>
-          <w:sz w:val="20"/>
-          <w:szCs w:val="20"/>
-        </w:rPr>
-        <w:t xml:space="preserve"> </w:t>
-      </w:r>
-      <w:r>
-        <w:rPr>
-          <w:rFonts w:ascii="맑은 고딕" w:eastAsia="맑은 고딕" w:hAnsi="맑은 고딕" w:hint="eastAsia"/>
-          <w:color w:val="1B211D"/>
-          <w:sz w:val="20"/>
-          <w:szCs w:val="20"/>
-        </w:rPr>
-        <w:t>편한</w:t>
-      </w:r>
-      <w:r>
-        <w:rPr>
-          <w:rFonts w:ascii="맑은 고딕" w:eastAsia="맑은 고딕" w:hAnsi="맑은 고딕" w:hint="eastAsia"/>
-          <w:color w:val="1B211D"/>
-          <w:sz w:val="20"/>
-          <w:szCs w:val="20"/>
-        </w:rPr>
-        <w:t xml:space="preserve"> </w:t>
-      </w:r>
-      <w:r>
-        <w:rPr>
-          <w:rFonts w:ascii="맑은 고딕" w:eastAsia="맑은 고딕" w:hAnsi="맑은 고딕" w:hint="eastAsia"/>
-          <w:color w:val="1B211D"/>
-          <w:sz w:val="20"/>
-          <w:szCs w:val="20"/>
-        </w:rPr>
-        <w:t>선배한테</w:t>
-      </w:r>
-      <w:r>
-        <w:rPr>
-          <w:rFonts w:ascii="맑은 고딕" w:eastAsia="맑은 고딕" w:hAnsi="맑은 고딕" w:hint="eastAsia"/>
-          <w:color w:val="1B211D"/>
-          <w:sz w:val="20"/>
-          <w:szCs w:val="20"/>
-        </w:rPr>
-        <w:t xml:space="preserve"> </w:t>
-      </w:r>
-      <w:r>
-        <w:rPr>
-          <w:rFonts w:ascii="맑은 고딕" w:eastAsia="맑은 고딕" w:hAnsi="맑은 고딕" w:hint="eastAsia"/>
-          <w:color w:val="1B211D"/>
-          <w:sz w:val="20"/>
-          <w:szCs w:val="20"/>
-        </w:rPr>
-        <w:t>맞춰</w:t>
-      </w:r>
-      <w:r>
-        <w:rPr>
-          <w:rFonts w:ascii="맑은 고딕" w:eastAsia="맑은 고딕" w:hAnsi="맑은 고딕" w:hint="eastAsia"/>
-          <w:color w:val="1B211D"/>
-          <w:sz w:val="20"/>
-          <w:szCs w:val="20"/>
-        </w:rPr>
-        <w:t>."</w:t>
+        <w:t>당신이</w:t>
+      </w:r>
+      <w:r>
+        <w:rPr>
+          <w:rFonts w:ascii="맑은 고딕" w:eastAsia="맑은 고딕" w:hAnsi="맑은 고딕" w:hint="eastAsia"/>
+          <w:color w:val="1B211D"/>
+          <w:sz w:val="20"/>
+          <w:szCs w:val="20"/>
+        </w:rPr>
+        <w:t xml:space="preserve"> </w:t>
+      </w:r>
+      <w:r>
+        <w:rPr>
+          <w:rFonts w:ascii="맑은 고딕" w:eastAsia="맑은 고딕" w:hAnsi="맑은 고딕" w:hint="eastAsia"/>
+          <w:color w:val="1B211D"/>
+          <w:sz w:val="20"/>
+          <w:szCs w:val="20"/>
+        </w:rPr>
+        <w:t>예의를</w:t>
+      </w:r>
+      <w:r>
+        <w:rPr>
+          <w:rFonts w:ascii="맑은 고딕" w:eastAsia="맑은 고딕" w:hAnsi="맑은 고딕" w:hint="eastAsia"/>
+          <w:color w:val="1B211D"/>
+          <w:sz w:val="20"/>
+          <w:szCs w:val="20"/>
+        </w:rPr>
+        <w:t xml:space="preserve"> </w:t>
+      </w:r>
+      <w:r>
+        <w:rPr>
+          <w:rFonts w:ascii="맑은 고딕" w:eastAsia="맑은 고딕" w:hAnsi="맑은 고딕" w:hint="eastAsia"/>
+          <w:color w:val="1B211D"/>
+          <w:sz w:val="20"/>
+          <w:szCs w:val="20"/>
+        </w:rPr>
+        <w:t>아는</w:t>
+      </w:r>
+      <w:r>
+        <w:rPr>
+          <w:rFonts w:ascii="맑은 고딕" w:eastAsia="맑은 고딕" w:hAnsi="맑은 고딕" w:hint="eastAsia"/>
+          <w:color w:val="1B211D"/>
+          <w:sz w:val="20"/>
+          <w:szCs w:val="20"/>
+        </w:rPr>
+        <w:t xml:space="preserve"> </w:t>
+      </w:r>
+      <w:r>
+        <w:rPr>
+          <w:rFonts w:ascii="맑은 고딕" w:eastAsia="맑은 고딕" w:hAnsi="맑은 고딕" w:hint="eastAsia"/>
+          <w:color w:val="1B211D"/>
+          <w:sz w:val="20"/>
+          <w:szCs w:val="20"/>
+        </w:rPr>
+        <w:t>사람이라는</w:t>
+      </w:r>
+      <w:r>
+        <w:rPr>
+          <w:rFonts w:ascii="맑은 고딕" w:eastAsia="맑은 고딕" w:hAnsi="맑은 고딕" w:hint="eastAsia"/>
+          <w:color w:val="1B211D"/>
+          <w:sz w:val="20"/>
+          <w:szCs w:val="20"/>
+        </w:rPr>
+        <w:t xml:space="preserve"> </w:t>
+      </w:r>
+      <w:r>
+        <w:rPr>
+          <w:rFonts w:ascii="맑은 고딕" w:eastAsia="맑은 고딕" w:hAnsi="맑은 고딕" w:hint="eastAsia"/>
+          <w:color w:val="1B211D"/>
+          <w:sz w:val="20"/>
+          <w:szCs w:val="20"/>
+        </w:rPr>
+        <w:t>뜻입니다</w:t>
+      </w:r>
+      <w:r>
+        <w:rPr>
+          <w:rFonts w:ascii="맑은 고딕" w:eastAsia="맑은 고딕" w:hAnsi="맑은 고딕" w:hint="eastAsia"/>
+          <w:color w:val="1B211D"/>
+          <w:sz w:val="20"/>
+          <w:szCs w:val="20"/>
+        </w:rPr>
+        <w:t xml:space="preserve">." / </w:t>
+      </w:r>
+      <w:r>
+        <w:rPr>
+          <w:rFonts w:ascii="맑은 고딕" w:eastAsia="맑은 고딕" w:hAnsi="맑은 고딕" w:hint="eastAsia"/>
+          <w:color w:val="1B211D"/>
+          <w:sz w:val="20"/>
+          <w:szCs w:val="20"/>
+        </w:rPr>
+        <w:t>조문편</w:t>
+      </w:r>
+      <w:r>
+        <w:rPr>
+          <w:rFonts w:ascii="맑은 고딕" w:eastAsia="맑은 고딕" w:hAnsi="맑은 고딕" w:hint="eastAsia"/>
+          <w:color w:val="1B211D"/>
+          <w:sz w:val="20"/>
+          <w:szCs w:val="20"/>
+        </w:rPr>
+        <w:t>: "</w:t>
+      </w:r>
+      <w:r>
+        <w:rPr>
+          <w:rFonts w:ascii="맑은 고딕" w:eastAsia="맑은 고딕" w:hAnsi="맑은 고딕" w:hint="eastAsia"/>
+          <w:color w:val="1B211D"/>
+          <w:sz w:val="20"/>
+          <w:szCs w:val="20"/>
+        </w:rPr>
+        <w:t>서툰</w:t>
+      </w:r>
+      <w:r>
+        <w:rPr>
+          <w:rFonts w:ascii="맑은 고딕" w:eastAsia="맑은 고딕" w:hAnsi="맑은 고딕" w:hint="eastAsia"/>
+          <w:color w:val="1B211D"/>
+          <w:sz w:val="20"/>
+          <w:szCs w:val="20"/>
+        </w:rPr>
+        <w:t xml:space="preserve"> </w:t>
+      </w:r>
+      <w:r>
+        <w:rPr>
+          <w:rFonts w:ascii="맑은 고딕" w:eastAsia="맑은 고딕" w:hAnsi="맑은 고딕" w:hint="eastAsia"/>
+          <w:color w:val="1B211D"/>
+          <w:sz w:val="20"/>
+          <w:szCs w:val="20"/>
+        </w:rPr>
+        <w:t>절보다</w:t>
+      </w:r>
+      <w:r>
+        <w:rPr>
+          <w:rFonts w:ascii="맑은 고딕" w:eastAsia="맑은 고딕" w:hAnsi="맑은 고딕" w:hint="eastAsia"/>
+          <w:color w:val="1B211D"/>
+          <w:sz w:val="20"/>
+          <w:szCs w:val="20"/>
+        </w:rPr>
+        <w:t xml:space="preserve"> </w:t>
+      </w:r>
+      <w:r>
+        <w:rPr>
+          <w:rFonts w:ascii="맑은 고딕" w:eastAsia="맑은 고딕" w:hAnsi="맑은 고딕" w:hint="eastAsia"/>
+          <w:color w:val="1B211D"/>
+          <w:sz w:val="20"/>
+          <w:szCs w:val="20"/>
+        </w:rPr>
+        <w:t>와준</w:t>
+      </w:r>
+      <w:r>
+        <w:rPr>
+          <w:rFonts w:ascii="맑은 고딕" w:eastAsia="맑은 고딕" w:hAnsi="맑은 고딕" w:hint="eastAsia"/>
+          <w:color w:val="1B211D"/>
+          <w:sz w:val="20"/>
+          <w:szCs w:val="20"/>
+        </w:rPr>
+        <w:t xml:space="preserve"> </w:t>
+      </w:r>
+      <w:r>
+        <w:rPr>
+          <w:rFonts w:ascii="맑은 고딕" w:eastAsia="맑은 고딕" w:hAnsi="맑은 고딕" w:hint="eastAsia"/>
+          <w:color w:val="1B211D"/>
+          <w:sz w:val="20"/>
+          <w:szCs w:val="20"/>
+        </w:rPr>
+        <w:t>발걸음이</w:t>
+      </w:r>
+      <w:r>
+        <w:rPr>
+          <w:rFonts w:ascii="맑은 고딕" w:eastAsia="맑은 고딕" w:hAnsi="맑은 고딕" w:hint="eastAsia"/>
+          <w:color w:val="1B211D"/>
+          <w:sz w:val="20"/>
+          <w:szCs w:val="20"/>
+        </w:rPr>
+        <w:t xml:space="preserve"> </w:t>
+      </w:r>
+      <w:r>
+        <w:rPr>
+          <w:rFonts w:ascii="맑은 고딕" w:eastAsia="맑은 고딕" w:hAnsi="맑은 고딕" w:hint="eastAsia"/>
+          <w:color w:val="1B211D"/>
+          <w:sz w:val="20"/>
+          <w:szCs w:val="20"/>
+        </w:rPr>
+        <w:t>더</w:t>
+      </w:r>
+      <w:r>
+        <w:rPr>
+          <w:rFonts w:ascii="맑은 고딕" w:eastAsia="맑은 고딕" w:hAnsi="맑은 고딕" w:hint="eastAsia"/>
+          <w:color w:val="1B211D"/>
+          <w:sz w:val="20"/>
+          <w:szCs w:val="20"/>
+        </w:rPr>
+        <w:t xml:space="preserve"> </w:t>
+      </w:r>
+      <w:r>
+        <w:rPr>
+          <w:rFonts w:ascii="맑은 고딕" w:eastAsia="맑은 고딕" w:hAnsi="맑은 고딕" w:hint="eastAsia"/>
+          <w:color w:val="1B211D"/>
+          <w:sz w:val="20"/>
+          <w:szCs w:val="20"/>
+        </w:rPr>
+        <w:t>큰</w:t>
+      </w:r>
+      <w:r>
+        <w:rPr>
+          <w:rFonts w:ascii="맑은 고딕" w:eastAsia="맑은 고딕" w:hAnsi="맑은 고딕" w:hint="eastAsia"/>
+          <w:color w:val="1B211D"/>
+          <w:sz w:val="20"/>
+          <w:szCs w:val="20"/>
+        </w:rPr>
+        <w:t xml:space="preserve"> </w:t>
+      </w:r>
+      <w:r>
+        <w:rPr>
+          <w:rFonts w:ascii="맑은 고딕" w:eastAsia="맑은 고딕" w:hAnsi="맑은 고딕" w:hint="eastAsia"/>
+          <w:color w:val="1B211D"/>
+          <w:sz w:val="20"/>
+          <w:szCs w:val="20"/>
+        </w:rPr>
+        <w:t>위로입니다</w:t>
+      </w:r>
+      <w:r>
+        <w:rPr>
+          <w:rFonts w:ascii="맑은 고딕" w:eastAsia="맑은 고딕" w:hAnsi="맑은 고딕" w:hint="eastAsia"/>
+          <w:color w:val="1B211D"/>
+          <w:sz w:val="20"/>
+          <w:szCs w:val="20"/>
+        </w:rPr>
+        <w:t xml:space="preserve">." </w:t>
+      </w:r>
+      <w:r>
+        <w:rPr>
+          <w:rFonts w:ascii="맑은 고딕" w:eastAsia="맑은 고딕" w:hAnsi="맑은 고딕" w:hint="eastAsia"/>
+          <w:color w:val="1B211D"/>
+          <w:sz w:val="20"/>
+          <w:szCs w:val="20"/>
+        </w:rPr>
+        <w:t>—</w:t>
+      </w:r>
+      <w:r>
+        <w:rPr>
+          <w:rFonts w:ascii="맑은 고딕" w:eastAsia="맑은 고딕" w:hAnsi="맑은 고딕" w:hint="eastAsia"/>
+          <w:color w:val="1B211D"/>
+          <w:sz w:val="20"/>
+          <w:szCs w:val="20"/>
+        </w:rPr>
+        <w:t xml:space="preserve"> </w:t>
+      </w:r>
+      <w:r>
+        <w:rPr>
+          <w:rFonts w:ascii="맑은 고딕" w:eastAsia="맑은 고딕" w:hAnsi="맑은 고딕" w:hint="eastAsia"/>
+          <w:color w:val="1B211D"/>
+          <w:sz w:val="20"/>
+          <w:szCs w:val="20"/>
+        </w:rPr>
+        <w:t>정보</w:t>
+      </w:r>
+      <w:r>
+        <w:rPr>
+          <w:rFonts w:ascii="맑은 고딕" w:eastAsia="맑은 고딕" w:hAnsi="맑은 고딕" w:hint="eastAsia"/>
+          <w:color w:val="1B211D"/>
+          <w:sz w:val="20"/>
+          <w:szCs w:val="20"/>
+        </w:rPr>
+        <w:t xml:space="preserve"> </w:t>
+      </w:r>
+      <w:r>
+        <w:rPr>
+          <w:rFonts w:ascii="맑은 고딕" w:eastAsia="맑은 고딕" w:hAnsi="맑은 고딕" w:hint="eastAsia"/>
+          <w:color w:val="1B211D"/>
+          <w:sz w:val="20"/>
+          <w:szCs w:val="20"/>
+        </w:rPr>
+        <w:t>전에</w:t>
+      </w:r>
+      <w:r>
+        <w:rPr>
+          <w:rFonts w:ascii="맑은 고딕" w:eastAsia="맑은 고딕" w:hAnsi="맑은 고딕" w:hint="eastAsia"/>
+          <w:color w:val="1B211D"/>
+          <w:sz w:val="20"/>
+          <w:szCs w:val="20"/>
+        </w:rPr>
+        <w:t xml:space="preserve"> </w:t>
+      </w:r>
+      <w:r>
+        <w:rPr>
+          <w:rFonts w:ascii="맑은 고딕" w:eastAsia="맑은 고딕" w:hAnsi="맑은 고딕" w:hint="eastAsia"/>
+          <w:color w:val="1B211D"/>
+          <w:sz w:val="20"/>
+          <w:szCs w:val="20"/>
+        </w:rPr>
+        <w:t>마음부터</w:t>
+      </w:r>
+      <w:r>
+        <w:rPr>
+          <w:rFonts w:ascii="맑은 고딕" w:eastAsia="맑은 고딕" w:hAnsi="맑은 고딕" w:hint="eastAsia"/>
+          <w:color w:val="1B211D"/>
+          <w:sz w:val="20"/>
+          <w:szCs w:val="20"/>
+        </w:rPr>
+        <w:t xml:space="preserve"> </w:t>
+      </w:r>
+      <w:r>
+        <w:rPr>
+          <w:rFonts w:ascii="맑은 고딕" w:eastAsia="맑은 고딕" w:hAnsi="맑은 고딕" w:hint="eastAsia"/>
+          <w:color w:val="1B211D"/>
+          <w:sz w:val="20"/>
+          <w:szCs w:val="20"/>
+        </w:rPr>
+        <w:t>낮춰주는</w:t>
+      </w:r>
+      <w:r>
+        <w:rPr>
+          <w:rFonts w:ascii="맑은 고딕" w:eastAsia="맑은 고딕" w:hAnsi="맑은 고딕" w:hint="eastAsia"/>
+          <w:color w:val="1B211D"/>
+          <w:sz w:val="20"/>
+          <w:szCs w:val="20"/>
+        </w:rPr>
+        <w:t xml:space="preserve"> </w:t>
+      </w:r>
+      <w:r>
+        <w:rPr>
+          <w:rFonts w:ascii="맑은 고딕" w:eastAsia="맑은 고딕" w:hAnsi="맑은 고딕" w:hint="eastAsia"/>
+          <w:color w:val="1B211D"/>
+          <w:sz w:val="20"/>
+          <w:szCs w:val="20"/>
+        </w:rPr>
+        <w:t>장치</w:t>
       </w:r>
     </w:p>
     <w:p>
@@ -17045,43 +17740,61 @@
           <w:sz w:val="20"/>
           <w:szCs w:val="20"/>
         </w:rPr>
-        <w:t>먼저</w:t>
-      </w:r>
-      <w:r>
-        <w:rPr>
-          <w:rFonts w:ascii="맑은 고딕" w:eastAsia="맑은 고딕" w:hAnsi="맑은 고딕" w:hint="eastAsia"/>
-          <w:color w:val="1B211D"/>
-          <w:sz w:val="20"/>
-          <w:szCs w:val="20"/>
-        </w:rPr>
-        <w:t xml:space="preserve"> </w:t>
-      </w:r>
-      <w:r>
-        <w:rPr>
-          <w:rFonts w:ascii="맑은 고딕" w:eastAsia="맑은 고딕" w:hAnsi="맑은 고딕" w:hint="eastAsia"/>
-          <w:color w:val="1B211D"/>
-          <w:sz w:val="20"/>
-          <w:szCs w:val="20"/>
-        </w:rPr>
-        <w:t>겪은</w:t>
-      </w:r>
-      <w:r>
-        <w:rPr>
-          <w:rFonts w:ascii="맑은 고딕" w:eastAsia="맑은 고딕" w:hAnsi="맑은 고딕" w:hint="eastAsia"/>
-          <w:color w:val="1B211D"/>
-          <w:sz w:val="20"/>
-          <w:szCs w:val="20"/>
-        </w:rPr>
-        <w:t xml:space="preserve"> </w:t>
-      </w:r>
-      <w:r>
-        <w:rPr>
-          <w:rFonts w:ascii="맑은 고딕" w:eastAsia="맑은 고딕" w:hAnsi="맑은 고딕" w:hint="eastAsia"/>
-          <w:color w:val="1B211D"/>
-          <w:sz w:val="20"/>
-          <w:szCs w:val="20"/>
-        </w:rPr>
-        <w:t>사람</w:t>
+        <w:t>안내</w:t>
+      </w:r>
+      <w:r>
+        <w:rPr>
+          <w:rFonts w:ascii="맑은 고딕" w:eastAsia="맑은 고딕" w:hAnsi="맑은 고딕" w:hint="eastAsia"/>
+          <w:color w:val="1B211D"/>
+          <w:sz w:val="20"/>
+          <w:szCs w:val="20"/>
+        </w:rPr>
+        <w:t xml:space="preserve"> </w:t>
+      </w:r>
+      <w:r>
+        <w:rPr>
+          <w:rFonts w:ascii="맑은 고딕" w:eastAsia="맑은 고딕" w:hAnsi="맑은 고딕" w:hint="eastAsia"/>
+          <w:color w:val="1B211D"/>
+          <w:sz w:val="20"/>
+          <w:szCs w:val="20"/>
+        </w:rPr>
+        <w:t>예</w:t>
+      </w:r>
+      <w:r>
+        <w:rPr>
+          <w:rFonts w:ascii="맑은 고딕" w:eastAsia="맑은 고딕" w:hAnsi="맑은 고딕" w:hint="eastAsia"/>
+          <w:color w:val="1B211D"/>
+          <w:sz w:val="20"/>
+          <w:szCs w:val="20"/>
+        </w:rPr>
+        <w:t>) 9</w:t>
+      </w:r>
+      <w:r>
+        <w:rPr>
+          <w:rFonts w:ascii="맑은 고딕" w:eastAsia="맑은 고딕" w:hAnsi="맑은 고딕" w:hint="eastAsia"/>
+          <w:color w:val="1B211D"/>
+          <w:sz w:val="20"/>
+          <w:szCs w:val="20"/>
+        </w:rPr>
+        <w:t>년차</w:t>
+      </w:r>
+      <w:r>
+        <w:rPr>
+          <w:rFonts w:ascii="맑은 고딕" w:eastAsia="맑은 고딕" w:hAnsi="맑은 고딕" w:hint="eastAsia"/>
+          <w:color w:val="1B211D"/>
+          <w:sz w:val="20"/>
+          <w:szCs w:val="20"/>
+        </w:rPr>
+        <w:t xml:space="preserve"> </w:t>
+      </w:r>
+      <w:r>
+        <w:rPr>
+          <w:rFonts w:ascii="맑은 고딕" w:eastAsia="맑은 고딕" w:hAnsi="맑은 고딕" w:hint="eastAsia"/>
+          <w:color w:val="1B211D"/>
+          <w:sz w:val="20"/>
+          <w:szCs w:val="20"/>
+        </w:rPr>
+        <w:t>대리</w:t>
       </w:r>
       <w:r>
         <w:rPr>
@@ -17099,43 +17812,115 @@
           <w:sz w:val="20"/>
           <w:szCs w:val="20"/>
         </w:rPr>
-        <w:t>절은</w:t>
-      </w:r>
-      <w:r>
-        <w:rPr>
-          <w:rFonts w:ascii="맑은 고딕" w:eastAsia="맑은 고딕" w:hAnsi="맑은 고딕" w:hint="eastAsia"/>
-          <w:color w:val="1B211D"/>
-          <w:sz w:val="20"/>
-          <w:szCs w:val="20"/>
-        </w:rPr>
-        <w:t xml:space="preserve"> </w:t>
-      </w:r>
-      <w:r>
-        <w:rPr>
-          <w:rFonts w:ascii="맑은 고딕" w:eastAsia="맑은 고딕" w:hAnsi="맑은 고딕" w:hint="eastAsia"/>
-          <w:color w:val="1B211D"/>
-          <w:sz w:val="20"/>
-          <w:szCs w:val="20"/>
-        </w:rPr>
-        <w:t>두</w:t>
-      </w:r>
-      <w:r>
-        <w:rPr>
-          <w:rFonts w:ascii="맑은 고딕" w:eastAsia="맑은 고딕" w:hAnsi="맑은 고딕" w:hint="eastAsia"/>
-          <w:color w:val="1B211D"/>
-          <w:sz w:val="20"/>
-          <w:szCs w:val="20"/>
-        </w:rPr>
-        <w:t xml:space="preserve"> </w:t>
-      </w:r>
-      <w:r>
-        <w:rPr>
-          <w:rFonts w:ascii="맑은 고딕" w:eastAsia="맑은 고딕" w:hAnsi="맑은 고딕" w:hint="eastAsia"/>
-          <w:color w:val="1B211D"/>
-          <w:sz w:val="20"/>
-          <w:szCs w:val="20"/>
-        </w:rPr>
-        <w:t>번</w:t>
+        <w:t>잔</w:t>
+      </w:r>
+      <w:r>
+        <w:rPr>
+          <w:rFonts w:ascii="맑은 고딕" w:eastAsia="맑은 고딕" w:hAnsi="맑은 고딕" w:hint="eastAsia"/>
+          <w:color w:val="1B211D"/>
+          <w:sz w:val="20"/>
+          <w:szCs w:val="20"/>
+        </w:rPr>
+        <w:t xml:space="preserve"> </w:t>
+      </w:r>
+      <w:r>
+        <w:rPr>
+          <w:rFonts w:ascii="맑은 고딕" w:eastAsia="맑은 고딕" w:hAnsi="맑은 고딕" w:hint="eastAsia"/>
+          <w:color w:val="1B211D"/>
+          <w:sz w:val="20"/>
+          <w:szCs w:val="20"/>
+        </w:rPr>
+        <w:t>비우는</w:t>
+      </w:r>
+      <w:r>
+        <w:rPr>
+          <w:rFonts w:ascii="맑은 고딕" w:eastAsia="맑은 고딕" w:hAnsi="맑은 고딕" w:hint="eastAsia"/>
+          <w:color w:val="1B211D"/>
+          <w:sz w:val="20"/>
+          <w:szCs w:val="20"/>
+        </w:rPr>
+        <w:t xml:space="preserve"> </w:t>
+      </w:r>
+      <w:r>
+        <w:rPr>
+          <w:rFonts w:ascii="맑은 고딕" w:eastAsia="맑은 고딕" w:hAnsi="맑은 고딕" w:hint="eastAsia"/>
+          <w:color w:val="1B211D"/>
+          <w:sz w:val="20"/>
+          <w:szCs w:val="20"/>
+        </w:rPr>
+        <w:t>속도를</w:t>
+      </w:r>
+      <w:r>
+        <w:rPr>
+          <w:rFonts w:ascii="맑은 고딕" w:eastAsia="맑은 고딕" w:hAnsi="맑은 고딕" w:hint="eastAsia"/>
+          <w:color w:val="1B211D"/>
+          <w:sz w:val="20"/>
+          <w:szCs w:val="20"/>
+        </w:rPr>
+        <w:t xml:space="preserve"> </w:t>
+      </w:r>
+      <w:r>
+        <w:rPr>
+          <w:rFonts w:ascii="맑은 고딕" w:eastAsia="맑은 고딕" w:hAnsi="맑은 고딕" w:hint="eastAsia"/>
+          <w:color w:val="1B211D"/>
+          <w:sz w:val="20"/>
+          <w:szCs w:val="20"/>
+        </w:rPr>
+        <w:t>제일</w:t>
+      </w:r>
+      <w:r>
+        <w:rPr>
+          <w:rFonts w:ascii="맑은 고딕" w:eastAsia="맑은 고딕" w:hAnsi="맑은 고딕" w:hint="eastAsia"/>
+          <w:color w:val="1B211D"/>
+          <w:sz w:val="20"/>
+          <w:szCs w:val="20"/>
+        </w:rPr>
+        <w:t xml:space="preserve"> </w:t>
+      </w:r>
+      <w:r>
+        <w:rPr>
+          <w:rFonts w:ascii="맑은 고딕" w:eastAsia="맑은 고딕" w:hAnsi="맑은 고딕" w:hint="eastAsia"/>
+          <w:color w:val="1B211D"/>
+          <w:sz w:val="20"/>
+          <w:szCs w:val="20"/>
+        </w:rPr>
+        <w:t>높은</w:t>
+      </w:r>
+      <w:r>
+        <w:rPr>
+          <w:rFonts w:ascii="맑은 고딕" w:eastAsia="맑은 고딕" w:hAnsi="맑은 고딕" w:hint="eastAsia"/>
+          <w:color w:val="1B211D"/>
+          <w:sz w:val="20"/>
+          <w:szCs w:val="20"/>
+        </w:rPr>
+        <w:t xml:space="preserve"> </w:t>
+      </w:r>
+      <w:r>
+        <w:rPr>
+          <w:rFonts w:ascii="맑은 고딕" w:eastAsia="맑은 고딕" w:hAnsi="맑은 고딕" w:hint="eastAsia"/>
+          <w:color w:val="1B211D"/>
+          <w:sz w:val="20"/>
+          <w:szCs w:val="20"/>
+        </w:rPr>
+        <w:t>분</w:t>
+      </w:r>
+      <w:r>
+        <w:rPr>
+          <w:rFonts w:ascii="맑은 고딕" w:eastAsia="맑은 고딕" w:hAnsi="맑은 고딕" w:hint="eastAsia"/>
+          <w:color w:val="1B211D"/>
+          <w:sz w:val="20"/>
+          <w:szCs w:val="20"/>
+        </w:rPr>
+        <w:t xml:space="preserve"> </w:t>
+      </w:r>
+      <w:r>
+        <w:rPr>
+          <w:rFonts w:ascii="맑은 고딕" w:eastAsia="맑은 고딕" w:hAnsi="맑은 고딕" w:hint="eastAsia"/>
+          <w:color w:val="1B211D"/>
+          <w:sz w:val="20"/>
+          <w:szCs w:val="20"/>
+        </w:rPr>
+        <w:t>말고</w:t>
       </w:r>
       <w:r>
         <w:rPr>
@@ -17153,97 +17938,61 @@
           <w:sz w:val="20"/>
           <w:szCs w:val="20"/>
         </w:rPr>
-        <w:t>상주에겐</w:t>
-      </w:r>
-      <w:r>
-        <w:rPr>
-          <w:rFonts w:ascii="맑은 고딕" w:eastAsia="맑은 고딕" w:hAnsi="맑은 고딕" w:hint="eastAsia"/>
-          <w:color w:val="1B211D"/>
-          <w:sz w:val="20"/>
-          <w:szCs w:val="20"/>
-        </w:rPr>
-        <w:t xml:space="preserve"> </w:t>
-      </w:r>
-      <w:r>
-        <w:rPr>
-          <w:rFonts w:ascii="맑은 고딕" w:eastAsia="맑은 고딕" w:hAnsi="맑은 고딕" w:hint="eastAsia"/>
-          <w:color w:val="1B211D"/>
-          <w:sz w:val="20"/>
-          <w:szCs w:val="20"/>
-        </w:rPr>
-        <w:t>반</w:t>
-      </w:r>
-      <w:r>
-        <w:rPr>
-          <w:rFonts w:ascii="맑은 고딕" w:eastAsia="맑은 고딕" w:hAnsi="맑은 고딕" w:hint="eastAsia"/>
-          <w:color w:val="1B211D"/>
-          <w:sz w:val="20"/>
-          <w:szCs w:val="20"/>
-        </w:rPr>
-        <w:t xml:space="preserve"> </w:t>
-      </w:r>
-      <w:r>
-        <w:rPr>
-          <w:rFonts w:ascii="맑은 고딕" w:eastAsia="맑은 고딕" w:hAnsi="맑은 고딕" w:hint="eastAsia"/>
-          <w:color w:val="1B211D"/>
-          <w:sz w:val="20"/>
-          <w:szCs w:val="20"/>
-        </w:rPr>
-        <w:t>번</w:t>
-      </w:r>
-      <w:r>
-        <w:rPr>
-          <w:rFonts w:ascii="맑은 고딕" w:eastAsia="맑은 고딕" w:hAnsi="맑은 고딕" w:hint="eastAsia"/>
-          <w:color w:val="1B211D"/>
-          <w:sz w:val="20"/>
-          <w:szCs w:val="20"/>
-        </w:rPr>
-        <w:t xml:space="preserve">. </w:t>
-      </w:r>
-      <w:r>
-        <w:rPr>
-          <w:rFonts w:ascii="맑은 고딕" w:eastAsia="맑은 고딕" w:hAnsi="맑은 고딕" w:hint="eastAsia"/>
-          <w:color w:val="1B211D"/>
-          <w:sz w:val="20"/>
-          <w:szCs w:val="20"/>
-        </w:rPr>
-        <w:t>말은</w:t>
-      </w:r>
-      <w:r>
-        <w:rPr>
-          <w:rFonts w:ascii="맑은 고딕" w:eastAsia="맑은 고딕" w:hAnsi="맑은 고딕" w:hint="eastAsia"/>
-          <w:color w:val="1B211D"/>
-          <w:sz w:val="20"/>
-          <w:szCs w:val="20"/>
-        </w:rPr>
-        <w:t xml:space="preserve"> </w:t>
-      </w:r>
-      <w:r>
-        <w:rPr>
-          <w:rFonts w:ascii="맑은 고딕" w:eastAsia="맑은 고딕" w:hAnsi="맑은 고딕" w:hint="eastAsia"/>
-          <w:color w:val="1B211D"/>
-          <w:sz w:val="20"/>
-          <w:szCs w:val="20"/>
-        </w:rPr>
-        <w:t>짧을수록</w:t>
-      </w:r>
-      <w:r>
-        <w:rPr>
-          <w:rFonts w:ascii="맑은 고딕" w:eastAsia="맑은 고딕" w:hAnsi="맑은 고딕" w:hint="eastAsia"/>
-          <w:color w:val="1B211D"/>
-          <w:sz w:val="20"/>
-          <w:szCs w:val="20"/>
-        </w:rPr>
-        <w:t xml:space="preserve"> </w:t>
-      </w:r>
-      <w:r>
-        <w:rPr>
-          <w:rFonts w:ascii="맑은 고딕" w:eastAsia="맑은 고딕" w:hAnsi="맑은 고딕" w:hint="eastAsia"/>
-          <w:color w:val="1B211D"/>
-          <w:sz w:val="20"/>
-          <w:szCs w:val="20"/>
-        </w:rPr>
-        <w:t>좋아</w:t>
+        <w:t>제일</w:t>
+      </w:r>
+      <w:r>
+        <w:rPr>
+          <w:rFonts w:ascii="맑은 고딕" w:eastAsia="맑은 고딕" w:hAnsi="맑은 고딕" w:hint="eastAsia"/>
+          <w:color w:val="1B211D"/>
+          <w:sz w:val="20"/>
+          <w:szCs w:val="20"/>
+        </w:rPr>
+        <w:t xml:space="preserve"> </w:t>
+      </w:r>
+      <w:r>
+        <w:rPr>
+          <w:rFonts w:ascii="맑은 고딕" w:eastAsia="맑은 고딕" w:hAnsi="맑은 고딕" w:hint="eastAsia"/>
+          <w:color w:val="1B211D"/>
+          <w:sz w:val="20"/>
+          <w:szCs w:val="20"/>
+        </w:rPr>
+        <w:t>편한</w:t>
+      </w:r>
+      <w:r>
+        <w:rPr>
+          <w:rFonts w:ascii="맑은 고딕" w:eastAsia="맑은 고딕" w:hAnsi="맑은 고딕" w:hint="eastAsia"/>
+          <w:color w:val="1B211D"/>
+          <w:sz w:val="20"/>
+          <w:szCs w:val="20"/>
+        </w:rPr>
+        <w:t xml:space="preserve"> </w:t>
+      </w:r>
+      <w:r>
+        <w:rPr>
+          <w:rFonts w:ascii="맑은 고딕" w:eastAsia="맑은 고딕" w:hAnsi="맑은 고딕" w:hint="eastAsia"/>
+          <w:color w:val="1B211D"/>
+          <w:sz w:val="20"/>
+          <w:szCs w:val="20"/>
+        </w:rPr>
+        <w:t>선배한테</w:t>
+      </w:r>
+      <w:r>
+        <w:rPr>
+          <w:rFonts w:ascii="맑은 고딕" w:eastAsia="맑은 고딕" w:hAnsi="맑은 고딕" w:hint="eastAsia"/>
+          <w:color w:val="1B211D"/>
+          <w:sz w:val="20"/>
+          <w:szCs w:val="20"/>
+        </w:rPr>
+        <w:t xml:space="preserve"> </w:t>
+      </w:r>
+      <w:r>
+        <w:rPr>
+          <w:rFonts w:ascii="맑은 고딕" w:eastAsia="맑은 고딕" w:hAnsi="맑은 고딕" w:hint="eastAsia"/>
+          <w:color w:val="1B211D"/>
+          <w:sz w:val="20"/>
+          <w:szCs w:val="20"/>
+        </w:rPr>
+        <w:t>맞춰</w:t>
       </w:r>
       <w:r>
         <w:rPr>
@@ -17312,7 +18061,7 @@
           <w:sz w:val="20"/>
           <w:szCs w:val="20"/>
         </w:rPr>
-        <w:t>남기기</w:t>
+        <w:t>보태기</w:t>
       </w:r>
       <w:r>
         <w:rPr>
@@ -17483,106 +18232,151 @@
           <w:sz w:val="20"/>
           <w:szCs w:val="20"/>
         </w:rPr>
-        <w:t xml:space="preserve">. </w:t>
-      </w:r>
-      <w:r>
-        <w:rPr>
-          <w:rFonts w:ascii="맑은 고딕" w:eastAsia="맑은 고딕" w:hAnsi="맑은 고딕" w:hint="eastAsia"/>
-          <w:color w:val="1B211D"/>
-          <w:sz w:val="20"/>
-          <w:szCs w:val="20"/>
-        </w:rPr>
-        <w:t>수혜자→기여자</w:t>
-      </w:r>
-      <w:r>
-        <w:rPr>
-          <w:rFonts w:ascii="맑은 고딕" w:eastAsia="맑은 고딕" w:hAnsi="맑은 고딕" w:hint="eastAsia"/>
-          <w:color w:val="1B211D"/>
-          <w:sz w:val="20"/>
-          <w:szCs w:val="20"/>
-        </w:rPr>
-        <w:t xml:space="preserve"> </w:t>
-      </w:r>
-      <w:r>
-        <w:rPr>
-          <w:rFonts w:ascii="맑은 고딕" w:eastAsia="맑은 고딕" w:hAnsi="맑은 고딕" w:hint="eastAsia"/>
-          <w:color w:val="1B211D"/>
-          <w:sz w:val="20"/>
-          <w:szCs w:val="20"/>
-        </w:rPr>
-        <w:t>전환을</w:t>
-      </w:r>
-      <w:r>
-        <w:rPr>
-          <w:rFonts w:ascii="맑은 고딕" w:eastAsia="맑은 고딕" w:hAnsi="맑은 고딕" w:hint="eastAsia"/>
-          <w:color w:val="1B211D"/>
-          <w:sz w:val="20"/>
-          <w:szCs w:val="20"/>
-        </w:rPr>
-        <w:t xml:space="preserve"> </w:t>
-      </w:r>
-      <w:r>
-        <w:rPr>
-          <w:rFonts w:ascii="맑은 고딕" w:eastAsia="맑은 고딕" w:hAnsi="맑은 고딕" w:hint="eastAsia"/>
-          <w:color w:val="1B211D"/>
-          <w:sz w:val="20"/>
-          <w:szCs w:val="20"/>
-        </w:rPr>
-        <w:t>카피로</w:t>
-      </w:r>
-      <w:r>
-        <w:rPr>
-          <w:rFonts w:ascii="맑은 고딕" w:eastAsia="맑은 고딕" w:hAnsi="맑은 고딕" w:hint="eastAsia"/>
-          <w:color w:val="1B211D"/>
-          <w:sz w:val="20"/>
-          <w:szCs w:val="20"/>
-        </w:rPr>
-        <w:t xml:space="preserve"> </w:t>
-      </w:r>
-      <w:r>
-        <w:rPr>
-          <w:rFonts w:ascii="맑은 고딕" w:eastAsia="맑은 고딕" w:hAnsi="맑은 고딕" w:hint="eastAsia"/>
-          <w:color w:val="1B211D"/>
-          <w:sz w:val="20"/>
-          <w:szCs w:val="20"/>
-        </w:rPr>
-        <w:t>못</w:t>
-      </w:r>
-      <w:r>
-        <w:rPr>
-          <w:rFonts w:ascii="맑은 고딕" w:eastAsia="맑은 고딕" w:hAnsi="맑은 고딕" w:hint="eastAsia"/>
-          <w:color w:val="1B211D"/>
-          <w:sz w:val="20"/>
-          <w:szCs w:val="20"/>
-        </w:rPr>
-        <w:t xml:space="preserve"> </w:t>
-      </w:r>
-      <w:r>
-        <w:rPr>
-          <w:rFonts w:ascii="맑은 고딕" w:eastAsia="맑은 고딕" w:hAnsi="맑은 고딕" w:hint="eastAsia"/>
-          <w:color w:val="1B211D"/>
-          <w:sz w:val="20"/>
-          <w:szCs w:val="20"/>
-        </w:rPr>
-        <w:t>박는</w:t>
-      </w:r>
-      <w:r>
-        <w:rPr>
-          <w:rFonts w:ascii="맑은 고딕" w:eastAsia="맑은 고딕" w:hAnsi="맑은 고딕" w:hint="eastAsia"/>
-          <w:color w:val="1B211D"/>
-          <w:sz w:val="20"/>
-          <w:szCs w:val="20"/>
-        </w:rPr>
-        <w:t xml:space="preserve"> </w:t>
-      </w:r>
-      <w:r>
-        <w:rPr>
-          <w:rFonts w:ascii="맑은 고딕" w:eastAsia="맑은 고딕" w:hAnsi="맑은 고딕" w:hint="eastAsia"/>
-          <w:color w:val="1B211D"/>
-          <w:sz w:val="20"/>
-          <w:szCs w:val="20"/>
-        </w:rPr>
-        <w:t>장치</w:t>
+        <w:t xml:space="preserve"> </w:t>
+      </w:r>
+      <w:r>
+        <w:rPr>
+          <w:rFonts w:ascii="맑은 고딕" w:eastAsia="맑은 고딕" w:hAnsi="맑은 고딕" w:hint="eastAsia"/>
+          <w:color w:val="1B211D"/>
+          <w:sz w:val="20"/>
+          <w:szCs w:val="20"/>
+        </w:rPr>
+        <w:t>—</w:t>
+      </w:r>
+      <w:r>
+        <w:rPr>
+          <w:rFonts w:ascii="맑은 고딕" w:eastAsia="맑은 고딕" w:hAnsi="맑은 고딕" w:hint="eastAsia"/>
+          <w:color w:val="1B211D"/>
+          <w:sz w:val="20"/>
+          <w:szCs w:val="20"/>
+        </w:rPr>
+        <w:t xml:space="preserve"> "</w:t>
+      </w:r>
+      <w:r>
+        <w:rPr>
+          <w:rFonts w:ascii="맑은 고딕" w:eastAsia="맑은 고딕" w:hAnsi="맑은 고딕" w:hint="eastAsia"/>
+          <w:color w:val="1B211D"/>
+          <w:sz w:val="20"/>
+          <w:szCs w:val="20"/>
+        </w:rPr>
+        <w:t>남기는</w:t>
+      </w:r>
+      <w:r>
+        <w:rPr>
+          <w:rFonts w:ascii="맑은 고딕" w:eastAsia="맑은 고딕" w:hAnsi="맑은 고딕" w:hint="eastAsia"/>
+          <w:color w:val="1B211D"/>
+          <w:sz w:val="20"/>
+          <w:szCs w:val="20"/>
+        </w:rPr>
+        <w:t xml:space="preserve"> </w:t>
+      </w:r>
+      <w:r>
+        <w:rPr>
+          <w:rFonts w:ascii="맑은 고딕" w:eastAsia="맑은 고딕" w:hAnsi="맑은 고딕" w:hint="eastAsia"/>
+          <w:color w:val="1B211D"/>
+          <w:sz w:val="20"/>
+          <w:szCs w:val="20"/>
+        </w:rPr>
+        <w:t>순간</w:t>
+      </w:r>
+      <w:r>
+        <w:rPr>
+          <w:rFonts w:ascii="맑은 고딕" w:eastAsia="맑은 고딕" w:hAnsi="맑은 고딕" w:hint="eastAsia"/>
+          <w:color w:val="1B211D"/>
+          <w:sz w:val="20"/>
+          <w:szCs w:val="20"/>
+        </w:rPr>
+        <w:t xml:space="preserve">, </w:t>
+      </w:r>
+      <w:r>
+        <w:rPr>
+          <w:rFonts w:ascii="맑은 고딕" w:eastAsia="맑은 고딕" w:hAnsi="맑은 고딕" w:hint="eastAsia"/>
+          <w:color w:val="1B211D"/>
+          <w:sz w:val="20"/>
+          <w:szCs w:val="20"/>
+        </w:rPr>
+        <w:t>당신도</w:t>
+      </w:r>
+      <w:r>
+        <w:rPr>
+          <w:rFonts w:ascii="맑은 고딕" w:eastAsia="맑은 고딕" w:hAnsi="맑은 고딕" w:hint="eastAsia"/>
+          <w:color w:val="1B211D"/>
+          <w:sz w:val="20"/>
+          <w:szCs w:val="20"/>
+        </w:rPr>
+        <w:t xml:space="preserve"> </w:t>
+      </w:r>
+      <w:r>
+        <w:rPr>
+          <w:rFonts w:ascii="맑은 고딕" w:eastAsia="맑은 고딕" w:hAnsi="맑은 고딕" w:hint="eastAsia"/>
+          <w:color w:val="1B211D"/>
+          <w:sz w:val="20"/>
+          <w:szCs w:val="20"/>
+        </w:rPr>
+        <w:t>이</w:t>
+      </w:r>
+      <w:r>
+        <w:rPr>
+          <w:rFonts w:ascii="맑은 고딕" w:eastAsia="맑은 고딕" w:hAnsi="맑은 고딕" w:hint="eastAsia"/>
+          <w:color w:val="1B211D"/>
+          <w:sz w:val="20"/>
+          <w:szCs w:val="20"/>
+        </w:rPr>
+        <w:t xml:space="preserve"> </w:t>
+      </w:r>
+      <w:r>
+        <w:rPr>
+          <w:rFonts w:ascii="맑은 고딕" w:eastAsia="맑은 고딕" w:hAnsi="맑은 고딕" w:hint="eastAsia"/>
+          <w:color w:val="1B211D"/>
+          <w:sz w:val="20"/>
+          <w:szCs w:val="20"/>
+        </w:rPr>
+        <w:t>안내서의</w:t>
+      </w:r>
+      <w:r>
+        <w:rPr>
+          <w:rFonts w:ascii="맑은 고딕" w:eastAsia="맑은 고딕" w:hAnsi="맑은 고딕" w:hint="eastAsia"/>
+          <w:color w:val="1B211D"/>
+          <w:sz w:val="20"/>
+          <w:szCs w:val="20"/>
+        </w:rPr>
+        <w:t xml:space="preserve"> </w:t>
+      </w:r>
+      <w:r>
+        <w:rPr>
+          <w:rFonts w:ascii="맑은 고딕" w:eastAsia="맑은 고딕" w:hAnsi="맑은 고딕" w:hint="eastAsia"/>
+          <w:color w:val="1B211D"/>
+          <w:sz w:val="20"/>
+          <w:szCs w:val="20"/>
+        </w:rPr>
+        <w:t>저자가</w:t>
+      </w:r>
+      <w:r>
+        <w:rPr>
+          <w:rFonts w:ascii="맑은 고딕" w:eastAsia="맑은 고딕" w:hAnsi="맑은 고딕" w:hint="eastAsia"/>
+          <w:color w:val="1B211D"/>
+          <w:sz w:val="20"/>
+          <w:szCs w:val="20"/>
+        </w:rPr>
+        <w:t xml:space="preserve"> </w:t>
+      </w:r>
+      <w:r>
+        <w:rPr>
+          <w:rFonts w:ascii="맑은 고딕" w:eastAsia="맑은 고딕" w:hAnsi="맑은 고딕" w:hint="eastAsia"/>
+          <w:color w:val="1B211D"/>
+          <w:sz w:val="20"/>
+          <w:szCs w:val="20"/>
+        </w:rPr>
+        <w:t>됩니다</w:t>
+      </w:r>
+      <w:r>
+        <w:rPr>
+          <w:rFonts w:ascii="맑은 고딕" w:eastAsia="맑은 고딕" w:hAnsi="맑은 고딕" w:hint="eastAsia"/>
+          <w:color w:val="1B211D"/>
+          <w:sz w:val="20"/>
+          <w:szCs w:val="20"/>
+        </w:rPr>
+        <w:t>"</w:t>
       </w:r>
     </w:p>
     <w:p>
@@ -25004,25 +25798,25 @@
           <w:sz w:val="20"/>
           <w:szCs w:val="20"/>
         </w:rPr>
-        <w:t>뚜껑</w:t>
-      </w:r>
-      <w:r>
-        <w:rPr>
-          <w:rStyle w:val="a3"/>
-          <w:rFonts w:ascii="맑은 고딕" w:eastAsia="맑은 고딕" w:hAnsi="맑은 고딕" w:hint="eastAsia"/>
-          <w:sz w:val="20"/>
-          <w:szCs w:val="20"/>
-        </w:rPr>
-        <w:t xml:space="preserve"> </w:t>
-      </w:r>
-      <w:r>
-        <w:rPr>
-          <w:rStyle w:val="a3"/>
-          <w:rFonts w:ascii="맑은 고딕" w:eastAsia="맑은 고딕" w:hAnsi="맑은 고딕" w:hint="eastAsia"/>
-          <w:sz w:val="20"/>
-          <w:szCs w:val="20"/>
-        </w:rPr>
-        <w:t>모자이크</w:t>
+        <w:t>개교</w:t>
+      </w:r>
+      <w:r>
+        <w:rPr>
+          <w:rStyle w:val="a3"/>
+          <w:rFonts w:ascii="맑은 고딕" w:eastAsia="맑은 고딕" w:hAnsi="맑은 고딕" w:hint="eastAsia"/>
+          <w:sz w:val="20"/>
+          <w:szCs w:val="20"/>
+        </w:rPr>
+        <w:t xml:space="preserve"> </w:t>
+      </w:r>
+      <w:r>
+        <w:rPr>
+          <w:rStyle w:val="a3"/>
+          <w:rFonts w:ascii="맑은 고딕" w:eastAsia="맑은 고딕" w:hAnsi="맑은 고딕" w:hint="eastAsia"/>
+          <w:sz w:val="20"/>
+          <w:szCs w:val="20"/>
+        </w:rPr>
+        <w:t>벽화</w:t>
       </w:r>
       <w:r>
         <w:rPr>
@@ -25040,6 +25834,555 @@
           <w:sz w:val="20"/>
           <w:szCs w:val="20"/>
         </w:rPr>
+        <w:t>고백실</w:t>
+      </w:r>
+      <w:r>
+        <w:rPr>
+          <w:rFonts w:ascii="맑은 고딕" w:eastAsia="맑은 고딕" w:hAnsi="맑은 고딕" w:hint="eastAsia"/>
+          <w:color w:val="1B211D"/>
+          <w:sz w:val="20"/>
+          <w:szCs w:val="20"/>
+        </w:rPr>
+        <w:t xml:space="preserve"> </w:t>
+      </w:r>
+      <w:r>
+        <w:rPr>
+          <w:rFonts w:ascii="맑은 고딕" w:eastAsia="맑은 고딕" w:hAnsi="맑은 고딕" w:hint="eastAsia"/>
+          <w:color w:val="1B211D"/>
+          <w:sz w:val="20"/>
+          <w:szCs w:val="20"/>
+        </w:rPr>
+        <w:t>상단에서</w:t>
+      </w:r>
+      <w:r>
+        <w:rPr>
+          <w:rFonts w:ascii="맑은 고딕" w:eastAsia="맑은 고딕" w:hAnsi="맑은 고딕" w:hint="eastAsia"/>
+          <w:color w:val="1B211D"/>
+          <w:sz w:val="20"/>
+          <w:szCs w:val="20"/>
+        </w:rPr>
+        <w:t xml:space="preserve"> </w:t>
+      </w:r>
+      <w:r>
+        <w:rPr>
+          <w:rFonts w:ascii="맑은 고딕" w:eastAsia="맑은 고딕" w:hAnsi="맑은 고딕" w:hint="eastAsia"/>
+          <w:color w:val="1B211D"/>
+          <w:sz w:val="20"/>
+          <w:szCs w:val="20"/>
+        </w:rPr>
+        <w:t>모두의</w:t>
+      </w:r>
+      <w:r>
+        <w:rPr>
+          <w:rFonts w:ascii="맑은 고딕" w:eastAsia="맑은 고딕" w:hAnsi="맑은 고딕" w:hint="eastAsia"/>
+          <w:color w:val="1B211D"/>
+          <w:sz w:val="20"/>
+          <w:szCs w:val="20"/>
+        </w:rPr>
+        <w:t xml:space="preserve"> </w:t>
+      </w:r>
+      <w:r>
+        <w:rPr>
+          <w:rFonts w:ascii="맑은 고딕" w:eastAsia="맑은 고딕" w:hAnsi="맑은 고딕" w:hint="eastAsia"/>
+          <w:color w:val="1B211D"/>
+          <w:sz w:val="20"/>
+          <w:szCs w:val="20"/>
+        </w:rPr>
+        <w:t>잔이</w:t>
+      </w:r>
+      <w:r>
+        <w:rPr>
+          <w:rFonts w:ascii="맑은 고딕" w:eastAsia="맑은 고딕" w:hAnsi="맑은 고딕" w:hint="eastAsia"/>
+          <w:color w:val="1B211D"/>
+          <w:sz w:val="20"/>
+          <w:szCs w:val="20"/>
+        </w:rPr>
+        <w:t xml:space="preserve"> </w:t>
+      </w:r>
+      <w:r>
+        <w:rPr>
+          <w:rFonts w:ascii="맑은 고딕" w:eastAsia="맑은 고딕" w:hAnsi="맑은 고딕" w:hint="eastAsia"/>
+          <w:color w:val="1B211D"/>
+          <w:sz w:val="20"/>
+          <w:szCs w:val="20"/>
+        </w:rPr>
+        <w:t>뚜껑이</w:t>
+      </w:r>
+      <w:r>
+        <w:rPr>
+          <w:rFonts w:ascii="맑은 고딕" w:eastAsia="맑은 고딕" w:hAnsi="맑은 고딕" w:hint="eastAsia"/>
+          <w:color w:val="1B211D"/>
+          <w:sz w:val="20"/>
+          <w:szCs w:val="20"/>
+        </w:rPr>
+        <w:t xml:space="preserve"> </w:t>
+      </w:r>
+      <w:r>
+        <w:rPr>
+          <w:rFonts w:ascii="맑은 고딕" w:eastAsia="맑은 고딕" w:hAnsi="맑은 고딕" w:hint="eastAsia"/>
+          <w:color w:val="1B211D"/>
+          <w:sz w:val="20"/>
+          <w:szCs w:val="20"/>
+        </w:rPr>
+        <w:t>되어</w:t>
+      </w:r>
+      <w:r>
+        <w:rPr>
+          <w:rFonts w:ascii="맑은 고딕" w:eastAsia="맑은 고딕" w:hAnsi="맑은 고딕" w:hint="eastAsia"/>
+          <w:color w:val="1B211D"/>
+          <w:sz w:val="20"/>
+          <w:szCs w:val="20"/>
+        </w:rPr>
+        <w:t xml:space="preserve"> </w:t>
+      </w:r>
+      <w:r>
+        <w:rPr>
+          <w:rStyle w:val="a3"/>
+          <w:rFonts w:ascii="맑은 고딕" w:eastAsia="맑은 고딕" w:hAnsi="맑은 고딕" w:hint="eastAsia"/>
+          <w:sz w:val="20"/>
+          <w:szCs w:val="20"/>
+        </w:rPr>
+        <w:t>병</w:t>
+      </w:r>
+      <w:r>
+        <w:rPr>
+          <w:rStyle w:val="a3"/>
+          <w:rFonts w:ascii="맑은 고딕" w:eastAsia="맑은 고딕" w:hAnsi="맑은 고딕" w:hint="eastAsia"/>
+          <w:sz w:val="20"/>
+          <w:szCs w:val="20"/>
+        </w:rPr>
+        <w:t xml:space="preserve"> </w:t>
+      </w:r>
+      <w:r>
+        <w:rPr>
+          <w:rStyle w:val="a3"/>
+          <w:rFonts w:ascii="맑은 고딕" w:eastAsia="맑은 고딕" w:hAnsi="맑은 고딕" w:hint="eastAsia"/>
+          <w:sz w:val="20"/>
+          <w:szCs w:val="20"/>
+        </w:rPr>
+        <w:t>하나의</w:t>
+      </w:r>
+      <w:r>
+        <w:rPr>
+          <w:rStyle w:val="a3"/>
+          <w:rFonts w:ascii="맑은 고딕" w:eastAsia="맑은 고딕" w:hAnsi="맑은 고딕" w:hint="eastAsia"/>
+          <w:sz w:val="20"/>
+          <w:szCs w:val="20"/>
+        </w:rPr>
+        <w:t xml:space="preserve"> </w:t>
+      </w:r>
+      <w:r>
+        <w:rPr>
+          <w:rStyle w:val="a3"/>
+          <w:rFonts w:ascii="맑은 고딕" w:eastAsia="맑은 고딕" w:hAnsi="맑은 고딕" w:hint="eastAsia"/>
+          <w:sz w:val="20"/>
+          <w:szCs w:val="20"/>
+        </w:rPr>
+        <w:t>실루엣</w:t>
+      </w:r>
+      <w:r>
+        <w:rPr>
+          <w:rFonts w:ascii="맑은 고딕" w:eastAsia="맑은 고딕" w:hAnsi="맑은 고딕" w:hint="eastAsia"/>
+          <w:color w:val="1B211D"/>
+          <w:sz w:val="20"/>
+          <w:szCs w:val="20"/>
+        </w:rPr>
+        <w:t>을</w:t>
+      </w:r>
+      <w:r>
+        <w:rPr>
+          <w:rFonts w:ascii="맑은 고딕" w:eastAsia="맑은 고딕" w:hAnsi="맑은 고딕" w:hint="eastAsia"/>
+          <w:color w:val="1B211D"/>
+          <w:sz w:val="20"/>
+          <w:szCs w:val="20"/>
+        </w:rPr>
+        <w:t xml:space="preserve"> </w:t>
+      </w:r>
+      <w:r>
+        <w:rPr>
+          <w:rFonts w:ascii="맑은 고딕" w:eastAsia="맑은 고딕" w:hAnsi="맑은 고딕" w:hint="eastAsia"/>
+          <w:color w:val="1B211D"/>
+          <w:sz w:val="20"/>
+          <w:szCs w:val="20"/>
+        </w:rPr>
+        <w:t>채워간다</w:t>
+      </w:r>
+      <w:r>
+        <w:rPr>
+          <w:rFonts w:ascii="맑은 고딕" w:eastAsia="맑은 고딕" w:hAnsi="맑은 고딕" w:hint="eastAsia"/>
+          <w:color w:val="1B211D"/>
+          <w:sz w:val="20"/>
+          <w:szCs w:val="20"/>
+        </w:rPr>
+        <w:t xml:space="preserve">. </w:t>
+      </w:r>
+      <w:r>
+        <w:rPr>
+          <w:rFonts w:ascii="맑은 고딕" w:eastAsia="맑은 고딕" w:hAnsi="맑은 고딕" w:hint="eastAsia"/>
+          <w:color w:val="1B211D"/>
+          <w:sz w:val="20"/>
+          <w:szCs w:val="20"/>
+        </w:rPr>
+        <w:t>병이</w:t>
+      </w:r>
+      <w:r>
+        <w:rPr>
+          <w:rFonts w:ascii="맑은 고딕" w:eastAsia="맑은 고딕" w:hAnsi="맑은 고딕" w:hint="eastAsia"/>
+          <w:color w:val="1B211D"/>
+          <w:sz w:val="20"/>
+          <w:szCs w:val="20"/>
+        </w:rPr>
+        <w:t xml:space="preserve"> </w:t>
+      </w:r>
+      <w:r>
+        <w:rPr>
+          <w:rFonts w:ascii="맑은 고딕" w:eastAsia="맑은 고딕" w:hAnsi="맑은 고딕" w:hint="eastAsia"/>
+          <w:color w:val="1B211D"/>
+          <w:sz w:val="20"/>
+          <w:szCs w:val="20"/>
+        </w:rPr>
+        <w:t>가득</w:t>
+      </w:r>
+      <w:r>
+        <w:rPr>
+          <w:rFonts w:ascii="맑은 고딕" w:eastAsia="맑은 고딕" w:hAnsi="맑은 고딕" w:hint="eastAsia"/>
+          <w:color w:val="1B211D"/>
+          <w:sz w:val="20"/>
+          <w:szCs w:val="20"/>
+        </w:rPr>
+        <w:t xml:space="preserve"> </w:t>
+      </w:r>
+      <w:r>
+        <w:rPr>
+          <w:rFonts w:ascii="맑은 고딕" w:eastAsia="맑은 고딕" w:hAnsi="맑은 고딕" w:hint="eastAsia"/>
+          <w:color w:val="1B211D"/>
+          <w:sz w:val="20"/>
+          <w:szCs w:val="20"/>
+        </w:rPr>
+        <w:t>차면</w:t>
+      </w:r>
+      <w:r>
+        <w:rPr>
+          <w:rFonts w:ascii="맑은 고딕" w:eastAsia="맑은 고딕" w:hAnsi="맑은 고딕" w:hint="eastAsia"/>
+          <w:color w:val="1B211D"/>
+          <w:sz w:val="20"/>
+          <w:szCs w:val="20"/>
+        </w:rPr>
+        <w:t>(</w:t>
+      </w:r>
+      <w:r>
+        <w:rPr>
+          <w:rFonts w:ascii="맑은 고딕" w:eastAsia="맑은 고딕" w:hAnsi="맑은 고딕" w:hint="eastAsia"/>
+          <w:color w:val="1B211D"/>
+          <w:sz w:val="20"/>
+          <w:szCs w:val="20"/>
+        </w:rPr>
+        <w:t>주간</w:t>
+      </w:r>
+      <w:r>
+        <w:rPr>
+          <w:rFonts w:ascii="맑은 고딕" w:eastAsia="맑은 고딕" w:hAnsi="맑은 고딕" w:hint="eastAsia"/>
+          <w:color w:val="1B211D"/>
+          <w:sz w:val="20"/>
+          <w:szCs w:val="20"/>
+        </w:rPr>
+        <w:t xml:space="preserve"> 2</w:t>
+      </w:r>
+      <w:r>
+        <w:rPr>
+          <w:rFonts w:ascii="맑은 고딕" w:eastAsia="맑은 고딕" w:hAnsi="맑은 고딕" w:hint="eastAsia"/>
+          <w:color w:val="1B211D"/>
+          <w:sz w:val="20"/>
+          <w:szCs w:val="20"/>
+        </w:rPr>
+        <w:t>만</w:t>
+      </w:r>
+      <w:r>
+        <w:rPr>
+          <w:rFonts w:ascii="맑은 고딕" w:eastAsia="맑은 고딕" w:hAnsi="맑은 고딕" w:hint="eastAsia"/>
+          <w:color w:val="1B211D"/>
+          <w:sz w:val="20"/>
+          <w:szCs w:val="20"/>
+        </w:rPr>
+        <w:t xml:space="preserve"> </w:t>
+      </w:r>
+      <w:r>
+        <w:rPr>
+          <w:rFonts w:ascii="맑은 고딕" w:eastAsia="맑은 고딕" w:hAnsi="맑은 고딕" w:hint="eastAsia"/>
+          <w:color w:val="1B211D"/>
+          <w:sz w:val="20"/>
+          <w:szCs w:val="20"/>
+        </w:rPr>
+        <w:t>잔</w:t>
+      </w:r>
+      <w:r>
+        <w:rPr>
+          <w:rFonts w:ascii="맑은 고딕" w:eastAsia="맑은 고딕" w:hAnsi="맑은 고딕" w:hint="eastAsia"/>
+          <w:color w:val="1B211D"/>
+          <w:sz w:val="20"/>
+          <w:szCs w:val="20"/>
+        </w:rPr>
+        <w:t xml:space="preserve">) </w:t>
+      </w:r>
+      <w:r>
+        <w:rPr>
+          <w:rFonts w:ascii="맑은 고딕" w:eastAsia="맑은 고딕" w:hAnsi="맑은 고딕" w:hint="eastAsia"/>
+          <w:color w:val="1B211D"/>
+          <w:sz w:val="20"/>
+          <w:szCs w:val="20"/>
+        </w:rPr>
+        <w:t>이번</w:t>
+      </w:r>
+      <w:r>
+        <w:rPr>
+          <w:rFonts w:ascii="맑은 고딕" w:eastAsia="맑은 고딕" w:hAnsi="맑은 고딕" w:hint="eastAsia"/>
+          <w:color w:val="1B211D"/>
+          <w:sz w:val="20"/>
+          <w:szCs w:val="20"/>
+        </w:rPr>
+        <w:t xml:space="preserve"> </w:t>
+      </w:r>
+      <w:r>
+        <w:rPr>
+          <w:rFonts w:ascii="맑은 고딕" w:eastAsia="맑은 고딕" w:hAnsi="맑은 고딕" w:hint="eastAsia"/>
+          <w:color w:val="1B211D"/>
+          <w:sz w:val="20"/>
+          <w:szCs w:val="20"/>
+        </w:rPr>
+        <w:t>주</w:t>
+      </w:r>
+      <w:r>
+        <w:rPr>
+          <w:rFonts w:ascii="맑은 고딕" w:eastAsia="맑은 고딕" w:hAnsi="맑은 고딕" w:hint="eastAsia"/>
+          <w:color w:val="1B211D"/>
+          <w:sz w:val="20"/>
+          <w:szCs w:val="20"/>
+        </w:rPr>
+        <w:t xml:space="preserve"> </w:t>
+      </w:r>
+      <w:r>
+        <w:rPr>
+          <w:rFonts w:ascii="맑은 고딕" w:eastAsia="맑은 고딕" w:hAnsi="맑은 고딕" w:hint="eastAsia"/>
+          <w:color w:val="1B211D"/>
+          <w:sz w:val="20"/>
+          <w:szCs w:val="20"/>
+        </w:rPr>
+        <w:t>라벨이</w:t>
+      </w:r>
+      <w:r>
+        <w:rPr>
+          <w:rFonts w:ascii="맑은 고딕" w:eastAsia="맑은 고딕" w:hAnsi="맑은 고딕" w:hint="eastAsia"/>
+          <w:color w:val="1B211D"/>
+          <w:sz w:val="20"/>
+          <w:szCs w:val="20"/>
+        </w:rPr>
+        <w:t xml:space="preserve"> </w:t>
+      </w:r>
+      <w:r>
+        <w:rPr>
+          <w:rFonts w:ascii="맑은 고딕" w:eastAsia="맑은 고딕" w:hAnsi="맑은 고딕" w:hint="eastAsia"/>
+          <w:color w:val="1B211D"/>
+          <w:sz w:val="20"/>
+          <w:szCs w:val="20"/>
+        </w:rPr>
+        <w:t>인쇄소로</w:t>
+      </w:r>
+      <w:r>
+        <w:rPr>
+          <w:rFonts w:ascii="맑은 고딕" w:eastAsia="맑은 고딕" w:hAnsi="맑은 고딕" w:hint="eastAsia"/>
+          <w:color w:val="1B211D"/>
+          <w:sz w:val="20"/>
+          <w:szCs w:val="20"/>
+        </w:rPr>
+        <w:t xml:space="preserve"> </w:t>
+      </w:r>
+      <w:r>
+        <w:rPr>
+          <w:rFonts w:ascii="맑은 고딕" w:eastAsia="맑은 고딕" w:hAnsi="맑은 고딕" w:hint="eastAsia"/>
+          <w:color w:val="1B211D"/>
+          <w:sz w:val="20"/>
+          <w:szCs w:val="20"/>
+        </w:rPr>
+        <w:t>간다</w:t>
+      </w:r>
+      <w:r>
+        <w:rPr>
+          <w:rFonts w:ascii="맑은 고딕" w:eastAsia="맑은 고딕" w:hAnsi="맑은 고딕" w:hint="eastAsia"/>
+          <w:color w:val="1B211D"/>
+          <w:sz w:val="20"/>
+          <w:szCs w:val="20"/>
+        </w:rPr>
+        <w:t xml:space="preserve"> </w:t>
+      </w:r>
+      <w:r>
+        <w:rPr>
+          <w:rFonts w:ascii="맑은 고딕" w:eastAsia="맑은 고딕" w:hAnsi="맑은 고딕" w:hint="eastAsia"/>
+          <w:color w:val="1B211D"/>
+          <w:sz w:val="20"/>
+          <w:szCs w:val="20"/>
+        </w:rPr>
+        <w:t>—</w:t>
+      </w:r>
+      <w:r>
+        <w:rPr>
+          <w:rFonts w:ascii="맑은 고딕" w:eastAsia="맑은 고딕" w:hAnsi="맑은 고딕" w:hint="eastAsia"/>
+          <w:color w:val="1B211D"/>
+          <w:sz w:val="20"/>
+          <w:szCs w:val="20"/>
+        </w:rPr>
+        <w:t xml:space="preserve"> </w:t>
+      </w:r>
+      <w:r>
+        <w:rPr>
+          <w:rFonts w:ascii="맑은 고딕" w:eastAsia="맑은 고딕" w:hAnsi="맑은 고딕" w:hint="eastAsia"/>
+          <w:color w:val="1B211D"/>
+          <w:sz w:val="20"/>
+          <w:szCs w:val="20"/>
+        </w:rPr>
+        <w:t>참여</w:t>
+      </w:r>
+      <w:r>
+        <w:rPr>
+          <w:rFonts w:ascii="맑은 고딕" w:eastAsia="맑은 고딕" w:hAnsi="맑은 고딕" w:hint="eastAsia"/>
+          <w:color w:val="1B211D"/>
+          <w:sz w:val="20"/>
+          <w:szCs w:val="20"/>
+        </w:rPr>
+        <w:t xml:space="preserve"> </w:t>
+      </w:r>
+      <w:r>
+        <w:rPr>
+          <w:rFonts w:ascii="맑은 고딕" w:eastAsia="맑은 고딕" w:hAnsi="맑은 고딕" w:hint="eastAsia"/>
+          <w:color w:val="1B211D"/>
+          <w:sz w:val="20"/>
+          <w:szCs w:val="20"/>
+        </w:rPr>
+        <w:t>총량이</w:t>
+      </w:r>
+      <w:r>
+        <w:rPr>
+          <w:rFonts w:ascii="맑은 고딕" w:eastAsia="맑은 고딕" w:hAnsi="맑은 고딕" w:hint="eastAsia"/>
+          <w:color w:val="1B211D"/>
+          <w:sz w:val="20"/>
+          <w:szCs w:val="20"/>
+        </w:rPr>
+        <w:t xml:space="preserve"> </w:t>
+      </w:r>
+      <w:r>
+        <w:rPr>
+          <w:rFonts w:ascii="맑은 고딕" w:eastAsia="맑은 고딕" w:hAnsi="맑은 고딕" w:hint="eastAsia"/>
+          <w:color w:val="1B211D"/>
+          <w:sz w:val="20"/>
+          <w:szCs w:val="20"/>
+        </w:rPr>
+        <w:t>눈앞에서</w:t>
+      </w:r>
+      <w:r>
+        <w:rPr>
+          <w:rFonts w:ascii="맑은 고딕" w:eastAsia="맑은 고딕" w:hAnsi="맑은 고딕" w:hint="eastAsia"/>
+          <w:color w:val="1B211D"/>
+          <w:sz w:val="20"/>
+          <w:szCs w:val="20"/>
+        </w:rPr>
+        <w:t xml:space="preserve"> </w:t>
+      </w:r>
+      <w:r>
+        <w:rPr>
+          <w:rFonts w:ascii="맑은 고딕" w:eastAsia="맑은 고딕" w:hAnsi="맑은 고딕" w:hint="eastAsia"/>
+          <w:color w:val="1B211D"/>
+          <w:sz w:val="20"/>
+          <w:szCs w:val="20"/>
+        </w:rPr>
+        <w:t>제품이</w:t>
+      </w:r>
+      <w:r>
+        <w:rPr>
+          <w:rFonts w:ascii="맑은 고딕" w:eastAsia="맑은 고딕" w:hAnsi="맑은 고딕" w:hint="eastAsia"/>
+          <w:color w:val="1B211D"/>
+          <w:sz w:val="20"/>
+          <w:szCs w:val="20"/>
+        </w:rPr>
+        <w:t xml:space="preserve"> </w:t>
+      </w:r>
+      <w:r>
+        <w:rPr>
+          <w:rFonts w:ascii="맑은 고딕" w:eastAsia="맑은 고딕" w:hAnsi="맑은 고딕" w:hint="eastAsia"/>
+          <w:color w:val="1B211D"/>
+          <w:sz w:val="20"/>
+          <w:szCs w:val="20"/>
+        </w:rPr>
+        <w:t>되어가는</w:t>
+      </w:r>
+      <w:r>
+        <w:rPr>
+          <w:rFonts w:ascii="맑은 고딕" w:eastAsia="맑은 고딕" w:hAnsi="맑은 고딕" w:hint="eastAsia"/>
+          <w:color w:val="1B211D"/>
+          <w:sz w:val="20"/>
+          <w:szCs w:val="20"/>
+        </w:rPr>
+        <w:t xml:space="preserve"> </w:t>
+      </w:r>
+      <w:r>
+        <w:rPr>
+          <w:rFonts w:ascii="맑은 고딕" w:eastAsia="맑은 고딕" w:hAnsi="맑은 고딕" w:hint="eastAsia"/>
+          <w:color w:val="1B211D"/>
+          <w:sz w:val="20"/>
+          <w:szCs w:val="20"/>
+        </w:rPr>
+        <w:t>집단</w:t>
+      </w:r>
+      <w:r>
+        <w:rPr>
+          <w:rFonts w:ascii="맑은 고딕" w:eastAsia="맑은 고딕" w:hAnsi="맑은 고딕" w:hint="eastAsia"/>
+          <w:color w:val="1B211D"/>
+          <w:sz w:val="20"/>
+          <w:szCs w:val="20"/>
+        </w:rPr>
+        <w:t xml:space="preserve"> </w:t>
+      </w:r>
+      <w:r>
+        <w:rPr>
+          <w:rFonts w:ascii="맑은 고딕" w:eastAsia="맑은 고딕" w:hAnsi="맑은 고딕" w:hint="eastAsia"/>
+          <w:color w:val="1B211D"/>
+          <w:sz w:val="20"/>
+          <w:szCs w:val="20"/>
+        </w:rPr>
+        <w:t>작품</w:t>
+      </w:r>
+      <w:r>
+        <w:rPr>
+          <w:rFonts w:ascii="맑은 고딕" w:eastAsia="맑은 고딕" w:hAnsi="맑은 고딕" w:hint="eastAsia"/>
+          <w:color w:val="1B211D"/>
+          <w:sz w:val="20"/>
+          <w:szCs w:val="20"/>
+        </w:rPr>
+        <w:t xml:space="preserve">. </w:t>
+      </w:r>
+      <w:r>
+        <w:rPr>
+          <w:rFonts w:ascii="맑은 고딕" w:eastAsia="맑은 고딕" w:hAnsi="맑은 고딕" w:hint="eastAsia"/>
+          <w:color w:val="1B211D"/>
+          <w:sz w:val="20"/>
+          <w:szCs w:val="20"/>
+        </w:rPr>
+        <w:t>주간</w:t>
+      </w:r>
+      <w:r>
+        <w:rPr>
+          <w:rFonts w:ascii="맑은 고딕" w:eastAsia="맑은 고딕" w:hAnsi="맑은 고딕" w:hint="eastAsia"/>
+          <w:color w:val="1B211D"/>
+          <w:sz w:val="20"/>
+          <w:szCs w:val="20"/>
+        </w:rPr>
+        <w:t xml:space="preserve"> 3,000</w:t>
+      </w:r>
+      <w:r>
+        <w:rPr>
+          <w:rFonts w:ascii="맑은 고딕" w:eastAsia="맑은 고딕" w:hAnsi="맑은 고딕" w:hint="eastAsia"/>
+          <w:color w:val="1B211D"/>
+          <w:sz w:val="20"/>
+          <w:szCs w:val="20"/>
+        </w:rPr>
         <w:t>잔을</w:t>
       </w:r>
       <w:r>
@@ -25058,277 +26401,34 @@
           <w:sz w:val="20"/>
           <w:szCs w:val="20"/>
         </w:rPr>
-        <w:t>들</w:t>
-      </w:r>
-      <w:r>
-        <w:rPr>
-          <w:rFonts w:ascii="맑은 고딕" w:eastAsia="맑은 고딕" w:hAnsi="맑은 고딕" w:hint="eastAsia"/>
-          <w:color w:val="1B211D"/>
-          <w:sz w:val="20"/>
-          <w:szCs w:val="20"/>
-        </w:rPr>
-        <w:t xml:space="preserve"> </w:t>
-      </w:r>
-      <w:r>
-        <w:rPr>
-          <w:rFonts w:ascii="맑은 고딕" w:eastAsia="맑은 고딕" w:hAnsi="맑은 고딕" w:hint="eastAsia"/>
-          <w:color w:val="1B211D"/>
-          <w:sz w:val="20"/>
-          <w:szCs w:val="20"/>
-        </w:rPr>
-        <w:t>때마다</w:t>
-      </w:r>
-      <w:r>
-        <w:rPr>
-          <w:rFonts w:ascii="맑은 고딕" w:eastAsia="맑은 고딕" w:hAnsi="맑은 고딕" w:hint="eastAsia"/>
-          <w:color w:val="1B211D"/>
-          <w:sz w:val="20"/>
-          <w:szCs w:val="20"/>
-        </w:rPr>
-        <w:t xml:space="preserve"> </w:t>
-      </w:r>
-      <w:r>
-        <w:rPr>
-          <w:rFonts w:ascii="맑은 고딕" w:eastAsia="맑은 고딕" w:hAnsi="맑은 고딕" w:hint="eastAsia"/>
-          <w:color w:val="1B211D"/>
-          <w:sz w:val="20"/>
-          <w:szCs w:val="20"/>
-        </w:rPr>
-        <w:t>병뚜껑이</w:t>
-      </w:r>
-      <w:r>
-        <w:rPr>
-          <w:rFonts w:ascii="맑은 고딕" w:eastAsia="맑은 고딕" w:hAnsi="맑은 고딕" w:hint="eastAsia"/>
-          <w:color w:val="1B211D"/>
-          <w:sz w:val="20"/>
-          <w:szCs w:val="20"/>
-        </w:rPr>
-        <w:t xml:space="preserve"> </w:t>
-      </w:r>
-      <w:r>
-        <w:rPr>
-          <w:rFonts w:ascii="맑은 고딕" w:eastAsia="맑은 고딕" w:hAnsi="맑은 고딕" w:hint="eastAsia"/>
-          <w:color w:val="1B211D"/>
-          <w:sz w:val="20"/>
-          <w:szCs w:val="20"/>
-        </w:rPr>
-        <w:t>하나씩</w:t>
-      </w:r>
-      <w:r>
-        <w:rPr>
-          <w:rFonts w:ascii="맑은 고딕" w:eastAsia="맑은 고딕" w:hAnsi="맑은 고딕" w:hint="eastAsia"/>
-          <w:color w:val="1B211D"/>
-          <w:sz w:val="20"/>
-          <w:szCs w:val="20"/>
-        </w:rPr>
-        <w:t xml:space="preserve"> </w:t>
-      </w:r>
-      <w:r>
-        <w:rPr>
-          <w:rFonts w:ascii="맑은 고딕" w:eastAsia="맑은 고딕" w:hAnsi="맑은 고딕" w:hint="eastAsia"/>
-          <w:color w:val="1B211D"/>
-          <w:sz w:val="20"/>
-          <w:szCs w:val="20"/>
-        </w:rPr>
-        <w:t>쌓인다</w:t>
-      </w:r>
-      <w:r>
-        <w:rPr>
-          <w:rFonts w:ascii="맑은 고딕" w:eastAsia="맑은 고딕" w:hAnsi="맑은 고딕" w:hint="eastAsia"/>
-          <w:color w:val="1B211D"/>
-          <w:sz w:val="20"/>
-          <w:szCs w:val="20"/>
-        </w:rPr>
-        <w:t xml:space="preserve">. </w:t>
-      </w:r>
-      <w:r>
-        <w:rPr>
-          <w:rFonts w:ascii="맑은 고딕" w:eastAsia="맑은 고딕" w:hAnsi="맑은 고딕" w:hint="eastAsia"/>
-          <w:color w:val="1B211D"/>
-          <w:sz w:val="20"/>
-          <w:szCs w:val="20"/>
-        </w:rPr>
-        <w:t>사연마다</w:t>
-      </w:r>
-      <w:r>
-        <w:rPr>
-          <w:rFonts w:ascii="맑은 고딕" w:eastAsia="맑은 고딕" w:hAnsi="맑은 고딕" w:hint="eastAsia"/>
-          <w:color w:val="1B211D"/>
-          <w:sz w:val="20"/>
-          <w:szCs w:val="20"/>
-        </w:rPr>
-        <w:t xml:space="preserve"> </w:t>
-      </w:r>
-      <w:r>
-        <w:rPr>
-          <w:rFonts w:ascii="맑은 고딕" w:eastAsia="맑은 고딕" w:hAnsi="맑은 고딕" w:hint="eastAsia"/>
-          <w:color w:val="1B211D"/>
-          <w:sz w:val="20"/>
-          <w:szCs w:val="20"/>
-        </w:rPr>
-        <w:t>뚜껑들이</w:t>
-      </w:r>
-      <w:r>
-        <w:rPr>
-          <w:rFonts w:ascii="맑은 고딕" w:eastAsia="맑은 고딕" w:hAnsi="맑은 고딕" w:hint="eastAsia"/>
-          <w:color w:val="1B211D"/>
-          <w:sz w:val="20"/>
-          <w:szCs w:val="20"/>
-        </w:rPr>
-        <w:t xml:space="preserve"> </w:t>
-      </w:r>
-      <w:r>
-        <w:rPr>
-          <w:rStyle w:val="a3"/>
-          <w:rFonts w:ascii="맑은 고딕" w:eastAsia="맑은 고딕" w:hAnsi="맑은 고딕" w:hint="eastAsia"/>
-          <w:sz w:val="20"/>
-          <w:szCs w:val="20"/>
-        </w:rPr>
-        <w:t>소주잔</w:t>
-      </w:r>
-      <w:r>
-        <w:rPr>
-          <w:rStyle w:val="a3"/>
-          <w:rFonts w:ascii="맑은 고딕" w:eastAsia="맑은 고딕" w:hAnsi="맑은 고딕" w:hint="eastAsia"/>
-          <w:sz w:val="20"/>
-          <w:szCs w:val="20"/>
-        </w:rPr>
-        <w:t xml:space="preserve"> </w:t>
-      </w:r>
-      <w:r>
-        <w:rPr>
-          <w:rStyle w:val="a3"/>
-          <w:rFonts w:ascii="맑은 고딕" w:eastAsia="맑은 고딕" w:hAnsi="맑은 고딕" w:hint="eastAsia"/>
-          <w:sz w:val="20"/>
-          <w:szCs w:val="20"/>
-        </w:rPr>
-        <w:t>실루엣</w:t>
-      </w:r>
-      <w:r>
-        <w:rPr>
-          <w:rFonts w:ascii="맑은 고딕" w:eastAsia="맑은 고딕" w:hAnsi="맑은 고딕" w:hint="eastAsia"/>
-          <w:color w:val="1B211D"/>
-          <w:sz w:val="20"/>
-          <w:szCs w:val="20"/>
-        </w:rPr>
-        <w:t>을</w:t>
-      </w:r>
-      <w:r>
-        <w:rPr>
-          <w:rFonts w:ascii="맑은 고딕" w:eastAsia="맑은 고딕" w:hAnsi="맑은 고딕" w:hint="eastAsia"/>
-          <w:color w:val="1B211D"/>
-          <w:sz w:val="20"/>
-          <w:szCs w:val="20"/>
-        </w:rPr>
-        <w:t xml:space="preserve"> </w:t>
-      </w:r>
-      <w:r>
-        <w:rPr>
-          <w:rFonts w:ascii="맑은 고딕" w:eastAsia="맑은 고딕" w:hAnsi="맑은 고딕" w:hint="eastAsia"/>
-          <w:color w:val="1B211D"/>
-          <w:sz w:val="20"/>
-          <w:szCs w:val="20"/>
-        </w:rPr>
-        <w:t>아래부터</w:t>
-      </w:r>
-      <w:r>
-        <w:rPr>
-          <w:rFonts w:ascii="맑은 고딕" w:eastAsia="맑은 고딕" w:hAnsi="맑은 고딕" w:hint="eastAsia"/>
-          <w:color w:val="1B211D"/>
-          <w:sz w:val="20"/>
-          <w:szCs w:val="20"/>
-        </w:rPr>
-        <w:t xml:space="preserve"> </w:t>
-      </w:r>
-      <w:r>
-        <w:rPr>
-          <w:rFonts w:ascii="맑은 고딕" w:eastAsia="맑은 고딕" w:hAnsi="맑은 고딕" w:hint="eastAsia"/>
-          <w:color w:val="1B211D"/>
-          <w:sz w:val="20"/>
-          <w:szCs w:val="20"/>
-        </w:rPr>
-        <w:t>채우고</w:t>
-      </w:r>
-      <w:r>
-        <w:rPr>
-          <w:rFonts w:ascii="맑은 고딕" w:eastAsia="맑은 고딕" w:hAnsi="맑은 고딕" w:hint="eastAsia"/>
-          <w:color w:val="1B211D"/>
-          <w:sz w:val="20"/>
-          <w:szCs w:val="20"/>
-        </w:rPr>
-        <w:t xml:space="preserve">, </w:t>
-      </w:r>
-      <w:r>
-        <w:rPr>
-          <w:rFonts w:ascii="맑은 고딕" w:eastAsia="맑은 고딕" w:hAnsi="맑은 고딕" w:hint="eastAsia"/>
-          <w:color w:val="1B211D"/>
-          <w:sz w:val="20"/>
-          <w:szCs w:val="20"/>
-        </w:rPr>
-        <w:t>잔이</w:t>
-      </w:r>
-      <w:r>
-        <w:rPr>
-          <w:rFonts w:ascii="맑은 고딕" w:eastAsia="맑은 고딕" w:hAnsi="맑은 고딕" w:hint="eastAsia"/>
-          <w:color w:val="1B211D"/>
-          <w:sz w:val="20"/>
-          <w:szCs w:val="20"/>
-        </w:rPr>
-        <w:t xml:space="preserve"> </w:t>
-      </w:r>
-      <w:r>
-        <w:rPr>
-          <w:rFonts w:ascii="맑은 고딕" w:eastAsia="맑은 고딕" w:hAnsi="맑은 고딕" w:hint="eastAsia"/>
-          <w:color w:val="1B211D"/>
-          <w:sz w:val="20"/>
-          <w:szCs w:val="20"/>
-        </w:rPr>
-        <w:t>가득</w:t>
-      </w:r>
-      <w:r>
-        <w:rPr>
-          <w:rFonts w:ascii="맑은 고딕" w:eastAsia="맑은 고딕" w:hAnsi="맑은 고딕" w:hint="eastAsia"/>
-          <w:color w:val="1B211D"/>
-          <w:sz w:val="20"/>
-          <w:szCs w:val="20"/>
-        </w:rPr>
-        <w:t xml:space="preserve"> </w:t>
-      </w:r>
-      <w:r>
-        <w:rPr>
-          <w:rFonts w:ascii="맑은 고딕" w:eastAsia="맑은 고딕" w:hAnsi="맑은 고딕" w:hint="eastAsia"/>
-          <w:color w:val="1B211D"/>
-          <w:sz w:val="20"/>
-          <w:szCs w:val="20"/>
-        </w:rPr>
-        <w:t>차면</w:t>
-      </w:r>
-      <w:r>
-        <w:rPr>
-          <w:rFonts w:ascii="맑은 고딕" w:eastAsia="맑은 고딕" w:hAnsi="맑은 고딕" w:hint="eastAsia"/>
-          <w:color w:val="1B211D"/>
-          <w:sz w:val="20"/>
-          <w:szCs w:val="20"/>
-        </w:rPr>
-        <w:t>(3,000</w:t>
-      </w:r>
-      <w:r>
-        <w:rPr>
-          <w:rFonts w:ascii="맑은 고딕" w:eastAsia="맑은 고딕" w:hAnsi="맑은 고딕" w:hint="eastAsia"/>
-          <w:color w:val="1B211D"/>
-          <w:sz w:val="20"/>
-          <w:szCs w:val="20"/>
-        </w:rPr>
-        <w:t>잔</w:t>
-      </w:r>
-      <w:r>
-        <w:rPr>
-          <w:rFonts w:ascii="맑은 고딕" w:eastAsia="맑은 고딕" w:hAnsi="맑은 고딕" w:hint="eastAsia"/>
-          <w:color w:val="1B211D"/>
-          <w:sz w:val="20"/>
-          <w:szCs w:val="20"/>
-        </w:rPr>
-        <w:t xml:space="preserve">) </w:t>
+        <w:t>넘긴</w:t>
+      </w:r>
+      <w:r>
+        <w:rPr>
+          <w:rFonts w:ascii="맑은 고딕" w:eastAsia="맑은 고딕" w:hAnsi="맑은 고딕" w:hint="eastAsia"/>
+          <w:color w:val="1B211D"/>
+          <w:sz w:val="20"/>
+          <w:szCs w:val="20"/>
+        </w:rPr>
+        <w:t xml:space="preserve"> </w:t>
+      </w:r>
+      <w:r>
+        <w:rPr>
+          <w:rFonts w:ascii="맑은 고딕" w:eastAsia="맑은 고딕" w:hAnsi="맑은 고딕" w:hint="eastAsia"/>
+          <w:color w:val="1B211D"/>
+          <w:sz w:val="20"/>
+          <w:szCs w:val="20"/>
+        </w:rPr>
+        <w:t>고백은</w:t>
+      </w:r>
+      <w:r>
+        <w:rPr>
+          <w:rFonts w:ascii="맑은 고딕" w:eastAsia="맑은 고딕" w:hAnsi="맑은 고딕" w:hint="eastAsia"/>
+          <w:color w:val="1B211D"/>
+          <w:sz w:val="20"/>
+          <w:szCs w:val="20"/>
+        </w:rPr>
+        <w:t xml:space="preserve"> </w:t>
       </w:r>
       <w:r>
         <w:rPr>
@@ -25373,778 +26473,43 @@
           <w:sz w:val="20"/>
           <w:szCs w:val="20"/>
         </w:rPr>
-        <w:t>후보가</w:t>
-      </w:r>
-      <w:r>
-        <w:rPr>
-          <w:rFonts w:ascii="맑은 고딕" w:eastAsia="맑은 고딕" w:hAnsi="맑은 고딕" w:hint="eastAsia"/>
-          <w:color w:val="1B211D"/>
-          <w:sz w:val="20"/>
-          <w:szCs w:val="20"/>
-        </w:rPr>
-        <w:t xml:space="preserve"> </w:t>
-      </w:r>
-      <w:r>
-        <w:rPr>
-          <w:rFonts w:ascii="맑은 고딕" w:eastAsia="맑은 고딕" w:hAnsi="맑은 고딕" w:hint="eastAsia"/>
-          <w:color w:val="1B211D"/>
-          <w:sz w:val="20"/>
-          <w:szCs w:val="20"/>
-        </w:rPr>
-        <w:t>된다</w:t>
-      </w:r>
-      <w:r>
-        <w:rPr>
-          <w:rFonts w:ascii="맑은 고딕" w:eastAsia="맑은 고딕" w:hAnsi="맑은 고딕" w:hint="eastAsia"/>
-          <w:color w:val="1B211D"/>
-          <w:sz w:val="20"/>
-          <w:szCs w:val="20"/>
-        </w:rPr>
-        <w:t xml:space="preserve">. </w:t>
-      </w:r>
-      <w:r>
-        <w:rPr>
-          <w:rFonts w:ascii="맑은 고딕" w:eastAsia="맑은 고딕" w:hAnsi="맑은 고딕" w:hint="eastAsia"/>
-          <w:color w:val="1B211D"/>
-          <w:sz w:val="20"/>
-          <w:szCs w:val="20"/>
-        </w:rPr>
-        <w:t>내가</w:t>
-      </w:r>
-      <w:r>
-        <w:rPr>
-          <w:rFonts w:ascii="맑은 고딕" w:eastAsia="맑은 고딕" w:hAnsi="맑은 고딕" w:hint="eastAsia"/>
-          <w:color w:val="1B211D"/>
-          <w:sz w:val="20"/>
-          <w:szCs w:val="20"/>
-        </w:rPr>
-        <w:t xml:space="preserve"> </w:t>
-      </w:r>
-      <w:r>
-        <w:rPr>
-          <w:rFonts w:ascii="맑은 고딕" w:eastAsia="맑은 고딕" w:hAnsi="맑은 고딕" w:hint="eastAsia"/>
-          <w:color w:val="1B211D"/>
-          <w:sz w:val="20"/>
-          <w:szCs w:val="20"/>
-        </w:rPr>
-        <w:t>든</w:t>
-      </w:r>
-      <w:r>
-        <w:rPr>
-          <w:rFonts w:ascii="맑은 고딕" w:eastAsia="맑은 고딕" w:hAnsi="맑은 고딕" w:hint="eastAsia"/>
-          <w:color w:val="1B211D"/>
-          <w:sz w:val="20"/>
-          <w:szCs w:val="20"/>
-        </w:rPr>
-        <w:t xml:space="preserve"> </w:t>
-      </w:r>
-      <w:r>
-        <w:rPr>
-          <w:rFonts w:ascii="맑은 고딕" w:eastAsia="맑은 고딕" w:hAnsi="맑은 고딕" w:hint="eastAsia"/>
-          <w:color w:val="1B211D"/>
-          <w:sz w:val="20"/>
-          <w:szCs w:val="20"/>
-        </w:rPr>
-        <w:t>잔의</w:t>
-      </w:r>
-      <w:r>
-        <w:rPr>
-          <w:rFonts w:ascii="맑은 고딕" w:eastAsia="맑은 고딕" w:hAnsi="맑은 고딕" w:hint="eastAsia"/>
-          <w:color w:val="1B211D"/>
-          <w:sz w:val="20"/>
-          <w:szCs w:val="20"/>
-        </w:rPr>
-        <w:t xml:space="preserve"> </w:t>
-      </w:r>
-      <w:r>
-        <w:rPr>
-          <w:rFonts w:ascii="맑은 고딕" w:eastAsia="맑은 고딕" w:hAnsi="맑은 고딕" w:hint="eastAsia"/>
-          <w:color w:val="1B211D"/>
-          <w:sz w:val="20"/>
-          <w:szCs w:val="20"/>
-        </w:rPr>
-        <w:t>뚜껑은</w:t>
-      </w:r>
-      <w:r>
-        <w:rPr>
-          <w:rFonts w:ascii="맑은 고딕" w:eastAsia="맑은 고딕" w:hAnsi="맑은 고딕" w:hint="eastAsia"/>
-          <w:color w:val="1B211D"/>
-          <w:sz w:val="20"/>
-          <w:szCs w:val="20"/>
-        </w:rPr>
-        <w:t xml:space="preserve"> </w:t>
-      </w:r>
-      <w:r>
-        <w:rPr>
-          <w:rFonts w:ascii="맑은 고딕" w:eastAsia="맑은 고딕" w:hAnsi="맑은 고딕" w:hint="eastAsia"/>
-          <w:color w:val="1B211D"/>
-          <w:sz w:val="20"/>
-          <w:szCs w:val="20"/>
-        </w:rPr>
-        <w:t>앰버색으로</w:t>
-      </w:r>
-      <w:r>
-        <w:rPr>
-          <w:rFonts w:ascii="맑은 고딕" w:eastAsia="맑은 고딕" w:hAnsi="맑은 고딕" w:hint="eastAsia"/>
-          <w:color w:val="1B211D"/>
-          <w:sz w:val="20"/>
-          <w:szCs w:val="20"/>
-        </w:rPr>
-        <w:t xml:space="preserve"> </w:t>
-      </w:r>
-      <w:r>
-        <w:rPr>
-          <w:rFonts w:ascii="맑은 고딕" w:eastAsia="맑은 고딕" w:hAnsi="맑은 고딕" w:hint="eastAsia"/>
-          <w:color w:val="1B211D"/>
-          <w:sz w:val="20"/>
-          <w:szCs w:val="20"/>
-        </w:rPr>
-        <w:t>박힌다</w:t>
-      </w:r>
-      <w:r>
-        <w:rPr>
-          <w:rFonts w:ascii="맑은 고딕" w:eastAsia="맑은 고딕" w:hAnsi="맑은 고딕" w:hint="eastAsia"/>
-          <w:color w:val="1B211D"/>
-          <w:sz w:val="20"/>
-          <w:szCs w:val="20"/>
-        </w:rPr>
-        <w:t xml:space="preserve"> </w:t>
-      </w:r>
-      <w:r>
-        <w:rPr>
-          <w:rFonts w:ascii="맑은 고딕" w:eastAsia="맑은 고딕" w:hAnsi="맑은 고딕" w:hint="eastAsia"/>
-          <w:color w:val="1B211D"/>
-          <w:sz w:val="20"/>
-          <w:szCs w:val="20"/>
-        </w:rPr>
-        <w:t>—</w:t>
-      </w:r>
-      <w:r>
-        <w:rPr>
-          <w:rFonts w:ascii="맑은 고딕" w:eastAsia="맑은 고딕" w:hAnsi="맑은 고딕" w:hint="eastAsia"/>
-          <w:color w:val="1B211D"/>
-          <w:sz w:val="20"/>
-          <w:szCs w:val="20"/>
-        </w:rPr>
-        <w:t xml:space="preserve"> </w:t>
-      </w:r>
-      <w:r>
-        <w:rPr>
-          <w:rFonts w:ascii="맑은 고딕" w:eastAsia="맑은 고딕" w:hAnsi="맑은 고딕" w:hint="eastAsia"/>
-          <w:color w:val="1B211D"/>
-          <w:sz w:val="20"/>
-          <w:szCs w:val="20"/>
-        </w:rPr>
-        <w:t>숫자가</w:t>
-      </w:r>
-      <w:r>
-        <w:rPr>
-          <w:rFonts w:ascii="맑은 고딕" w:eastAsia="맑은 고딕" w:hAnsi="맑은 고딕" w:hint="eastAsia"/>
-          <w:color w:val="1B211D"/>
-          <w:sz w:val="20"/>
-          <w:szCs w:val="20"/>
-        </w:rPr>
-        <w:t xml:space="preserve"> </w:t>
-      </w:r>
-      <w:r>
-        <w:rPr>
-          <w:rFonts w:ascii="맑은 고딕" w:eastAsia="맑은 고딕" w:hAnsi="맑은 고딕" w:hint="eastAsia"/>
-          <w:color w:val="1B211D"/>
-          <w:sz w:val="20"/>
-          <w:szCs w:val="20"/>
-        </w:rPr>
-        <w:t>아니라</w:t>
-      </w:r>
-      <w:r>
-        <w:rPr>
-          <w:rFonts w:ascii="맑은 고딕" w:eastAsia="맑은 고딕" w:hAnsi="맑은 고딕" w:hint="eastAsia"/>
-          <w:color w:val="1B211D"/>
-          <w:sz w:val="20"/>
-          <w:szCs w:val="20"/>
-        </w:rPr>
-        <w:t xml:space="preserve"> </w:t>
-      </w:r>
-      <w:r>
-        <w:rPr>
-          <w:rFonts w:ascii="맑은 고딕" w:eastAsia="맑은 고딕" w:hAnsi="맑은 고딕" w:hint="eastAsia"/>
-          <w:color w:val="1B211D"/>
-          <w:sz w:val="20"/>
-          <w:szCs w:val="20"/>
-        </w:rPr>
-        <w:t>형태로</w:t>
-      </w:r>
-      <w:r>
-        <w:rPr>
-          <w:rFonts w:ascii="맑은 고딕" w:eastAsia="맑은 고딕" w:hAnsi="맑은 고딕" w:hint="eastAsia"/>
-          <w:color w:val="1B211D"/>
-          <w:sz w:val="20"/>
-          <w:szCs w:val="20"/>
-        </w:rPr>
-        <w:t xml:space="preserve"> </w:t>
-      </w:r>
-      <w:r>
-        <w:rPr>
-          <w:rFonts w:ascii="맑은 고딕" w:eastAsia="맑은 고딕" w:hAnsi="맑은 고딕" w:hint="eastAsia"/>
-          <w:color w:val="1B211D"/>
-          <w:sz w:val="20"/>
-          <w:szCs w:val="20"/>
-        </w:rPr>
-        <w:t>쌓이는</w:t>
-      </w:r>
-      <w:r>
-        <w:rPr>
-          <w:rFonts w:ascii="맑은 고딕" w:eastAsia="맑은 고딕" w:hAnsi="맑은 고딕" w:hint="eastAsia"/>
-          <w:color w:val="1B211D"/>
-          <w:sz w:val="20"/>
-          <w:szCs w:val="20"/>
-        </w:rPr>
-        <w:t xml:space="preserve"> </w:t>
-      </w:r>
-      <w:r>
-        <w:rPr>
-          <w:rFonts w:ascii="맑은 고딕" w:eastAsia="맑은 고딕" w:hAnsi="맑은 고딕" w:hint="eastAsia"/>
-          <w:color w:val="1B211D"/>
-          <w:sz w:val="20"/>
-          <w:szCs w:val="20"/>
-        </w:rPr>
-        <w:t>공감</w:t>
-      </w:r>
-    </w:p>
-    <w:p>
-      <w:pPr>
-        <w:numPr>
-          <w:ilvl w:val="0"/>
-          <w:numId w:val="12"/>
-        </w:numPr>
-        <w:spacing w:before="100" w:beforeAutospacing="1" w:after="40"/>
-        <w:rPr>
-          <w:rFonts w:ascii="맑은 고딕" w:eastAsia="맑은 고딕" w:hAnsi="맑은 고딕" w:hint="eastAsia"/>
-          <w:color w:val="1B211D"/>
-          <w:sz w:val="20"/>
-          <w:szCs w:val="20"/>
-        </w:rPr>
-      </w:pPr>
-      <w:r>
-        <w:rPr>
-          <w:rStyle w:val="a3"/>
-          <w:rFonts w:ascii="맑은 고딕" w:eastAsia="맑은 고딕" w:hAnsi="맑은 고딕" w:hint="eastAsia"/>
-          <w:sz w:val="20"/>
-          <w:szCs w:val="20"/>
-        </w:rPr>
-        <w:t>개교</w:t>
-      </w:r>
-      <w:r>
-        <w:rPr>
-          <w:rStyle w:val="a3"/>
-          <w:rFonts w:ascii="맑은 고딕" w:eastAsia="맑은 고딕" w:hAnsi="맑은 고딕" w:hint="eastAsia"/>
-          <w:sz w:val="20"/>
-          <w:szCs w:val="20"/>
-        </w:rPr>
-        <w:t xml:space="preserve"> </w:t>
-      </w:r>
-      <w:r>
-        <w:rPr>
-          <w:rStyle w:val="a3"/>
-          <w:rFonts w:ascii="맑은 고딕" w:eastAsia="맑은 고딕" w:hAnsi="맑은 고딕" w:hint="eastAsia"/>
-          <w:sz w:val="20"/>
-          <w:szCs w:val="20"/>
-        </w:rPr>
-        <w:t>벽화</w:t>
-      </w:r>
-      <w:r>
-        <w:rPr>
-          <w:rFonts w:ascii="맑은 고딕" w:eastAsia="맑은 고딕" w:hAnsi="맑은 고딕" w:hint="eastAsia"/>
-          <w:color w:val="1B211D"/>
-          <w:sz w:val="20"/>
-          <w:szCs w:val="20"/>
-        </w:rPr>
-        <w:t xml:space="preserve">: </w:t>
-      </w:r>
-      <w:r>
-        <w:rPr>
-          <w:rFonts w:ascii="맑은 고딕" w:eastAsia="맑은 고딕" w:hAnsi="맑은 고딕" w:hint="eastAsia"/>
-          <w:color w:val="1B211D"/>
-          <w:sz w:val="20"/>
-          <w:szCs w:val="20"/>
-        </w:rPr>
-        <w:t>고백실</w:t>
-      </w:r>
-      <w:r>
-        <w:rPr>
-          <w:rFonts w:ascii="맑은 고딕" w:eastAsia="맑은 고딕" w:hAnsi="맑은 고딕" w:hint="eastAsia"/>
-          <w:color w:val="1B211D"/>
-          <w:sz w:val="20"/>
-          <w:szCs w:val="20"/>
-        </w:rPr>
-        <w:t xml:space="preserve"> </w:t>
-      </w:r>
-      <w:r>
-        <w:rPr>
-          <w:rFonts w:ascii="맑은 고딕" w:eastAsia="맑은 고딕" w:hAnsi="맑은 고딕" w:hint="eastAsia"/>
-          <w:color w:val="1B211D"/>
-          <w:sz w:val="20"/>
-          <w:szCs w:val="20"/>
-        </w:rPr>
-        <w:t>상단에서</w:t>
-      </w:r>
-      <w:r>
-        <w:rPr>
-          <w:rFonts w:ascii="맑은 고딕" w:eastAsia="맑은 고딕" w:hAnsi="맑은 고딕" w:hint="eastAsia"/>
-          <w:color w:val="1B211D"/>
-          <w:sz w:val="20"/>
-          <w:szCs w:val="20"/>
-        </w:rPr>
-        <w:t xml:space="preserve"> </w:t>
-      </w:r>
-      <w:r>
-        <w:rPr>
-          <w:rFonts w:ascii="맑은 고딕" w:eastAsia="맑은 고딕" w:hAnsi="맑은 고딕" w:hint="eastAsia"/>
-          <w:color w:val="1B211D"/>
-          <w:sz w:val="20"/>
-          <w:szCs w:val="20"/>
-        </w:rPr>
-        <w:t>모두의</w:t>
-      </w:r>
-      <w:r>
-        <w:rPr>
-          <w:rFonts w:ascii="맑은 고딕" w:eastAsia="맑은 고딕" w:hAnsi="맑은 고딕" w:hint="eastAsia"/>
-          <w:color w:val="1B211D"/>
-          <w:sz w:val="20"/>
-          <w:szCs w:val="20"/>
-        </w:rPr>
-        <w:t xml:space="preserve"> </w:t>
-      </w:r>
-      <w:r>
-        <w:rPr>
-          <w:rFonts w:ascii="맑은 고딕" w:eastAsia="맑은 고딕" w:hAnsi="맑은 고딕" w:hint="eastAsia"/>
-          <w:color w:val="1B211D"/>
-          <w:sz w:val="20"/>
-          <w:szCs w:val="20"/>
-        </w:rPr>
-        <w:t>뚜껑이</w:t>
-      </w:r>
-      <w:r>
-        <w:rPr>
-          <w:rFonts w:ascii="맑은 고딕" w:eastAsia="맑은 고딕" w:hAnsi="맑은 고딕" w:hint="eastAsia"/>
-          <w:color w:val="1B211D"/>
-          <w:sz w:val="20"/>
-          <w:szCs w:val="20"/>
-        </w:rPr>
-        <w:t xml:space="preserve"> </w:t>
-      </w:r>
-      <w:r>
-        <w:rPr>
-          <w:rStyle w:val="a3"/>
-          <w:rFonts w:ascii="맑은 고딕" w:eastAsia="맑은 고딕" w:hAnsi="맑은 고딕" w:hint="eastAsia"/>
-          <w:sz w:val="20"/>
-          <w:szCs w:val="20"/>
-        </w:rPr>
-        <w:t>병</w:t>
-      </w:r>
-      <w:r>
-        <w:rPr>
-          <w:rStyle w:val="a3"/>
-          <w:rFonts w:ascii="맑은 고딕" w:eastAsia="맑은 고딕" w:hAnsi="맑은 고딕" w:hint="eastAsia"/>
-          <w:sz w:val="20"/>
-          <w:szCs w:val="20"/>
-        </w:rPr>
-        <w:t xml:space="preserve"> </w:t>
-      </w:r>
-      <w:r>
-        <w:rPr>
-          <w:rStyle w:val="a3"/>
-          <w:rFonts w:ascii="맑은 고딕" w:eastAsia="맑은 고딕" w:hAnsi="맑은 고딕" w:hint="eastAsia"/>
-          <w:sz w:val="20"/>
-          <w:szCs w:val="20"/>
-        </w:rPr>
-        <w:t>하나의</w:t>
-      </w:r>
-      <w:r>
-        <w:rPr>
-          <w:rStyle w:val="a3"/>
-          <w:rFonts w:ascii="맑은 고딕" w:eastAsia="맑은 고딕" w:hAnsi="맑은 고딕" w:hint="eastAsia"/>
-          <w:sz w:val="20"/>
-          <w:szCs w:val="20"/>
-        </w:rPr>
-        <w:t xml:space="preserve"> </w:t>
-      </w:r>
-      <w:r>
-        <w:rPr>
-          <w:rStyle w:val="a3"/>
-          <w:rFonts w:ascii="맑은 고딕" w:eastAsia="맑은 고딕" w:hAnsi="맑은 고딕" w:hint="eastAsia"/>
-          <w:sz w:val="20"/>
-          <w:szCs w:val="20"/>
-        </w:rPr>
-        <w:t>실루엣</w:t>
-      </w:r>
-      <w:r>
-        <w:rPr>
-          <w:rFonts w:ascii="맑은 고딕" w:eastAsia="맑은 고딕" w:hAnsi="맑은 고딕" w:hint="eastAsia"/>
-          <w:color w:val="1B211D"/>
-          <w:sz w:val="20"/>
-          <w:szCs w:val="20"/>
-        </w:rPr>
-        <w:t>을</w:t>
-      </w:r>
-      <w:r>
-        <w:rPr>
-          <w:rFonts w:ascii="맑은 고딕" w:eastAsia="맑은 고딕" w:hAnsi="맑은 고딕" w:hint="eastAsia"/>
-          <w:color w:val="1B211D"/>
-          <w:sz w:val="20"/>
-          <w:szCs w:val="20"/>
-        </w:rPr>
-        <w:t xml:space="preserve"> </w:t>
-      </w:r>
-      <w:r>
-        <w:rPr>
-          <w:rFonts w:ascii="맑은 고딕" w:eastAsia="맑은 고딕" w:hAnsi="맑은 고딕" w:hint="eastAsia"/>
-          <w:color w:val="1B211D"/>
-          <w:sz w:val="20"/>
-          <w:szCs w:val="20"/>
-        </w:rPr>
-        <w:t>채워간다</w:t>
-      </w:r>
-      <w:r>
-        <w:rPr>
-          <w:rFonts w:ascii="맑은 고딕" w:eastAsia="맑은 고딕" w:hAnsi="맑은 고딕" w:hint="eastAsia"/>
-          <w:color w:val="1B211D"/>
-          <w:sz w:val="20"/>
-          <w:szCs w:val="20"/>
-        </w:rPr>
-        <w:t xml:space="preserve">. </w:t>
-      </w:r>
-      <w:r>
-        <w:rPr>
-          <w:rFonts w:ascii="맑은 고딕" w:eastAsia="맑은 고딕" w:hAnsi="맑은 고딕" w:hint="eastAsia"/>
-          <w:color w:val="1B211D"/>
-          <w:sz w:val="20"/>
-          <w:szCs w:val="20"/>
-        </w:rPr>
-        <w:t>병이</w:t>
-      </w:r>
-      <w:r>
-        <w:rPr>
-          <w:rFonts w:ascii="맑은 고딕" w:eastAsia="맑은 고딕" w:hAnsi="맑은 고딕" w:hint="eastAsia"/>
-          <w:color w:val="1B211D"/>
-          <w:sz w:val="20"/>
-          <w:szCs w:val="20"/>
-        </w:rPr>
-        <w:t xml:space="preserve"> </w:t>
-      </w:r>
-      <w:r>
-        <w:rPr>
-          <w:rFonts w:ascii="맑은 고딕" w:eastAsia="맑은 고딕" w:hAnsi="맑은 고딕" w:hint="eastAsia"/>
-          <w:color w:val="1B211D"/>
-          <w:sz w:val="20"/>
-          <w:szCs w:val="20"/>
-        </w:rPr>
-        <w:t>가득</w:t>
-      </w:r>
-      <w:r>
-        <w:rPr>
-          <w:rFonts w:ascii="맑은 고딕" w:eastAsia="맑은 고딕" w:hAnsi="맑은 고딕" w:hint="eastAsia"/>
-          <w:color w:val="1B211D"/>
-          <w:sz w:val="20"/>
-          <w:szCs w:val="20"/>
-        </w:rPr>
-        <w:t xml:space="preserve"> </w:t>
-      </w:r>
-      <w:r>
-        <w:rPr>
-          <w:rFonts w:ascii="맑은 고딕" w:eastAsia="맑은 고딕" w:hAnsi="맑은 고딕" w:hint="eastAsia"/>
-          <w:color w:val="1B211D"/>
-          <w:sz w:val="20"/>
-          <w:szCs w:val="20"/>
-        </w:rPr>
-        <w:t>차면</w:t>
-      </w:r>
-      <w:r>
-        <w:rPr>
-          <w:rFonts w:ascii="맑은 고딕" w:eastAsia="맑은 고딕" w:hAnsi="맑은 고딕" w:hint="eastAsia"/>
-          <w:color w:val="1B211D"/>
-          <w:sz w:val="20"/>
-          <w:szCs w:val="20"/>
-        </w:rPr>
-        <w:t>(</w:t>
-      </w:r>
-      <w:r>
-        <w:rPr>
-          <w:rFonts w:ascii="맑은 고딕" w:eastAsia="맑은 고딕" w:hAnsi="맑은 고딕" w:hint="eastAsia"/>
-          <w:color w:val="1B211D"/>
-          <w:sz w:val="20"/>
-          <w:szCs w:val="20"/>
-        </w:rPr>
-        <w:t>주간</w:t>
-      </w:r>
-      <w:r>
-        <w:rPr>
-          <w:rFonts w:ascii="맑은 고딕" w:eastAsia="맑은 고딕" w:hAnsi="맑은 고딕" w:hint="eastAsia"/>
-          <w:color w:val="1B211D"/>
-          <w:sz w:val="20"/>
-          <w:szCs w:val="20"/>
-        </w:rPr>
-        <w:t xml:space="preserve"> 2</w:t>
-      </w:r>
-      <w:r>
-        <w:rPr>
-          <w:rFonts w:ascii="맑은 고딕" w:eastAsia="맑은 고딕" w:hAnsi="맑은 고딕" w:hint="eastAsia"/>
-          <w:color w:val="1B211D"/>
-          <w:sz w:val="20"/>
-          <w:szCs w:val="20"/>
-        </w:rPr>
-        <w:t>만</w:t>
-      </w:r>
-      <w:r>
-        <w:rPr>
-          <w:rFonts w:ascii="맑은 고딕" w:eastAsia="맑은 고딕" w:hAnsi="맑은 고딕" w:hint="eastAsia"/>
-          <w:color w:val="1B211D"/>
-          <w:sz w:val="20"/>
-          <w:szCs w:val="20"/>
-        </w:rPr>
-        <w:t xml:space="preserve"> </w:t>
-      </w:r>
-      <w:r>
-        <w:rPr>
-          <w:rFonts w:ascii="맑은 고딕" w:eastAsia="맑은 고딕" w:hAnsi="맑은 고딕" w:hint="eastAsia"/>
-          <w:color w:val="1B211D"/>
-          <w:sz w:val="20"/>
-          <w:szCs w:val="20"/>
-        </w:rPr>
-        <w:t>잔</w:t>
-      </w:r>
-      <w:r>
-        <w:rPr>
-          <w:rFonts w:ascii="맑은 고딕" w:eastAsia="맑은 고딕" w:hAnsi="맑은 고딕" w:hint="eastAsia"/>
-          <w:color w:val="1B211D"/>
-          <w:sz w:val="20"/>
-          <w:szCs w:val="20"/>
-        </w:rPr>
-        <w:t xml:space="preserve">) </w:t>
-      </w:r>
-      <w:r>
-        <w:rPr>
-          <w:rFonts w:ascii="맑은 고딕" w:eastAsia="맑은 고딕" w:hAnsi="맑은 고딕" w:hint="eastAsia"/>
-          <w:color w:val="1B211D"/>
-          <w:sz w:val="20"/>
-          <w:szCs w:val="20"/>
-        </w:rPr>
-        <w:t>이번</w:t>
-      </w:r>
-      <w:r>
-        <w:rPr>
-          <w:rFonts w:ascii="맑은 고딕" w:eastAsia="맑은 고딕" w:hAnsi="맑은 고딕" w:hint="eastAsia"/>
-          <w:color w:val="1B211D"/>
-          <w:sz w:val="20"/>
-          <w:szCs w:val="20"/>
-        </w:rPr>
-        <w:t xml:space="preserve"> </w:t>
-      </w:r>
-      <w:r>
-        <w:rPr>
-          <w:rFonts w:ascii="맑은 고딕" w:eastAsia="맑은 고딕" w:hAnsi="맑은 고딕" w:hint="eastAsia"/>
-          <w:color w:val="1B211D"/>
-          <w:sz w:val="20"/>
-          <w:szCs w:val="20"/>
-        </w:rPr>
-        <w:t>주</w:t>
-      </w:r>
-      <w:r>
-        <w:rPr>
-          <w:rFonts w:ascii="맑은 고딕" w:eastAsia="맑은 고딕" w:hAnsi="맑은 고딕" w:hint="eastAsia"/>
-          <w:color w:val="1B211D"/>
-          <w:sz w:val="20"/>
-          <w:szCs w:val="20"/>
-        </w:rPr>
-        <w:t xml:space="preserve"> </w:t>
-      </w:r>
-      <w:r>
-        <w:rPr>
-          <w:rFonts w:ascii="맑은 고딕" w:eastAsia="맑은 고딕" w:hAnsi="맑은 고딕" w:hint="eastAsia"/>
-          <w:color w:val="1B211D"/>
-          <w:sz w:val="20"/>
-          <w:szCs w:val="20"/>
-        </w:rPr>
-        <w:t>라벨이</w:t>
-      </w:r>
-      <w:r>
-        <w:rPr>
-          <w:rFonts w:ascii="맑은 고딕" w:eastAsia="맑은 고딕" w:hAnsi="맑은 고딕" w:hint="eastAsia"/>
-          <w:color w:val="1B211D"/>
-          <w:sz w:val="20"/>
-          <w:szCs w:val="20"/>
-        </w:rPr>
-        <w:t xml:space="preserve"> </w:t>
-      </w:r>
-      <w:r>
-        <w:rPr>
-          <w:rFonts w:ascii="맑은 고딕" w:eastAsia="맑은 고딕" w:hAnsi="맑은 고딕" w:hint="eastAsia"/>
-          <w:color w:val="1B211D"/>
-          <w:sz w:val="20"/>
-          <w:szCs w:val="20"/>
-        </w:rPr>
-        <w:t>인쇄소로</w:t>
-      </w:r>
-      <w:r>
-        <w:rPr>
-          <w:rFonts w:ascii="맑은 고딕" w:eastAsia="맑은 고딕" w:hAnsi="맑은 고딕" w:hint="eastAsia"/>
-          <w:color w:val="1B211D"/>
-          <w:sz w:val="20"/>
-          <w:szCs w:val="20"/>
-        </w:rPr>
-        <w:t xml:space="preserve"> </w:t>
-      </w:r>
-      <w:r>
-        <w:rPr>
-          <w:rFonts w:ascii="맑은 고딕" w:eastAsia="맑은 고딕" w:hAnsi="맑은 고딕" w:hint="eastAsia"/>
-          <w:color w:val="1B211D"/>
-          <w:sz w:val="20"/>
-          <w:szCs w:val="20"/>
-        </w:rPr>
-        <w:t>간다</w:t>
-      </w:r>
-      <w:r>
-        <w:rPr>
-          <w:rFonts w:ascii="맑은 고딕" w:eastAsia="맑은 고딕" w:hAnsi="맑은 고딕" w:hint="eastAsia"/>
-          <w:color w:val="1B211D"/>
-          <w:sz w:val="20"/>
-          <w:szCs w:val="20"/>
-        </w:rPr>
-        <w:t xml:space="preserve"> </w:t>
-      </w:r>
-      <w:r>
-        <w:rPr>
-          <w:rFonts w:ascii="맑은 고딕" w:eastAsia="맑은 고딕" w:hAnsi="맑은 고딕" w:hint="eastAsia"/>
-          <w:color w:val="1B211D"/>
-          <w:sz w:val="20"/>
-          <w:szCs w:val="20"/>
-        </w:rPr>
-        <w:t>—</w:t>
-      </w:r>
-      <w:r>
-        <w:rPr>
-          <w:rFonts w:ascii="맑은 고딕" w:eastAsia="맑은 고딕" w:hAnsi="맑은 고딕" w:hint="eastAsia"/>
-          <w:color w:val="1B211D"/>
-          <w:sz w:val="20"/>
-          <w:szCs w:val="20"/>
-        </w:rPr>
-        <w:t xml:space="preserve"> </w:t>
-      </w:r>
-      <w:r>
-        <w:rPr>
-          <w:rFonts w:ascii="맑은 고딕" w:eastAsia="맑은 고딕" w:hAnsi="맑은 고딕" w:hint="eastAsia"/>
-          <w:color w:val="1B211D"/>
-          <w:sz w:val="20"/>
-          <w:szCs w:val="20"/>
-        </w:rPr>
-        <w:t>참여</w:t>
-      </w:r>
-      <w:r>
-        <w:rPr>
-          <w:rFonts w:ascii="맑은 고딕" w:eastAsia="맑은 고딕" w:hAnsi="맑은 고딕" w:hint="eastAsia"/>
-          <w:color w:val="1B211D"/>
-          <w:sz w:val="20"/>
-          <w:szCs w:val="20"/>
-        </w:rPr>
-        <w:t xml:space="preserve"> </w:t>
-      </w:r>
-      <w:r>
-        <w:rPr>
-          <w:rFonts w:ascii="맑은 고딕" w:eastAsia="맑은 고딕" w:hAnsi="맑은 고딕" w:hint="eastAsia"/>
-          <w:color w:val="1B211D"/>
-          <w:sz w:val="20"/>
-          <w:szCs w:val="20"/>
-        </w:rPr>
-        <w:t>총량이</w:t>
-      </w:r>
-      <w:r>
-        <w:rPr>
-          <w:rFonts w:ascii="맑은 고딕" w:eastAsia="맑은 고딕" w:hAnsi="맑은 고딕" w:hint="eastAsia"/>
-          <w:color w:val="1B211D"/>
-          <w:sz w:val="20"/>
-          <w:szCs w:val="20"/>
-        </w:rPr>
-        <w:t xml:space="preserve"> </w:t>
-      </w:r>
-      <w:r>
-        <w:rPr>
-          <w:rFonts w:ascii="맑은 고딕" w:eastAsia="맑은 고딕" w:hAnsi="맑은 고딕" w:hint="eastAsia"/>
-          <w:color w:val="1B211D"/>
-          <w:sz w:val="20"/>
-          <w:szCs w:val="20"/>
-        </w:rPr>
-        <w:t>눈앞에서</w:t>
-      </w:r>
-      <w:r>
-        <w:rPr>
-          <w:rFonts w:ascii="맑은 고딕" w:eastAsia="맑은 고딕" w:hAnsi="맑은 고딕" w:hint="eastAsia"/>
-          <w:color w:val="1B211D"/>
-          <w:sz w:val="20"/>
-          <w:szCs w:val="20"/>
-        </w:rPr>
-        <w:t xml:space="preserve"> </w:t>
-      </w:r>
-      <w:r>
-        <w:rPr>
-          <w:rFonts w:ascii="맑은 고딕" w:eastAsia="맑은 고딕" w:hAnsi="맑은 고딕" w:hint="eastAsia"/>
-          <w:color w:val="1B211D"/>
-          <w:sz w:val="20"/>
-          <w:szCs w:val="20"/>
-        </w:rPr>
-        <w:t>제품이</w:t>
-      </w:r>
-      <w:r>
-        <w:rPr>
-          <w:rFonts w:ascii="맑은 고딕" w:eastAsia="맑은 고딕" w:hAnsi="맑은 고딕" w:hint="eastAsia"/>
-          <w:color w:val="1B211D"/>
-          <w:sz w:val="20"/>
-          <w:szCs w:val="20"/>
-        </w:rPr>
-        <w:t xml:space="preserve"> </w:t>
-      </w:r>
-      <w:r>
-        <w:rPr>
-          <w:rFonts w:ascii="맑은 고딕" w:eastAsia="맑은 고딕" w:hAnsi="맑은 고딕" w:hint="eastAsia"/>
-          <w:color w:val="1B211D"/>
-          <w:sz w:val="20"/>
-          <w:szCs w:val="20"/>
-        </w:rPr>
-        <w:t>되어가는</w:t>
-      </w:r>
-      <w:r>
-        <w:rPr>
-          <w:rFonts w:ascii="맑은 고딕" w:eastAsia="맑은 고딕" w:hAnsi="맑은 고딕" w:hint="eastAsia"/>
-          <w:color w:val="1B211D"/>
-          <w:sz w:val="20"/>
-          <w:szCs w:val="20"/>
-        </w:rPr>
-        <w:t xml:space="preserve"> </w:t>
-      </w:r>
-      <w:r>
-        <w:rPr>
-          <w:rFonts w:ascii="맑은 고딕" w:eastAsia="맑은 고딕" w:hAnsi="맑은 고딕" w:hint="eastAsia"/>
-          <w:color w:val="1B211D"/>
-          <w:sz w:val="20"/>
-          <w:szCs w:val="20"/>
-        </w:rPr>
-        <w:t>집단</w:t>
-      </w:r>
-      <w:r>
-        <w:rPr>
-          <w:rFonts w:ascii="맑은 고딕" w:eastAsia="맑은 고딕" w:hAnsi="맑은 고딕" w:hint="eastAsia"/>
-          <w:color w:val="1B211D"/>
-          <w:sz w:val="20"/>
-          <w:szCs w:val="20"/>
-        </w:rPr>
-        <w:t xml:space="preserve"> </w:t>
-      </w:r>
-      <w:r>
-        <w:rPr>
-          <w:rFonts w:ascii="맑은 고딕" w:eastAsia="맑은 고딕" w:hAnsi="맑은 고딕" w:hint="eastAsia"/>
-          <w:color w:val="1B211D"/>
-          <w:sz w:val="20"/>
-          <w:szCs w:val="20"/>
-        </w:rPr>
-        <w:t>작품</w:t>
+        <w:t>후보</w:t>
+      </w:r>
+      <w:r>
+        <w:rPr>
+          <w:rFonts w:ascii="맑은 고딕" w:eastAsia="맑은 고딕" w:hAnsi="맑은 고딕" w:hint="eastAsia"/>
+          <w:color w:val="1B211D"/>
+          <w:sz w:val="20"/>
+          <w:szCs w:val="20"/>
+        </w:rPr>
+        <w:t xml:space="preserve"> </w:t>
+      </w:r>
+      <w:r>
+        <w:rPr>
+          <w:rFonts w:ascii="맑은 고딕" w:eastAsia="맑은 고딕" w:hAnsi="맑은 고딕" w:hint="eastAsia"/>
+          <w:color w:val="1B211D"/>
+          <w:sz w:val="20"/>
+          <w:szCs w:val="20"/>
+        </w:rPr>
+        <w:t>뱃지를</w:t>
+      </w:r>
+      <w:r>
+        <w:rPr>
+          <w:rFonts w:ascii="맑은 고딕" w:eastAsia="맑은 고딕" w:hAnsi="맑은 고딕" w:hint="eastAsia"/>
+          <w:color w:val="1B211D"/>
+          <w:sz w:val="20"/>
+          <w:szCs w:val="20"/>
+        </w:rPr>
+        <w:t xml:space="preserve"> </w:t>
+      </w:r>
+      <w:r>
+        <w:rPr>
+          <w:rFonts w:ascii="맑은 고딕" w:eastAsia="맑은 고딕" w:hAnsi="맑은 고딕" w:hint="eastAsia"/>
+          <w:color w:val="1B211D"/>
+          <w:sz w:val="20"/>
+          <w:szCs w:val="20"/>
+        </w:rPr>
+        <w:t>단다</w:t>
       </w:r>
     </w:p>
     <w:p>
@@ -26323,97 +26688,7 @@
           <w:sz w:val="20"/>
           <w:szCs w:val="20"/>
         </w:rPr>
-        <w:t>(</w:t>
-      </w:r>
-      <w:r>
-        <w:rPr>
-          <w:rFonts w:ascii="맑은 고딕" w:eastAsia="맑은 고딕" w:hAnsi="맑은 고딕" w:hint="eastAsia"/>
-          <w:color w:val="1B211D"/>
-          <w:sz w:val="20"/>
-          <w:szCs w:val="20"/>
-        </w:rPr>
-        <w:t>뚜껑</w:t>
-      </w:r>
-      <w:r>
-        <w:rPr>
-          <w:rFonts w:ascii="맑은 고딕" w:eastAsia="맑은 고딕" w:hAnsi="맑은 고딕" w:hint="eastAsia"/>
-          <w:color w:val="1B211D"/>
-          <w:sz w:val="20"/>
-          <w:szCs w:val="20"/>
-        </w:rPr>
-        <w:t xml:space="preserve"> </w:t>
-      </w:r>
-      <w:r>
-        <w:rPr>
-          <w:rFonts w:ascii="맑은 고딕" w:eastAsia="맑은 고딕" w:hAnsi="맑은 고딕" w:hint="eastAsia"/>
-          <w:color w:val="1B211D"/>
-          <w:sz w:val="20"/>
-          <w:szCs w:val="20"/>
-        </w:rPr>
-        <w:t>모자이크의</w:t>
-      </w:r>
-      <w:r>
-        <w:rPr>
-          <w:rFonts w:ascii="맑은 고딕" w:eastAsia="맑은 고딕" w:hAnsi="맑은 고딕" w:hint="eastAsia"/>
-          <w:color w:val="1B211D"/>
-          <w:sz w:val="20"/>
-          <w:szCs w:val="20"/>
-        </w:rPr>
-        <w:t xml:space="preserve"> </w:t>
-      </w:r>
-      <w:r>
-        <w:rPr>
-          <w:rFonts w:ascii="맑은 고딕" w:eastAsia="맑은 고딕" w:hAnsi="맑은 고딕" w:hint="eastAsia"/>
-          <w:color w:val="1B211D"/>
-          <w:sz w:val="20"/>
-          <w:szCs w:val="20"/>
-        </w:rPr>
-        <w:t>잔이</w:t>
-      </w:r>
-      <w:r>
-        <w:rPr>
-          <w:rFonts w:ascii="맑은 고딕" w:eastAsia="맑은 고딕" w:hAnsi="맑은 고딕" w:hint="eastAsia"/>
-          <w:color w:val="1B211D"/>
-          <w:sz w:val="20"/>
-          <w:szCs w:val="20"/>
-        </w:rPr>
-        <w:t xml:space="preserve"> </w:t>
-      </w:r>
-      <w:r>
-        <w:rPr>
-          <w:rFonts w:ascii="맑은 고딕" w:eastAsia="맑은 고딕" w:hAnsi="맑은 고딕" w:hint="eastAsia"/>
-          <w:color w:val="1B211D"/>
-          <w:sz w:val="20"/>
-          <w:szCs w:val="20"/>
-        </w:rPr>
-        <w:t>가득</w:t>
-      </w:r>
-      <w:r>
-        <w:rPr>
-          <w:rFonts w:ascii="맑은 고딕" w:eastAsia="맑은 고딕" w:hAnsi="맑은 고딕" w:hint="eastAsia"/>
-          <w:color w:val="1B211D"/>
-          <w:sz w:val="20"/>
-          <w:szCs w:val="20"/>
-        </w:rPr>
-        <w:t xml:space="preserve"> </w:t>
-      </w:r>
-      <w:r>
-        <w:rPr>
-          <w:rFonts w:ascii="맑은 고딕" w:eastAsia="맑은 고딕" w:hAnsi="맑은 고딕" w:hint="eastAsia"/>
-          <w:color w:val="1B211D"/>
-          <w:sz w:val="20"/>
-          <w:szCs w:val="20"/>
-        </w:rPr>
-        <w:t>찬</w:t>
-      </w:r>
-      <w:r>
-        <w:rPr>
-          <w:rFonts w:ascii="맑은 고딕" w:eastAsia="맑은 고딕" w:hAnsi="맑은 고딕" w:hint="eastAsia"/>
-          <w:color w:val="1B211D"/>
-          <w:sz w:val="20"/>
-          <w:szCs w:val="20"/>
-        </w:rPr>
-        <w:t xml:space="preserve">) </w:t>
+        <w:t xml:space="preserve"> </w:t>
       </w:r>
       <w:r>
         <w:rPr>
@@ -29128,7 +29403,7 @@
           <w:sz w:val="20"/>
           <w:szCs w:val="20"/>
         </w:rPr>
-        <w:pict w14:anchorId="0892BC1C">
+        <w:pict w14:anchorId="77913B21">
           <v:rect id="_x0000_i1032" style="width:0;height:1.5pt" o:hralign="center" o:hrstd="t" o:hr="t" fillcolor="#a0a0a0" stroked="f"/>
         </w:pict>
       </w:r>
@@ -29395,7 +29670,16 @@
           <w:sz w:val="20"/>
           <w:szCs w:val="20"/>
         </w:rPr>
-        <w:t>. "2026-2</w:t>
+        <w:t>. "</w:t>
+      </w:r>
+      <w:r>
+        <w:rPr>
+          <w:rFonts w:ascii="맑은 고딕" w:eastAsia="맑은 고딕" w:hAnsi="맑은 고딕" w:hint="eastAsia"/>
+          <w:color w:val="1B211D"/>
+          <w:sz w:val="20"/>
+          <w:szCs w:val="20"/>
+        </w:rPr>
+        <w:t>2026-2</w:t>
       </w:r>
       <w:r>
         <w:rPr>
@@ -32410,7 +32694,7 @@
           <w:sz w:val="20"/>
           <w:szCs w:val="20"/>
         </w:rPr>
-        <w:pict w14:anchorId="00474356">
+        <w:pict w14:anchorId="19965C06">
           <v:rect id="_x0000_i1033" style="width:0;height:1.5pt" o:hralign="center" o:hrstd="t" o:hr="t" fillcolor="#a0a0a0" stroked="f"/>
         </w:pict>
       </w:r>
@@ -34716,7 +35000,7 @@
           <w:sz w:val="20"/>
           <w:szCs w:val="20"/>
         </w:rPr>
-        <w:pict w14:anchorId="48EEE075">
+        <w:pict w14:anchorId="38550F8C">
           <v:rect id="_x0000_i1034" style="width:0;height:1.5pt" o:hralign="center" o:hrstd="t" o:hr="t" fillcolor="#a0a0a0" stroked="f"/>
         </w:pict>
       </w:r>
@@ -36396,7 +36680,7 @@
           <w:sz w:val="20"/>
           <w:szCs w:val="20"/>
         </w:rPr>
-        <w:pict w14:anchorId="0F25B469">
+        <w:pict w14:anchorId="32423EA2">
           <v:rect id="_x0000_i1035" style="width:0;height:1.5pt" o:hralign="center" o:hrstd="t" o:hr="t" fillcolor="#a0a0a0" stroked="f"/>
         </w:pict>
       </w:r>
@@ -37716,97 +38000,97 @@
           <w:sz w:val="20"/>
           <w:szCs w:val="20"/>
         </w:rPr>
-        <w:t>내</w:t>
-      </w:r>
-      <w:r>
-        <w:rPr>
-          <w:rFonts w:ascii="맑은 고딕" w:eastAsia="맑은 고딕" w:hAnsi="맑은 고딕" w:hint="eastAsia"/>
-          <w:color w:val="1B211D"/>
-          <w:sz w:val="20"/>
-          <w:szCs w:val="20"/>
-        </w:rPr>
-        <w:t xml:space="preserve"> </w:t>
-      </w:r>
-      <w:r>
-        <w:rPr>
-          <w:rFonts w:ascii="맑은 고딕" w:eastAsia="맑은 고딕" w:hAnsi="맑은 고딕" w:hint="eastAsia"/>
-          <w:color w:val="1B211D"/>
-          <w:sz w:val="20"/>
-          <w:szCs w:val="20"/>
-        </w:rPr>
-        <w:t>뚜껑이</w:t>
-      </w:r>
-      <w:r>
-        <w:rPr>
-          <w:rFonts w:ascii="맑은 고딕" w:eastAsia="맑은 고딕" w:hAnsi="맑은 고딕" w:hint="eastAsia"/>
-          <w:color w:val="1B211D"/>
-          <w:sz w:val="20"/>
-          <w:szCs w:val="20"/>
-        </w:rPr>
-        <w:t xml:space="preserve"> </w:t>
-      </w:r>
-      <w:r>
-        <w:rPr>
-          <w:rFonts w:ascii="맑은 고딕" w:eastAsia="맑은 고딕" w:hAnsi="맑은 고딕" w:hint="eastAsia"/>
-          <w:color w:val="1B211D"/>
-          <w:sz w:val="20"/>
-          <w:szCs w:val="20"/>
-        </w:rPr>
-        <w:t>잔</w:t>
-      </w:r>
-      <w:r>
-        <w:rPr>
-          <w:rFonts w:ascii="맑은 고딕" w:eastAsia="맑은 고딕" w:hAnsi="맑은 고딕" w:hint="eastAsia"/>
-          <w:color w:val="1B211D"/>
-          <w:sz w:val="20"/>
-          <w:szCs w:val="20"/>
-        </w:rPr>
-        <w:t xml:space="preserve"> </w:t>
-      </w:r>
-      <w:r>
-        <w:rPr>
-          <w:rFonts w:ascii="맑은 고딕" w:eastAsia="맑은 고딕" w:hAnsi="맑은 고딕" w:hint="eastAsia"/>
-          <w:color w:val="1B211D"/>
-          <w:sz w:val="20"/>
-          <w:szCs w:val="20"/>
-        </w:rPr>
-        <w:t>모자이크에</w:t>
-      </w:r>
-      <w:r>
-        <w:rPr>
-          <w:rFonts w:ascii="맑은 고딕" w:eastAsia="맑은 고딕" w:hAnsi="맑은 고딕" w:hint="eastAsia"/>
-          <w:color w:val="1B211D"/>
-          <w:sz w:val="20"/>
-          <w:szCs w:val="20"/>
-        </w:rPr>
-        <w:t xml:space="preserve"> </w:t>
-      </w:r>
-      <w:r>
-        <w:rPr>
-          <w:rFonts w:ascii="맑은 고딕" w:eastAsia="맑은 고딕" w:hAnsi="맑은 고딕" w:hint="eastAsia"/>
-          <w:color w:val="1B211D"/>
-          <w:sz w:val="20"/>
-          <w:szCs w:val="20"/>
-        </w:rPr>
-        <w:t>앰버색으로</w:t>
-      </w:r>
-      <w:r>
-        <w:rPr>
-          <w:rFonts w:ascii="맑은 고딕" w:eastAsia="맑은 고딕" w:hAnsi="맑은 고딕" w:hint="eastAsia"/>
-          <w:color w:val="1B211D"/>
-          <w:sz w:val="20"/>
-          <w:szCs w:val="20"/>
-        </w:rPr>
-        <w:t xml:space="preserve"> </w:t>
-      </w:r>
-      <w:r>
-        <w:rPr>
-          <w:rFonts w:ascii="맑은 고딕" w:eastAsia="맑은 고딕" w:hAnsi="맑은 고딕" w:hint="eastAsia"/>
-          <w:color w:val="1B211D"/>
-          <w:sz w:val="20"/>
-          <w:szCs w:val="20"/>
-        </w:rPr>
-        <w:t>박힘</w:t>
+        <w:t>상단</w:t>
+      </w:r>
+      <w:r>
+        <w:rPr>
+          <w:rFonts w:ascii="맑은 고딕" w:eastAsia="맑은 고딕" w:hAnsi="맑은 고딕" w:hint="eastAsia"/>
+          <w:color w:val="1B211D"/>
+          <w:sz w:val="20"/>
+          <w:szCs w:val="20"/>
+        </w:rPr>
+        <w:t xml:space="preserve"> </w:t>
+      </w:r>
+      <w:r>
+        <w:rPr>
+          <w:rFonts w:ascii="맑은 고딕" w:eastAsia="맑은 고딕" w:hAnsi="맑은 고딕" w:hint="eastAsia"/>
+          <w:color w:val="1B211D"/>
+          <w:sz w:val="20"/>
+          <w:szCs w:val="20"/>
+        </w:rPr>
+        <w:t>개교</w:t>
+      </w:r>
+      <w:r>
+        <w:rPr>
+          <w:rFonts w:ascii="맑은 고딕" w:eastAsia="맑은 고딕" w:hAnsi="맑은 고딕" w:hint="eastAsia"/>
+          <w:color w:val="1B211D"/>
+          <w:sz w:val="20"/>
+          <w:szCs w:val="20"/>
+        </w:rPr>
+        <w:t xml:space="preserve"> </w:t>
+      </w:r>
+      <w:r>
+        <w:rPr>
+          <w:rFonts w:ascii="맑은 고딕" w:eastAsia="맑은 고딕" w:hAnsi="맑은 고딕" w:hint="eastAsia"/>
+          <w:color w:val="1B211D"/>
+          <w:sz w:val="20"/>
+          <w:szCs w:val="20"/>
+        </w:rPr>
+        <w:t>벽화의</w:t>
+      </w:r>
+      <w:r>
+        <w:rPr>
+          <w:rFonts w:ascii="맑은 고딕" w:eastAsia="맑은 고딕" w:hAnsi="맑은 고딕" w:hint="eastAsia"/>
+          <w:color w:val="1B211D"/>
+          <w:sz w:val="20"/>
+          <w:szCs w:val="20"/>
+        </w:rPr>
+        <w:t xml:space="preserve"> </w:t>
+      </w:r>
+      <w:r>
+        <w:rPr>
+          <w:rFonts w:ascii="맑은 고딕" w:eastAsia="맑은 고딕" w:hAnsi="맑은 고딕" w:hint="eastAsia"/>
+          <w:color w:val="1B211D"/>
+          <w:sz w:val="20"/>
+          <w:szCs w:val="20"/>
+        </w:rPr>
+        <w:t>병이</w:t>
+      </w:r>
+      <w:r>
+        <w:rPr>
+          <w:rFonts w:ascii="맑은 고딕" w:eastAsia="맑은 고딕" w:hAnsi="맑은 고딕" w:hint="eastAsia"/>
+          <w:color w:val="1B211D"/>
+          <w:sz w:val="20"/>
+          <w:szCs w:val="20"/>
+        </w:rPr>
+        <w:t xml:space="preserve"> </w:t>
+      </w:r>
+      <w:r>
+        <w:rPr>
+          <w:rFonts w:ascii="맑은 고딕" w:eastAsia="맑은 고딕" w:hAnsi="맑은 고딕" w:hint="eastAsia"/>
+          <w:color w:val="1B211D"/>
+          <w:sz w:val="20"/>
+          <w:szCs w:val="20"/>
+        </w:rPr>
+        <w:t>실시간으로</w:t>
+      </w:r>
+      <w:r>
+        <w:rPr>
+          <w:rFonts w:ascii="맑은 고딕" w:eastAsia="맑은 고딕" w:hAnsi="맑은 고딕" w:hint="eastAsia"/>
+          <w:color w:val="1B211D"/>
+          <w:sz w:val="20"/>
+          <w:szCs w:val="20"/>
+        </w:rPr>
+        <w:t xml:space="preserve"> </w:t>
+      </w:r>
+      <w:r>
+        <w:rPr>
+          <w:rFonts w:ascii="맑은 고딕" w:eastAsia="맑은 고딕" w:hAnsi="맑은 고딕" w:hint="eastAsia"/>
+          <w:color w:val="1B211D"/>
+          <w:sz w:val="20"/>
+          <w:szCs w:val="20"/>
+        </w:rPr>
+        <w:t>차오름</w:t>
       </w:r>
     </w:p>
     <w:p>
@@ -38515,7 +38799,7 @@
           <w:sz w:val="20"/>
           <w:szCs w:val="20"/>
         </w:rPr>
-        <w:pict w14:anchorId="3486E215">
+        <w:pict w14:anchorId="32699F59">
           <v:rect id="_x0000_i1036" style="width:0;height:1.5pt" o:hralign="center" o:hrstd="t" o:hr="t" fillcolor="#a0a0a0" stroked="f"/>
         </w:pict>
       </w:r>
@@ -39383,13 +39667,13 @@
 <file path=word/numbering.xml><?xml version="1.0" encoding="utf-8"?>
 <w:numbering xmlns:wpc="http://schemas.microsoft.com/office/word/2010/wordprocessingCanvas" xmlns:cx="http://schemas.microsoft.com/office/drawing/2014/chartex" xmlns:cx1="http://schemas.microsoft.com/office/drawing/2015/9/8/chartex" xmlns:cx2="http://schemas.microsoft.com/office/drawing/2015/10/21/chartex" xmlns:cx3="http://schemas.microsoft.com/office/drawing/2016/5/9/chartex" xmlns:cx4="http://schemas.microsoft.com/office/drawing/2016/5/10/chartex" xmlns:cx5="http://schemas.microsoft.com/office/drawing/2016/5/11/chartex" xmlns:cx6="http://schemas.microsoft.com/office/drawing/2016/5/12/chartex" xmlns:cx7="http://schemas.microsoft.com/office/drawing/2016/5/13/chartex" xmlns:cx8="http://schemas.microsoft.com/office/drawing/2016/5/14/chartex" xmlns:mc="http://schemas.openxmlformats.org/markup-compatibility/2006" xmlns:aink="http://schemas.microsoft.com/office/drawing/2016/ink" xmlns:am3d="http://schemas.microsoft.com/office/drawing/2017/model3d" xmlns:o="urn:schemas-microsoft-com:office:office" xmlns:oel="http://schemas.microsoft.com/office/2019/extlst" xmlns:r="http://schemas.openxmlformats.org/officeDocument/2006/relationships" xmlns:m="http://schemas.openxmlformats.org/officeDocument/2006/math" xmlns:v="urn:schemas-microsoft-com:vml" xmlns:wp14="http://schemas.microsoft.com/office/word/2010/wordprocessingDrawing" xmlns:wp="http://schemas.openxmlformats.org/drawingml/2006/wordprocessingDrawing" xmlns:w10="urn:schemas-microsoft-com:office:word" xmlns:w="http://schemas.openxmlformats.org/wordprocessingml/2006/main" xmlns:w14="http://schemas.microsoft.com/office/word/2010/wordml" xmlns:w15="http://schemas.microsoft.com/office/word/2012/wordml" xmlns:w16cex="http://schemas.microsoft.com/office/word/2018/wordml/cex" xmlns:w16cid="http://schemas.microsoft.com/office/word/2016/wordml/cid" xmlns:w16="http://schemas.microsoft.com/office/word/2018/wordml" xmlns:w16sdtdh="http://schemas.microsoft.com/office/word/2020/wordml/sdtdatahash" xmlns:w16se="http://schemas.microsoft.com/office/word/2015/wordml/symex" xmlns:wpg="http://schemas.microsoft.com/office/word/2010/wordprocessingGroup" xmlns:wpi="http://schemas.microsoft.com/office/word/2010/wordprocessingInk" xmlns:wne="http://schemas.microsoft.com/office/word/2006/wordml" xmlns:wps="http://schemas.microsoft.com/office/word/2010/wordprocessingShape" mc:Ignorable="w14 w15 w16se w16cid w16 w16cex w16sdtdh wp14">
   <w:abstractNum w:abstractNumId="0" w15:restartNumberingAfterBreak="0">
-    <w:nsid w:val="087058CE"/>
+    <w:nsid w:val="054377FD"/>
     <w:multiLevelType w:val="multilevel"/>
-    <w:tmpl w:val="3D4014B4"/>
+    <w:tmpl w:val="01184A80"/>
     <w:lvl w:ilvl="0">
       <w:start w:val="1"/>
-      <w:numFmt w:val="decimal"/>
-      <w:lvlText w:val="%1."/>
+      <w:numFmt w:val="bullet"/>
+      <w:lvlText w:val=""/>
       <w:lvlJc w:val="left"/>
       <w:pPr>
         <w:tabs>
@@ -39397,11 +39681,15 @@
         </w:tabs>
         <w:ind w:left="720" w:hanging="360"/>
       </w:pPr>
+      <w:rPr>
+        <w:rFonts w:ascii="Symbol" w:hAnsi="Symbol" w:hint="default"/>
+        <w:sz w:val="20"/>
+      </w:rPr>
     </w:lvl>
     <w:lvl w:ilvl="1" w:tentative="1">
       <w:start w:val="1"/>
-      <w:numFmt w:val="decimal"/>
-      <w:lvlText w:val="%2."/>
+      <w:numFmt w:val="bullet"/>
+      <w:lvlText w:val="o"/>
       <w:lvlJc w:val="left"/>
       <w:pPr>
         <w:tabs>
@@ -39409,11 +39697,15 @@
         </w:tabs>
         <w:ind w:left="1440" w:hanging="360"/>
       </w:pPr>
+      <w:rPr>
+        <w:rFonts w:ascii="Courier New" w:hAnsi="Courier New" w:hint="default"/>
+        <w:sz w:val="20"/>
+      </w:rPr>
     </w:lvl>
     <w:lvl w:ilvl="2" w:tentative="1">
       <w:start w:val="1"/>
-      <w:numFmt w:val="decimal"/>
-      <w:lvlText w:val="%3."/>
+      <w:numFmt w:val="bullet"/>
+      <w:lvlText w:val=""/>
       <w:lvlJc w:val="left"/>
       <w:pPr>
         <w:tabs>
@@ -39421,11 +39713,15 @@
         </w:tabs>
         <w:ind w:left="2160" w:hanging="360"/>
       </w:pPr>
+      <w:rPr>
+        <w:rFonts w:ascii="Wingdings" w:hAnsi="Wingdings" w:hint="default"/>
+        <w:sz w:val="20"/>
+      </w:rPr>
     </w:lvl>
     <w:lvl w:ilvl="3" w:tentative="1">
       <w:start w:val="1"/>
-      <w:numFmt w:val="decimal"/>
-      <w:lvlText w:val="%4."/>
+      <w:numFmt w:val="bullet"/>
+      <w:lvlText w:val=""/>
       <w:lvlJc w:val="left"/>
       <w:pPr>
         <w:tabs>
@@ -39433,11 +39729,15 @@
         </w:tabs>
         <w:ind w:left="2880" w:hanging="360"/>
       </w:pPr>
+      <w:rPr>
+        <w:rFonts w:ascii="Wingdings" w:hAnsi="Wingdings" w:hint="default"/>
+        <w:sz w:val="20"/>
+      </w:rPr>
     </w:lvl>
     <w:lvl w:ilvl="4" w:tentative="1">
       <w:start w:val="1"/>
-      <w:numFmt w:val="decimal"/>
-      <w:lvlText w:val="%5."/>
+      <w:numFmt w:val="bullet"/>
+      <w:lvlText w:val=""/>
       <w:lvlJc w:val="left"/>
       <w:pPr>
         <w:tabs>
@@ -39445,11 +39745,15 @@
         </w:tabs>
         <w:ind w:left="3600" w:hanging="360"/>
       </w:pPr>
+      <w:rPr>
+        <w:rFonts w:ascii="Wingdings" w:hAnsi="Wingdings" w:hint="default"/>
+        <w:sz w:val="20"/>
+      </w:rPr>
     </w:lvl>
     <w:lvl w:ilvl="5" w:tentative="1">
       <w:start w:val="1"/>
-      <w:numFmt w:val="decimal"/>
-      <w:lvlText w:val="%6."/>
+      <w:numFmt w:val="bullet"/>
+      <w:lvlText w:val=""/>
       <w:lvlJc w:val="left"/>
       <w:pPr>
         <w:tabs>
@@ -39457,11 +39761,15 @@
         </w:tabs>
         <w:ind w:left="4320" w:hanging="360"/>
       </w:pPr>
+      <w:rPr>
+        <w:rFonts w:ascii="Wingdings" w:hAnsi="Wingdings" w:hint="default"/>
+        <w:sz w:val="20"/>
+      </w:rPr>
     </w:lvl>
     <w:lvl w:ilvl="6" w:tentative="1">
       <w:start w:val="1"/>
-      <w:numFmt w:val="decimal"/>
-      <w:lvlText w:val="%7."/>
+      <w:numFmt w:val="bullet"/>
+      <w:lvlText w:val=""/>
       <w:lvlJc w:val="left"/>
       <w:pPr>
         <w:tabs>
@@ -39469,11 +39777,15 @@
         </w:tabs>
         <w:ind w:left="5040" w:hanging="360"/>
       </w:pPr>
+      <w:rPr>
+        <w:rFonts w:ascii="Wingdings" w:hAnsi="Wingdings" w:hint="default"/>
+        <w:sz w:val="20"/>
+      </w:rPr>
     </w:lvl>
     <w:lvl w:ilvl="7" w:tentative="1">
       <w:start w:val="1"/>
-      <w:numFmt w:val="decimal"/>
-      <w:lvlText w:val="%8."/>
+      <w:numFmt w:val="bullet"/>
+      <w:lvlText w:val=""/>
       <w:lvlJc w:val="left"/>
       <w:pPr>
         <w:tabs>
@@ -39481,11 +39793,15 @@
         </w:tabs>
         <w:ind w:left="5760" w:hanging="360"/>
       </w:pPr>
+      <w:rPr>
+        <w:rFonts w:ascii="Wingdings" w:hAnsi="Wingdings" w:hint="default"/>
+        <w:sz w:val="20"/>
+      </w:rPr>
     </w:lvl>
     <w:lvl w:ilvl="8" w:tentative="1">
       <w:start w:val="1"/>
-      <w:numFmt w:val="decimal"/>
-      <w:lvlText w:val="%9."/>
+      <w:numFmt w:val="bullet"/>
+      <w:lvlText w:val=""/>
       <w:lvlJc w:val="left"/>
       <w:pPr>
         <w:tabs>
@@ -39493,12 +39809,16 @@
         </w:tabs>
         <w:ind w:left="6480" w:hanging="360"/>
       </w:pPr>
+      <w:rPr>
+        <w:rFonts w:ascii="Wingdings" w:hAnsi="Wingdings" w:hint="default"/>
+        <w:sz w:val="20"/>
+      </w:rPr>
     </w:lvl>
   </w:abstractNum>
   <w:abstractNum w:abstractNumId="1" w15:restartNumberingAfterBreak="0">
-    <w:nsid w:val="08E85178"/>
+    <w:nsid w:val="062D2BA3"/>
     <w:multiLevelType w:val="multilevel"/>
-    <w:tmpl w:val="7FF09878"/>
+    <w:tmpl w:val="98CC30D2"/>
     <w:lvl w:ilvl="0">
       <w:start w:val="1"/>
       <w:numFmt w:val="bullet"/>
@@ -39645,9 +39965,9 @@
     </w:lvl>
   </w:abstractNum>
   <w:abstractNum w:abstractNumId="2" w15:restartNumberingAfterBreak="0">
-    <w:nsid w:val="0988655B"/>
+    <w:nsid w:val="0C1E7EA6"/>
     <w:multiLevelType w:val="multilevel"/>
-    <w:tmpl w:val="300E0BE6"/>
+    <w:tmpl w:val="12F6DCDA"/>
     <w:lvl w:ilvl="0">
       <w:start w:val="1"/>
       <w:numFmt w:val="bullet"/>
@@ -39794,9 +40114,9 @@
     </w:lvl>
   </w:abstractNum>
   <w:abstractNum w:abstractNumId="3" w15:restartNumberingAfterBreak="0">
-    <w:nsid w:val="15E93A4D"/>
+    <w:nsid w:val="0E3C554C"/>
     <w:multiLevelType w:val="multilevel"/>
-    <w:tmpl w:val="A0B60210"/>
+    <w:tmpl w:val="20D02776"/>
     <w:lvl w:ilvl="0">
       <w:start w:val="1"/>
       <w:numFmt w:val="bullet"/>
@@ -39943,9 +40263,9 @@
     </w:lvl>
   </w:abstractNum>
   <w:abstractNum w:abstractNumId="4" w15:restartNumberingAfterBreak="0">
-    <w:nsid w:val="1D3F2257"/>
+    <w:nsid w:val="146E0308"/>
     <w:multiLevelType w:val="multilevel"/>
-    <w:tmpl w:val="42A6600C"/>
+    <w:tmpl w:val="E7F41A76"/>
     <w:lvl w:ilvl="0">
       <w:start w:val="1"/>
       <w:numFmt w:val="bullet"/>
@@ -40092,9 +40412,9 @@
     </w:lvl>
   </w:abstractNum>
   <w:abstractNum w:abstractNumId="5" w15:restartNumberingAfterBreak="0">
-    <w:nsid w:val="21770F49"/>
+    <w:nsid w:val="17485D38"/>
     <w:multiLevelType w:val="multilevel"/>
-    <w:tmpl w:val="50D8F650"/>
+    <w:tmpl w:val="0E46E24A"/>
     <w:lvl w:ilvl="0">
       <w:start w:val="1"/>
       <w:numFmt w:val="bullet"/>
@@ -40241,9 +40561,122 @@
     </w:lvl>
   </w:abstractNum>
   <w:abstractNum w:abstractNumId="6" w15:restartNumberingAfterBreak="0">
-    <w:nsid w:val="2B1B53ED"/>
+    <w:nsid w:val="29C401D8"/>
     <w:multiLevelType w:val="multilevel"/>
-    <w:tmpl w:val="05DAB79C"/>
+    <w:tmpl w:val="DE060AF6"/>
+    <w:lvl w:ilvl="0">
+      <w:start w:val="1"/>
+      <w:numFmt w:val="decimal"/>
+      <w:lvlText w:val="%1."/>
+      <w:lvlJc w:val="left"/>
+      <w:pPr>
+        <w:tabs>
+          <w:tab w:val="num" w:pos="720"/>
+        </w:tabs>
+        <w:ind w:left="720" w:hanging="360"/>
+      </w:pPr>
+    </w:lvl>
+    <w:lvl w:ilvl="1" w:tentative="1">
+      <w:start w:val="1"/>
+      <w:numFmt w:val="decimal"/>
+      <w:lvlText w:val="%2."/>
+      <w:lvlJc w:val="left"/>
+      <w:pPr>
+        <w:tabs>
+          <w:tab w:val="num" w:pos="1440"/>
+        </w:tabs>
+        <w:ind w:left="1440" w:hanging="360"/>
+      </w:pPr>
+    </w:lvl>
+    <w:lvl w:ilvl="2" w:tentative="1">
+      <w:start w:val="1"/>
+      <w:numFmt w:val="decimal"/>
+      <w:lvlText w:val="%3."/>
+      <w:lvlJc w:val="left"/>
+      <w:pPr>
+        <w:tabs>
+          <w:tab w:val="num" w:pos="2160"/>
+        </w:tabs>
+        <w:ind w:left="2160" w:hanging="360"/>
+      </w:pPr>
+    </w:lvl>
+    <w:lvl w:ilvl="3" w:tentative="1">
+      <w:start w:val="1"/>
+      <w:numFmt w:val="decimal"/>
+      <w:lvlText w:val="%4."/>
+      <w:lvlJc w:val="left"/>
+      <w:pPr>
+        <w:tabs>
+          <w:tab w:val="num" w:pos="2880"/>
+        </w:tabs>
+        <w:ind w:left="2880" w:hanging="360"/>
+      </w:pPr>
+    </w:lvl>
+    <w:lvl w:ilvl="4" w:tentative="1">
+      <w:start w:val="1"/>
+      <w:numFmt w:val="decimal"/>
+      <w:lvlText w:val="%5."/>
+      <w:lvlJc w:val="left"/>
+      <w:pPr>
+        <w:tabs>
+          <w:tab w:val="num" w:pos="3600"/>
+        </w:tabs>
+        <w:ind w:left="3600" w:hanging="360"/>
+      </w:pPr>
+    </w:lvl>
+    <w:lvl w:ilvl="5" w:tentative="1">
+      <w:start w:val="1"/>
+      <w:numFmt w:val="decimal"/>
+      <w:lvlText w:val="%6."/>
+      <w:lvlJc w:val="left"/>
+      <w:pPr>
+        <w:tabs>
+          <w:tab w:val="num" w:pos="4320"/>
+        </w:tabs>
+        <w:ind w:left="4320" w:hanging="360"/>
+      </w:pPr>
+    </w:lvl>
+    <w:lvl w:ilvl="6" w:tentative="1">
+      <w:start w:val="1"/>
+      <w:numFmt w:val="decimal"/>
+      <w:lvlText w:val="%7."/>
+      <w:lvlJc w:val="left"/>
+      <w:pPr>
+        <w:tabs>
+          <w:tab w:val="num" w:pos="5040"/>
+        </w:tabs>
+        <w:ind w:left="5040" w:hanging="360"/>
+      </w:pPr>
+    </w:lvl>
+    <w:lvl w:ilvl="7" w:tentative="1">
+      <w:start w:val="1"/>
+      <w:numFmt w:val="decimal"/>
+      <w:lvlText w:val="%8."/>
+      <w:lvlJc w:val="left"/>
+      <w:pPr>
+        <w:tabs>
+          <w:tab w:val="num" w:pos="5760"/>
+        </w:tabs>
+        <w:ind w:left="5760" w:hanging="360"/>
+      </w:pPr>
+    </w:lvl>
+    <w:lvl w:ilvl="8" w:tentative="1">
+      <w:start w:val="1"/>
+      <w:numFmt w:val="decimal"/>
+      <w:lvlText w:val="%9."/>
+      <w:lvlJc w:val="left"/>
+      <w:pPr>
+        <w:tabs>
+          <w:tab w:val="num" w:pos="6480"/>
+        </w:tabs>
+        <w:ind w:left="6480" w:hanging="360"/>
+      </w:pPr>
+    </w:lvl>
+  </w:abstractNum>
+  <w:abstractNum w:abstractNumId="7" w15:restartNumberingAfterBreak="0">
+    <w:nsid w:val="2A890B14"/>
+    <w:multiLevelType w:val="multilevel"/>
+    <w:tmpl w:val="44F864EA"/>
     <w:lvl w:ilvl="0">
       <w:start w:val="1"/>
       <w:numFmt w:val="bullet"/>
@@ -40389,123 +40822,10 @@
       </w:rPr>
     </w:lvl>
   </w:abstractNum>
-  <w:abstractNum w:abstractNumId="7" w15:restartNumberingAfterBreak="0">
-    <w:nsid w:val="2CF608E3"/>
+  <w:abstractNum w:abstractNumId="8" w15:restartNumberingAfterBreak="0">
+    <w:nsid w:val="388A3E73"/>
     <w:multiLevelType w:val="multilevel"/>
-    <w:tmpl w:val="39443E1E"/>
-    <w:lvl w:ilvl="0">
-      <w:start w:val="1"/>
-      <w:numFmt w:val="decimal"/>
-      <w:lvlText w:val="%1."/>
-      <w:lvlJc w:val="left"/>
-      <w:pPr>
-        <w:tabs>
-          <w:tab w:val="num" w:pos="720"/>
-        </w:tabs>
-        <w:ind w:left="720" w:hanging="360"/>
-      </w:pPr>
-    </w:lvl>
-    <w:lvl w:ilvl="1" w:tentative="1">
-      <w:start w:val="1"/>
-      <w:numFmt w:val="decimal"/>
-      <w:lvlText w:val="%2."/>
-      <w:lvlJc w:val="left"/>
-      <w:pPr>
-        <w:tabs>
-          <w:tab w:val="num" w:pos="1440"/>
-        </w:tabs>
-        <w:ind w:left="1440" w:hanging="360"/>
-      </w:pPr>
-    </w:lvl>
-    <w:lvl w:ilvl="2" w:tentative="1">
-      <w:start w:val="1"/>
-      <w:numFmt w:val="decimal"/>
-      <w:lvlText w:val="%3."/>
-      <w:lvlJc w:val="left"/>
-      <w:pPr>
-        <w:tabs>
-          <w:tab w:val="num" w:pos="2160"/>
-        </w:tabs>
-        <w:ind w:left="2160" w:hanging="360"/>
-      </w:pPr>
-    </w:lvl>
-    <w:lvl w:ilvl="3" w:tentative="1">
-      <w:start w:val="1"/>
-      <w:numFmt w:val="decimal"/>
-      <w:lvlText w:val="%4."/>
-      <w:lvlJc w:val="left"/>
-      <w:pPr>
-        <w:tabs>
-          <w:tab w:val="num" w:pos="2880"/>
-        </w:tabs>
-        <w:ind w:left="2880" w:hanging="360"/>
-      </w:pPr>
-    </w:lvl>
-    <w:lvl w:ilvl="4" w:tentative="1">
-      <w:start w:val="1"/>
-      <w:numFmt w:val="decimal"/>
-      <w:lvlText w:val="%5."/>
-      <w:lvlJc w:val="left"/>
-      <w:pPr>
-        <w:tabs>
-          <w:tab w:val="num" w:pos="3600"/>
-        </w:tabs>
-        <w:ind w:left="3600" w:hanging="360"/>
-      </w:pPr>
-    </w:lvl>
-    <w:lvl w:ilvl="5" w:tentative="1">
-      <w:start w:val="1"/>
-      <w:numFmt w:val="decimal"/>
-      <w:lvlText w:val="%6."/>
-      <w:lvlJc w:val="left"/>
-      <w:pPr>
-        <w:tabs>
-          <w:tab w:val="num" w:pos="4320"/>
-        </w:tabs>
-        <w:ind w:left="4320" w:hanging="360"/>
-      </w:pPr>
-    </w:lvl>
-    <w:lvl w:ilvl="6" w:tentative="1">
-      <w:start w:val="1"/>
-      <w:numFmt w:val="decimal"/>
-      <w:lvlText w:val="%7."/>
-      <w:lvlJc w:val="left"/>
-      <w:pPr>
-        <w:tabs>
-          <w:tab w:val="num" w:pos="5040"/>
-        </w:tabs>
-        <w:ind w:left="5040" w:hanging="360"/>
-      </w:pPr>
-    </w:lvl>
-    <w:lvl w:ilvl="7" w:tentative="1">
-      <w:start w:val="1"/>
-      <w:numFmt w:val="decimal"/>
-      <w:lvlText w:val="%8."/>
-      <w:lvlJc w:val="left"/>
-      <w:pPr>
-        <w:tabs>
-          <w:tab w:val="num" w:pos="5760"/>
-        </w:tabs>
-        <w:ind w:left="5760" w:hanging="360"/>
-      </w:pPr>
-    </w:lvl>
-    <w:lvl w:ilvl="8" w:tentative="1">
-      <w:start w:val="1"/>
-      <w:numFmt w:val="decimal"/>
-      <w:lvlText w:val="%9."/>
-      <w:lvlJc w:val="left"/>
-      <w:pPr>
-        <w:tabs>
-          <w:tab w:val="num" w:pos="6480"/>
-        </w:tabs>
-        <w:ind w:left="6480" w:hanging="360"/>
-      </w:pPr>
-    </w:lvl>
-  </w:abstractNum>
-  <w:abstractNum w:abstractNumId="8" w15:restartNumberingAfterBreak="0">
-    <w:nsid w:val="32B051DD"/>
-    <w:multiLevelType w:val="multilevel"/>
-    <w:tmpl w:val="99E443EA"/>
+    <w:tmpl w:val="FB769858"/>
     <w:lvl w:ilvl="0">
       <w:start w:val="1"/>
       <w:numFmt w:val="bullet"/>
@@ -40652,13 +40972,13 @@
     </w:lvl>
   </w:abstractNum>
   <w:abstractNum w:abstractNumId="9" w15:restartNumberingAfterBreak="0">
-    <w:nsid w:val="33B31746"/>
+    <w:nsid w:val="48565D48"/>
     <w:multiLevelType w:val="multilevel"/>
-    <w:tmpl w:val="29D09310"/>
+    <w:tmpl w:val="ACE8B6E6"/>
     <w:lvl w:ilvl="0">
       <w:start w:val="1"/>
-      <w:numFmt w:val="bullet"/>
-      <w:lvlText w:val=""/>
+      <w:numFmt w:val="decimal"/>
+      <w:lvlText w:val="%1."/>
       <w:lvlJc w:val="left"/>
       <w:pPr>
         <w:tabs>
@@ -40666,15 +40986,11 @@
         </w:tabs>
         <w:ind w:left="720" w:hanging="360"/>
       </w:pPr>
-      <w:rPr>
-        <w:rFonts w:ascii="Symbol" w:hAnsi="Symbol" w:hint="default"/>
-        <w:sz w:val="20"/>
-      </w:rPr>
     </w:lvl>
     <w:lvl w:ilvl="1" w:tentative="1">
       <w:start w:val="1"/>
-      <w:numFmt w:val="bullet"/>
-      <w:lvlText w:val="o"/>
+      <w:numFmt w:val="decimal"/>
+      <w:lvlText w:val="%2."/>
       <w:lvlJc w:val="left"/>
       <w:pPr>
         <w:tabs>
@@ -40682,15 +40998,11 @@
         </w:tabs>
         <w:ind w:left="1440" w:hanging="360"/>
       </w:pPr>
-      <w:rPr>
-        <w:rFonts w:ascii="Courier New" w:hAnsi="Courier New" w:hint="default"/>
-        <w:sz w:val="20"/>
-      </w:rPr>
     </w:lvl>
     <w:lvl w:ilvl="2" w:tentative="1">
       <w:start w:val="1"/>
-      <w:numFmt w:val="bullet"/>
-      <w:lvlText w:val=""/>
+      <w:numFmt w:val="decimal"/>
+      <w:lvlText w:val="%3."/>
       <w:lvlJc w:val="left"/>
       <w:pPr>
         <w:tabs>
@@ -40698,15 +41010,11 @@
         </w:tabs>
         <w:ind w:left="2160" w:hanging="360"/>
       </w:pPr>
-      <w:rPr>
-        <w:rFonts w:ascii="Wingdings" w:hAnsi="Wingdings" w:hint="default"/>
-        <w:sz w:val="20"/>
-      </w:rPr>
     </w:lvl>
     <w:lvl w:ilvl="3" w:tentative="1">
       <w:start w:val="1"/>
-      <w:numFmt w:val="bullet"/>
-      <w:lvlText w:val=""/>
+      <w:numFmt w:val="decimal"/>
+      <w:lvlText w:val="%4."/>
       <w:lvlJc w:val="left"/>
       <w:pPr>
         <w:tabs>
@@ -40714,15 +41022,11 @@
         </w:tabs>
         <w:ind w:left="2880" w:hanging="360"/>
       </w:pPr>
-      <w:rPr>
-        <w:rFonts w:ascii="Wingdings" w:hAnsi="Wingdings" w:hint="default"/>
-        <w:sz w:val="20"/>
-      </w:rPr>
     </w:lvl>
     <w:lvl w:ilvl="4" w:tentative="1">
       <w:start w:val="1"/>
-      <w:numFmt w:val="bullet"/>
-      <w:lvlText w:val=""/>
+      <w:numFmt w:val="decimal"/>
+      <w:lvlText w:val="%5."/>
       <w:lvlJc w:val="left"/>
       <w:pPr>
         <w:tabs>
@@ -40730,15 +41034,11 @@
         </w:tabs>
         <w:ind w:left="3600" w:hanging="360"/>
       </w:pPr>
-      <w:rPr>
-        <w:rFonts w:ascii="Wingdings" w:hAnsi="Wingdings" w:hint="default"/>
-        <w:sz w:val="20"/>
-      </w:rPr>
     </w:lvl>
     <w:lvl w:ilvl="5" w:tentative="1">
       <w:start w:val="1"/>
-      <w:numFmt w:val="bullet"/>
-      <w:lvlText w:val=""/>
+      <w:numFmt w:val="decimal"/>
+      <w:lvlText w:val="%6."/>
       <w:lvlJc w:val="left"/>
       <w:pPr>
         <w:tabs>
@@ -40746,15 +41046,11 @@
         </w:tabs>
         <w:ind w:left="4320" w:hanging="360"/>
       </w:pPr>
-      <w:rPr>
-        <w:rFonts w:ascii="Wingdings" w:hAnsi="Wingdings" w:hint="default"/>
-        <w:sz w:val="20"/>
-      </w:rPr>
     </w:lvl>
     <w:lvl w:ilvl="6" w:tentative="1">
       <w:start w:val="1"/>
-      <w:numFmt w:val="bullet"/>
-      <w:lvlText w:val=""/>
+      <w:numFmt w:val="decimal"/>
+      <w:lvlText w:val="%7."/>
       <w:lvlJc w:val="left"/>
       <w:pPr>
         <w:tabs>
@@ -40762,15 +41058,11 @@
         </w:tabs>
         <w:ind w:left="5040" w:hanging="360"/>
       </w:pPr>
-      <w:rPr>
-        <w:rFonts w:ascii="Wingdings" w:hAnsi="Wingdings" w:hint="default"/>
-        <w:sz w:val="20"/>
-      </w:rPr>
     </w:lvl>
     <w:lvl w:ilvl="7" w:tentative="1">
       <w:start w:val="1"/>
-      <w:numFmt w:val="bullet"/>
-      <w:lvlText w:val=""/>
+      <w:numFmt w:val="decimal"/>
+      <w:lvlText w:val="%8."/>
       <w:lvlJc w:val="left"/>
       <w:pPr>
         <w:tabs>
@@ -40778,15 +41070,11 @@
         </w:tabs>
         <w:ind w:left="5760" w:hanging="360"/>
       </w:pPr>
-      <w:rPr>
-        <w:rFonts w:ascii="Wingdings" w:hAnsi="Wingdings" w:hint="default"/>
-        <w:sz w:val="20"/>
-      </w:rPr>
     </w:lvl>
     <w:lvl w:ilvl="8" w:tentative="1">
       <w:start w:val="1"/>
-      <w:numFmt w:val="bullet"/>
-      <w:lvlText w:val=""/>
+      <w:numFmt w:val="decimal"/>
+      <w:lvlText w:val="%9."/>
       <w:lvlJc w:val="left"/>
       <w:pPr>
         <w:tabs>
@@ -40794,16 +41082,12 @@
         </w:tabs>
         <w:ind w:left="6480" w:hanging="360"/>
       </w:pPr>
-      <w:rPr>
-        <w:rFonts w:ascii="Wingdings" w:hAnsi="Wingdings" w:hint="default"/>
-        <w:sz w:val="20"/>
-      </w:rPr>
     </w:lvl>
   </w:abstractNum>
   <w:abstractNum w:abstractNumId="10" w15:restartNumberingAfterBreak="0">
-    <w:nsid w:val="344E5282"/>
+    <w:nsid w:val="4C5F175F"/>
     <w:multiLevelType w:val="multilevel"/>
-    <w:tmpl w:val="31EA285A"/>
+    <w:tmpl w:val="8D986686"/>
     <w:lvl w:ilvl="0">
       <w:start w:val="1"/>
       <w:numFmt w:val="bullet"/>
@@ -40950,9 +41234,9 @@
     </w:lvl>
   </w:abstractNum>
   <w:abstractNum w:abstractNumId="11" w15:restartNumberingAfterBreak="0">
-    <w:nsid w:val="43F4242E"/>
+    <w:nsid w:val="4E6D7AC1"/>
     <w:multiLevelType w:val="multilevel"/>
-    <w:tmpl w:val="69289746"/>
+    <w:tmpl w:val="336C0B94"/>
     <w:lvl w:ilvl="0">
       <w:start w:val="1"/>
       <w:numFmt w:val="bullet"/>
@@ -41099,9 +41383,9 @@
     </w:lvl>
   </w:abstractNum>
   <w:abstractNum w:abstractNumId="12" w15:restartNumberingAfterBreak="0">
-    <w:nsid w:val="49103BA8"/>
+    <w:nsid w:val="55333BEA"/>
     <w:multiLevelType w:val="multilevel"/>
-    <w:tmpl w:val="B11AE914"/>
+    <w:tmpl w:val="6478E034"/>
     <w:lvl w:ilvl="0">
       <w:start w:val="1"/>
       <w:numFmt w:val="bullet"/>
@@ -41248,9 +41532,9 @@
     </w:lvl>
   </w:abstractNum>
   <w:abstractNum w:abstractNumId="13" w15:restartNumberingAfterBreak="0">
-    <w:nsid w:val="49B445C7"/>
+    <w:nsid w:val="650948C6"/>
     <w:multiLevelType w:val="multilevel"/>
-    <w:tmpl w:val="6E10B976"/>
+    <w:tmpl w:val="24AC37FE"/>
     <w:lvl w:ilvl="0">
       <w:start w:val="1"/>
       <w:numFmt w:val="bullet"/>
@@ -41397,9 +41681,9 @@
     </w:lvl>
   </w:abstractNum>
   <w:abstractNum w:abstractNumId="14" w15:restartNumberingAfterBreak="0">
-    <w:nsid w:val="4BB80A8C"/>
+    <w:nsid w:val="6954128B"/>
     <w:multiLevelType w:val="multilevel"/>
-    <w:tmpl w:val="A498F2C2"/>
+    <w:tmpl w:val="1BD4D4CE"/>
     <w:lvl w:ilvl="0">
       <w:start w:val="1"/>
       <w:numFmt w:val="bullet"/>
@@ -41546,9 +41830,9 @@
     </w:lvl>
   </w:abstractNum>
   <w:abstractNum w:abstractNumId="15" w15:restartNumberingAfterBreak="0">
-    <w:nsid w:val="56AA76A1"/>
+    <w:nsid w:val="6D791A80"/>
     <w:multiLevelType w:val="multilevel"/>
-    <w:tmpl w:val="92740910"/>
+    <w:tmpl w:val="B622C9EE"/>
     <w:lvl w:ilvl="0">
       <w:start w:val="1"/>
       <w:numFmt w:val="bullet"/>
@@ -41695,9 +41979,158 @@
     </w:lvl>
   </w:abstractNum>
   <w:abstractNum w:abstractNumId="16" w15:restartNumberingAfterBreak="0">
-    <w:nsid w:val="581D24EF"/>
+    <w:nsid w:val="6E1C7A30"/>
     <w:multiLevelType w:val="multilevel"/>
-    <w:tmpl w:val="32A8AA50"/>
+    <w:tmpl w:val="BA3C346A"/>
+    <w:lvl w:ilvl="0">
+      <w:start w:val="1"/>
+      <w:numFmt w:val="bullet"/>
+      <w:lvlText w:val=""/>
+      <w:lvlJc w:val="left"/>
+      <w:pPr>
+        <w:tabs>
+          <w:tab w:val="num" w:pos="720"/>
+        </w:tabs>
+        <w:ind w:left="720" w:hanging="360"/>
+      </w:pPr>
+      <w:rPr>
+        <w:rFonts w:ascii="Symbol" w:hAnsi="Symbol" w:hint="default"/>
+        <w:sz w:val="20"/>
+      </w:rPr>
+    </w:lvl>
+    <w:lvl w:ilvl="1">
+      <w:start w:val="1"/>
+      <w:numFmt w:val="bullet"/>
+      <w:lvlText w:val="o"/>
+      <w:lvlJc w:val="left"/>
+      <w:pPr>
+        <w:tabs>
+          <w:tab w:val="num" w:pos="1440"/>
+        </w:tabs>
+        <w:ind w:left="1440" w:hanging="360"/>
+      </w:pPr>
+      <w:rPr>
+        <w:rFonts w:ascii="Courier New" w:hAnsi="Courier New" w:hint="default"/>
+        <w:sz w:val="20"/>
+      </w:rPr>
+    </w:lvl>
+    <w:lvl w:ilvl="2" w:tentative="1">
+      <w:start w:val="1"/>
+      <w:numFmt w:val="bullet"/>
+      <w:lvlText w:val=""/>
+      <w:lvlJc w:val="left"/>
+      <w:pPr>
+        <w:tabs>
+          <w:tab w:val="num" w:pos="2160"/>
+        </w:tabs>
+        <w:ind w:left="2160" w:hanging="360"/>
+      </w:pPr>
+      <w:rPr>
+        <w:rFonts w:ascii="Wingdings" w:hAnsi="Wingdings" w:hint="default"/>
+        <w:sz w:val="20"/>
+      </w:rPr>
+    </w:lvl>
+    <w:lvl w:ilvl="3" w:tentative="1">
+      <w:start w:val="1"/>
+      <w:numFmt w:val="bullet"/>
+      <w:lvlText w:val=""/>
+      <w:lvlJc w:val="left"/>
+      <w:pPr>
+        <w:tabs>
+          <w:tab w:val="num" w:pos="2880"/>
+        </w:tabs>
+        <w:ind w:left="2880" w:hanging="360"/>
+      </w:pPr>
+      <w:rPr>
+        <w:rFonts w:ascii="Wingdings" w:hAnsi="Wingdings" w:hint="default"/>
+        <w:sz w:val="20"/>
+      </w:rPr>
+    </w:lvl>
+    <w:lvl w:ilvl="4" w:tentative="1">
+      <w:start w:val="1"/>
+      <w:numFmt w:val="bullet"/>
+      <w:lvlText w:val=""/>
+      <w:lvlJc w:val="left"/>
+      <w:pPr>
+        <w:tabs>
+          <w:tab w:val="num" w:pos="3600"/>
+        </w:tabs>
+        <w:ind w:left="3600" w:hanging="360"/>
+      </w:pPr>
+      <w:rPr>
+        <w:rFonts w:ascii="Wingdings" w:hAnsi="Wingdings" w:hint="default"/>
+        <w:sz w:val="20"/>
+      </w:rPr>
+    </w:lvl>
+    <w:lvl w:ilvl="5" w:tentative="1">
+      <w:start w:val="1"/>
+      <w:numFmt w:val="bullet"/>
+      <w:lvlText w:val=""/>
+      <w:lvlJc w:val="left"/>
+      <w:pPr>
+        <w:tabs>
+          <w:tab w:val="num" w:pos="4320"/>
+        </w:tabs>
+        <w:ind w:left="4320" w:hanging="360"/>
+      </w:pPr>
+      <w:rPr>
+        <w:rFonts w:ascii="Wingdings" w:hAnsi="Wingdings" w:hint="default"/>
+        <w:sz w:val="20"/>
+      </w:rPr>
+    </w:lvl>
+    <w:lvl w:ilvl="6" w:tentative="1">
+      <w:start w:val="1"/>
+      <w:numFmt w:val="bullet"/>
+      <w:lvlText w:val=""/>
+      <w:lvlJc w:val="left"/>
+      <w:pPr>
+        <w:tabs>
+          <w:tab w:val="num" w:pos="5040"/>
+        </w:tabs>
+        <w:ind w:left="5040" w:hanging="360"/>
+      </w:pPr>
+      <w:rPr>
+        <w:rFonts w:ascii="Wingdings" w:hAnsi="Wingdings" w:hint="default"/>
+        <w:sz w:val="20"/>
+      </w:rPr>
+    </w:lvl>
+    <w:lvl w:ilvl="7" w:tentative="1">
+      <w:start w:val="1"/>
+      <w:numFmt w:val="bullet"/>
+      <w:lvlText w:val=""/>
+      <w:lvlJc w:val="left"/>
+      <w:pPr>
+        <w:tabs>
+          <w:tab w:val="num" w:pos="5760"/>
+        </w:tabs>
+        <w:ind w:left="5760" w:hanging="360"/>
+      </w:pPr>
+      <w:rPr>
+        <w:rFonts w:ascii="Wingdings" w:hAnsi="Wingdings" w:hint="default"/>
+        <w:sz w:val="20"/>
+      </w:rPr>
+    </w:lvl>
+    <w:lvl w:ilvl="8" w:tentative="1">
+      <w:start w:val="1"/>
+      <w:numFmt w:val="bullet"/>
+      <w:lvlText w:val=""/>
+      <w:lvlJc w:val="left"/>
+      <w:pPr>
+        <w:tabs>
+          <w:tab w:val="num" w:pos="6480"/>
+        </w:tabs>
+        <w:ind w:left="6480" w:hanging="360"/>
+      </w:pPr>
+      <w:rPr>
+        <w:rFonts w:ascii="Wingdings" w:hAnsi="Wingdings" w:hint="default"/>
+        <w:sz w:val="20"/>
+      </w:rPr>
+    </w:lvl>
+  </w:abstractNum>
+  <w:abstractNum w:abstractNumId="17" w15:restartNumberingAfterBreak="0">
+    <w:nsid w:val="766025A5"/>
+    <w:multiLevelType w:val="multilevel"/>
+    <w:tmpl w:val="C9427F0E"/>
     <w:lvl w:ilvl="0">
       <w:start w:val="1"/>
       <w:numFmt w:val="bullet"/>
@@ -41843,159 +42276,10 @@
       </w:rPr>
     </w:lvl>
   </w:abstractNum>
-  <w:abstractNum w:abstractNumId="17" w15:restartNumberingAfterBreak="0">
-    <w:nsid w:val="641706C1"/>
+  <w:abstractNum w:abstractNumId="18" w15:restartNumberingAfterBreak="0">
+    <w:nsid w:val="7B024142"/>
     <w:multiLevelType w:val="multilevel"/>
-    <w:tmpl w:val="7ECCCA84"/>
-    <w:lvl w:ilvl="0">
-      <w:start w:val="1"/>
-      <w:numFmt w:val="bullet"/>
-      <w:lvlText w:val=""/>
-      <w:lvlJc w:val="left"/>
-      <w:pPr>
-        <w:tabs>
-          <w:tab w:val="num" w:pos="720"/>
-        </w:tabs>
-        <w:ind w:left="720" w:hanging="360"/>
-      </w:pPr>
-      <w:rPr>
-        <w:rFonts w:ascii="Symbol" w:hAnsi="Symbol" w:hint="default"/>
-        <w:sz w:val="20"/>
-      </w:rPr>
-    </w:lvl>
-    <w:lvl w:ilvl="1">
-      <w:start w:val="1"/>
-      <w:numFmt w:val="bullet"/>
-      <w:lvlText w:val="o"/>
-      <w:lvlJc w:val="left"/>
-      <w:pPr>
-        <w:tabs>
-          <w:tab w:val="num" w:pos="1440"/>
-        </w:tabs>
-        <w:ind w:left="1440" w:hanging="360"/>
-      </w:pPr>
-      <w:rPr>
-        <w:rFonts w:ascii="Courier New" w:hAnsi="Courier New" w:hint="default"/>
-        <w:sz w:val="20"/>
-      </w:rPr>
-    </w:lvl>
-    <w:lvl w:ilvl="2" w:tentative="1">
-      <w:start w:val="1"/>
-      <w:numFmt w:val="bullet"/>
-      <w:lvlText w:val=""/>
-      <w:lvlJc w:val="left"/>
-      <w:pPr>
-        <w:tabs>
-          <w:tab w:val="num" w:pos="2160"/>
-        </w:tabs>
-        <w:ind w:left="2160" w:hanging="360"/>
-      </w:pPr>
-      <w:rPr>
-        <w:rFonts w:ascii="Wingdings" w:hAnsi="Wingdings" w:hint="default"/>
-        <w:sz w:val="20"/>
-      </w:rPr>
-    </w:lvl>
-    <w:lvl w:ilvl="3" w:tentative="1">
-      <w:start w:val="1"/>
-      <w:numFmt w:val="bullet"/>
-      <w:lvlText w:val=""/>
-      <w:lvlJc w:val="left"/>
-      <w:pPr>
-        <w:tabs>
-          <w:tab w:val="num" w:pos="2880"/>
-        </w:tabs>
-        <w:ind w:left="2880" w:hanging="360"/>
-      </w:pPr>
-      <w:rPr>
-        <w:rFonts w:ascii="Wingdings" w:hAnsi="Wingdings" w:hint="default"/>
-        <w:sz w:val="20"/>
-      </w:rPr>
-    </w:lvl>
-    <w:lvl w:ilvl="4" w:tentative="1">
-      <w:start w:val="1"/>
-      <w:numFmt w:val="bullet"/>
-      <w:lvlText w:val=""/>
-      <w:lvlJc w:val="left"/>
-      <w:pPr>
-        <w:tabs>
-          <w:tab w:val="num" w:pos="3600"/>
-        </w:tabs>
-        <w:ind w:left="3600" w:hanging="360"/>
-      </w:pPr>
-      <w:rPr>
-        <w:rFonts w:ascii="Wingdings" w:hAnsi="Wingdings" w:hint="default"/>
-        <w:sz w:val="20"/>
-      </w:rPr>
-    </w:lvl>
-    <w:lvl w:ilvl="5" w:tentative="1">
-      <w:start w:val="1"/>
-      <w:numFmt w:val="bullet"/>
-      <w:lvlText w:val=""/>
-      <w:lvlJc w:val="left"/>
-      <w:pPr>
-        <w:tabs>
-          <w:tab w:val="num" w:pos="4320"/>
-        </w:tabs>
-        <w:ind w:left="4320" w:hanging="360"/>
-      </w:pPr>
-      <w:rPr>
-        <w:rFonts w:ascii="Wingdings" w:hAnsi="Wingdings" w:hint="default"/>
-        <w:sz w:val="20"/>
-      </w:rPr>
-    </w:lvl>
-    <w:lvl w:ilvl="6" w:tentative="1">
-      <w:start w:val="1"/>
-      <w:numFmt w:val="bullet"/>
-      <w:lvlText w:val=""/>
-      <w:lvlJc w:val="left"/>
-      <w:pPr>
-        <w:tabs>
-          <w:tab w:val="num" w:pos="5040"/>
-        </w:tabs>
-        <w:ind w:left="5040" w:hanging="360"/>
-      </w:pPr>
-      <w:rPr>
-        <w:rFonts w:ascii="Wingdings" w:hAnsi="Wingdings" w:hint="default"/>
-        <w:sz w:val="20"/>
-      </w:rPr>
-    </w:lvl>
-    <w:lvl w:ilvl="7" w:tentative="1">
-      <w:start w:val="1"/>
-      <w:numFmt w:val="bullet"/>
-      <w:lvlText w:val=""/>
-      <w:lvlJc w:val="left"/>
-      <w:pPr>
-        <w:tabs>
-          <w:tab w:val="num" w:pos="5760"/>
-        </w:tabs>
-        <w:ind w:left="5760" w:hanging="360"/>
-      </w:pPr>
-      <w:rPr>
-        <w:rFonts w:ascii="Wingdings" w:hAnsi="Wingdings" w:hint="default"/>
-        <w:sz w:val="20"/>
-      </w:rPr>
-    </w:lvl>
-    <w:lvl w:ilvl="8" w:tentative="1">
-      <w:start w:val="1"/>
-      <w:numFmt w:val="bullet"/>
-      <w:lvlText w:val=""/>
-      <w:lvlJc w:val="left"/>
-      <w:pPr>
-        <w:tabs>
-          <w:tab w:val="num" w:pos="6480"/>
-        </w:tabs>
-        <w:ind w:left="6480" w:hanging="360"/>
-      </w:pPr>
-      <w:rPr>
-        <w:rFonts w:ascii="Wingdings" w:hAnsi="Wingdings" w:hint="default"/>
-        <w:sz w:val="20"/>
-      </w:rPr>
-    </w:lvl>
-  </w:abstractNum>
-  <w:abstractNum w:abstractNumId="18" w15:restartNumberingAfterBreak="0">
-    <w:nsid w:val="677E0CE7"/>
-    <w:multiLevelType w:val="multilevel"/>
-    <w:tmpl w:val="5AA4DB28"/>
+    <w:tmpl w:val="7F7A0F54"/>
     <w:lvl w:ilvl="0">
       <w:start w:val="1"/>
       <w:numFmt w:val="bullet"/>
@@ -42142,9 +42426,9 @@
     </w:lvl>
   </w:abstractNum>
   <w:abstractNum w:abstractNumId="19" w15:restartNumberingAfterBreak="0">
-    <w:nsid w:val="773C7AD0"/>
+    <w:nsid w:val="7D47558F"/>
     <w:multiLevelType w:val="multilevel"/>
-    <w:tmpl w:val="B3067ABC"/>
+    <w:tmpl w:val="4C9C4BD8"/>
     <w:lvl w:ilvl="0">
       <w:start w:val="1"/>
       <w:numFmt w:val="bullet"/>
@@ -42291,9 +42575,9 @@
     </w:lvl>
   </w:abstractNum>
   <w:abstractNum w:abstractNumId="20" w15:restartNumberingAfterBreak="0">
-    <w:nsid w:val="79C707AD"/>
+    <w:nsid w:val="7E752A40"/>
     <w:multiLevelType w:val="multilevel"/>
-    <w:tmpl w:val="371C9418"/>
+    <w:tmpl w:val="0D164CF2"/>
     <w:lvl w:ilvl="0">
       <w:start w:val="1"/>
       <w:numFmt w:val="bullet"/>
@@ -42439,68 +42723,68 @@
       </w:rPr>
     </w:lvl>
   </w:abstractNum>
-  <w:num w:numId="1" w16cid:durableId="1359161651">
+  <w:num w:numId="1" w16cid:durableId="1583682060">
+    <w:abstractNumId w:val="17"/>
+  </w:num>
+  <w:num w:numId="2" w16cid:durableId="914097252">
+    <w:abstractNumId w:val="18"/>
+  </w:num>
+  <w:num w:numId="3" w16cid:durableId="1195578395">
+    <w:abstractNumId w:val="14"/>
+  </w:num>
+  <w:num w:numId="4" w16cid:durableId="1278486987">
+    <w:abstractNumId w:val="0"/>
+  </w:num>
+  <w:num w:numId="5" w16cid:durableId="386220365">
+    <w:abstractNumId w:val="20"/>
+  </w:num>
+  <w:num w:numId="6" w16cid:durableId="865487675">
+    <w:abstractNumId w:val="13"/>
+  </w:num>
+  <w:num w:numId="7" w16cid:durableId="1938246496">
+    <w:abstractNumId w:val="8"/>
+  </w:num>
+  <w:num w:numId="8" w16cid:durableId="128672612">
+    <w:abstractNumId w:val="16"/>
+  </w:num>
+  <w:num w:numId="9" w16cid:durableId="1167212156">
+    <w:abstractNumId w:val="4"/>
+  </w:num>
+  <w:num w:numId="10" w16cid:durableId="859204538">
+    <w:abstractNumId w:val="15"/>
+  </w:num>
+  <w:num w:numId="11" w16cid:durableId="2021346360">
+    <w:abstractNumId w:val="19"/>
+  </w:num>
+  <w:num w:numId="12" w16cid:durableId="1776707464">
+    <w:abstractNumId w:val="12"/>
+  </w:num>
+  <w:num w:numId="13" w16cid:durableId="401292446">
+    <w:abstractNumId w:val="2"/>
+  </w:num>
+  <w:num w:numId="14" w16cid:durableId="1790855309">
+    <w:abstractNumId w:val="7"/>
+  </w:num>
+  <w:num w:numId="15" w16cid:durableId="1664504175">
+    <w:abstractNumId w:val="5"/>
+  </w:num>
+  <w:num w:numId="16" w16cid:durableId="1433207077">
+    <w:abstractNumId w:val="11"/>
+  </w:num>
+  <w:num w:numId="17" w16cid:durableId="780299874">
     <w:abstractNumId w:val="3"/>
   </w:num>
-  <w:num w:numId="2" w16cid:durableId="942954124">
+  <w:num w:numId="18" w16cid:durableId="630018625">
+    <w:abstractNumId w:val="1"/>
+  </w:num>
+  <w:num w:numId="19" w16cid:durableId="1674915013">
+    <w:abstractNumId w:val="6"/>
+  </w:num>
+  <w:num w:numId="20" w16cid:durableId="353580360">
     <w:abstractNumId w:val="9"/>
   </w:num>
-  <w:num w:numId="3" w16cid:durableId="710884081">
-    <w:abstractNumId w:val="16"/>
-  </w:num>
-  <w:num w:numId="4" w16cid:durableId="146629743">
-    <w:abstractNumId w:val="4"/>
-  </w:num>
-  <w:num w:numId="5" w16cid:durableId="170799853">
-    <w:abstractNumId w:val="5"/>
-  </w:num>
-  <w:num w:numId="6" w16cid:durableId="1969898853">
-    <w:abstractNumId w:val="19"/>
-  </w:num>
-  <w:num w:numId="7" w16cid:durableId="2030834224">
-    <w:abstractNumId w:val="15"/>
-  </w:num>
-  <w:num w:numId="8" w16cid:durableId="1544828955">
-    <w:abstractNumId w:val="17"/>
-  </w:num>
-  <w:num w:numId="9" w16cid:durableId="1768039277">
-    <w:abstractNumId w:val="11"/>
-  </w:num>
-  <w:num w:numId="10" w16cid:durableId="1275331579">
-    <w:abstractNumId w:val="14"/>
-  </w:num>
-  <w:num w:numId="11" w16cid:durableId="992755862">
-    <w:abstractNumId w:val="13"/>
-  </w:num>
-  <w:num w:numId="12" w16cid:durableId="1848709784">
-    <w:abstractNumId w:val="20"/>
-  </w:num>
-  <w:num w:numId="13" w16cid:durableId="1664700649">
-    <w:abstractNumId w:val="2"/>
-  </w:num>
-  <w:num w:numId="14" w16cid:durableId="1725762474">
-    <w:abstractNumId w:val="8"/>
-  </w:num>
-  <w:num w:numId="15" w16cid:durableId="953632251">
+  <w:num w:numId="21" w16cid:durableId="1467237544">
     <w:abstractNumId w:val="10"/>
-  </w:num>
-  <w:num w:numId="16" w16cid:durableId="529806559">
-    <w:abstractNumId w:val="18"/>
-  </w:num>
-  <w:num w:numId="17" w16cid:durableId="1574195527">
-    <w:abstractNumId w:val="1"/>
-  </w:num>
-  <w:num w:numId="18" w16cid:durableId="500699108">
-    <w:abstractNumId w:val="12"/>
-  </w:num>
-  <w:num w:numId="19" w16cid:durableId="968121723">
-    <w:abstractNumId w:val="7"/>
-  </w:num>
-  <w:num w:numId="20" w16cid:durableId="1599872582">
-    <w:abstractNumId w:val="0"/>
-  </w:num>
-  <w:num w:numId="21" w16cid:durableId="700742236">
-    <w:abstractNumId w:val="6"/>
   </w:num>
 </w:numbering>
 </file>
@@ -43160,7 +43444,7 @@
     <w:link w:val="Char"/>
     <w:uiPriority w:val="99"/>
     <w:unhideWhenUsed/>
-    <w:rsid w:val="004E5AEA"/>
+    <w:rsid w:val="009C2C8F"/>
     <w:pPr>
       <w:tabs>
         <w:tab w:val="center" w:pos="4513"/>
@@ -43174,7 +43458,7 @@
     <w:basedOn w:val="a0"/>
     <w:link w:val="a8"/>
     <w:uiPriority w:val="99"/>
-    <w:rsid w:val="004E5AEA"/>
+    <w:rsid w:val="009C2C8F"/>
     <w:rPr>
       <w:rFonts w:ascii="굴림" w:eastAsia="굴림" w:hAnsi="굴림" w:cs="굴림"/>
       <w:sz w:val="24"/>
@@ -43187,7 +43471,7 @@
     <w:link w:val="Char0"/>
     <w:uiPriority w:val="99"/>
     <w:unhideWhenUsed/>
-    <w:rsid w:val="004E5AEA"/>
+    <w:rsid w:val="009C2C8F"/>
     <w:pPr>
       <w:tabs>
         <w:tab w:val="center" w:pos="4513"/>
@@ -43201,7 +43485,7 @@
     <w:basedOn w:val="a0"/>
     <w:link w:val="a9"/>
     <w:uiPriority w:val="99"/>
-    <w:rsid w:val="004E5AEA"/>
+    <w:rsid w:val="009C2C8F"/>
     <w:rPr>
       <w:rFonts w:ascii="굴림" w:eastAsia="굴림" w:hAnsi="굴림" w:cs="굴림"/>
       <w:sz w:val="24"/>

--- a/기획서.docx
+++ b/기획서.docx
@@ -89,7 +89,7 @@
       <w:pPr>
         <w:pStyle w:val="a4"/>
         <w:shd w:val="clear" w:color="auto" w:fill="E7F2ED"/>
-        <w:divId w:val="1710260169"/>
+        <w:divId w:val="707335443"/>
         <w:rPr>
           <w:rFonts w:ascii="맑은 고딕" w:eastAsia="맑은 고딕" w:hAnsi="맑은 고딕" w:hint="eastAsia"/>
           <w:color w:val="0B5C3F"/>
@@ -308,7 +308,7 @@
           <w:sz w:val="20"/>
           <w:szCs w:val="20"/>
         </w:rPr>
-        <w:pict w14:anchorId="0BB23297">
+        <w:pict w14:anchorId="3CFCF901">
           <v:rect id="_x0000_i1025" style="width:0;height:1.5pt" o:hralign="center" o:hrstd="t" o:hr="t" fillcolor="#a0a0a0" stroked="f"/>
         </w:pict>
       </w:r>
@@ -1392,7 +1392,7 @@
           <w:sz w:val="20"/>
           <w:szCs w:val="20"/>
         </w:rPr>
-        <w:pict w14:anchorId="4E4B8466">
+        <w:pict w14:anchorId="4FE978A6">
           <v:rect id="_x0000_i1026" style="width:0;height:1.5pt" o:hralign="center" o:hrstd="t" o:hr="t" fillcolor="#a0a0a0" stroked="f"/>
         </w:pict>
       </w:r>
@@ -3637,7 +3637,7 @@
       <w:pPr>
         <w:pStyle w:val="a4"/>
         <w:shd w:val="clear" w:color="auto" w:fill="E7F2ED"/>
-        <w:divId w:val="845560115"/>
+        <w:divId w:val="193732357"/>
         <w:rPr>
           <w:rFonts w:ascii="맑은 고딕" w:eastAsia="맑은 고딕" w:hAnsi="맑은 고딕" w:hint="eastAsia"/>
           <w:color w:val="0B5C3F"/>
@@ -5783,7 +5783,7 @@
           <w:sz w:val="20"/>
           <w:szCs w:val="20"/>
         </w:rPr>
-        <w:pict w14:anchorId="42232A13">
+        <w:pict w14:anchorId="4AC6579D">
           <v:rect id="_x0000_i1027" style="width:0;height:1.5pt" o:hralign="center" o:hrstd="t" o:hr="t" fillcolor="#a0a0a0" stroked="f"/>
         </w:pict>
       </w:r>
@@ -7888,7 +7888,7 @@
           <w:sz w:val="20"/>
           <w:szCs w:val="20"/>
         </w:rPr>
-        <w:pict w14:anchorId="5A11FFC1">
+        <w:pict w14:anchorId="361BFDAC">
           <v:rect id="_x0000_i1028" style="width:0;height:1.5pt" o:hralign="center" o:hrstd="t" o:hr="t" fillcolor="#a0a0a0" stroked="f"/>
         </w:pict>
       </w:r>
@@ -10127,7 +10127,7 @@
           <w:sz w:val="20"/>
           <w:szCs w:val="20"/>
         </w:rPr>
-        <w:pict w14:anchorId="7F8D7BAE">
+        <w:pict w14:anchorId="6ADF8EF1">
           <v:rect id="_x0000_i1029" style="width:0;height:1.5pt" o:hralign="center" o:hrstd="t" o:hr="t" fillcolor="#a0a0a0" stroked="f"/>
         </w:pict>
       </w:r>
@@ -12051,7 +12051,7 @@
           <w:sz w:val="20"/>
           <w:szCs w:val="20"/>
         </w:rPr>
-        <w:pict w14:anchorId="71CEC9FA">
+        <w:pict w14:anchorId="1D7B9D21">
           <v:rect id="_x0000_i1030" style="width:0;height:1.5pt" o:hralign="center" o:hrstd="t" o:hr="t" fillcolor="#a0a0a0" stroked="f"/>
         </w:pict>
       </w:r>
@@ -13085,7 +13085,7 @@
           <w:sz w:val="20"/>
           <w:szCs w:val="20"/>
         </w:rPr>
-        <w:pict w14:anchorId="2527811F">
+        <w:pict w14:anchorId="2A47ABEB">
           <v:rect id="_x0000_i1031" style="width:0;height:1.5pt" o:hralign="center" o:hrstd="t" o:hr="t" fillcolor="#a0a0a0" stroked="f"/>
         </w:pict>
       </w:r>
@@ -16975,7 +16975,43 @@
           <w:sz w:val="20"/>
           <w:szCs w:val="20"/>
         </w:rPr>
-        <w:t>잔</w:t>
+        <w:t>잔·자녀와</w:t>
+      </w:r>
+      <w:r>
+        <w:rPr>
+          <w:rFonts w:ascii="맑은 고딕" w:eastAsia="맑은 고딕" w:hAnsi="맑은 고딕" w:hint="eastAsia"/>
+          <w:color w:val="1B211D"/>
+          <w:sz w:val="20"/>
+          <w:szCs w:val="20"/>
+        </w:rPr>
+        <w:t xml:space="preserve"> </w:t>
+      </w:r>
+      <w:r>
+        <w:rPr>
+          <w:rFonts w:ascii="맑은 고딕" w:eastAsia="맑은 고딕" w:hAnsi="맑은 고딕" w:hint="eastAsia"/>
+          <w:color w:val="1B211D"/>
+          <w:sz w:val="20"/>
+          <w:szCs w:val="20"/>
+        </w:rPr>
+        <w:t>친해지고</w:t>
+      </w:r>
+      <w:r>
+        <w:rPr>
+          <w:rFonts w:ascii="맑은 고딕" w:eastAsia="맑은 고딕" w:hAnsi="맑은 고딕" w:hint="eastAsia"/>
+          <w:color w:val="1B211D"/>
+          <w:sz w:val="20"/>
+          <w:szCs w:val="20"/>
+        </w:rPr>
+        <w:t xml:space="preserve"> </w:t>
+      </w:r>
+      <w:r>
+        <w:rPr>
+          <w:rFonts w:ascii="맑은 고딕" w:eastAsia="맑은 고딕" w:hAnsi="맑은 고딕" w:hint="eastAsia"/>
+          <w:color w:val="1B211D"/>
+          <w:sz w:val="20"/>
+          <w:szCs w:val="20"/>
+        </w:rPr>
+        <w:t>싶다면</w:t>
       </w:r>
       <w:r>
         <w:rPr>
@@ -16985,6 +17021,1350 @@
           <w:szCs w:val="20"/>
         </w:rPr>
         <w:t>)</w:t>
+      </w:r>
+    </w:p>
+    <w:p>
+      <w:pPr>
+        <w:numPr>
+          <w:ilvl w:val="0"/>
+          <w:numId w:val="8"/>
+        </w:numPr>
+        <w:spacing w:before="100" w:beforeAutospacing="1" w:after="40"/>
+        <w:rPr>
+          <w:rFonts w:ascii="맑은 고딕" w:eastAsia="맑은 고딕" w:hAnsi="맑은 고딕" w:hint="eastAsia"/>
+          <w:color w:val="1B211D"/>
+          <w:sz w:val="20"/>
+          <w:szCs w:val="20"/>
+        </w:rPr>
+      </w:pPr>
+      <w:r>
+        <w:rPr>
+          <w:rStyle w:val="a3"/>
+          <w:rFonts w:ascii="맑은 고딕" w:eastAsia="맑은 고딕" w:hAnsi="맑은 고딕" w:hint="eastAsia"/>
+          <w:sz w:val="20"/>
+          <w:szCs w:val="20"/>
+        </w:rPr>
+        <w:t>맞춤</w:t>
+      </w:r>
+      <w:r>
+        <w:rPr>
+          <w:rStyle w:val="a3"/>
+          <w:rFonts w:ascii="맑은 고딕" w:eastAsia="맑은 고딕" w:hAnsi="맑은 고딕" w:hint="eastAsia"/>
+          <w:sz w:val="20"/>
+          <w:szCs w:val="20"/>
+        </w:rPr>
+        <w:t xml:space="preserve"> </w:t>
+      </w:r>
+      <w:r>
+        <w:rPr>
+          <w:rStyle w:val="a3"/>
+          <w:rFonts w:ascii="맑은 고딕" w:eastAsia="맑은 고딕" w:hAnsi="맑은 고딕" w:hint="eastAsia"/>
+          <w:sz w:val="20"/>
+          <w:szCs w:val="20"/>
+        </w:rPr>
+        <w:t>정렬</w:t>
+      </w:r>
+      <w:r>
+        <w:rPr>
+          <w:rStyle w:val="a3"/>
+          <w:rFonts w:ascii="맑은 고딕" w:eastAsia="맑은 고딕" w:hAnsi="맑은 고딕" w:hint="eastAsia"/>
+          <w:sz w:val="20"/>
+          <w:szCs w:val="20"/>
+        </w:rPr>
+        <w:t xml:space="preserve"> "</w:t>
+      </w:r>
+      <w:r>
+        <w:rPr>
+          <w:rStyle w:val="a3"/>
+          <w:rFonts w:ascii="맑은 고딕" w:eastAsia="맑은 고딕" w:hAnsi="맑은 고딕" w:hint="eastAsia"/>
+          <w:sz w:val="20"/>
+          <w:szCs w:val="20"/>
+        </w:rPr>
+        <w:t>요즘</w:t>
+      </w:r>
+      <w:r>
+        <w:rPr>
+          <w:rStyle w:val="a3"/>
+          <w:rFonts w:ascii="맑은 고딕" w:eastAsia="맑은 고딕" w:hAnsi="맑은 고딕" w:hint="eastAsia"/>
+          <w:sz w:val="20"/>
+          <w:szCs w:val="20"/>
+        </w:rPr>
+        <w:t xml:space="preserve"> </w:t>
+      </w:r>
+      <w:r>
+        <w:rPr>
+          <w:rStyle w:val="a3"/>
+          <w:rFonts w:ascii="맑은 고딕" w:eastAsia="맑은 고딕" w:hAnsi="맑은 고딕" w:hint="eastAsia"/>
+          <w:sz w:val="20"/>
+          <w:szCs w:val="20"/>
+        </w:rPr>
+        <w:t>나는</w:t>
+      </w:r>
+      <w:r>
+        <w:rPr>
+          <w:rStyle w:val="a3"/>
+          <w:rFonts w:ascii="맑은 고딕" w:eastAsia="맑은 고딕" w:hAnsi="맑은 고딕" w:hint="eastAsia"/>
+          <w:sz w:val="20"/>
+          <w:szCs w:val="20"/>
+        </w:rPr>
+        <w:t>"</w:t>
+      </w:r>
+      <w:r>
+        <w:rPr>
+          <w:rFonts w:ascii="맑은 고딕" w:eastAsia="맑은 고딕" w:hAnsi="맑은 고딕" w:hint="eastAsia"/>
+          <w:color w:val="1B211D"/>
+          <w:sz w:val="20"/>
+          <w:szCs w:val="20"/>
+        </w:rPr>
+        <w:t xml:space="preserve">: </w:t>
+      </w:r>
+      <w:r>
+        <w:rPr>
+          <w:rFonts w:ascii="맑은 고딕" w:eastAsia="맑은 고딕" w:hAnsi="맑은 고딕" w:hint="eastAsia"/>
+          <w:color w:val="1B211D"/>
+          <w:sz w:val="20"/>
+          <w:szCs w:val="20"/>
+        </w:rPr>
+        <w:t>첫</w:t>
+      </w:r>
+      <w:r>
+        <w:rPr>
+          <w:rFonts w:ascii="맑은 고딕" w:eastAsia="맑은 고딕" w:hAnsi="맑은 고딕" w:hint="eastAsia"/>
+          <w:color w:val="1B211D"/>
+          <w:sz w:val="20"/>
+          <w:szCs w:val="20"/>
+        </w:rPr>
+        <w:t xml:space="preserve"> </w:t>
+      </w:r>
+      <w:r>
+        <w:rPr>
+          <w:rFonts w:ascii="맑은 고딕" w:eastAsia="맑은 고딕" w:hAnsi="맑은 고딕" w:hint="eastAsia"/>
+          <w:color w:val="1B211D"/>
+          <w:sz w:val="20"/>
+          <w:szCs w:val="20"/>
+        </w:rPr>
+        <w:t>화면에서</w:t>
+      </w:r>
+      <w:r>
+        <w:rPr>
+          <w:rFonts w:ascii="맑은 고딕" w:eastAsia="맑은 고딕" w:hAnsi="맑은 고딕" w:hint="eastAsia"/>
+          <w:color w:val="1B211D"/>
+          <w:sz w:val="20"/>
+          <w:szCs w:val="20"/>
+        </w:rPr>
+        <w:t xml:space="preserve"> </w:t>
+      </w:r>
+      <w:r>
+        <w:rPr>
+          <w:rFonts w:ascii="맑은 고딕" w:eastAsia="맑은 고딕" w:hAnsi="맑은 고딕" w:hint="eastAsia"/>
+          <w:color w:val="1B211D"/>
+          <w:sz w:val="20"/>
+          <w:szCs w:val="20"/>
+        </w:rPr>
+        <w:t>학생</w:t>
+      </w:r>
+      <w:r>
+        <w:rPr>
+          <w:rFonts w:ascii="맑은 고딕" w:eastAsia="맑은 고딕" w:hAnsi="맑은 고딕" w:hint="eastAsia"/>
+          <w:color w:val="1B211D"/>
+          <w:sz w:val="20"/>
+          <w:szCs w:val="20"/>
+        </w:rPr>
+        <w:t>/</w:t>
+      </w:r>
+      <w:r>
+        <w:rPr>
+          <w:rFonts w:ascii="맑은 고딕" w:eastAsia="맑은 고딕" w:hAnsi="맑은 고딕" w:hint="eastAsia"/>
+          <w:color w:val="1B211D"/>
+          <w:sz w:val="20"/>
+          <w:szCs w:val="20"/>
+        </w:rPr>
+        <w:t>직장인</w:t>
+      </w:r>
+      <w:r>
+        <w:rPr>
+          <w:rFonts w:ascii="맑은 고딕" w:eastAsia="맑은 고딕" w:hAnsi="맑은 고딕" w:hint="eastAsia"/>
+          <w:color w:val="1B211D"/>
+          <w:sz w:val="20"/>
+          <w:szCs w:val="20"/>
+        </w:rPr>
+        <w:t>/</w:t>
+      </w:r>
+      <w:r>
+        <w:rPr>
+          <w:rFonts w:ascii="맑은 고딕" w:eastAsia="맑은 고딕" w:hAnsi="맑은 고딕" w:hint="eastAsia"/>
+          <w:color w:val="1B211D"/>
+          <w:sz w:val="20"/>
+          <w:szCs w:val="20"/>
+        </w:rPr>
+        <w:t>부모를</w:t>
+      </w:r>
+      <w:r>
+        <w:rPr>
+          <w:rFonts w:ascii="맑은 고딕" w:eastAsia="맑은 고딕" w:hAnsi="맑은 고딕" w:hint="eastAsia"/>
+          <w:color w:val="1B211D"/>
+          <w:sz w:val="20"/>
+          <w:szCs w:val="20"/>
+        </w:rPr>
+        <w:t xml:space="preserve"> </w:t>
+      </w:r>
+      <w:r>
+        <w:rPr>
+          <w:rFonts w:ascii="맑은 고딕" w:eastAsia="맑은 고딕" w:hAnsi="맑은 고딕" w:hint="eastAsia"/>
+          <w:color w:val="1B211D"/>
+          <w:sz w:val="20"/>
+          <w:szCs w:val="20"/>
+        </w:rPr>
+        <w:t>고르면</w:t>
+      </w:r>
+      <w:r>
+        <w:rPr>
+          <w:rFonts w:ascii="맑은 고딕" w:eastAsia="맑은 고딕" w:hAnsi="맑은 고딕" w:hint="eastAsia"/>
+          <w:color w:val="1B211D"/>
+          <w:sz w:val="20"/>
+          <w:szCs w:val="20"/>
+        </w:rPr>
+        <w:t xml:space="preserve"> </w:t>
+      </w:r>
+      <w:r>
+        <w:rPr>
+          <w:rFonts w:ascii="맑은 고딕" w:eastAsia="맑은 고딕" w:hAnsi="맑은 고딕" w:hint="eastAsia"/>
+          <w:color w:val="1B211D"/>
+          <w:sz w:val="20"/>
+          <w:szCs w:val="20"/>
+        </w:rPr>
+        <w:t>내</w:t>
+      </w:r>
+      <w:r>
+        <w:rPr>
+          <w:rFonts w:ascii="맑은 고딕" w:eastAsia="맑은 고딕" w:hAnsi="맑은 고딕" w:hint="eastAsia"/>
+          <w:color w:val="1B211D"/>
+          <w:sz w:val="20"/>
+          <w:szCs w:val="20"/>
+        </w:rPr>
+        <w:t xml:space="preserve"> </w:t>
+      </w:r>
+      <w:r>
+        <w:rPr>
+          <w:rFonts w:ascii="맑은 고딕" w:eastAsia="맑은 고딕" w:hAnsi="맑은 고딕" w:hint="eastAsia"/>
+          <w:color w:val="1B211D"/>
+          <w:sz w:val="20"/>
+          <w:szCs w:val="20"/>
+        </w:rPr>
+        <w:t>세대의</w:t>
+      </w:r>
+      <w:r>
+        <w:rPr>
+          <w:rFonts w:ascii="맑은 고딕" w:eastAsia="맑은 고딕" w:hAnsi="맑은 고딕" w:hint="eastAsia"/>
+          <w:color w:val="1B211D"/>
+          <w:sz w:val="20"/>
+          <w:szCs w:val="20"/>
+        </w:rPr>
+        <w:t xml:space="preserve"> </w:t>
+      </w:r>
+      <w:r>
+        <w:rPr>
+          <w:rFonts w:ascii="맑은 고딕" w:eastAsia="맑은 고딕" w:hAnsi="맑은 고딕" w:hint="eastAsia"/>
+          <w:color w:val="1B211D"/>
+          <w:sz w:val="20"/>
+          <w:szCs w:val="20"/>
+        </w:rPr>
+        <w:t>편이</w:t>
+      </w:r>
+      <w:r>
+        <w:rPr>
+          <w:rFonts w:ascii="맑은 고딕" w:eastAsia="맑은 고딕" w:hAnsi="맑은 고딕" w:hint="eastAsia"/>
+          <w:color w:val="1B211D"/>
+          <w:sz w:val="20"/>
+          <w:szCs w:val="20"/>
+        </w:rPr>
+        <w:t xml:space="preserve"> </w:t>
+      </w:r>
+      <w:r>
+        <w:rPr>
+          <w:rFonts w:ascii="맑은 고딕" w:eastAsia="맑은 고딕" w:hAnsi="맑은 고딕" w:hint="eastAsia"/>
+          <w:color w:val="1B211D"/>
+          <w:sz w:val="20"/>
+          <w:szCs w:val="20"/>
+        </w:rPr>
+        <w:t>맨</w:t>
+      </w:r>
+      <w:r>
+        <w:rPr>
+          <w:rFonts w:ascii="맑은 고딕" w:eastAsia="맑은 고딕" w:hAnsi="맑은 고딕" w:hint="eastAsia"/>
+          <w:color w:val="1B211D"/>
+          <w:sz w:val="20"/>
+          <w:szCs w:val="20"/>
+        </w:rPr>
+        <w:t xml:space="preserve"> </w:t>
+      </w:r>
+      <w:r>
+        <w:rPr>
+          <w:rFonts w:ascii="맑은 고딕" w:eastAsia="맑은 고딕" w:hAnsi="맑은 고딕" w:hint="eastAsia"/>
+          <w:color w:val="1B211D"/>
+          <w:sz w:val="20"/>
+          <w:szCs w:val="20"/>
+        </w:rPr>
+        <w:t>위로</w:t>
+      </w:r>
+      <w:r>
+        <w:rPr>
+          <w:rFonts w:ascii="맑은 고딕" w:eastAsia="맑은 고딕" w:hAnsi="맑은 고딕" w:hint="eastAsia"/>
+          <w:color w:val="1B211D"/>
+          <w:sz w:val="20"/>
+          <w:szCs w:val="20"/>
+        </w:rPr>
+        <w:t xml:space="preserve"> </w:t>
+      </w:r>
+      <w:r>
+        <w:rPr>
+          <w:rFonts w:ascii="맑은 고딕" w:eastAsia="맑은 고딕" w:hAnsi="맑은 고딕" w:hint="eastAsia"/>
+          <w:color w:val="1B211D"/>
+          <w:sz w:val="20"/>
+          <w:szCs w:val="20"/>
+        </w:rPr>
+        <w:t>온다</w:t>
+      </w:r>
+      <w:r>
+        <w:rPr>
+          <w:rFonts w:ascii="맑은 고딕" w:eastAsia="맑은 고딕" w:hAnsi="맑은 고딕" w:hint="eastAsia"/>
+          <w:color w:val="1B211D"/>
+          <w:sz w:val="20"/>
+          <w:szCs w:val="20"/>
+        </w:rPr>
+        <w:t>('</w:t>
+      </w:r>
+      <w:r>
+        <w:rPr>
+          <w:rFonts w:ascii="맑은 고딕" w:eastAsia="맑은 고딕" w:hAnsi="맑은 고딕" w:hint="eastAsia"/>
+          <w:color w:val="1B211D"/>
+          <w:sz w:val="20"/>
+          <w:szCs w:val="20"/>
+        </w:rPr>
+        <w:t>나의</w:t>
+      </w:r>
+      <w:r>
+        <w:rPr>
+          <w:rFonts w:ascii="맑은 고딕" w:eastAsia="맑은 고딕" w:hAnsi="맑은 고딕" w:hint="eastAsia"/>
+          <w:color w:val="1B211D"/>
+          <w:sz w:val="20"/>
+          <w:szCs w:val="20"/>
+        </w:rPr>
+        <w:t xml:space="preserve"> </w:t>
+      </w:r>
+      <w:r>
+        <w:rPr>
+          <w:rFonts w:ascii="맑은 고딕" w:eastAsia="맑은 고딕" w:hAnsi="맑은 고딕" w:hint="eastAsia"/>
+          <w:color w:val="1B211D"/>
+          <w:sz w:val="20"/>
+          <w:szCs w:val="20"/>
+        </w:rPr>
+        <w:t>편</w:t>
+      </w:r>
+      <w:r>
+        <w:rPr>
+          <w:rFonts w:ascii="맑은 고딕" w:eastAsia="맑은 고딕" w:hAnsi="맑은 고딕" w:hint="eastAsia"/>
+          <w:color w:val="1B211D"/>
+          <w:sz w:val="20"/>
+          <w:szCs w:val="20"/>
+        </w:rPr>
+        <w:t xml:space="preserve">' </w:t>
+      </w:r>
+      <w:r>
+        <w:rPr>
+          <w:rFonts w:ascii="맑은 고딕" w:eastAsia="맑은 고딕" w:hAnsi="맑은 고딕" w:hint="eastAsia"/>
+          <w:color w:val="1B211D"/>
+          <w:sz w:val="20"/>
+          <w:szCs w:val="20"/>
+        </w:rPr>
+        <w:t>뱃지</w:t>
+      </w:r>
+      <w:r>
+        <w:rPr>
+          <w:rFonts w:ascii="맑은 고딕" w:eastAsia="맑은 고딕" w:hAnsi="맑은 고딕" w:hint="eastAsia"/>
+          <w:color w:val="1B211D"/>
+          <w:sz w:val="20"/>
+          <w:szCs w:val="20"/>
+        </w:rPr>
+        <w:t xml:space="preserve">). 3049 </w:t>
+      </w:r>
+      <w:r>
+        <w:rPr>
+          <w:rFonts w:ascii="맑은 고딕" w:eastAsia="맑은 고딕" w:hAnsi="맑은 고딕" w:hint="eastAsia"/>
+          <w:color w:val="1B211D"/>
+          <w:sz w:val="20"/>
+          <w:szCs w:val="20"/>
+        </w:rPr>
+        <w:t>부모에게는</w:t>
+      </w:r>
+      <w:r>
+        <w:rPr>
+          <w:rFonts w:ascii="맑은 고딕" w:eastAsia="맑은 고딕" w:hAnsi="맑은 고딕" w:hint="eastAsia"/>
+          <w:color w:val="1B211D"/>
+          <w:sz w:val="20"/>
+          <w:szCs w:val="20"/>
+        </w:rPr>
+        <w:t xml:space="preserve"> '</w:t>
+      </w:r>
+      <w:r>
+        <w:rPr>
+          <w:rFonts w:ascii="맑은 고딕" w:eastAsia="맑은 고딕" w:hAnsi="맑은 고딕" w:hint="eastAsia"/>
+          <w:color w:val="1B211D"/>
+          <w:sz w:val="20"/>
+          <w:szCs w:val="20"/>
+        </w:rPr>
+        <w:t>자녀와</w:t>
+      </w:r>
+      <w:r>
+        <w:rPr>
+          <w:rFonts w:ascii="맑은 고딕" w:eastAsia="맑은 고딕" w:hAnsi="맑은 고딕" w:hint="eastAsia"/>
+          <w:color w:val="1B211D"/>
+          <w:sz w:val="20"/>
+          <w:szCs w:val="20"/>
+        </w:rPr>
+        <w:t xml:space="preserve"> </w:t>
+      </w:r>
+      <w:r>
+        <w:rPr>
+          <w:rFonts w:ascii="맑은 고딕" w:eastAsia="맑은 고딕" w:hAnsi="맑은 고딕" w:hint="eastAsia"/>
+          <w:color w:val="1B211D"/>
+          <w:sz w:val="20"/>
+          <w:szCs w:val="20"/>
+        </w:rPr>
+        <w:t>친해지고</w:t>
+      </w:r>
+      <w:r>
+        <w:rPr>
+          <w:rFonts w:ascii="맑은 고딕" w:eastAsia="맑은 고딕" w:hAnsi="맑은 고딕" w:hint="eastAsia"/>
+          <w:color w:val="1B211D"/>
+          <w:sz w:val="20"/>
+          <w:szCs w:val="20"/>
+        </w:rPr>
+        <w:t xml:space="preserve"> </w:t>
+      </w:r>
+      <w:r>
+        <w:rPr>
+          <w:rFonts w:ascii="맑은 고딕" w:eastAsia="맑은 고딕" w:hAnsi="맑은 고딕" w:hint="eastAsia"/>
+          <w:color w:val="1B211D"/>
+          <w:sz w:val="20"/>
+          <w:szCs w:val="20"/>
+        </w:rPr>
+        <w:t>싶다면</w:t>
+      </w:r>
+      <w:r>
+        <w:rPr>
+          <w:rFonts w:ascii="맑은 고딕" w:eastAsia="맑은 고딕" w:hAnsi="맑은 고딕" w:hint="eastAsia"/>
+          <w:color w:val="1B211D"/>
+          <w:sz w:val="20"/>
+          <w:szCs w:val="20"/>
+        </w:rPr>
+        <w:t>'</w:t>
+      </w:r>
+      <w:r>
+        <w:rPr>
+          <w:rFonts w:ascii="맑은 고딕" w:eastAsia="맑은 고딕" w:hAnsi="맑은 고딕" w:hint="eastAsia"/>
+          <w:color w:val="1B211D"/>
+          <w:sz w:val="20"/>
+          <w:szCs w:val="20"/>
+        </w:rPr>
+        <w:t>이</w:t>
+      </w:r>
+      <w:r>
+        <w:rPr>
+          <w:rFonts w:ascii="맑은 고딕" w:eastAsia="맑은 고딕" w:hAnsi="맑은 고딕" w:hint="eastAsia"/>
+          <w:color w:val="1B211D"/>
+          <w:sz w:val="20"/>
+          <w:szCs w:val="20"/>
+        </w:rPr>
+        <w:t xml:space="preserve"> </w:t>
+      </w:r>
+      <w:r>
+        <w:rPr>
+          <w:rFonts w:ascii="맑은 고딕" w:eastAsia="맑은 고딕" w:hAnsi="맑은 고딕" w:hint="eastAsia"/>
+          <w:color w:val="1B211D"/>
+          <w:sz w:val="20"/>
+          <w:szCs w:val="20"/>
+        </w:rPr>
+        <w:t>첫</w:t>
+      </w:r>
+      <w:r>
+        <w:rPr>
+          <w:rFonts w:ascii="맑은 고딕" w:eastAsia="맑은 고딕" w:hAnsi="맑은 고딕" w:hint="eastAsia"/>
+          <w:color w:val="1B211D"/>
+          <w:sz w:val="20"/>
+          <w:szCs w:val="20"/>
+        </w:rPr>
+        <w:t xml:space="preserve"> </w:t>
+      </w:r>
+      <w:r>
+        <w:rPr>
+          <w:rFonts w:ascii="맑은 고딕" w:eastAsia="맑은 고딕" w:hAnsi="맑은 고딕" w:hint="eastAsia"/>
+          <w:color w:val="1B211D"/>
+          <w:sz w:val="20"/>
+          <w:szCs w:val="20"/>
+        </w:rPr>
+        <w:t>화면이</w:t>
+      </w:r>
+      <w:r>
+        <w:rPr>
+          <w:rFonts w:ascii="맑은 고딕" w:eastAsia="맑은 고딕" w:hAnsi="맑은 고딕" w:hint="eastAsia"/>
+          <w:color w:val="1B211D"/>
+          <w:sz w:val="20"/>
+          <w:szCs w:val="20"/>
+        </w:rPr>
+        <w:t xml:space="preserve"> </w:t>
+      </w:r>
+      <w:r>
+        <w:rPr>
+          <w:rFonts w:ascii="맑은 고딕" w:eastAsia="맑은 고딕" w:hAnsi="맑은 고딕" w:hint="eastAsia"/>
+          <w:color w:val="1B211D"/>
+          <w:sz w:val="20"/>
+          <w:szCs w:val="20"/>
+        </w:rPr>
+        <w:t>되는</w:t>
+      </w:r>
+      <w:r>
+        <w:rPr>
+          <w:rFonts w:ascii="맑은 고딕" w:eastAsia="맑은 고딕" w:hAnsi="맑은 고딕" w:hint="eastAsia"/>
+          <w:color w:val="1B211D"/>
+          <w:sz w:val="20"/>
+          <w:szCs w:val="20"/>
+        </w:rPr>
+        <w:t xml:space="preserve"> </w:t>
+      </w:r>
+      <w:r>
+        <w:rPr>
+          <w:rFonts w:ascii="맑은 고딕" w:eastAsia="맑은 고딕" w:hAnsi="맑은 고딕" w:hint="eastAsia"/>
+          <w:color w:val="1B211D"/>
+          <w:sz w:val="20"/>
+          <w:szCs w:val="20"/>
+        </w:rPr>
+        <w:t>구조</w:t>
+      </w:r>
+      <w:r>
+        <w:rPr>
+          <w:rFonts w:ascii="맑은 고딕" w:eastAsia="맑은 고딕" w:hAnsi="맑은 고딕" w:hint="eastAsia"/>
+          <w:color w:val="1B211D"/>
+          <w:sz w:val="20"/>
+          <w:szCs w:val="20"/>
+        </w:rPr>
+        <w:t xml:space="preserve"> </w:t>
+      </w:r>
+      <w:r>
+        <w:rPr>
+          <w:rFonts w:ascii="맑은 고딕" w:eastAsia="맑은 고딕" w:hAnsi="맑은 고딕" w:hint="eastAsia"/>
+          <w:color w:val="1B211D"/>
+          <w:sz w:val="20"/>
+          <w:szCs w:val="20"/>
+        </w:rPr>
+        <w:t>—</w:t>
+      </w:r>
+      <w:r>
+        <w:rPr>
+          <w:rFonts w:ascii="맑은 고딕" w:eastAsia="맑은 고딕" w:hAnsi="맑은 고딕" w:hint="eastAsia"/>
+          <w:color w:val="1B211D"/>
+          <w:sz w:val="20"/>
+          <w:szCs w:val="20"/>
+        </w:rPr>
+        <w:t xml:space="preserve"> </w:t>
+      </w:r>
+      <w:r>
+        <w:rPr>
+          <w:rFonts w:ascii="맑은 고딕" w:eastAsia="맑은 고딕" w:hAnsi="맑은 고딕" w:hint="eastAsia"/>
+          <w:color w:val="1B211D"/>
+          <w:sz w:val="20"/>
+          <w:szCs w:val="20"/>
+        </w:rPr>
+        <w:t>타깃마다</w:t>
+      </w:r>
+      <w:r>
+        <w:rPr>
+          <w:rFonts w:ascii="맑은 고딕" w:eastAsia="맑은 고딕" w:hAnsi="맑은 고딕" w:hint="eastAsia"/>
+          <w:color w:val="1B211D"/>
+          <w:sz w:val="20"/>
+          <w:szCs w:val="20"/>
+        </w:rPr>
+        <w:t xml:space="preserve"> </w:t>
+      </w:r>
+      <w:r>
+        <w:rPr>
+          <w:rFonts w:ascii="맑은 고딕" w:eastAsia="맑은 고딕" w:hAnsi="맑은 고딕" w:hint="eastAsia"/>
+          <w:color w:val="1B211D"/>
+          <w:sz w:val="20"/>
+          <w:szCs w:val="20"/>
+        </w:rPr>
+        <w:t>자기</w:t>
+      </w:r>
+      <w:r>
+        <w:rPr>
+          <w:rFonts w:ascii="맑은 고딕" w:eastAsia="맑은 고딕" w:hAnsi="맑은 고딕" w:hint="eastAsia"/>
+          <w:color w:val="1B211D"/>
+          <w:sz w:val="20"/>
+          <w:szCs w:val="20"/>
+        </w:rPr>
+        <w:t xml:space="preserve"> </w:t>
+      </w:r>
+      <w:r>
+        <w:rPr>
+          <w:rFonts w:ascii="맑은 고딕" w:eastAsia="맑은 고딕" w:hAnsi="맑은 고딕" w:hint="eastAsia"/>
+          <w:color w:val="1B211D"/>
+          <w:sz w:val="20"/>
+          <w:szCs w:val="20"/>
+        </w:rPr>
+        <w:t>안내서를</w:t>
+      </w:r>
+      <w:r>
+        <w:rPr>
+          <w:rFonts w:ascii="맑은 고딕" w:eastAsia="맑은 고딕" w:hAnsi="맑은 고딕" w:hint="eastAsia"/>
+          <w:color w:val="1B211D"/>
+          <w:sz w:val="20"/>
+          <w:szCs w:val="20"/>
+        </w:rPr>
+        <w:t xml:space="preserve"> </w:t>
+      </w:r>
+      <w:r>
+        <w:rPr>
+          <w:rFonts w:ascii="맑은 고딕" w:eastAsia="맑은 고딕" w:hAnsi="맑은 고딕" w:hint="eastAsia"/>
+          <w:color w:val="1B211D"/>
+          <w:sz w:val="20"/>
+          <w:szCs w:val="20"/>
+        </w:rPr>
+        <w:t>먼저</w:t>
+      </w:r>
+      <w:r>
+        <w:rPr>
+          <w:rFonts w:ascii="맑은 고딕" w:eastAsia="맑은 고딕" w:hAnsi="맑은 고딕" w:hint="eastAsia"/>
+          <w:color w:val="1B211D"/>
+          <w:sz w:val="20"/>
+          <w:szCs w:val="20"/>
+        </w:rPr>
+        <w:t xml:space="preserve"> </w:t>
+      </w:r>
+      <w:r>
+        <w:rPr>
+          <w:rFonts w:ascii="맑은 고딕" w:eastAsia="맑은 고딕" w:hAnsi="맑은 고딕" w:hint="eastAsia"/>
+          <w:color w:val="1B211D"/>
+          <w:sz w:val="20"/>
+          <w:szCs w:val="20"/>
+        </w:rPr>
+        <w:t>만난다</w:t>
+      </w:r>
+    </w:p>
+    <w:p>
+      <w:pPr>
+        <w:numPr>
+          <w:ilvl w:val="0"/>
+          <w:numId w:val="8"/>
+        </w:numPr>
+        <w:spacing w:before="100" w:beforeAutospacing="1" w:after="40"/>
+        <w:rPr>
+          <w:rFonts w:ascii="맑은 고딕" w:eastAsia="맑은 고딕" w:hAnsi="맑은 고딕" w:hint="eastAsia"/>
+          <w:color w:val="1B211D"/>
+          <w:sz w:val="20"/>
+          <w:szCs w:val="20"/>
+        </w:rPr>
+      </w:pPr>
+      <w:r>
+        <w:rPr>
+          <w:rStyle w:val="a3"/>
+          <w:rFonts w:ascii="맑은 고딕" w:eastAsia="맑은 고딕" w:hAnsi="맑은 고딕" w:hint="eastAsia"/>
+          <w:sz w:val="20"/>
+          <w:szCs w:val="20"/>
+        </w:rPr>
+        <w:t>그</w:t>
+      </w:r>
+      <w:r>
+        <w:rPr>
+          <w:rStyle w:val="a3"/>
+          <w:rFonts w:ascii="맑은 고딕" w:eastAsia="맑은 고딕" w:hAnsi="맑은 고딕" w:hint="eastAsia"/>
+          <w:sz w:val="20"/>
+          <w:szCs w:val="20"/>
+        </w:rPr>
+        <w:t xml:space="preserve"> </w:t>
+      </w:r>
+      <w:r>
+        <w:rPr>
+          <w:rStyle w:val="a3"/>
+          <w:rFonts w:ascii="맑은 고딕" w:eastAsia="맑은 고딕" w:hAnsi="맑은 고딕" w:hint="eastAsia"/>
+          <w:sz w:val="20"/>
+          <w:szCs w:val="20"/>
+        </w:rPr>
+        <w:t>시절엔</w:t>
+      </w:r>
+      <w:r>
+        <w:rPr>
+          <w:rStyle w:val="a3"/>
+          <w:rFonts w:ascii="맑은 고딕" w:eastAsia="맑은 고딕" w:hAnsi="맑은 고딕" w:hint="eastAsia"/>
+          <w:sz w:val="20"/>
+          <w:szCs w:val="20"/>
+        </w:rPr>
+        <w:t xml:space="preserve"> (</w:t>
+      </w:r>
+      <w:r>
+        <w:rPr>
+          <w:rStyle w:val="a3"/>
+          <w:rFonts w:ascii="맑은 고딕" w:eastAsia="맑은 고딕" w:hAnsi="맑은 고딕" w:hint="eastAsia"/>
+          <w:sz w:val="20"/>
+          <w:szCs w:val="20"/>
+        </w:rPr>
+        <w:t>향수</w:t>
+      </w:r>
+      <w:r>
+        <w:rPr>
+          <w:rStyle w:val="a3"/>
+          <w:rFonts w:ascii="맑은 고딕" w:eastAsia="맑은 고딕" w:hAnsi="맑은 고딕" w:hint="eastAsia"/>
+          <w:sz w:val="20"/>
+          <w:szCs w:val="20"/>
+        </w:rPr>
+        <w:t xml:space="preserve"> </w:t>
+      </w:r>
+      <w:r>
+        <w:rPr>
+          <w:rStyle w:val="a3"/>
+          <w:rFonts w:ascii="맑은 고딕" w:eastAsia="맑은 고딕" w:hAnsi="맑은 고딕" w:hint="eastAsia"/>
+          <w:sz w:val="20"/>
+          <w:szCs w:val="20"/>
+        </w:rPr>
+        <w:t>코너</w:t>
+      </w:r>
+      <w:r>
+        <w:rPr>
+          <w:rStyle w:val="a3"/>
+          <w:rFonts w:ascii="맑은 고딕" w:eastAsia="맑은 고딕" w:hAnsi="맑은 고딕" w:hint="eastAsia"/>
+          <w:sz w:val="20"/>
+          <w:szCs w:val="20"/>
+        </w:rPr>
+        <w:t>)</w:t>
+      </w:r>
+      <w:r>
+        <w:rPr>
+          <w:rFonts w:ascii="맑은 고딕" w:eastAsia="맑은 고딕" w:hAnsi="맑은 고딕" w:hint="eastAsia"/>
+          <w:color w:val="1B211D"/>
+          <w:sz w:val="20"/>
+          <w:szCs w:val="20"/>
+        </w:rPr>
+        <w:t>: MT</w:t>
+      </w:r>
+      <w:r>
+        <w:rPr>
+          <w:rFonts w:ascii="맑은 고딕" w:eastAsia="맑은 고딕" w:hAnsi="맑은 고딕" w:hint="eastAsia"/>
+          <w:color w:val="1B211D"/>
+          <w:sz w:val="20"/>
+          <w:szCs w:val="20"/>
+        </w:rPr>
+        <w:t>·술게임</w:t>
+      </w:r>
+      <w:r>
+        <w:rPr>
+          <w:rFonts w:ascii="맑은 고딕" w:eastAsia="맑은 고딕" w:hAnsi="맑은 고딕" w:hint="eastAsia"/>
+          <w:color w:val="1B211D"/>
+          <w:sz w:val="20"/>
+          <w:szCs w:val="20"/>
+        </w:rPr>
+        <w:t xml:space="preserve"> </w:t>
+      </w:r>
+      <w:r>
+        <w:rPr>
+          <w:rFonts w:ascii="맑은 고딕" w:eastAsia="맑은 고딕" w:hAnsi="맑은 고딕" w:hint="eastAsia"/>
+          <w:color w:val="1B211D"/>
+          <w:sz w:val="20"/>
+          <w:szCs w:val="20"/>
+        </w:rPr>
+        <w:t>챕터에는</w:t>
+      </w:r>
+      <w:r>
+        <w:rPr>
+          <w:rFonts w:ascii="맑은 고딕" w:eastAsia="맑은 고딕" w:hAnsi="맑은 고딕" w:hint="eastAsia"/>
+          <w:color w:val="1B211D"/>
+          <w:sz w:val="20"/>
+          <w:szCs w:val="20"/>
+        </w:rPr>
+        <w:t xml:space="preserve"> 94</w:t>
+      </w:r>
+      <w:r>
+        <w:rPr>
+          <w:rFonts w:ascii="맑은 고딕" w:eastAsia="맑은 고딕" w:hAnsi="맑은 고딕" w:hint="eastAsia"/>
+          <w:color w:val="1B211D"/>
+          <w:sz w:val="20"/>
+          <w:szCs w:val="20"/>
+        </w:rPr>
+        <w:t>학번·</w:t>
+      </w:r>
+      <w:r>
+        <w:rPr>
+          <w:rFonts w:ascii="맑은 고딕" w:eastAsia="맑은 고딕" w:hAnsi="맑은 고딕" w:hint="eastAsia"/>
+          <w:color w:val="1B211D"/>
+          <w:sz w:val="20"/>
+          <w:szCs w:val="20"/>
+        </w:rPr>
+        <w:t>02</w:t>
+      </w:r>
+      <w:r>
+        <w:rPr>
+          <w:rFonts w:ascii="맑은 고딕" w:eastAsia="맑은 고딕" w:hAnsi="맑은 고딕" w:hint="eastAsia"/>
+          <w:color w:val="1B211D"/>
+          <w:sz w:val="20"/>
+          <w:szCs w:val="20"/>
+        </w:rPr>
+        <w:t>학번</w:t>
+      </w:r>
+      <w:r>
+        <w:rPr>
+          <w:rFonts w:ascii="맑은 고딕" w:eastAsia="맑은 고딕" w:hAnsi="맑은 고딕" w:hint="eastAsia"/>
+          <w:color w:val="1B211D"/>
+          <w:sz w:val="20"/>
+          <w:szCs w:val="20"/>
+        </w:rPr>
+        <w:t xml:space="preserve"> </w:t>
+      </w:r>
+      <w:r>
+        <w:rPr>
+          <w:rFonts w:ascii="맑은 고딕" w:eastAsia="맑은 고딕" w:hAnsi="맑은 고딕" w:hint="eastAsia"/>
+          <w:color w:val="1B211D"/>
+          <w:sz w:val="20"/>
+          <w:szCs w:val="20"/>
+        </w:rPr>
+        <w:t>선배들의</w:t>
+      </w:r>
+      <w:r>
+        <w:rPr>
+          <w:rFonts w:ascii="맑은 고딕" w:eastAsia="맑은 고딕" w:hAnsi="맑은 고딕" w:hint="eastAsia"/>
+          <w:color w:val="1B211D"/>
+          <w:sz w:val="20"/>
+          <w:szCs w:val="20"/>
+        </w:rPr>
+        <w:t xml:space="preserve"> </w:t>
+      </w:r>
+      <w:r>
+        <w:rPr>
+          <w:rFonts w:ascii="맑은 고딕" w:eastAsia="맑은 고딕" w:hAnsi="맑은 고딕" w:hint="eastAsia"/>
+          <w:color w:val="1B211D"/>
+          <w:sz w:val="20"/>
+          <w:szCs w:val="20"/>
+        </w:rPr>
+        <w:t>회상이</w:t>
+      </w:r>
+      <w:r>
+        <w:rPr>
+          <w:rFonts w:ascii="맑은 고딕" w:eastAsia="맑은 고딕" w:hAnsi="맑은 고딕" w:hint="eastAsia"/>
+          <w:color w:val="1B211D"/>
+          <w:sz w:val="20"/>
+          <w:szCs w:val="20"/>
+        </w:rPr>
+        <w:t xml:space="preserve"> </w:t>
+      </w:r>
+      <w:r>
+        <w:rPr>
+          <w:rFonts w:ascii="맑은 고딕" w:eastAsia="맑은 고딕" w:hAnsi="맑은 고딕" w:hint="eastAsia"/>
+          <w:color w:val="1B211D"/>
+          <w:sz w:val="20"/>
+          <w:szCs w:val="20"/>
+        </w:rPr>
+        <w:t>실린다</w:t>
+      </w:r>
+      <w:r>
+        <w:rPr>
+          <w:rFonts w:ascii="맑은 고딕" w:eastAsia="맑은 고딕" w:hAnsi="맑은 고딕" w:hint="eastAsia"/>
+          <w:color w:val="1B211D"/>
+          <w:sz w:val="20"/>
+          <w:szCs w:val="20"/>
+        </w:rPr>
+        <w:t>. "</w:t>
+      </w:r>
+      <w:r>
+        <w:rPr>
+          <w:rFonts w:ascii="맑은 고딕" w:eastAsia="맑은 고딕" w:hAnsi="맑은 고딕" w:hint="eastAsia"/>
+          <w:color w:val="1B211D"/>
+          <w:sz w:val="20"/>
+          <w:szCs w:val="20"/>
+        </w:rPr>
+        <w:t>청량리에서</w:t>
+      </w:r>
+      <w:r>
+        <w:rPr>
+          <w:rFonts w:ascii="맑은 고딕" w:eastAsia="맑은 고딕" w:hAnsi="맑은 고딕" w:hint="eastAsia"/>
+          <w:color w:val="1B211D"/>
+          <w:sz w:val="20"/>
+          <w:szCs w:val="20"/>
+        </w:rPr>
+        <w:t xml:space="preserve"> </w:t>
+      </w:r>
+      <w:r>
+        <w:rPr>
+          <w:rFonts w:ascii="맑은 고딕" w:eastAsia="맑은 고딕" w:hAnsi="맑은 고딕" w:hint="eastAsia"/>
+          <w:color w:val="1B211D"/>
+          <w:sz w:val="20"/>
+          <w:szCs w:val="20"/>
+        </w:rPr>
+        <w:t>기차</w:t>
+      </w:r>
+      <w:r>
+        <w:rPr>
+          <w:rFonts w:ascii="맑은 고딕" w:eastAsia="맑은 고딕" w:hAnsi="맑은 고딕" w:hint="eastAsia"/>
+          <w:color w:val="1B211D"/>
+          <w:sz w:val="20"/>
+          <w:szCs w:val="20"/>
+        </w:rPr>
+        <w:t xml:space="preserve"> </w:t>
+      </w:r>
+      <w:r>
+        <w:rPr>
+          <w:rFonts w:ascii="맑은 고딕" w:eastAsia="맑은 고딕" w:hAnsi="맑은 고딕" w:hint="eastAsia"/>
+          <w:color w:val="1B211D"/>
+          <w:sz w:val="20"/>
+          <w:szCs w:val="20"/>
+        </w:rPr>
+        <w:t>타고</w:t>
+      </w:r>
+      <w:r>
+        <w:rPr>
+          <w:rFonts w:ascii="맑은 고딕" w:eastAsia="맑은 고딕" w:hAnsi="맑은 고딕" w:hint="eastAsia"/>
+          <w:color w:val="1B211D"/>
+          <w:sz w:val="20"/>
+          <w:szCs w:val="20"/>
+        </w:rPr>
+        <w:t xml:space="preserve"> </w:t>
+      </w:r>
+      <w:r>
+        <w:rPr>
+          <w:rFonts w:ascii="맑은 고딕" w:eastAsia="맑은 고딕" w:hAnsi="맑은 고딕" w:hint="eastAsia"/>
+          <w:color w:val="1B211D"/>
+          <w:sz w:val="20"/>
+          <w:szCs w:val="20"/>
+        </w:rPr>
+        <w:t>대성리로</w:t>
+      </w:r>
+      <w:r>
+        <w:rPr>
+          <w:rFonts w:ascii="맑은 고딕" w:eastAsia="맑은 고딕" w:hAnsi="맑은 고딕" w:hint="eastAsia"/>
+          <w:color w:val="1B211D"/>
+          <w:sz w:val="20"/>
+          <w:szCs w:val="20"/>
+        </w:rPr>
+        <w:t xml:space="preserve"> </w:t>
+      </w:r>
+      <w:r>
+        <w:rPr>
+          <w:rFonts w:ascii="맑은 고딕" w:eastAsia="맑은 고딕" w:hAnsi="맑은 고딕" w:hint="eastAsia"/>
+          <w:color w:val="1B211D"/>
+          <w:sz w:val="20"/>
+          <w:szCs w:val="20"/>
+        </w:rPr>
+        <w:t>갔다</w:t>
+      </w:r>
+      <w:r>
+        <w:rPr>
+          <w:rFonts w:ascii="맑은 고딕" w:eastAsia="맑은 고딕" w:hAnsi="맑은 고딕" w:hint="eastAsia"/>
+          <w:color w:val="1B211D"/>
+          <w:sz w:val="20"/>
+          <w:szCs w:val="20"/>
+        </w:rPr>
+        <w:t xml:space="preserve">. </w:t>
+      </w:r>
+      <w:r>
+        <w:rPr>
+          <w:rFonts w:ascii="맑은 고딕" w:eastAsia="맑은 고딕" w:hAnsi="맑은 고딕" w:hint="eastAsia"/>
+          <w:color w:val="1B211D"/>
+          <w:sz w:val="20"/>
+          <w:szCs w:val="20"/>
+        </w:rPr>
+        <w:t>통기타</w:t>
+      </w:r>
+      <w:r>
+        <w:rPr>
+          <w:rFonts w:ascii="맑은 고딕" w:eastAsia="맑은 고딕" w:hAnsi="맑은 고딕" w:hint="eastAsia"/>
+          <w:color w:val="1B211D"/>
+          <w:sz w:val="20"/>
+          <w:szCs w:val="20"/>
+        </w:rPr>
+        <w:t xml:space="preserve"> </w:t>
+      </w:r>
+      <w:r>
+        <w:rPr>
+          <w:rFonts w:ascii="맑은 고딕" w:eastAsia="맑은 고딕" w:hAnsi="맑은 고딕" w:hint="eastAsia"/>
+          <w:color w:val="1B211D"/>
+          <w:sz w:val="20"/>
+          <w:szCs w:val="20"/>
+        </w:rPr>
+        <w:t>하나면</w:t>
+      </w:r>
+      <w:r>
+        <w:rPr>
+          <w:rFonts w:ascii="맑은 고딕" w:eastAsia="맑은 고딕" w:hAnsi="맑은 고딕" w:hint="eastAsia"/>
+          <w:color w:val="1B211D"/>
+          <w:sz w:val="20"/>
+          <w:szCs w:val="20"/>
+        </w:rPr>
+        <w:t xml:space="preserve"> </w:t>
+      </w:r>
+      <w:r>
+        <w:rPr>
+          <w:rFonts w:ascii="맑은 고딕" w:eastAsia="맑은 고딕" w:hAnsi="맑은 고딕" w:hint="eastAsia"/>
+          <w:color w:val="1B211D"/>
+          <w:sz w:val="20"/>
+          <w:szCs w:val="20"/>
+        </w:rPr>
+        <w:t>밤이</w:t>
+      </w:r>
+      <w:r>
+        <w:rPr>
+          <w:rFonts w:ascii="맑은 고딕" w:eastAsia="맑은 고딕" w:hAnsi="맑은 고딕" w:hint="eastAsia"/>
+          <w:color w:val="1B211D"/>
+          <w:sz w:val="20"/>
+          <w:szCs w:val="20"/>
+        </w:rPr>
+        <w:t xml:space="preserve"> </w:t>
+      </w:r>
+      <w:r>
+        <w:rPr>
+          <w:rFonts w:ascii="맑은 고딕" w:eastAsia="맑은 고딕" w:hAnsi="맑은 고딕" w:hint="eastAsia"/>
+          <w:color w:val="1B211D"/>
+          <w:sz w:val="20"/>
+          <w:szCs w:val="20"/>
+        </w:rPr>
+        <w:t>갔다</w:t>
+      </w:r>
+      <w:r>
+        <w:rPr>
+          <w:rFonts w:ascii="맑은 고딕" w:eastAsia="맑은 고딕" w:hAnsi="맑은 고딕" w:hint="eastAsia"/>
+          <w:color w:val="1B211D"/>
+          <w:sz w:val="20"/>
+          <w:szCs w:val="20"/>
+        </w:rPr>
+        <w:t xml:space="preserve">." </w:t>
+      </w:r>
+      <w:r>
+        <w:rPr>
+          <w:rFonts w:ascii="맑은 고딕" w:eastAsia="맑은 고딕" w:hAnsi="맑은 고딕" w:hint="eastAsia"/>
+          <w:color w:val="1B211D"/>
+          <w:sz w:val="20"/>
+          <w:szCs w:val="20"/>
+        </w:rPr>
+        <w:t>—</w:t>
+      </w:r>
+      <w:r>
+        <w:rPr>
+          <w:rFonts w:ascii="맑은 고딕" w:eastAsia="맑은 고딕" w:hAnsi="맑은 고딕" w:hint="eastAsia"/>
+          <w:color w:val="1B211D"/>
+          <w:sz w:val="20"/>
+          <w:szCs w:val="20"/>
+        </w:rPr>
+        <w:t xml:space="preserve"> 3049</w:t>
+      </w:r>
+      <w:r>
+        <w:rPr>
+          <w:rFonts w:ascii="맑은 고딕" w:eastAsia="맑은 고딕" w:hAnsi="맑은 고딕" w:hint="eastAsia"/>
+          <w:color w:val="1B211D"/>
+          <w:sz w:val="20"/>
+          <w:szCs w:val="20"/>
+        </w:rPr>
+        <w:t>에겐</w:t>
+      </w:r>
+      <w:r>
+        <w:rPr>
+          <w:rFonts w:ascii="맑은 고딕" w:eastAsia="맑은 고딕" w:hAnsi="맑은 고딕" w:hint="eastAsia"/>
+          <w:color w:val="1B211D"/>
+          <w:sz w:val="20"/>
+          <w:szCs w:val="20"/>
+        </w:rPr>
+        <w:t xml:space="preserve"> </w:t>
+      </w:r>
+      <w:r>
+        <w:rPr>
+          <w:rFonts w:ascii="맑은 고딕" w:eastAsia="맑은 고딕" w:hAnsi="맑은 고딕" w:hint="eastAsia"/>
+          <w:color w:val="1B211D"/>
+          <w:sz w:val="20"/>
+          <w:szCs w:val="20"/>
+        </w:rPr>
+        <w:t>향수</w:t>
+      </w:r>
+      <w:r>
+        <w:rPr>
+          <w:rFonts w:ascii="맑은 고딕" w:eastAsia="맑은 고딕" w:hAnsi="맑은 고딕" w:hint="eastAsia"/>
+          <w:color w:val="1B211D"/>
+          <w:sz w:val="20"/>
+          <w:szCs w:val="20"/>
+        </w:rPr>
+        <w:t>, 2030</w:t>
+      </w:r>
+      <w:r>
+        <w:rPr>
+          <w:rFonts w:ascii="맑은 고딕" w:eastAsia="맑은 고딕" w:hAnsi="맑은 고딕" w:hint="eastAsia"/>
+          <w:color w:val="1B211D"/>
+          <w:sz w:val="20"/>
+          <w:szCs w:val="20"/>
+        </w:rPr>
+        <w:t>에겐</w:t>
+      </w:r>
+      <w:r>
+        <w:rPr>
+          <w:rFonts w:ascii="맑은 고딕" w:eastAsia="맑은 고딕" w:hAnsi="맑은 고딕" w:hint="eastAsia"/>
+          <w:color w:val="1B211D"/>
+          <w:sz w:val="20"/>
+          <w:szCs w:val="20"/>
+        </w:rPr>
+        <w:t xml:space="preserve"> </w:t>
+      </w:r>
+      <w:r>
+        <w:rPr>
+          <w:rFonts w:ascii="맑은 고딕" w:eastAsia="맑은 고딕" w:hAnsi="맑은 고딕" w:hint="eastAsia"/>
+          <w:color w:val="1B211D"/>
+          <w:sz w:val="20"/>
+          <w:szCs w:val="20"/>
+        </w:rPr>
+        <w:t>재미</w:t>
+      </w:r>
+      <w:r>
+        <w:rPr>
+          <w:rFonts w:ascii="맑은 고딕" w:eastAsia="맑은 고딕" w:hAnsi="맑은 고딕" w:hint="eastAsia"/>
+          <w:color w:val="1B211D"/>
+          <w:sz w:val="20"/>
+          <w:szCs w:val="20"/>
+        </w:rPr>
+        <w:t xml:space="preserve">. </w:t>
+      </w:r>
+      <w:r>
+        <w:rPr>
+          <w:rFonts w:ascii="맑은 고딕" w:eastAsia="맑은 고딕" w:hAnsi="맑은 고딕" w:hint="eastAsia"/>
+          <w:color w:val="1B211D"/>
+          <w:sz w:val="20"/>
+          <w:szCs w:val="20"/>
+        </w:rPr>
+        <w:t>회상</w:t>
+      </w:r>
+      <w:r>
+        <w:rPr>
+          <w:rFonts w:ascii="맑은 고딕" w:eastAsia="맑은 고딕" w:hAnsi="맑은 고딕" w:hint="eastAsia"/>
+          <w:color w:val="1B211D"/>
+          <w:sz w:val="20"/>
+          <w:szCs w:val="20"/>
+        </w:rPr>
+        <w:t xml:space="preserve"> </w:t>
+      </w:r>
+      <w:r>
+        <w:rPr>
+          <w:rFonts w:ascii="맑은 고딕" w:eastAsia="맑은 고딕" w:hAnsi="맑은 고딕" w:hint="eastAsia"/>
+          <w:color w:val="1B211D"/>
+          <w:sz w:val="20"/>
+          <w:szCs w:val="20"/>
+        </w:rPr>
+        <w:t>아래</w:t>
+      </w:r>
+      <w:r>
+        <w:rPr>
+          <w:rFonts w:ascii="맑은 고딕" w:eastAsia="맑은 고딕" w:hAnsi="맑은 고딕" w:hint="eastAsia"/>
+          <w:color w:val="1B211D"/>
+          <w:sz w:val="20"/>
+          <w:szCs w:val="20"/>
+        </w:rPr>
+        <w:t xml:space="preserve"> "</w:t>
+      </w:r>
+      <w:r>
+        <w:rPr>
+          <w:rFonts w:ascii="맑은 고딕" w:eastAsia="맑은 고딕" w:hAnsi="맑은 고딕" w:hint="eastAsia"/>
+          <w:color w:val="1B211D"/>
+          <w:sz w:val="20"/>
+          <w:szCs w:val="20"/>
+        </w:rPr>
+        <w:t>당신의</w:t>
+      </w:r>
+      <w:r>
+        <w:rPr>
+          <w:rFonts w:ascii="맑은 고딕" w:eastAsia="맑은 고딕" w:hAnsi="맑은 고딕" w:hint="eastAsia"/>
+          <w:color w:val="1B211D"/>
+          <w:sz w:val="20"/>
+          <w:szCs w:val="20"/>
+        </w:rPr>
+        <w:t xml:space="preserve"> </w:t>
+      </w:r>
+      <w:r>
+        <w:rPr>
+          <w:rFonts w:ascii="맑은 고딕" w:eastAsia="맑은 고딕" w:hAnsi="맑은 고딕" w:hint="eastAsia"/>
+          <w:color w:val="1B211D"/>
+          <w:sz w:val="20"/>
+          <w:szCs w:val="20"/>
+        </w:rPr>
+        <w:t>그</w:t>
+      </w:r>
+      <w:r>
+        <w:rPr>
+          <w:rFonts w:ascii="맑은 고딕" w:eastAsia="맑은 고딕" w:hAnsi="맑은 고딕" w:hint="eastAsia"/>
+          <w:color w:val="1B211D"/>
+          <w:sz w:val="20"/>
+          <w:szCs w:val="20"/>
+        </w:rPr>
+        <w:t xml:space="preserve"> </w:t>
+      </w:r>
+      <w:r>
+        <w:rPr>
+          <w:rFonts w:ascii="맑은 고딕" w:eastAsia="맑은 고딕" w:hAnsi="맑은 고딕" w:hint="eastAsia"/>
+          <w:color w:val="1B211D"/>
+          <w:sz w:val="20"/>
+          <w:szCs w:val="20"/>
+        </w:rPr>
+        <w:t>시절도</w:t>
+      </w:r>
+      <w:r>
+        <w:rPr>
+          <w:rFonts w:ascii="맑은 고딕" w:eastAsia="맑은 고딕" w:hAnsi="맑은 고딕" w:hint="eastAsia"/>
+          <w:color w:val="1B211D"/>
+          <w:sz w:val="20"/>
+          <w:szCs w:val="20"/>
+        </w:rPr>
+        <w:t xml:space="preserve"> </w:t>
+      </w:r>
+      <w:r>
+        <w:rPr>
+          <w:rFonts w:ascii="맑은 고딕" w:eastAsia="맑은 고딕" w:hAnsi="맑은 고딕" w:hint="eastAsia"/>
+          <w:color w:val="1B211D"/>
+          <w:sz w:val="20"/>
+          <w:szCs w:val="20"/>
+        </w:rPr>
+        <w:t>보태주세요</w:t>
+      </w:r>
+      <w:r>
+        <w:rPr>
+          <w:rFonts w:ascii="맑은 고딕" w:eastAsia="맑은 고딕" w:hAnsi="맑은 고딕" w:hint="eastAsia"/>
+          <w:color w:val="1B211D"/>
+          <w:sz w:val="20"/>
+          <w:szCs w:val="20"/>
+        </w:rPr>
+        <w:t>"</w:t>
+      </w:r>
+      <w:r>
+        <w:rPr>
+          <w:rFonts w:ascii="맑은 고딕" w:eastAsia="맑은 고딕" w:hAnsi="맑은 고딕" w:hint="eastAsia"/>
+          <w:color w:val="1B211D"/>
+          <w:sz w:val="20"/>
+          <w:szCs w:val="20"/>
+        </w:rPr>
+        <w:t>로</w:t>
+      </w:r>
+      <w:r>
+        <w:rPr>
+          <w:rFonts w:ascii="맑은 고딕" w:eastAsia="맑은 고딕" w:hAnsi="맑은 고딕" w:hint="eastAsia"/>
+          <w:color w:val="1B211D"/>
+          <w:sz w:val="20"/>
+          <w:szCs w:val="20"/>
+        </w:rPr>
+        <w:t xml:space="preserve"> 3049</w:t>
+      </w:r>
+      <w:r>
+        <w:rPr>
+          <w:rFonts w:ascii="맑은 고딕" w:eastAsia="맑은 고딕" w:hAnsi="맑은 고딕" w:hint="eastAsia"/>
+          <w:color w:val="1B211D"/>
+          <w:sz w:val="20"/>
+          <w:szCs w:val="20"/>
+        </w:rPr>
+        <w:t>의</w:t>
+      </w:r>
+      <w:r>
+        <w:rPr>
+          <w:rFonts w:ascii="맑은 고딕" w:eastAsia="맑은 고딕" w:hAnsi="맑은 고딕" w:hint="eastAsia"/>
+          <w:color w:val="1B211D"/>
+          <w:sz w:val="20"/>
+          <w:szCs w:val="20"/>
+        </w:rPr>
+        <w:t xml:space="preserve"> </w:t>
+      </w:r>
+      <w:r>
+        <w:rPr>
+          <w:rFonts w:ascii="맑은 고딕" w:eastAsia="맑은 고딕" w:hAnsi="맑은 고딕" w:hint="eastAsia"/>
+          <w:color w:val="1B211D"/>
+          <w:sz w:val="20"/>
+          <w:szCs w:val="20"/>
+        </w:rPr>
+        <w:t>기여를</w:t>
+      </w:r>
+      <w:r>
+        <w:rPr>
+          <w:rFonts w:ascii="맑은 고딕" w:eastAsia="맑은 고딕" w:hAnsi="맑은 고딕" w:hint="eastAsia"/>
+          <w:color w:val="1B211D"/>
+          <w:sz w:val="20"/>
+          <w:szCs w:val="20"/>
+        </w:rPr>
+        <w:t xml:space="preserve"> </w:t>
+      </w:r>
+      <w:r>
+        <w:rPr>
+          <w:rFonts w:ascii="맑은 고딕" w:eastAsia="맑은 고딕" w:hAnsi="맑은 고딕" w:hint="eastAsia"/>
+          <w:color w:val="1B211D"/>
+          <w:sz w:val="20"/>
+          <w:szCs w:val="20"/>
+        </w:rPr>
+        <w:t>유도해</w:t>
+      </w:r>
+      <w:r>
+        <w:rPr>
+          <w:rFonts w:ascii="맑은 고딕" w:eastAsia="맑은 고딕" w:hAnsi="맑은 고딕" w:hint="eastAsia"/>
+          <w:color w:val="1B211D"/>
+          <w:sz w:val="20"/>
+          <w:szCs w:val="20"/>
+        </w:rPr>
+        <w:t xml:space="preserve"> </w:t>
+      </w:r>
+      <w:r>
+        <w:rPr>
+          <w:rFonts w:ascii="맑은 고딕" w:eastAsia="맑은 고딕" w:hAnsi="맑은 고딕" w:hint="eastAsia"/>
+          <w:color w:val="1B211D"/>
+          <w:sz w:val="20"/>
+          <w:szCs w:val="20"/>
+        </w:rPr>
+        <w:t>세대를</w:t>
+      </w:r>
+      <w:r>
+        <w:rPr>
+          <w:rFonts w:ascii="맑은 고딕" w:eastAsia="맑은 고딕" w:hAnsi="맑은 고딕" w:hint="eastAsia"/>
+          <w:color w:val="1B211D"/>
+          <w:sz w:val="20"/>
+          <w:szCs w:val="20"/>
+        </w:rPr>
+        <w:t xml:space="preserve"> </w:t>
+      </w:r>
+      <w:r>
+        <w:rPr>
+          <w:rFonts w:ascii="맑은 고딕" w:eastAsia="맑은 고딕" w:hAnsi="맑은 고딕" w:hint="eastAsia"/>
+          <w:color w:val="1B211D"/>
+          <w:sz w:val="20"/>
+          <w:szCs w:val="20"/>
+        </w:rPr>
+        <w:t>한</w:t>
+      </w:r>
+      <w:r>
+        <w:rPr>
+          <w:rFonts w:ascii="맑은 고딕" w:eastAsia="맑은 고딕" w:hAnsi="맑은 고딕" w:hint="eastAsia"/>
+          <w:color w:val="1B211D"/>
+          <w:sz w:val="20"/>
+          <w:szCs w:val="20"/>
+        </w:rPr>
+        <w:t xml:space="preserve"> </w:t>
+      </w:r>
+      <w:r>
+        <w:rPr>
+          <w:rFonts w:ascii="맑은 고딕" w:eastAsia="맑은 고딕" w:hAnsi="맑은 고딕" w:hint="eastAsia"/>
+          <w:color w:val="1B211D"/>
+          <w:sz w:val="20"/>
+          <w:szCs w:val="20"/>
+        </w:rPr>
+        <w:t>테이블에</w:t>
+      </w:r>
+      <w:r>
+        <w:rPr>
+          <w:rFonts w:ascii="맑은 고딕" w:eastAsia="맑은 고딕" w:hAnsi="맑은 고딕" w:hint="eastAsia"/>
+          <w:color w:val="1B211D"/>
+          <w:sz w:val="20"/>
+          <w:szCs w:val="20"/>
+        </w:rPr>
+        <w:t xml:space="preserve"> </w:t>
+      </w:r>
+      <w:r>
+        <w:rPr>
+          <w:rFonts w:ascii="맑은 고딕" w:eastAsia="맑은 고딕" w:hAnsi="맑은 고딕" w:hint="eastAsia"/>
+          <w:color w:val="1B211D"/>
+          <w:sz w:val="20"/>
+          <w:szCs w:val="20"/>
+        </w:rPr>
+        <w:t>앉힌다</w:t>
       </w:r>
     </w:p>
     <w:p>
@@ -29403,7 +30783,7 @@
           <w:sz w:val="20"/>
           <w:szCs w:val="20"/>
         </w:rPr>
-        <w:pict w14:anchorId="77913B21">
+        <w:pict w14:anchorId="1A9B214D">
           <v:rect id="_x0000_i1032" style="width:0;height:1.5pt" o:hralign="center" o:hrstd="t" o:hr="t" fillcolor="#a0a0a0" stroked="f"/>
         </w:pict>
       </w:r>
@@ -29670,16 +31050,7 @@
           <w:sz w:val="20"/>
           <w:szCs w:val="20"/>
         </w:rPr>
-        <w:t>. "</w:t>
-      </w:r>
-      <w:r>
-        <w:rPr>
-          <w:rFonts w:ascii="맑은 고딕" w:eastAsia="맑은 고딕" w:hAnsi="맑은 고딕" w:hint="eastAsia"/>
-          <w:color w:val="1B211D"/>
-          <w:sz w:val="20"/>
-          <w:szCs w:val="20"/>
-        </w:rPr>
-        <w:t>2026-2</w:t>
+        <w:t>. "2026-2</w:t>
       </w:r>
       <w:r>
         <w:rPr>
@@ -32694,7 +34065,7 @@
           <w:sz w:val="20"/>
           <w:szCs w:val="20"/>
         </w:rPr>
-        <w:pict w14:anchorId="19965C06">
+        <w:pict w14:anchorId="4C595306">
           <v:rect id="_x0000_i1033" style="width:0;height:1.5pt" o:hralign="center" o:hrstd="t" o:hr="t" fillcolor="#a0a0a0" stroked="f"/>
         </w:pict>
       </w:r>
@@ -35000,7 +36371,7 @@
           <w:sz w:val="20"/>
           <w:szCs w:val="20"/>
         </w:rPr>
-        <w:pict w14:anchorId="38550F8C">
+        <w:pict w14:anchorId="19D2F508">
           <v:rect id="_x0000_i1034" style="width:0;height:1.5pt" o:hralign="center" o:hrstd="t" o:hr="t" fillcolor="#a0a0a0" stroked="f"/>
         </w:pict>
       </w:r>
@@ -36680,7 +38051,7 @@
           <w:sz w:val="20"/>
           <w:szCs w:val="20"/>
         </w:rPr>
-        <w:pict w14:anchorId="32423EA2">
+        <w:pict w14:anchorId="4D0F044E">
           <v:rect id="_x0000_i1035" style="width:0;height:1.5pt" o:hralign="center" o:hrstd="t" o:hr="t" fillcolor="#a0a0a0" stroked="f"/>
         </w:pict>
       </w:r>
@@ -38799,7 +40170,7 @@
           <w:sz w:val="20"/>
           <w:szCs w:val="20"/>
         </w:rPr>
-        <w:pict w14:anchorId="32699F59">
+        <w:pict w14:anchorId="5424FA5A">
           <v:rect id="_x0000_i1036" style="width:0;height:1.5pt" o:hralign="center" o:hrstd="t" o:hr="t" fillcolor="#a0a0a0" stroked="f"/>
         </w:pict>
       </w:r>
@@ -39667,9 +41038,9 @@
 <file path=word/numbering.xml><?xml version="1.0" encoding="utf-8"?>
 <w:numbering xmlns:wpc="http://schemas.microsoft.com/office/word/2010/wordprocessingCanvas" xmlns:cx="http://schemas.microsoft.com/office/drawing/2014/chartex" xmlns:cx1="http://schemas.microsoft.com/office/drawing/2015/9/8/chartex" xmlns:cx2="http://schemas.microsoft.com/office/drawing/2015/10/21/chartex" xmlns:cx3="http://schemas.microsoft.com/office/drawing/2016/5/9/chartex" xmlns:cx4="http://schemas.microsoft.com/office/drawing/2016/5/10/chartex" xmlns:cx5="http://schemas.microsoft.com/office/drawing/2016/5/11/chartex" xmlns:cx6="http://schemas.microsoft.com/office/drawing/2016/5/12/chartex" xmlns:cx7="http://schemas.microsoft.com/office/drawing/2016/5/13/chartex" xmlns:cx8="http://schemas.microsoft.com/office/drawing/2016/5/14/chartex" xmlns:mc="http://schemas.openxmlformats.org/markup-compatibility/2006" xmlns:aink="http://schemas.microsoft.com/office/drawing/2016/ink" xmlns:am3d="http://schemas.microsoft.com/office/drawing/2017/model3d" xmlns:o="urn:schemas-microsoft-com:office:office" xmlns:oel="http://schemas.microsoft.com/office/2019/extlst" xmlns:r="http://schemas.openxmlformats.org/officeDocument/2006/relationships" xmlns:m="http://schemas.openxmlformats.org/officeDocument/2006/math" xmlns:v="urn:schemas-microsoft-com:vml" xmlns:wp14="http://schemas.microsoft.com/office/word/2010/wordprocessingDrawing" xmlns:wp="http://schemas.openxmlformats.org/drawingml/2006/wordprocessingDrawing" xmlns:w10="urn:schemas-microsoft-com:office:word" xmlns:w="http://schemas.openxmlformats.org/wordprocessingml/2006/main" xmlns:w14="http://schemas.microsoft.com/office/word/2010/wordml" xmlns:w15="http://schemas.microsoft.com/office/word/2012/wordml" xmlns:w16cex="http://schemas.microsoft.com/office/word/2018/wordml/cex" xmlns:w16cid="http://schemas.microsoft.com/office/word/2016/wordml/cid" xmlns:w16="http://schemas.microsoft.com/office/word/2018/wordml" xmlns:w16sdtdh="http://schemas.microsoft.com/office/word/2020/wordml/sdtdatahash" xmlns:w16se="http://schemas.microsoft.com/office/word/2015/wordml/symex" xmlns:wpg="http://schemas.microsoft.com/office/word/2010/wordprocessingGroup" xmlns:wpi="http://schemas.microsoft.com/office/word/2010/wordprocessingInk" xmlns:wne="http://schemas.microsoft.com/office/word/2006/wordml" xmlns:wps="http://schemas.microsoft.com/office/word/2010/wordprocessingShape" mc:Ignorable="w14 w15 w16se w16cid w16 w16cex w16sdtdh wp14">
   <w:abstractNum w:abstractNumId="0" w15:restartNumberingAfterBreak="0">
-    <w:nsid w:val="054377FD"/>
+    <w:nsid w:val="01A962BF"/>
     <w:multiLevelType w:val="multilevel"/>
-    <w:tmpl w:val="01184A80"/>
+    <w:tmpl w:val="F0BE305E"/>
     <w:lvl w:ilvl="0">
       <w:start w:val="1"/>
       <w:numFmt w:val="bullet"/>
@@ -39816,9 +41187,122 @@
     </w:lvl>
   </w:abstractNum>
   <w:abstractNum w:abstractNumId="1" w15:restartNumberingAfterBreak="0">
-    <w:nsid w:val="062D2BA3"/>
+    <w:nsid w:val="09B21274"/>
     <w:multiLevelType w:val="multilevel"/>
-    <w:tmpl w:val="98CC30D2"/>
+    <w:tmpl w:val="1A1E55EE"/>
+    <w:lvl w:ilvl="0">
+      <w:start w:val="1"/>
+      <w:numFmt w:val="decimal"/>
+      <w:lvlText w:val="%1."/>
+      <w:lvlJc w:val="left"/>
+      <w:pPr>
+        <w:tabs>
+          <w:tab w:val="num" w:pos="720"/>
+        </w:tabs>
+        <w:ind w:left="720" w:hanging="360"/>
+      </w:pPr>
+    </w:lvl>
+    <w:lvl w:ilvl="1" w:tentative="1">
+      <w:start w:val="1"/>
+      <w:numFmt w:val="decimal"/>
+      <w:lvlText w:val="%2."/>
+      <w:lvlJc w:val="left"/>
+      <w:pPr>
+        <w:tabs>
+          <w:tab w:val="num" w:pos="1440"/>
+        </w:tabs>
+        <w:ind w:left="1440" w:hanging="360"/>
+      </w:pPr>
+    </w:lvl>
+    <w:lvl w:ilvl="2" w:tentative="1">
+      <w:start w:val="1"/>
+      <w:numFmt w:val="decimal"/>
+      <w:lvlText w:val="%3."/>
+      <w:lvlJc w:val="left"/>
+      <w:pPr>
+        <w:tabs>
+          <w:tab w:val="num" w:pos="2160"/>
+        </w:tabs>
+        <w:ind w:left="2160" w:hanging="360"/>
+      </w:pPr>
+    </w:lvl>
+    <w:lvl w:ilvl="3" w:tentative="1">
+      <w:start w:val="1"/>
+      <w:numFmt w:val="decimal"/>
+      <w:lvlText w:val="%4."/>
+      <w:lvlJc w:val="left"/>
+      <w:pPr>
+        <w:tabs>
+          <w:tab w:val="num" w:pos="2880"/>
+        </w:tabs>
+        <w:ind w:left="2880" w:hanging="360"/>
+      </w:pPr>
+    </w:lvl>
+    <w:lvl w:ilvl="4" w:tentative="1">
+      <w:start w:val="1"/>
+      <w:numFmt w:val="decimal"/>
+      <w:lvlText w:val="%5."/>
+      <w:lvlJc w:val="left"/>
+      <w:pPr>
+        <w:tabs>
+          <w:tab w:val="num" w:pos="3600"/>
+        </w:tabs>
+        <w:ind w:left="3600" w:hanging="360"/>
+      </w:pPr>
+    </w:lvl>
+    <w:lvl w:ilvl="5" w:tentative="1">
+      <w:start w:val="1"/>
+      <w:numFmt w:val="decimal"/>
+      <w:lvlText w:val="%6."/>
+      <w:lvlJc w:val="left"/>
+      <w:pPr>
+        <w:tabs>
+          <w:tab w:val="num" w:pos="4320"/>
+        </w:tabs>
+        <w:ind w:left="4320" w:hanging="360"/>
+      </w:pPr>
+    </w:lvl>
+    <w:lvl w:ilvl="6" w:tentative="1">
+      <w:start w:val="1"/>
+      <w:numFmt w:val="decimal"/>
+      <w:lvlText w:val="%7."/>
+      <w:lvlJc w:val="left"/>
+      <w:pPr>
+        <w:tabs>
+          <w:tab w:val="num" w:pos="5040"/>
+        </w:tabs>
+        <w:ind w:left="5040" w:hanging="360"/>
+      </w:pPr>
+    </w:lvl>
+    <w:lvl w:ilvl="7" w:tentative="1">
+      <w:start w:val="1"/>
+      <w:numFmt w:val="decimal"/>
+      <w:lvlText w:val="%8."/>
+      <w:lvlJc w:val="left"/>
+      <w:pPr>
+        <w:tabs>
+          <w:tab w:val="num" w:pos="5760"/>
+        </w:tabs>
+        <w:ind w:left="5760" w:hanging="360"/>
+      </w:pPr>
+    </w:lvl>
+    <w:lvl w:ilvl="8" w:tentative="1">
+      <w:start w:val="1"/>
+      <w:numFmt w:val="decimal"/>
+      <w:lvlText w:val="%9."/>
+      <w:lvlJc w:val="left"/>
+      <w:pPr>
+        <w:tabs>
+          <w:tab w:val="num" w:pos="6480"/>
+        </w:tabs>
+        <w:ind w:left="6480" w:hanging="360"/>
+      </w:pPr>
+    </w:lvl>
+  </w:abstractNum>
+  <w:abstractNum w:abstractNumId="2" w15:restartNumberingAfterBreak="0">
+    <w:nsid w:val="24BF7202"/>
+    <w:multiLevelType w:val="multilevel"/>
+    <w:tmpl w:val="22E074BC"/>
     <w:lvl w:ilvl="0">
       <w:start w:val="1"/>
       <w:numFmt w:val="bullet"/>
@@ -39964,159 +41448,10 @@
       </w:rPr>
     </w:lvl>
   </w:abstractNum>
-  <w:abstractNum w:abstractNumId="2" w15:restartNumberingAfterBreak="0">
-    <w:nsid w:val="0C1E7EA6"/>
+  <w:abstractNum w:abstractNumId="3" w15:restartNumberingAfterBreak="0">
+    <w:nsid w:val="27662FB5"/>
     <w:multiLevelType w:val="multilevel"/>
-    <w:tmpl w:val="12F6DCDA"/>
-    <w:lvl w:ilvl="0">
-      <w:start w:val="1"/>
-      <w:numFmt w:val="bullet"/>
-      <w:lvlText w:val=""/>
-      <w:lvlJc w:val="left"/>
-      <w:pPr>
-        <w:tabs>
-          <w:tab w:val="num" w:pos="720"/>
-        </w:tabs>
-        <w:ind w:left="720" w:hanging="360"/>
-      </w:pPr>
-      <w:rPr>
-        <w:rFonts w:ascii="Symbol" w:hAnsi="Symbol" w:hint="default"/>
-        <w:sz w:val="20"/>
-      </w:rPr>
-    </w:lvl>
-    <w:lvl w:ilvl="1">
-      <w:start w:val="1"/>
-      <w:numFmt w:val="bullet"/>
-      <w:lvlText w:val="o"/>
-      <w:lvlJc w:val="left"/>
-      <w:pPr>
-        <w:tabs>
-          <w:tab w:val="num" w:pos="1440"/>
-        </w:tabs>
-        <w:ind w:left="1440" w:hanging="360"/>
-      </w:pPr>
-      <w:rPr>
-        <w:rFonts w:ascii="Courier New" w:hAnsi="Courier New" w:hint="default"/>
-        <w:sz w:val="20"/>
-      </w:rPr>
-    </w:lvl>
-    <w:lvl w:ilvl="2" w:tentative="1">
-      <w:start w:val="1"/>
-      <w:numFmt w:val="bullet"/>
-      <w:lvlText w:val=""/>
-      <w:lvlJc w:val="left"/>
-      <w:pPr>
-        <w:tabs>
-          <w:tab w:val="num" w:pos="2160"/>
-        </w:tabs>
-        <w:ind w:left="2160" w:hanging="360"/>
-      </w:pPr>
-      <w:rPr>
-        <w:rFonts w:ascii="Wingdings" w:hAnsi="Wingdings" w:hint="default"/>
-        <w:sz w:val="20"/>
-      </w:rPr>
-    </w:lvl>
-    <w:lvl w:ilvl="3" w:tentative="1">
-      <w:start w:val="1"/>
-      <w:numFmt w:val="bullet"/>
-      <w:lvlText w:val=""/>
-      <w:lvlJc w:val="left"/>
-      <w:pPr>
-        <w:tabs>
-          <w:tab w:val="num" w:pos="2880"/>
-        </w:tabs>
-        <w:ind w:left="2880" w:hanging="360"/>
-      </w:pPr>
-      <w:rPr>
-        <w:rFonts w:ascii="Wingdings" w:hAnsi="Wingdings" w:hint="default"/>
-        <w:sz w:val="20"/>
-      </w:rPr>
-    </w:lvl>
-    <w:lvl w:ilvl="4" w:tentative="1">
-      <w:start w:val="1"/>
-      <w:numFmt w:val="bullet"/>
-      <w:lvlText w:val=""/>
-      <w:lvlJc w:val="left"/>
-      <w:pPr>
-        <w:tabs>
-          <w:tab w:val="num" w:pos="3600"/>
-        </w:tabs>
-        <w:ind w:left="3600" w:hanging="360"/>
-      </w:pPr>
-      <w:rPr>
-        <w:rFonts w:ascii="Wingdings" w:hAnsi="Wingdings" w:hint="default"/>
-        <w:sz w:val="20"/>
-      </w:rPr>
-    </w:lvl>
-    <w:lvl w:ilvl="5" w:tentative="1">
-      <w:start w:val="1"/>
-      <w:numFmt w:val="bullet"/>
-      <w:lvlText w:val=""/>
-      <w:lvlJc w:val="left"/>
-      <w:pPr>
-        <w:tabs>
-          <w:tab w:val="num" w:pos="4320"/>
-        </w:tabs>
-        <w:ind w:left="4320" w:hanging="360"/>
-      </w:pPr>
-      <w:rPr>
-        <w:rFonts w:ascii="Wingdings" w:hAnsi="Wingdings" w:hint="default"/>
-        <w:sz w:val="20"/>
-      </w:rPr>
-    </w:lvl>
-    <w:lvl w:ilvl="6" w:tentative="1">
-      <w:start w:val="1"/>
-      <w:numFmt w:val="bullet"/>
-      <w:lvlText w:val=""/>
-      <w:lvlJc w:val="left"/>
-      <w:pPr>
-        <w:tabs>
-          <w:tab w:val="num" w:pos="5040"/>
-        </w:tabs>
-        <w:ind w:left="5040" w:hanging="360"/>
-      </w:pPr>
-      <w:rPr>
-        <w:rFonts w:ascii="Wingdings" w:hAnsi="Wingdings" w:hint="default"/>
-        <w:sz w:val="20"/>
-      </w:rPr>
-    </w:lvl>
-    <w:lvl w:ilvl="7" w:tentative="1">
-      <w:start w:val="1"/>
-      <w:numFmt w:val="bullet"/>
-      <w:lvlText w:val=""/>
-      <w:lvlJc w:val="left"/>
-      <w:pPr>
-        <w:tabs>
-          <w:tab w:val="num" w:pos="5760"/>
-        </w:tabs>
-        <w:ind w:left="5760" w:hanging="360"/>
-      </w:pPr>
-      <w:rPr>
-        <w:rFonts w:ascii="Wingdings" w:hAnsi="Wingdings" w:hint="default"/>
-        <w:sz w:val="20"/>
-      </w:rPr>
-    </w:lvl>
-    <w:lvl w:ilvl="8" w:tentative="1">
-      <w:start w:val="1"/>
-      <w:numFmt w:val="bullet"/>
-      <w:lvlText w:val=""/>
-      <w:lvlJc w:val="left"/>
-      <w:pPr>
-        <w:tabs>
-          <w:tab w:val="num" w:pos="6480"/>
-        </w:tabs>
-        <w:ind w:left="6480" w:hanging="360"/>
-      </w:pPr>
-      <w:rPr>
-        <w:rFonts w:ascii="Wingdings" w:hAnsi="Wingdings" w:hint="default"/>
-        <w:sz w:val="20"/>
-      </w:rPr>
-    </w:lvl>
-  </w:abstractNum>
-  <w:abstractNum w:abstractNumId="3" w15:restartNumberingAfterBreak="0">
-    <w:nsid w:val="0E3C554C"/>
-    <w:multiLevelType w:val="multilevel"/>
-    <w:tmpl w:val="20D02776"/>
+    <w:tmpl w:val="C1601E08"/>
     <w:lvl w:ilvl="0">
       <w:start w:val="1"/>
       <w:numFmt w:val="bullet"/>
@@ -40263,9 +41598,9 @@
     </w:lvl>
   </w:abstractNum>
   <w:abstractNum w:abstractNumId="4" w15:restartNumberingAfterBreak="0">
-    <w:nsid w:val="146E0308"/>
+    <w:nsid w:val="2EAB1464"/>
     <w:multiLevelType w:val="multilevel"/>
-    <w:tmpl w:val="E7F41A76"/>
+    <w:tmpl w:val="FCE6BCEC"/>
     <w:lvl w:ilvl="0">
       <w:start w:val="1"/>
       <w:numFmt w:val="bullet"/>
@@ -40282,7 +41617,7 @@
         <w:sz w:val="20"/>
       </w:rPr>
     </w:lvl>
-    <w:lvl w:ilvl="1" w:tentative="1">
+    <w:lvl w:ilvl="1">
       <w:start w:val="1"/>
       <w:numFmt w:val="bullet"/>
       <w:lvlText w:val="o"/>
@@ -40412,9 +41747,9 @@
     </w:lvl>
   </w:abstractNum>
   <w:abstractNum w:abstractNumId="5" w15:restartNumberingAfterBreak="0">
-    <w:nsid w:val="17485D38"/>
+    <w:nsid w:val="35536D16"/>
     <w:multiLevelType w:val="multilevel"/>
-    <w:tmpl w:val="0E46E24A"/>
+    <w:tmpl w:val="8DC2CE14"/>
     <w:lvl w:ilvl="0">
       <w:start w:val="1"/>
       <w:numFmt w:val="bullet"/>
@@ -40561,9 +41896,9 @@
     </w:lvl>
   </w:abstractNum>
   <w:abstractNum w:abstractNumId="6" w15:restartNumberingAfterBreak="0">
-    <w:nsid w:val="29C401D8"/>
+    <w:nsid w:val="4A293D34"/>
     <w:multiLevelType w:val="multilevel"/>
-    <w:tmpl w:val="DE060AF6"/>
+    <w:tmpl w:val="78D62874"/>
     <w:lvl w:ilvl="0">
       <w:start w:val="1"/>
       <w:numFmt w:val="decimal"/>
@@ -40674,9 +42009,9 @@
     </w:lvl>
   </w:abstractNum>
   <w:abstractNum w:abstractNumId="7" w15:restartNumberingAfterBreak="0">
-    <w:nsid w:val="2A890B14"/>
+    <w:nsid w:val="52171391"/>
     <w:multiLevelType w:val="multilevel"/>
-    <w:tmpl w:val="44F864EA"/>
+    <w:tmpl w:val="C66C9C68"/>
     <w:lvl w:ilvl="0">
       <w:start w:val="1"/>
       <w:numFmt w:val="bullet"/>
@@ -40823,9 +42158,9 @@
     </w:lvl>
   </w:abstractNum>
   <w:abstractNum w:abstractNumId="8" w15:restartNumberingAfterBreak="0">
-    <w:nsid w:val="388A3E73"/>
+    <w:nsid w:val="546325DA"/>
     <w:multiLevelType w:val="multilevel"/>
-    <w:tmpl w:val="FB769858"/>
+    <w:tmpl w:val="B0F6449C"/>
     <w:lvl w:ilvl="0">
       <w:start w:val="1"/>
       <w:numFmt w:val="bullet"/>
@@ -40972,13 +42307,13 @@
     </w:lvl>
   </w:abstractNum>
   <w:abstractNum w:abstractNumId="9" w15:restartNumberingAfterBreak="0">
-    <w:nsid w:val="48565D48"/>
+    <w:nsid w:val="58601412"/>
     <w:multiLevelType w:val="multilevel"/>
-    <w:tmpl w:val="ACE8B6E6"/>
+    <w:tmpl w:val="40DC8FB8"/>
     <w:lvl w:ilvl="0">
       <w:start w:val="1"/>
-      <w:numFmt w:val="decimal"/>
-      <w:lvlText w:val="%1."/>
+      <w:numFmt w:val="bullet"/>
+      <w:lvlText w:val=""/>
       <w:lvlJc w:val="left"/>
       <w:pPr>
         <w:tabs>
@@ -40986,11 +42321,15 @@
         </w:tabs>
         <w:ind w:left="720" w:hanging="360"/>
       </w:pPr>
+      <w:rPr>
+        <w:rFonts w:ascii="Symbol" w:hAnsi="Symbol" w:hint="default"/>
+        <w:sz w:val="20"/>
+      </w:rPr>
     </w:lvl>
     <w:lvl w:ilvl="1" w:tentative="1">
       <w:start w:val="1"/>
-      <w:numFmt w:val="decimal"/>
-      <w:lvlText w:val="%2."/>
+      <w:numFmt w:val="bullet"/>
+      <w:lvlText w:val="o"/>
       <w:lvlJc w:val="left"/>
       <w:pPr>
         <w:tabs>
@@ -40998,11 +42337,15 @@
         </w:tabs>
         <w:ind w:left="1440" w:hanging="360"/>
       </w:pPr>
+      <w:rPr>
+        <w:rFonts w:ascii="Courier New" w:hAnsi="Courier New" w:hint="default"/>
+        <w:sz w:val="20"/>
+      </w:rPr>
     </w:lvl>
     <w:lvl w:ilvl="2" w:tentative="1">
       <w:start w:val="1"/>
-      <w:numFmt w:val="decimal"/>
-      <w:lvlText w:val="%3."/>
+      <w:numFmt w:val="bullet"/>
+      <w:lvlText w:val=""/>
       <w:lvlJc w:val="left"/>
       <w:pPr>
         <w:tabs>
@@ -41010,11 +42353,15 @@
         </w:tabs>
         <w:ind w:left="2160" w:hanging="360"/>
       </w:pPr>
+      <w:rPr>
+        <w:rFonts w:ascii="Wingdings" w:hAnsi="Wingdings" w:hint="default"/>
+        <w:sz w:val="20"/>
+      </w:rPr>
     </w:lvl>
     <w:lvl w:ilvl="3" w:tentative="1">
       <w:start w:val="1"/>
-      <w:numFmt w:val="decimal"/>
-      <w:lvlText w:val="%4."/>
+      <w:numFmt w:val="bullet"/>
+      <w:lvlText w:val=""/>
       <w:lvlJc w:val="left"/>
       <w:pPr>
         <w:tabs>
@@ -41022,11 +42369,15 @@
         </w:tabs>
         <w:ind w:left="2880" w:hanging="360"/>
       </w:pPr>
+      <w:rPr>
+        <w:rFonts w:ascii="Wingdings" w:hAnsi="Wingdings" w:hint="default"/>
+        <w:sz w:val="20"/>
+      </w:rPr>
     </w:lvl>
     <w:lvl w:ilvl="4" w:tentative="1">
       <w:start w:val="1"/>
-      <w:numFmt w:val="decimal"/>
-      <w:lvlText w:val="%5."/>
+      <w:numFmt w:val="bullet"/>
+      <w:lvlText w:val=""/>
       <w:lvlJc w:val="left"/>
       <w:pPr>
         <w:tabs>
@@ -41034,11 +42385,15 @@
         </w:tabs>
         <w:ind w:left="3600" w:hanging="360"/>
       </w:pPr>
+      <w:rPr>
+        <w:rFonts w:ascii="Wingdings" w:hAnsi="Wingdings" w:hint="default"/>
+        <w:sz w:val="20"/>
+      </w:rPr>
     </w:lvl>
     <w:lvl w:ilvl="5" w:tentative="1">
       <w:start w:val="1"/>
-      <w:numFmt w:val="decimal"/>
-      <w:lvlText w:val="%6."/>
+      <w:numFmt w:val="bullet"/>
+      <w:lvlText w:val=""/>
       <w:lvlJc w:val="left"/>
       <w:pPr>
         <w:tabs>
@@ -41046,11 +42401,15 @@
         </w:tabs>
         <w:ind w:left="4320" w:hanging="360"/>
       </w:pPr>
+      <w:rPr>
+        <w:rFonts w:ascii="Wingdings" w:hAnsi="Wingdings" w:hint="default"/>
+        <w:sz w:val="20"/>
+      </w:rPr>
     </w:lvl>
     <w:lvl w:ilvl="6" w:tentative="1">
       <w:start w:val="1"/>
-      <w:numFmt w:val="decimal"/>
-      <w:lvlText w:val="%7."/>
+      <w:numFmt w:val="bullet"/>
+      <w:lvlText w:val=""/>
       <w:lvlJc w:val="left"/>
       <w:pPr>
         <w:tabs>
@@ -41058,11 +42417,15 @@
         </w:tabs>
         <w:ind w:left="5040" w:hanging="360"/>
       </w:pPr>
+      <w:rPr>
+        <w:rFonts w:ascii="Wingdings" w:hAnsi="Wingdings" w:hint="default"/>
+        <w:sz w:val="20"/>
+      </w:rPr>
     </w:lvl>
     <w:lvl w:ilvl="7" w:tentative="1">
       <w:start w:val="1"/>
-      <w:numFmt w:val="decimal"/>
-      <w:lvlText w:val="%8."/>
+      <w:numFmt w:val="bullet"/>
+      <w:lvlText w:val=""/>
       <w:lvlJc w:val="left"/>
       <w:pPr>
         <w:tabs>
@@ -41070,11 +42433,15 @@
         </w:tabs>
         <w:ind w:left="5760" w:hanging="360"/>
       </w:pPr>
+      <w:rPr>
+        <w:rFonts w:ascii="Wingdings" w:hAnsi="Wingdings" w:hint="default"/>
+        <w:sz w:val="20"/>
+      </w:rPr>
     </w:lvl>
     <w:lvl w:ilvl="8" w:tentative="1">
       <w:start w:val="1"/>
-      <w:numFmt w:val="decimal"/>
-      <w:lvlText w:val="%9."/>
+      <w:numFmt w:val="bullet"/>
+      <w:lvlText w:val=""/>
       <w:lvlJc w:val="left"/>
       <w:pPr>
         <w:tabs>
@@ -41082,12 +42449,16 @@
         </w:tabs>
         <w:ind w:left="6480" w:hanging="360"/>
       </w:pPr>
+      <w:rPr>
+        <w:rFonts w:ascii="Wingdings" w:hAnsi="Wingdings" w:hint="default"/>
+        <w:sz w:val="20"/>
+      </w:rPr>
     </w:lvl>
   </w:abstractNum>
   <w:abstractNum w:abstractNumId="10" w15:restartNumberingAfterBreak="0">
-    <w:nsid w:val="4C5F175F"/>
+    <w:nsid w:val="5BDE2E98"/>
     <w:multiLevelType w:val="multilevel"/>
-    <w:tmpl w:val="8D986686"/>
+    <w:tmpl w:val="62F243DA"/>
     <w:lvl w:ilvl="0">
       <w:start w:val="1"/>
       <w:numFmt w:val="bullet"/>
@@ -41234,9 +42605,9 @@
     </w:lvl>
   </w:abstractNum>
   <w:abstractNum w:abstractNumId="11" w15:restartNumberingAfterBreak="0">
-    <w:nsid w:val="4E6D7AC1"/>
+    <w:nsid w:val="5F3E05BD"/>
     <w:multiLevelType w:val="multilevel"/>
-    <w:tmpl w:val="336C0B94"/>
+    <w:tmpl w:val="AF4CA648"/>
     <w:lvl w:ilvl="0">
       <w:start w:val="1"/>
       <w:numFmt w:val="bullet"/>
@@ -41383,9 +42754,9 @@
     </w:lvl>
   </w:abstractNum>
   <w:abstractNum w:abstractNumId="12" w15:restartNumberingAfterBreak="0">
-    <w:nsid w:val="55333BEA"/>
+    <w:nsid w:val="66D07D89"/>
     <w:multiLevelType w:val="multilevel"/>
-    <w:tmpl w:val="6478E034"/>
+    <w:tmpl w:val="82FC9714"/>
     <w:lvl w:ilvl="0">
       <w:start w:val="1"/>
       <w:numFmt w:val="bullet"/>
@@ -41532,9 +42903,9 @@
     </w:lvl>
   </w:abstractNum>
   <w:abstractNum w:abstractNumId="13" w15:restartNumberingAfterBreak="0">
-    <w:nsid w:val="650948C6"/>
+    <w:nsid w:val="67822EB5"/>
     <w:multiLevelType w:val="multilevel"/>
-    <w:tmpl w:val="24AC37FE"/>
+    <w:tmpl w:val="1EB4352C"/>
     <w:lvl w:ilvl="0">
       <w:start w:val="1"/>
       <w:numFmt w:val="bullet"/>
@@ -41681,9 +43052,9 @@
     </w:lvl>
   </w:abstractNum>
   <w:abstractNum w:abstractNumId="14" w15:restartNumberingAfterBreak="0">
-    <w:nsid w:val="6954128B"/>
+    <w:nsid w:val="6BCD6F9E"/>
     <w:multiLevelType w:val="multilevel"/>
-    <w:tmpl w:val="1BD4D4CE"/>
+    <w:tmpl w:val="80BC2FEE"/>
     <w:lvl w:ilvl="0">
       <w:start w:val="1"/>
       <w:numFmt w:val="bullet"/>
@@ -41830,9 +43201,9 @@
     </w:lvl>
   </w:abstractNum>
   <w:abstractNum w:abstractNumId="15" w15:restartNumberingAfterBreak="0">
-    <w:nsid w:val="6D791A80"/>
+    <w:nsid w:val="6E156A0B"/>
     <w:multiLevelType w:val="multilevel"/>
-    <w:tmpl w:val="B622C9EE"/>
+    <w:tmpl w:val="F606EC06"/>
     <w:lvl w:ilvl="0">
       <w:start w:val="1"/>
       <w:numFmt w:val="bullet"/>
@@ -41979,9 +43350,9 @@
     </w:lvl>
   </w:abstractNum>
   <w:abstractNum w:abstractNumId="16" w15:restartNumberingAfterBreak="0">
-    <w:nsid w:val="6E1C7A30"/>
+    <w:nsid w:val="6EC4316F"/>
     <w:multiLevelType w:val="multilevel"/>
-    <w:tmpl w:val="BA3C346A"/>
+    <w:tmpl w:val="465C96E4"/>
     <w:lvl w:ilvl="0">
       <w:start w:val="1"/>
       <w:numFmt w:val="bullet"/>
@@ -41998,7 +43369,7 @@
         <w:sz w:val="20"/>
       </w:rPr>
     </w:lvl>
-    <w:lvl w:ilvl="1">
+    <w:lvl w:ilvl="1" w:tentative="1">
       <w:start w:val="1"/>
       <w:numFmt w:val="bullet"/>
       <w:lvlText w:val="o"/>
@@ -42128,9 +43499,9 @@
     </w:lvl>
   </w:abstractNum>
   <w:abstractNum w:abstractNumId="17" w15:restartNumberingAfterBreak="0">
-    <w:nsid w:val="766025A5"/>
+    <w:nsid w:val="72515FFC"/>
     <w:multiLevelType w:val="multilevel"/>
-    <w:tmpl w:val="C9427F0E"/>
+    <w:tmpl w:val="3168AB52"/>
     <w:lvl w:ilvl="0">
       <w:start w:val="1"/>
       <w:numFmt w:val="bullet"/>
@@ -42277,9 +43648,9 @@
     </w:lvl>
   </w:abstractNum>
   <w:abstractNum w:abstractNumId="18" w15:restartNumberingAfterBreak="0">
-    <w:nsid w:val="7B024142"/>
+    <w:nsid w:val="799E70EB"/>
     <w:multiLevelType w:val="multilevel"/>
-    <w:tmpl w:val="7F7A0F54"/>
+    <w:tmpl w:val="4D622CBA"/>
     <w:lvl w:ilvl="0">
       <w:start w:val="1"/>
       <w:numFmt w:val="bullet"/>
@@ -42296,7 +43667,7 @@
         <w:sz w:val="20"/>
       </w:rPr>
     </w:lvl>
-    <w:lvl w:ilvl="1" w:tentative="1">
+    <w:lvl w:ilvl="1">
       <w:start w:val="1"/>
       <w:numFmt w:val="bullet"/>
       <w:lvlText w:val="o"/>
@@ -42426,9 +43797,9 @@
     </w:lvl>
   </w:abstractNum>
   <w:abstractNum w:abstractNumId="19" w15:restartNumberingAfterBreak="0">
-    <w:nsid w:val="7D47558F"/>
+    <w:nsid w:val="7AF6780E"/>
     <w:multiLevelType w:val="multilevel"/>
-    <w:tmpl w:val="4C9C4BD8"/>
+    <w:tmpl w:val="F84E7CFA"/>
     <w:lvl w:ilvl="0">
       <w:start w:val="1"/>
       <w:numFmt w:val="bullet"/>
@@ -42575,9 +43946,9 @@
     </w:lvl>
   </w:abstractNum>
   <w:abstractNum w:abstractNumId="20" w15:restartNumberingAfterBreak="0">
-    <w:nsid w:val="7E752A40"/>
+    <w:nsid w:val="7F1B7F6E"/>
     <w:multiLevelType w:val="multilevel"/>
-    <w:tmpl w:val="0D164CF2"/>
+    <w:tmpl w:val="D93C91F2"/>
     <w:lvl w:ilvl="0">
       <w:start w:val="1"/>
       <w:numFmt w:val="bullet"/>
@@ -42723,68 +44094,68 @@
       </w:rPr>
     </w:lvl>
   </w:abstractNum>
-  <w:num w:numId="1" w16cid:durableId="1583682060">
+  <w:num w:numId="1" w16cid:durableId="1299533871">
+    <w:abstractNumId w:val="20"/>
+  </w:num>
+  <w:num w:numId="2" w16cid:durableId="530999746">
+    <w:abstractNumId w:val="14"/>
+  </w:num>
+  <w:num w:numId="3" w16cid:durableId="1815416504">
+    <w:abstractNumId w:val="2"/>
+  </w:num>
+  <w:num w:numId="4" w16cid:durableId="1032192286">
+    <w:abstractNumId w:val="8"/>
+  </w:num>
+  <w:num w:numId="5" w16cid:durableId="203560315">
     <w:abstractNumId w:val="17"/>
   </w:num>
-  <w:num w:numId="2" w16cid:durableId="914097252">
+  <w:num w:numId="6" w16cid:durableId="1464615141">
+    <w:abstractNumId w:val="7"/>
+  </w:num>
+  <w:num w:numId="7" w16cid:durableId="345253687">
+    <w:abstractNumId w:val="9"/>
+  </w:num>
+  <w:num w:numId="8" w16cid:durableId="726996055">
+    <w:abstractNumId w:val="4"/>
+  </w:num>
+  <w:num w:numId="9" w16cid:durableId="1701474464">
+    <w:abstractNumId w:val="11"/>
+  </w:num>
+  <w:num w:numId="10" w16cid:durableId="603923059">
+    <w:abstractNumId w:val="13"/>
+  </w:num>
+  <w:num w:numId="11" w16cid:durableId="658849141">
+    <w:abstractNumId w:val="10"/>
+  </w:num>
+  <w:num w:numId="12" w16cid:durableId="773206128">
+    <w:abstractNumId w:val="15"/>
+  </w:num>
+  <w:num w:numId="13" w16cid:durableId="303658152">
     <w:abstractNumId w:val="18"/>
   </w:num>
-  <w:num w:numId="3" w16cid:durableId="1195578395">
-    <w:abstractNumId w:val="14"/>
+  <w:num w:numId="14" w16cid:durableId="943805147">
+    <w:abstractNumId w:val="5"/>
   </w:num>
-  <w:num w:numId="4" w16cid:durableId="1278486987">
-    <w:abstractNumId w:val="0"/>
-  </w:num>
-  <w:num w:numId="5" w16cid:durableId="386220365">
-    <w:abstractNumId w:val="20"/>
-  </w:num>
-  <w:num w:numId="6" w16cid:durableId="865487675">
-    <w:abstractNumId w:val="13"/>
-  </w:num>
-  <w:num w:numId="7" w16cid:durableId="1938246496">
-    <w:abstractNumId w:val="8"/>
-  </w:num>
-  <w:num w:numId="8" w16cid:durableId="128672612">
+  <w:num w:numId="15" w16cid:durableId="438183370">
     <w:abstractNumId w:val="16"/>
   </w:num>
-  <w:num w:numId="9" w16cid:durableId="1167212156">
-    <w:abstractNumId w:val="4"/>
+  <w:num w:numId="16" w16cid:durableId="749154334">
+    <w:abstractNumId w:val="12"/>
   </w:num>
-  <w:num w:numId="10" w16cid:durableId="859204538">
-    <w:abstractNumId w:val="15"/>
+  <w:num w:numId="17" w16cid:durableId="782269321">
+    <w:abstractNumId w:val="3"/>
   </w:num>
-  <w:num w:numId="11" w16cid:durableId="2021346360">
+  <w:num w:numId="18" w16cid:durableId="261032478">
     <w:abstractNumId w:val="19"/>
   </w:num>
-  <w:num w:numId="12" w16cid:durableId="1776707464">
-    <w:abstractNumId w:val="12"/>
-  </w:num>
-  <w:num w:numId="13" w16cid:durableId="401292446">
-    <w:abstractNumId w:val="2"/>
-  </w:num>
-  <w:num w:numId="14" w16cid:durableId="1790855309">
-    <w:abstractNumId w:val="7"/>
-  </w:num>
-  <w:num w:numId="15" w16cid:durableId="1664504175">
-    <w:abstractNumId w:val="5"/>
-  </w:num>
-  <w:num w:numId="16" w16cid:durableId="1433207077">
-    <w:abstractNumId w:val="11"/>
-  </w:num>
-  <w:num w:numId="17" w16cid:durableId="780299874">
-    <w:abstractNumId w:val="3"/>
-  </w:num>
-  <w:num w:numId="18" w16cid:durableId="630018625">
+  <w:num w:numId="19" w16cid:durableId="1937204739">
     <w:abstractNumId w:val="1"/>
   </w:num>
-  <w:num w:numId="19" w16cid:durableId="1674915013">
+  <w:num w:numId="20" w16cid:durableId="554895102">
     <w:abstractNumId w:val="6"/>
   </w:num>
-  <w:num w:numId="20" w16cid:durableId="353580360">
-    <w:abstractNumId w:val="9"/>
-  </w:num>
-  <w:num w:numId="21" w16cid:durableId="1467237544">
-    <w:abstractNumId w:val="10"/>
+  <w:num w:numId="21" w16cid:durableId="171184566">
+    <w:abstractNumId w:val="0"/>
   </w:num>
 </w:numbering>
 </file>
@@ -43444,7 +44815,7 @@
     <w:link w:val="Char"/>
     <w:uiPriority w:val="99"/>
     <w:unhideWhenUsed/>
-    <w:rsid w:val="009C2C8F"/>
+    <w:rsid w:val="00706294"/>
     <w:pPr>
       <w:tabs>
         <w:tab w:val="center" w:pos="4513"/>
@@ -43458,7 +44829,7 @@
     <w:basedOn w:val="a0"/>
     <w:link w:val="a8"/>
     <w:uiPriority w:val="99"/>
-    <w:rsid w:val="009C2C8F"/>
+    <w:rsid w:val="00706294"/>
     <w:rPr>
       <w:rFonts w:ascii="굴림" w:eastAsia="굴림" w:hAnsi="굴림" w:cs="굴림"/>
       <w:sz w:val="24"/>
@@ -43471,7 +44842,7 @@
     <w:link w:val="Char0"/>
     <w:uiPriority w:val="99"/>
     <w:unhideWhenUsed/>
-    <w:rsid w:val="009C2C8F"/>
+    <w:rsid w:val="00706294"/>
     <w:pPr>
       <w:tabs>
         <w:tab w:val="center" w:pos="4513"/>
@@ -43485,7 +44856,7 @@
     <w:basedOn w:val="a0"/>
     <w:link w:val="a9"/>
     <w:uiPriority w:val="99"/>
-    <w:rsid w:val="009C2C8F"/>
+    <w:rsid w:val="00706294"/>
     <w:rPr>
       <w:rFonts w:ascii="굴림" w:eastAsia="굴림" w:hAnsi="굴림" w:cs="굴림"/>
       <w:sz w:val="24"/>
